--- a/src/main/resources/于飞-简历-Java-5年 - 副本.docx
+++ b/src/main/resources/于飞-简历-Java-5年 - 副本.docx
@@ -1827,7 +1827,23 @@
           <w:color w:val="404040" w:themeColor="text1" w:themeTint="BF"/>
           <w:szCs w:val="21"/>
         </w:rPr>
-        <w:t>、商城交易风控需求沟通及解决方案设计</w:t>
+        <w:t>、商城交易风控</w:t>
+      </w:r>
+      <w:r>
+        <w:rPr>
+          <w:rFonts w:ascii="Calibri" w:eastAsia="华文细黑" w:hAnsi="Calibri" w:cs="Calibri" w:hint="eastAsia"/>
+          <w:color w:val="404040" w:themeColor="text1" w:themeTint="BF"/>
+          <w:szCs w:val="21"/>
+        </w:rPr>
+        <w:t>等风控应用</w:t>
+      </w:r>
+      <w:r>
+        <w:rPr>
+          <w:rFonts w:ascii="Calibri" w:eastAsia="华文细黑" w:hAnsi="Calibri" w:cs="Calibri" w:hint="eastAsia"/>
+          <w:color w:val="404040" w:themeColor="text1" w:themeTint="BF"/>
+          <w:szCs w:val="21"/>
+        </w:rPr>
+        <w:t>需求沟通及解决方案设计</w:t>
       </w:r>
     </w:p>
     <w:p>
@@ -1907,7 +1923,71 @@
           <w:color w:val="404040" w:themeColor="text1" w:themeTint="BF"/>
           <w:szCs w:val="21"/>
         </w:rPr>
-        <w:t>风控应用规划和版本交付，跟踪</w:t>
+        <w:t>风控应用规划和交付，</w:t>
+      </w:r>
+      <w:r>
+        <w:rPr>
+          <w:rFonts w:ascii="Calibri" w:eastAsia="华文细黑" w:hAnsi="Calibri" w:cs="Calibri" w:hint="eastAsia"/>
+          <w:color w:val="404040" w:themeColor="text1" w:themeTint="BF"/>
+          <w:szCs w:val="21"/>
+        </w:rPr>
+        <w:t>跟踪版本开发进度，</w:t>
+      </w:r>
+      <w:r>
+        <w:rPr>
+          <w:rFonts w:ascii="Calibri" w:eastAsia="华文细黑" w:hAnsi="Calibri" w:cs="Calibri" w:hint="eastAsia"/>
+          <w:color w:val="404040" w:themeColor="text1" w:themeTint="BF"/>
+          <w:szCs w:val="21"/>
+        </w:rPr>
+        <w:t>组织</w:t>
+      </w:r>
+      <w:r>
+        <w:rPr>
+          <w:rFonts w:ascii="Calibri" w:eastAsia="华文细黑" w:hAnsi="Calibri" w:cs="Calibri" w:hint="eastAsia"/>
+          <w:color w:val="404040" w:themeColor="text1" w:themeTint="BF"/>
+          <w:szCs w:val="21"/>
+        </w:rPr>
+        <w:t>方案串讲</w:t>
+      </w:r>
+      <w:r>
+        <w:rPr>
+          <w:rFonts w:ascii="Calibri" w:eastAsia="华文细黑" w:hAnsi="Calibri" w:cs="Calibri" w:hint="eastAsia"/>
+          <w:color w:val="404040" w:themeColor="text1" w:themeTint="BF"/>
+          <w:szCs w:val="21"/>
+        </w:rPr>
+        <w:t>、归档评审，</w:t>
+      </w:r>
+      <w:r>
+        <w:rPr>
+          <w:rFonts w:ascii="Calibri" w:eastAsia="华文细黑" w:hAnsi="Calibri" w:cs="Calibri" w:hint="eastAsia"/>
+          <w:color w:val="404040" w:themeColor="text1" w:themeTint="BF"/>
+          <w:szCs w:val="21"/>
+        </w:rPr>
+        <w:t>保障</w:t>
+      </w:r>
+      <w:r>
+        <w:rPr>
+          <w:rFonts w:ascii="Calibri" w:eastAsia="华文细黑" w:hAnsi="Calibri" w:cs="Calibri" w:hint="eastAsia"/>
+          <w:color w:val="404040" w:themeColor="text1" w:themeTint="BF"/>
+          <w:szCs w:val="21"/>
+        </w:rPr>
+        <w:t>风控产品</w:t>
+      </w:r>
+      <w:r>
+        <w:rPr>
+          <w:rFonts w:ascii="Calibri" w:eastAsia="华文细黑" w:hAnsi="Calibri" w:cs="Calibri" w:hint="eastAsia"/>
+          <w:color w:val="404040" w:themeColor="text1" w:themeTint="BF"/>
+          <w:szCs w:val="21"/>
+        </w:rPr>
+        <w:t>高质量按时转测、上线，对风险及时预警</w:t>
+      </w:r>
+      <w:r>
+        <w:rPr>
+          <w:rFonts w:ascii="Calibri" w:eastAsia="华文细黑" w:hAnsi="Calibri" w:cs="Calibri" w:hint="eastAsia"/>
+          <w:color w:val="404040" w:themeColor="text1" w:themeTint="BF"/>
+          <w:szCs w:val="21"/>
+        </w:rPr>
+        <w:t>和处理</w:t>
       </w:r>
     </w:p>
     <w:p>
@@ -1931,23 +2011,351 @@
           <w:color w:val="404040" w:themeColor="text1" w:themeTint="BF"/>
           <w:szCs w:val="21"/>
         </w:rPr>
-        <w:t>负责兼职业务技术改进优化，如慢</w:t>
-      </w:r>
-      <w:r>
-        <w:rPr>
-          <w:rFonts w:ascii="Calibri" w:eastAsia="华文细黑" w:hAnsi="Calibri" w:cs="Calibri" w:hint="eastAsia"/>
-          <w:color w:val="404040" w:themeColor="text1" w:themeTint="BF"/>
-          <w:szCs w:val="21"/>
-        </w:rPr>
-        <w:t>SQL</w:t>
-      </w:r>
-      <w:r>
-        <w:rPr>
-          <w:rFonts w:ascii="Calibri" w:eastAsia="华文细黑" w:hAnsi="Calibri" w:cs="Calibri" w:hint="eastAsia"/>
-          <w:color w:val="404040" w:themeColor="text1" w:themeTint="BF"/>
-          <w:szCs w:val="21"/>
-        </w:rPr>
-        <w:t>优化、大表拆分等</w:t>
+        <w:t>业务接入和运营问题支撑</w:t>
+      </w:r>
+      <w:r>
+        <w:rPr>
+          <w:rFonts w:ascii="Calibri" w:eastAsia="华文细黑" w:hAnsi="Calibri" w:cs="Calibri" w:hint="eastAsia"/>
+          <w:color w:val="404040" w:themeColor="text1" w:themeTint="BF"/>
+          <w:szCs w:val="21"/>
+        </w:rPr>
+        <w:t>，</w:t>
+      </w:r>
+      <w:r>
+        <w:rPr>
+          <w:rFonts w:ascii="Calibri" w:eastAsia="华文细黑" w:hAnsi="Calibri" w:cs="Calibri" w:hint="eastAsia"/>
+          <w:color w:val="404040" w:themeColor="text1" w:themeTint="BF"/>
+          <w:szCs w:val="21"/>
+        </w:rPr>
+        <w:t>运维</w:t>
+      </w:r>
+      <w:r>
+        <w:rPr>
+          <w:rFonts w:ascii="Calibri" w:eastAsia="华文细黑" w:hAnsi="Calibri" w:cs="Calibri" w:hint="eastAsia"/>
+          <w:color w:val="404040" w:themeColor="text1" w:themeTint="BF"/>
+          <w:szCs w:val="21"/>
+        </w:rPr>
+        <w:t>和</w:t>
+      </w:r>
+      <w:r>
+        <w:rPr>
+          <w:rFonts w:ascii="Calibri" w:eastAsia="华文细黑" w:hAnsi="Calibri" w:cs="Calibri" w:hint="eastAsia"/>
+          <w:color w:val="404040" w:themeColor="text1" w:themeTint="BF"/>
+          <w:szCs w:val="21"/>
+        </w:rPr>
+        <w:t>现网问题</w:t>
+      </w:r>
+      <w:r>
+        <w:rPr>
+          <w:rFonts w:ascii="Calibri" w:eastAsia="华文细黑" w:hAnsi="Calibri" w:cs="Calibri" w:hint="eastAsia"/>
+          <w:color w:val="404040" w:themeColor="text1" w:themeTint="BF"/>
+          <w:szCs w:val="21"/>
+        </w:rPr>
+        <w:t>定位和</w:t>
+      </w:r>
+      <w:r>
+        <w:rPr>
+          <w:rFonts w:ascii="Calibri" w:eastAsia="华文细黑" w:hAnsi="Calibri" w:cs="Calibri" w:hint="eastAsia"/>
+          <w:color w:val="404040" w:themeColor="text1" w:themeTint="BF"/>
+          <w:szCs w:val="21"/>
+        </w:rPr>
+        <w:t>处理</w:t>
+      </w:r>
+      <w:r>
+        <w:rPr>
+          <w:rFonts w:ascii="Calibri" w:eastAsia="华文细黑" w:hAnsi="Calibri" w:cs="Calibri" w:hint="eastAsia"/>
+          <w:color w:val="404040" w:themeColor="text1" w:themeTint="BF"/>
+          <w:szCs w:val="21"/>
+        </w:rPr>
+        <w:t>，</w:t>
+      </w:r>
+      <w:r>
+        <w:rPr>
+          <w:rFonts w:ascii="Calibri" w:eastAsia="华文细黑" w:hAnsi="Calibri" w:cs="Calibri" w:hint="eastAsia"/>
+          <w:color w:val="404040" w:themeColor="text1" w:themeTint="BF"/>
+          <w:szCs w:val="21"/>
+        </w:rPr>
+        <w:t>组织</w:t>
+      </w:r>
+      <w:r>
+        <w:rPr>
+          <w:rFonts w:ascii="Calibri" w:eastAsia="华文细黑" w:hAnsi="Calibri" w:cs="Calibri" w:hint="eastAsia"/>
+          <w:color w:val="404040" w:themeColor="text1" w:themeTint="BF"/>
+          <w:szCs w:val="21"/>
+        </w:rPr>
+        <w:t>团队成员进行问题</w:t>
+      </w:r>
+      <w:r>
+        <w:rPr>
+          <w:rFonts w:ascii="Calibri" w:eastAsia="华文细黑" w:hAnsi="Calibri" w:cs="Calibri" w:hint="eastAsia"/>
+          <w:color w:val="404040" w:themeColor="text1" w:themeTint="BF"/>
+          <w:szCs w:val="21"/>
+        </w:rPr>
+        <w:t>回溯</w:t>
+      </w:r>
+      <w:r>
+        <w:rPr>
+          <w:rFonts w:ascii="Calibri" w:eastAsia="华文细黑" w:hAnsi="Calibri" w:cs="Calibri" w:hint="eastAsia"/>
+          <w:color w:val="404040" w:themeColor="text1" w:themeTint="BF"/>
+          <w:szCs w:val="21"/>
+        </w:rPr>
+        <w:t>改进</w:t>
+      </w:r>
+      <w:r>
+        <w:rPr>
+          <w:rFonts w:ascii="Calibri" w:eastAsia="华文细黑" w:hAnsi="Calibri" w:cs="Calibri" w:hint="eastAsia"/>
+          <w:color w:val="404040" w:themeColor="text1" w:themeTint="BF"/>
+          <w:szCs w:val="21"/>
+        </w:rPr>
+        <w:t>，</w:t>
+      </w:r>
+      <w:r>
+        <w:rPr>
+          <w:rFonts w:ascii="Calibri" w:eastAsia="华文细黑" w:hAnsi="Calibri" w:cs="Calibri" w:hint="eastAsia"/>
+          <w:color w:val="404040" w:themeColor="text1" w:themeTint="BF"/>
+          <w:szCs w:val="21"/>
+        </w:rPr>
+        <w:t>提升应用的可用性、可靠性、性能。</w:t>
+      </w:r>
+    </w:p>
+    <w:p>
+      <w:pPr>
+        <w:pStyle w:val="a3"/>
+        <w:numPr>
+          <w:ilvl w:val="0"/>
+          <w:numId w:val="11"/>
+        </w:numPr>
+        <w:spacing w:line="320" w:lineRule="exact"/>
+        <w:ind w:left="357" w:firstLineChars="0" w:hanging="357"/>
+        <w:rPr>
+          <w:rFonts w:ascii="Calibri" w:eastAsia="华文细黑" w:hAnsi="Calibri" w:cs="Calibri"/>
+          <w:color w:val="404040" w:themeColor="text1" w:themeTint="BF"/>
+          <w:szCs w:val="21"/>
+        </w:rPr>
+      </w:pPr>
+      <w:r>
+        <w:rPr>
+          <w:rFonts w:ascii="Calibri" w:eastAsia="华文细黑" w:hAnsi="Calibri" w:cs="Calibri" w:hint="eastAsia"/>
+          <w:color w:val="404040" w:themeColor="text1" w:themeTint="BF"/>
+          <w:szCs w:val="21"/>
+        </w:rPr>
+        <w:t>风控</w:t>
+      </w:r>
+      <w:r>
+        <w:rPr>
+          <w:rFonts w:ascii="Calibri" w:eastAsia="华文细黑" w:hAnsi="Calibri" w:cs="Calibri" w:hint="eastAsia"/>
+          <w:color w:val="404040" w:themeColor="text1" w:themeTint="BF"/>
+          <w:szCs w:val="21"/>
+        </w:rPr>
+        <w:t>应用</w:t>
+      </w:r>
+      <w:r>
+        <w:rPr>
+          <w:rFonts w:ascii="Calibri" w:eastAsia="华文细黑" w:hAnsi="Calibri" w:cs="Calibri" w:hint="eastAsia"/>
+          <w:color w:val="404040" w:themeColor="text1" w:themeTint="BF"/>
+          <w:szCs w:val="21"/>
+        </w:rPr>
+        <w:t>看护</w:t>
+      </w:r>
+      <w:r>
+        <w:rPr>
+          <w:rFonts w:ascii="Calibri" w:eastAsia="华文细黑" w:hAnsi="Calibri" w:cs="Calibri" w:hint="eastAsia"/>
+          <w:color w:val="404040" w:themeColor="text1" w:themeTint="BF"/>
+          <w:szCs w:val="21"/>
+        </w:rPr>
+        <w:t>，根据版本质量指标，</w:t>
+      </w:r>
+      <w:r>
+        <w:rPr>
+          <w:rFonts w:ascii="Calibri" w:eastAsia="华文细黑" w:hAnsi="Calibri" w:cs="Calibri" w:hint="eastAsia"/>
+          <w:color w:val="404040" w:themeColor="text1" w:themeTint="BF"/>
+          <w:szCs w:val="21"/>
+        </w:rPr>
+        <w:t>开展代码静态扫描、代码评审</w:t>
+      </w:r>
+      <w:r>
+        <w:rPr>
+          <w:rFonts w:ascii="Calibri" w:eastAsia="华文细黑" w:hAnsi="Calibri" w:cs="Calibri" w:hint="eastAsia"/>
+          <w:color w:val="404040" w:themeColor="text1" w:themeTint="BF"/>
+          <w:szCs w:val="21"/>
+        </w:rPr>
+        <w:t>、业务反馈</w:t>
+      </w:r>
+      <w:r>
+        <w:rPr>
+          <w:rFonts w:ascii="Calibri" w:eastAsia="华文细黑" w:hAnsi="Calibri" w:cs="Calibri" w:hint="eastAsia"/>
+          <w:color w:val="404040" w:themeColor="text1" w:themeTint="BF"/>
+          <w:szCs w:val="21"/>
+        </w:rPr>
+        <w:t>等措施，</w:t>
+      </w:r>
+      <w:r>
+        <w:rPr>
+          <w:rFonts w:ascii="Calibri" w:eastAsia="华文细黑" w:hAnsi="Calibri" w:cs="Calibri" w:hint="eastAsia"/>
+          <w:color w:val="404040" w:themeColor="text1" w:themeTint="BF"/>
+          <w:szCs w:val="21"/>
+        </w:rPr>
+        <w:t>分析改进，</w:t>
+      </w:r>
+      <w:r>
+        <w:rPr>
+          <w:rFonts w:ascii="Calibri" w:eastAsia="华文细黑" w:hAnsi="Calibri" w:cs="Calibri" w:hint="eastAsia"/>
+          <w:color w:val="404040" w:themeColor="text1" w:themeTint="BF"/>
+          <w:szCs w:val="21"/>
+        </w:rPr>
+        <w:t>提升</w:t>
+      </w:r>
+      <w:r>
+        <w:rPr>
+          <w:rFonts w:ascii="Calibri" w:eastAsia="华文细黑" w:hAnsi="Calibri" w:cs="Calibri" w:hint="eastAsia"/>
+          <w:color w:val="404040" w:themeColor="text1" w:themeTint="BF"/>
+          <w:szCs w:val="21"/>
+        </w:rPr>
+        <w:t>应用质量，</w:t>
+      </w:r>
+      <w:r>
+        <w:rPr>
+          <w:rFonts w:ascii="Calibri" w:eastAsia="华文细黑" w:hAnsi="Calibri" w:cs="Calibri" w:hint="eastAsia"/>
+          <w:color w:val="404040" w:themeColor="text1" w:themeTint="BF"/>
+          <w:szCs w:val="21"/>
+        </w:rPr>
+        <w:t>在用户体验、高可用、高性能、高扩展等方面持续演进</w:t>
+      </w:r>
+    </w:p>
+    <w:p>
+      <w:pPr>
+        <w:pStyle w:val="a3"/>
+        <w:numPr>
+          <w:ilvl w:val="0"/>
+          <w:numId w:val="11"/>
+        </w:numPr>
+        <w:spacing w:line="320" w:lineRule="exact"/>
+        <w:ind w:left="357" w:firstLineChars="0" w:hanging="357"/>
+        <w:rPr>
+          <w:rFonts w:ascii="Calibri" w:eastAsia="华文细黑" w:hAnsi="Calibri" w:cs="Calibri"/>
+          <w:color w:val="404040" w:themeColor="text1" w:themeTint="BF"/>
+          <w:szCs w:val="21"/>
+        </w:rPr>
+      </w:pPr>
+      <w:r>
+        <w:rPr>
+          <w:rFonts w:ascii="Calibri" w:eastAsia="华文细黑" w:hAnsi="Calibri" w:cs="Calibri" w:hint="eastAsia"/>
+          <w:color w:val="404040" w:themeColor="text1" w:themeTint="BF"/>
+          <w:szCs w:val="21"/>
+        </w:rPr>
+        <w:t>开展编码能力</w:t>
+      </w:r>
+      <w:r>
+        <w:rPr>
+          <w:rFonts w:ascii="Calibri" w:eastAsia="华文细黑" w:hAnsi="Calibri" w:cs="Calibri" w:hint="eastAsia"/>
+          <w:color w:val="404040" w:themeColor="text1" w:themeTint="BF"/>
+          <w:szCs w:val="21"/>
+        </w:rPr>
+        <w:t>培训</w:t>
+      </w:r>
+      <w:r>
+        <w:rPr>
+          <w:rFonts w:ascii="Calibri" w:eastAsia="华文细黑" w:hAnsi="Calibri" w:cs="Calibri" w:hint="eastAsia"/>
+          <w:color w:val="404040" w:themeColor="text1" w:themeTint="BF"/>
+          <w:szCs w:val="21"/>
+        </w:rPr>
+        <w:t>、风控能力培训、读书分享等知识传递活动</w:t>
+      </w:r>
+      <w:r>
+        <w:rPr>
+          <w:rFonts w:ascii="Calibri" w:eastAsia="华文细黑" w:hAnsi="Calibri" w:cs="Calibri" w:hint="eastAsia"/>
+          <w:color w:val="404040" w:themeColor="text1" w:themeTint="BF"/>
+          <w:szCs w:val="21"/>
+        </w:rPr>
+        <w:t>，</w:t>
+      </w:r>
+      <w:r>
+        <w:rPr>
+          <w:rFonts w:ascii="Calibri" w:eastAsia="华文细黑" w:hAnsi="Calibri" w:cs="Calibri" w:hint="eastAsia"/>
+          <w:color w:val="404040" w:themeColor="text1" w:themeTint="BF"/>
+          <w:szCs w:val="21"/>
+        </w:rPr>
+        <w:t>提升团队能力。</w:t>
+      </w:r>
+      <w:r>
+        <w:rPr>
+          <w:rFonts w:ascii="Calibri" w:eastAsia="华文细黑" w:hAnsi="Calibri" w:cs="Calibri" w:hint="eastAsia"/>
+          <w:color w:val="404040" w:themeColor="text1" w:themeTint="BF"/>
+          <w:szCs w:val="21"/>
+        </w:rPr>
+        <w:t>编写风控接入</w:t>
+      </w:r>
+      <w:r>
+        <w:rPr>
+          <w:rFonts w:ascii="Calibri" w:eastAsia="华文细黑" w:hAnsi="Calibri" w:cs="Calibri" w:hint="eastAsia"/>
+          <w:color w:val="404040" w:themeColor="text1" w:themeTint="BF"/>
+          <w:szCs w:val="21"/>
+        </w:rPr>
+        <w:t>、</w:t>
+      </w:r>
+      <w:r>
+        <w:rPr>
+          <w:rFonts w:ascii="Calibri" w:eastAsia="华文细黑" w:hAnsi="Calibri" w:cs="Calibri" w:hint="eastAsia"/>
+          <w:color w:val="404040" w:themeColor="text1" w:themeTint="BF"/>
+          <w:szCs w:val="21"/>
+        </w:rPr>
+        <w:t>API</w:t>
+      </w:r>
+      <w:r>
+        <w:rPr>
+          <w:rFonts w:ascii="Calibri" w:eastAsia="华文细黑" w:hAnsi="Calibri" w:cs="Calibri" w:hint="eastAsia"/>
+          <w:color w:val="404040" w:themeColor="text1" w:themeTint="BF"/>
+          <w:szCs w:val="21"/>
+        </w:rPr>
+        <w:t>文档、</w:t>
+      </w:r>
+      <w:r>
+        <w:rPr>
+          <w:rFonts w:ascii="Calibri" w:eastAsia="华文细黑" w:hAnsi="Calibri" w:cs="Calibri" w:hint="eastAsia"/>
+          <w:color w:val="404040" w:themeColor="text1" w:themeTint="BF"/>
+          <w:szCs w:val="21"/>
+        </w:rPr>
+        <w:t>使用指导</w:t>
+      </w:r>
+      <w:r>
+        <w:rPr>
+          <w:rFonts w:ascii="Calibri" w:eastAsia="华文细黑" w:hAnsi="Calibri" w:cs="Calibri" w:hint="eastAsia"/>
+          <w:color w:val="404040" w:themeColor="text1" w:themeTint="BF"/>
+          <w:szCs w:val="21"/>
+        </w:rPr>
+        <w:t>等相关能力总结</w:t>
+      </w:r>
+      <w:r>
+        <w:rPr>
+          <w:rFonts w:ascii="Calibri" w:eastAsia="华文细黑" w:hAnsi="Calibri" w:cs="Calibri" w:hint="eastAsia"/>
+          <w:color w:val="404040" w:themeColor="text1" w:themeTint="BF"/>
+          <w:szCs w:val="21"/>
+        </w:rPr>
+        <w:t>文档，</w:t>
+      </w:r>
+      <w:r>
+        <w:rPr>
+          <w:rFonts w:ascii="Calibri" w:eastAsia="华文细黑" w:hAnsi="Calibri" w:cs="Calibri" w:hint="eastAsia"/>
+          <w:color w:val="404040" w:themeColor="text1" w:themeTint="BF"/>
+          <w:szCs w:val="21"/>
+        </w:rPr>
+        <w:t>方便产品接入和风控能力</w:t>
+      </w:r>
+      <w:r>
+        <w:rPr>
+          <w:rFonts w:ascii="Calibri" w:eastAsia="华文细黑" w:hAnsi="Calibri" w:cs="Calibri" w:hint="eastAsia"/>
+          <w:color w:val="404040" w:themeColor="text1" w:themeTint="BF"/>
+          <w:szCs w:val="21"/>
+        </w:rPr>
+        <w:t>推广</w:t>
+      </w:r>
+      <w:r>
+        <w:rPr>
+          <w:rFonts w:ascii="Calibri" w:eastAsia="华文细黑" w:hAnsi="Calibri" w:cs="Calibri"/>
+          <w:color w:val="404040" w:themeColor="text1" w:themeTint="BF"/>
+          <w:szCs w:val="21"/>
+        </w:rPr>
+        <w:t xml:space="preserve"> </w:t>
       </w:r>
     </w:p>
     <w:p>
@@ -2013,7 +2421,7 @@
           <w:color w:val="404040" w:themeColor="text1" w:themeTint="BF"/>
           <w:szCs w:val="21"/>
         </w:rPr>
-        <w:t>完成魔聘系统简历模块的方案设计和开发工作，魔聘系统顺利上线</w:t>
+        <w:t>完</w:t>
       </w:r>
     </w:p>
     <w:p>
@@ -2381,7 +2789,71 @@
         <w:pStyle w:val="a3"/>
         <w:numPr>
           <w:ilvl w:val="0"/>
-          <w:numId w:val="11"/>
+          <w:numId w:val="29"/>
+        </w:numPr>
+        <w:spacing w:line="320" w:lineRule="exact"/>
+        <w:ind w:firstLineChars="0"/>
+        <w:rPr>
+          <w:rFonts w:ascii="Calibri" w:eastAsia="华文细黑" w:hAnsi="Calibri" w:cs="Calibri"/>
+          <w:color w:val="404040" w:themeColor="text1" w:themeTint="BF"/>
+          <w:szCs w:val="21"/>
+        </w:rPr>
+      </w:pPr>
+      <w:r>
+        <w:rPr>
+          <w:rFonts w:ascii="Calibri" w:eastAsia="华文细黑" w:hAnsi="Calibri" w:cs="Calibri" w:hint="eastAsia"/>
+          <w:color w:val="404040" w:themeColor="text1" w:themeTint="BF"/>
+          <w:szCs w:val="21"/>
+        </w:rPr>
+        <w:t>参与</w:t>
+      </w:r>
+      <w:r>
+        <w:rPr>
+          <w:rFonts w:ascii="Calibri" w:eastAsia="华文细黑" w:hAnsi="Calibri" w:cs="Calibri" w:hint="eastAsia"/>
+          <w:color w:val="404040" w:themeColor="text1" w:themeTint="BF"/>
+          <w:szCs w:val="21"/>
+        </w:rPr>
+        <w:t>5</w:t>
+      </w:r>
+      <w:r>
+        <w:rPr>
+          <w:rFonts w:ascii="Calibri" w:eastAsia="华文细黑" w:hAnsi="Calibri" w:cs="Calibri"/>
+          <w:color w:val="404040" w:themeColor="text1" w:themeTint="BF"/>
+          <w:szCs w:val="21"/>
+        </w:rPr>
+        <w:t>8</w:t>
+      </w:r>
+      <w:r>
+        <w:rPr>
+          <w:rFonts w:ascii="Calibri" w:eastAsia="华文细黑" w:hAnsi="Calibri" w:cs="Calibri" w:hint="eastAsia"/>
+          <w:color w:val="404040" w:themeColor="text1" w:themeTint="BF"/>
+          <w:szCs w:val="21"/>
+        </w:rPr>
+        <w:t>新项目魔聘系统方案设计</w:t>
+      </w:r>
+      <w:r>
+        <w:rPr>
+          <w:rFonts w:ascii="Calibri" w:eastAsia="华文细黑" w:hAnsi="Calibri" w:cs="Calibri" w:hint="eastAsia"/>
+          <w:color w:val="404040" w:themeColor="text1" w:themeTint="BF"/>
+          <w:szCs w:val="21"/>
+        </w:rPr>
+        <w:t>，</w:t>
+      </w:r>
+      <w:r>
+        <w:rPr>
+          <w:rFonts w:ascii="Calibri" w:eastAsia="华文细黑" w:hAnsi="Calibri" w:cs="Calibri" w:hint="eastAsia"/>
+          <w:color w:val="404040" w:themeColor="text1" w:themeTint="BF"/>
+          <w:szCs w:val="21"/>
+        </w:rPr>
+        <w:t>负责魔聘系统简历模块开发</w:t>
+      </w:r>
+    </w:p>
+    <w:p>
+      <w:pPr>
+        <w:pStyle w:val="a3"/>
+        <w:numPr>
+          <w:ilvl w:val="0"/>
+          <w:numId w:val="29"/>
         </w:numPr>
         <w:spacing w:line="320" w:lineRule="exact"/>
         <w:ind w:left="357" w:firstLineChars="0" w:hanging="357"/>
@@ -2397,47 +2869,7 @@
           <w:color w:val="404040" w:themeColor="text1" w:themeTint="BF"/>
           <w:szCs w:val="21"/>
         </w:rPr>
-        <w:t>参与</w:t>
-      </w:r>
-      <w:r>
-        <w:rPr>
-          <w:rFonts w:ascii="Calibri" w:eastAsia="华文细黑" w:hAnsi="Calibri" w:cs="Calibri" w:hint="eastAsia"/>
-          <w:color w:val="404040" w:themeColor="text1" w:themeTint="BF"/>
-          <w:szCs w:val="21"/>
-        </w:rPr>
-        <w:t>5</w:t>
-      </w:r>
-      <w:r>
-        <w:rPr>
-          <w:rFonts w:ascii="Calibri" w:eastAsia="华文细黑" w:hAnsi="Calibri" w:cs="Calibri"/>
-          <w:color w:val="404040" w:themeColor="text1" w:themeTint="BF"/>
-          <w:szCs w:val="21"/>
-        </w:rPr>
-        <w:t>8</w:t>
-      </w:r>
-      <w:r>
-        <w:rPr>
-          <w:rFonts w:ascii="Calibri" w:eastAsia="华文细黑" w:hAnsi="Calibri" w:cs="Calibri" w:hint="eastAsia"/>
-          <w:color w:val="404040" w:themeColor="text1" w:themeTint="BF"/>
-          <w:szCs w:val="21"/>
-        </w:rPr>
-        <w:t>新项目魔聘系统方案设计</w:t>
-      </w:r>
-      <w:r>
-        <w:rPr>
-          <w:rFonts w:ascii="Calibri" w:eastAsia="华文细黑" w:hAnsi="Calibri" w:cs="Calibri" w:hint="eastAsia"/>
-          <w:color w:val="404040" w:themeColor="text1" w:themeTint="BF"/>
-          <w:szCs w:val="21"/>
-        </w:rPr>
-        <w:t>，</w:t>
-      </w:r>
-      <w:r>
-        <w:rPr>
-          <w:rFonts w:ascii="Calibri" w:eastAsia="华文细黑" w:hAnsi="Calibri" w:cs="Calibri" w:hint="eastAsia"/>
-          <w:color w:val="404040" w:themeColor="text1" w:themeTint="BF"/>
-          <w:szCs w:val="21"/>
-        </w:rPr>
-        <w:t>负责魔聘系统简历模块开发</w:t>
+        <w:t>负责兼职业务在线赚钱任务标签体系搭建</w:t>
       </w:r>
     </w:p>
     <w:p>
@@ -2445,7 +2877,7 @@
         <w:pStyle w:val="a3"/>
         <w:numPr>
           <w:ilvl w:val="0"/>
-          <w:numId w:val="11"/>
+          <w:numId w:val="29"/>
         </w:numPr>
         <w:spacing w:line="320" w:lineRule="exact"/>
         <w:ind w:left="357" w:firstLineChars="0" w:hanging="357"/>
@@ -2461,7 +2893,65 @@
           <w:color w:val="404040" w:themeColor="text1" w:themeTint="BF"/>
           <w:szCs w:val="21"/>
         </w:rPr>
-        <w:t>负责兼职业务在线赚钱任务标签体系搭建</w:t>
+        <w:t>负责兼职业务技术改进优化，如慢</w:t>
+      </w:r>
+      <w:r>
+        <w:rPr>
+          <w:rFonts w:ascii="Calibri" w:eastAsia="华文细黑" w:hAnsi="Calibri" w:cs="Calibri" w:hint="eastAsia"/>
+          <w:color w:val="404040" w:themeColor="text1" w:themeTint="BF"/>
+          <w:szCs w:val="21"/>
+        </w:rPr>
+        <w:t>SQL</w:t>
+      </w:r>
+      <w:r>
+        <w:rPr>
+          <w:rFonts w:ascii="Calibri" w:eastAsia="华文细黑" w:hAnsi="Calibri" w:cs="Calibri" w:hint="eastAsia"/>
+          <w:color w:val="404040" w:themeColor="text1" w:themeTint="BF"/>
+          <w:szCs w:val="21"/>
+        </w:rPr>
+        <w:t>优化、大表拆分等</w:t>
+      </w:r>
+    </w:p>
+    <w:p>
+      <w:pPr>
+        <w:spacing w:line="400" w:lineRule="exact"/>
+        <w:rPr>
+          <w:rFonts w:ascii="Calibri" w:eastAsia="华文细黑" w:hAnsi="Calibri" w:cs="Calibri"/>
+          <w:b/>
+          <w:bCs/>
+          <w:color w:val="404040" w:themeColor="text1" w:themeTint="BF"/>
+          <w:szCs w:val="21"/>
+        </w:rPr>
+      </w:pPr>
+      <w:r>
+        <w:rPr>
+          <w:rFonts w:ascii="Calibri" w:eastAsia="华文细黑" w:hAnsi="Calibri" w:cs="Calibri" w:hint="eastAsia"/>
+          <w:b/>
+          <w:bCs/>
+          <w:color w:val="404040" w:themeColor="text1" w:themeTint="BF"/>
+          <w:szCs w:val="21"/>
+        </w:rPr>
+        <w:t>工作</w:t>
+      </w:r>
+      <w:r>
+        <w:rPr>
+          <w:rFonts w:ascii="Calibri" w:eastAsia="华文细黑" w:hAnsi="Calibri" w:cs="Calibri" w:hint="eastAsia"/>
+          <w:b/>
+          <w:bCs/>
+          <w:color w:val="404040" w:themeColor="text1" w:themeTint="BF"/>
+          <w:szCs w:val="21"/>
+        </w:rPr>
+        <w:t>业绩</w:t>
+      </w:r>
+      <w:r>
+        <w:rPr>
+          <w:rFonts w:ascii="Calibri" w:eastAsia="华文细黑" w:hAnsi="Calibri" w:cs="Calibri" w:hint="eastAsia"/>
+          <w:b/>
+          <w:bCs/>
+          <w:color w:val="404040" w:themeColor="text1" w:themeTint="BF"/>
+          <w:szCs w:val="21"/>
+        </w:rPr>
+        <w:t>：</w:t>
       </w:r>
     </w:p>
     <w:p>
@@ -2469,7 +2959,48 @@
         <w:pStyle w:val="a3"/>
         <w:numPr>
           <w:ilvl w:val="0"/>
-          <w:numId w:val="11"/>
+          <w:numId w:val="30"/>
+        </w:numPr>
+        <w:spacing w:line="320" w:lineRule="exact"/>
+        <w:ind w:firstLineChars="0"/>
+        <w:rPr>
+          <w:rFonts w:ascii="Calibri" w:eastAsia="华文细黑" w:hAnsi="Calibri" w:cs="Calibri"/>
+          <w:color w:val="404040" w:themeColor="text1" w:themeTint="BF"/>
+          <w:szCs w:val="21"/>
+        </w:rPr>
+      </w:pPr>
+      <w:r>
+        <w:rPr>
+          <w:rFonts w:ascii="Calibri" w:eastAsia="华文细黑" w:hAnsi="Calibri" w:cs="Calibri" w:hint="eastAsia"/>
+          <w:color w:val="404040" w:themeColor="text1" w:themeTint="BF"/>
+          <w:szCs w:val="21"/>
+        </w:rPr>
+        <w:lastRenderedPageBreak/>
+        <w:t>完成魔聘系统简历模块的</w:t>
+      </w:r>
+      <w:r>
+        <w:rPr>
+          <w:rFonts w:ascii="Calibri" w:eastAsia="华文细黑" w:hAnsi="Calibri" w:cs="Calibri" w:hint="eastAsia"/>
+          <w:color w:val="404040" w:themeColor="text1" w:themeTint="BF"/>
+          <w:szCs w:val="21"/>
+        </w:rPr>
+        <w:t>方案设计和开发工作</w:t>
+      </w:r>
+      <w:r>
+        <w:rPr>
+          <w:rFonts w:ascii="Calibri" w:eastAsia="华文细黑" w:hAnsi="Calibri" w:cs="Calibri" w:hint="eastAsia"/>
+          <w:color w:val="404040" w:themeColor="text1" w:themeTint="BF"/>
+          <w:szCs w:val="21"/>
+        </w:rPr>
+        <w:t>，魔聘系统顺利上线</w:t>
+      </w:r>
+    </w:p>
+    <w:p>
+      <w:pPr>
+        <w:pStyle w:val="a3"/>
+        <w:numPr>
+          <w:ilvl w:val="0"/>
+          <w:numId w:val="30"/>
         </w:numPr>
         <w:spacing w:line="320" w:lineRule="exact"/>
         <w:ind w:left="357" w:firstLineChars="0" w:hanging="357"/>
@@ -2485,65 +3016,55 @@
           <w:color w:val="404040" w:themeColor="text1" w:themeTint="BF"/>
           <w:szCs w:val="21"/>
         </w:rPr>
-        <w:t>负责兼职业务技术改进优化，如慢</w:t>
-      </w:r>
-      <w:r>
-        <w:rPr>
-          <w:rFonts w:ascii="Calibri" w:eastAsia="华文细黑" w:hAnsi="Calibri" w:cs="Calibri" w:hint="eastAsia"/>
-          <w:color w:val="404040" w:themeColor="text1" w:themeTint="BF"/>
-          <w:szCs w:val="21"/>
-        </w:rPr>
-        <w:t>SQL</w:t>
-      </w:r>
-      <w:r>
-        <w:rPr>
-          <w:rFonts w:ascii="Calibri" w:eastAsia="华文细黑" w:hAnsi="Calibri" w:cs="Calibri" w:hint="eastAsia"/>
-          <w:color w:val="404040" w:themeColor="text1" w:themeTint="BF"/>
-          <w:szCs w:val="21"/>
-        </w:rPr>
-        <w:t>优化、大表拆分等</w:t>
-      </w:r>
-    </w:p>
-    <w:p>
-      <w:pPr>
-        <w:spacing w:line="400" w:lineRule="exact"/>
-        <w:rPr>
-          <w:rFonts w:ascii="Calibri" w:eastAsia="华文细黑" w:hAnsi="Calibri" w:cs="Calibri"/>
-          <w:b/>
-          <w:bCs/>
-          <w:color w:val="404040" w:themeColor="text1" w:themeTint="BF"/>
-          <w:szCs w:val="21"/>
-        </w:rPr>
-      </w:pPr>
-      <w:r>
-        <w:rPr>
-          <w:rFonts w:ascii="Calibri" w:eastAsia="华文细黑" w:hAnsi="Calibri" w:cs="Calibri" w:hint="eastAsia"/>
-          <w:b/>
-          <w:bCs/>
-          <w:color w:val="404040" w:themeColor="text1" w:themeTint="BF"/>
-          <w:szCs w:val="21"/>
-        </w:rPr>
-        <w:t>工作</w:t>
-      </w:r>
-      <w:r>
-        <w:rPr>
-          <w:rFonts w:ascii="Calibri" w:eastAsia="华文细黑" w:hAnsi="Calibri" w:cs="Calibri" w:hint="eastAsia"/>
-          <w:b/>
-          <w:bCs/>
-          <w:color w:val="404040" w:themeColor="text1" w:themeTint="BF"/>
-          <w:szCs w:val="21"/>
-        </w:rPr>
-        <w:t>业绩</w:t>
-      </w:r>
-      <w:r>
-        <w:rPr>
-          <w:rFonts w:ascii="Calibri" w:eastAsia="华文细黑" w:hAnsi="Calibri" w:cs="Calibri" w:hint="eastAsia"/>
-          <w:b/>
-          <w:bCs/>
-          <w:color w:val="404040" w:themeColor="text1" w:themeTint="BF"/>
-          <w:szCs w:val="21"/>
-        </w:rPr>
-        <w:t>：</w:t>
+        <w:t>完成</w:t>
+      </w:r>
+      <w:r>
+        <w:rPr>
+          <w:rFonts w:ascii="Calibri" w:eastAsia="华文细黑" w:hAnsi="Calibri" w:cs="Calibri" w:hint="eastAsia"/>
+          <w:color w:val="404040" w:themeColor="text1" w:themeTint="BF"/>
+          <w:szCs w:val="21"/>
+        </w:rPr>
+        <w:t>在线赚钱</w:t>
+      </w:r>
+      <w:r>
+        <w:rPr>
+          <w:rFonts w:ascii="Calibri" w:eastAsia="华文细黑" w:hAnsi="Calibri" w:cs="Calibri" w:hint="eastAsia"/>
+          <w:color w:val="404040" w:themeColor="text1" w:themeTint="BF"/>
+          <w:szCs w:val="21"/>
+        </w:rPr>
+        <w:t>6</w:t>
+      </w:r>
+      <w:r>
+        <w:rPr>
+          <w:rFonts w:ascii="Calibri" w:eastAsia="华文细黑" w:hAnsi="Calibri" w:cs="Calibri"/>
+          <w:color w:val="404040" w:themeColor="text1" w:themeTint="BF"/>
+          <w:szCs w:val="21"/>
+        </w:rPr>
+        <w:t>3</w:t>
+      </w:r>
+      <w:r>
+        <w:rPr>
+          <w:rFonts w:ascii="Calibri" w:eastAsia="华文细黑" w:hAnsi="Calibri" w:cs="Calibri" w:hint="eastAsia"/>
+          <w:color w:val="404040" w:themeColor="text1" w:themeTint="BF"/>
+          <w:szCs w:val="21"/>
+        </w:rPr>
+        <w:t>个</w:t>
+      </w:r>
+      <w:r>
+        <w:rPr>
+          <w:rFonts w:ascii="Calibri" w:eastAsia="华文细黑" w:hAnsi="Calibri" w:cs="Calibri" w:hint="eastAsia"/>
+          <w:color w:val="404040" w:themeColor="text1" w:themeTint="BF"/>
+          <w:szCs w:val="21"/>
+        </w:rPr>
+        <w:t>任务标签</w:t>
+      </w:r>
+      <w:r>
+        <w:rPr>
+          <w:rFonts w:ascii="Calibri" w:eastAsia="华文细黑" w:hAnsi="Calibri" w:cs="Calibri" w:hint="eastAsia"/>
+          <w:color w:val="404040" w:themeColor="text1" w:themeTint="BF"/>
+          <w:szCs w:val="21"/>
+        </w:rPr>
+        <w:t>的分类和计算、抽取，实现了标签的对外查询服务</w:t>
       </w:r>
     </w:p>
     <w:p>
@@ -2551,119 +3072,7 @@
         <w:pStyle w:val="a3"/>
         <w:numPr>
           <w:ilvl w:val="0"/>
-          <w:numId w:val="12"/>
-        </w:numPr>
-        <w:spacing w:line="320" w:lineRule="exact"/>
-        <w:ind w:firstLineChars="0"/>
-        <w:rPr>
-          <w:rFonts w:ascii="Calibri" w:eastAsia="华文细黑" w:hAnsi="Calibri" w:cs="Calibri"/>
-          <w:color w:val="404040" w:themeColor="text1" w:themeTint="BF"/>
-          <w:szCs w:val="21"/>
-        </w:rPr>
-      </w:pPr>
-      <w:r>
-        <w:rPr>
-          <w:rFonts w:ascii="Calibri" w:eastAsia="华文细黑" w:hAnsi="Calibri" w:cs="Calibri" w:hint="eastAsia"/>
-          <w:color w:val="404040" w:themeColor="text1" w:themeTint="BF"/>
-          <w:szCs w:val="21"/>
-        </w:rPr>
-        <w:t>完成魔聘系统简历模块的</w:t>
-      </w:r>
-      <w:r>
-        <w:rPr>
-          <w:rFonts w:ascii="Calibri" w:eastAsia="华文细黑" w:hAnsi="Calibri" w:cs="Calibri" w:hint="eastAsia"/>
-          <w:color w:val="404040" w:themeColor="text1" w:themeTint="BF"/>
-          <w:szCs w:val="21"/>
-        </w:rPr>
-        <w:t>方案设计和开发工作</w:t>
-      </w:r>
-      <w:r>
-        <w:rPr>
-          <w:rFonts w:ascii="Calibri" w:eastAsia="华文细黑" w:hAnsi="Calibri" w:cs="Calibri" w:hint="eastAsia"/>
-          <w:color w:val="404040" w:themeColor="text1" w:themeTint="BF"/>
-          <w:szCs w:val="21"/>
-        </w:rPr>
-        <w:t>，魔聘系统顺利上线</w:t>
-      </w:r>
-    </w:p>
-    <w:p>
-      <w:pPr>
-        <w:pStyle w:val="a3"/>
-        <w:numPr>
-          <w:ilvl w:val="0"/>
-          <w:numId w:val="12"/>
-        </w:numPr>
-        <w:spacing w:line="320" w:lineRule="exact"/>
-        <w:ind w:left="357" w:firstLineChars="0" w:hanging="357"/>
-        <w:rPr>
-          <w:rFonts w:ascii="Calibri" w:eastAsia="华文细黑" w:hAnsi="Calibri" w:cs="Calibri"/>
-          <w:color w:val="404040" w:themeColor="text1" w:themeTint="BF"/>
-          <w:szCs w:val="21"/>
-        </w:rPr>
-      </w:pPr>
-      <w:r>
-        <w:rPr>
-          <w:rFonts w:ascii="Calibri" w:eastAsia="华文细黑" w:hAnsi="Calibri" w:cs="Calibri" w:hint="eastAsia"/>
-          <w:color w:val="404040" w:themeColor="text1" w:themeTint="BF"/>
-          <w:szCs w:val="21"/>
-        </w:rPr>
-        <w:t>完成</w:t>
-      </w:r>
-      <w:r>
-        <w:rPr>
-          <w:rFonts w:ascii="Calibri" w:eastAsia="华文细黑" w:hAnsi="Calibri" w:cs="Calibri" w:hint="eastAsia"/>
-          <w:color w:val="404040" w:themeColor="text1" w:themeTint="BF"/>
-          <w:szCs w:val="21"/>
-        </w:rPr>
-        <w:t>在线赚钱</w:t>
-      </w:r>
-      <w:r>
-        <w:rPr>
-          <w:rFonts w:ascii="Calibri" w:eastAsia="华文细黑" w:hAnsi="Calibri" w:cs="Calibri" w:hint="eastAsia"/>
-          <w:color w:val="404040" w:themeColor="text1" w:themeTint="BF"/>
-          <w:szCs w:val="21"/>
-        </w:rPr>
-        <w:t>6</w:t>
-      </w:r>
-      <w:r>
-        <w:rPr>
-          <w:rFonts w:ascii="Calibri" w:eastAsia="华文细黑" w:hAnsi="Calibri" w:cs="Calibri"/>
-          <w:color w:val="404040" w:themeColor="text1" w:themeTint="BF"/>
-          <w:szCs w:val="21"/>
-        </w:rPr>
-        <w:t>3</w:t>
-      </w:r>
-      <w:r>
-        <w:rPr>
-          <w:rFonts w:ascii="Calibri" w:eastAsia="华文细黑" w:hAnsi="Calibri" w:cs="Calibri" w:hint="eastAsia"/>
-          <w:color w:val="404040" w:themeColor="text1" w:themeTint="BF"/>
-          <w:szCs w:val="21"/>
-        </w:rPr>
-        <w:t>个</w:t>
-      </w:r>
-      <w:r>
-        <w:rPr>
-          <w:rFonts w:ascii="Calibri" w:eastAsia="华文细黑" w:hAnsi="Calibri" w:cs="Calibri" w:hint="eastAsia"/>
-          <w:color w:val="404040" w:themeColor="text1" w:themeTint="BF"/>
-          <w:szCs w:val="21"/>
-        </w:rPr>
-        <w:t>任务标签</w:t>
-      </w:r>
-      <w:r>
-        <w:rPr>
-          <w:rFonts w:ascii="Calibri" w:eastAsia="华文细黑" w:hAnsi="Calibri" w:cs="Calibri" w:hint="eastAsia"/>
-          <w:color w:val="404040" w:themeColor="text1" w:themeTint="BF"/>
-          <w:szCs w:val="21"/>
-        </w:rPr>
-        <w:t>的分类和计算、抽取，实现了标签的对外查询服务</w:t>
-      </w:r>
-    </w:p>
-    <w:p>
-      <w:pPr>
-        <w:pStyle w:val="a3"/>
-        <w:numPr>
-          <w:ilvl w:val="0"/>
-          <w:numId w:val="12"/>
+          <w:numId w:val="30"/>
         </w:numPr>
         <w:spacing w:line="320" w:lineRule="exact"/>
         <w:ind w:left="357" w:firstLineChars="0" w:hanging="357"/>
@@ -2959,7 +3368,6 @@
           <w:color w:val="404040" w:themeColor="text1" w:themeTint="BF"/>
           <w:szCs w:val="21"/>
         </w:rPr>
-        <w:lastRenderedPageBreak/>
         <w:t>负</w:t>
       </w:r>
       <w:r>
@@ -5326,6 +5734,7 @@
           <w:color w:val="404040" w:themeColor="text1" w:themeTint="BF"/>
           <w:szCs w:val="21"/>
         </w:rPr>
+        <w:lastRenderedPageBreak/>
         <w:t>通过</w:t>
       </w:r>
       <w:r>
@@ -5844,7 +6253,6 @@
           <w:color w:val="404040" w:themeColor="text1" w:themeTint="BF"/>
           <w:szCs w:val="21"/>
         </w:rPr>
-        <w:lastRenderedPageBreak/>
         <w:t>项目介绍</w:t>
       </w:r>
       <w:r>
@@ -8025,6 +8433,7 @@
           <w:color w:val="404040" w:themeColor="text1" w:themeTint="BF"/>
           <w:szCs w:val="21"/>
         </w:rPr>
+        <w:lastRenderedPageBreak/>
         <w:t>能对当前业务的需求进行合理评估，并做出改善建议</w:t>
       </w:r>
     </w:p>
@@ -8792,6 +9201,95 @@
     </w:lvl>
   </w:abstractNum>
   <w:abstractNum w:abstractNumId="7" w15:restartNumberingAfterBreak="0">
+    <w:nsid w:val="2CD77C1E"/>
+    <w:multiLevelType w:val="hybridMultilevel"/>
+    <w:tmpl w:val="0E7E6694"/>
+    <w:lvl w:ilvl="0" w:tplc="FFFFFFFF">
+      <w:start w:val="1"/>
+      <w:numFmt w:val="decimal"/>
+      <w:lvlText w:val="%1."/>
+      <w:lvlJc w:val="left"/>
+      <w:pPr>
+        <w:ind w:left="360" w:hanging="360"/>
+      </w:pPr>
+      <w:rPr>
+        <w:rFonts w:hint="default"/>
+      </w:rPr>
+    </w:lvl>
+    <w:lvl w:ilvl="1" w:tplc="FFFFFFFF" w:tentative="1">
+      <w:start w:val="1"/>
+      <w:numFmt w:val="lowerLetter"/>
+      <w:lvlText w:val="%2)"/>
+      <w:lvlJc w:val="left"/>
+      <w:pPr>
+        <w:ind w:left="840" w:hanging="420"/>
+      </w:pPr>
+    </w:lvl>
+    <w:lvl w:ilvl="2" w:tplc="FFFFFFFF" w:tentative="1">
+      <w:start w:val="1"/>
+      <w:numFmt w:val="lowerRoman"/>
+      <w:lvlText w:val="%3."/>
+      <w:lvlJc w:val="right"/>
+      <w:pPr>
+        <w:ind w:left="1260" w:hanging="420"/>
+      </w:pPr>
+    </w:lvl>
+    <w:lvl w:ilvl="3" w:tplc="FFFFFFFF" w:tentative="1">
+      <w:start w:val="1"/>
+      <w:numFmt w:val="decimal"/>
+      <w:lvlText w:val="%4."/>
+      <w:lvlJc w:val="left"/>
+      <w:pPr>
+        <w:ind w:left="1680" w:hanging="420"/>
+      </w:pPr>
+    </w:lvl>
+    <w:lvl w:ilvl="4" w:tplc="FFFFFFFF" w:tentative="1">
+      <w:start w:val="1"/>
+      <w:numFmt w:val="lowerLetter"/>
+      <w:lvlText w:val="%5)"/>
+      <w:lvlJc w:val="left"/>
+      <w:pPr>
+        <w:ind w:left="2100" w:hanging="420"/>
+      </w:pPr>
+    </w:lvl>
+    <w:lvl w:ilvl="5" w:tplc="FFFFFFFF" w:tentative="1">
+      <w:start w:val="1"/>
+      <w:numFmt w:val="lowerRoman"/>
+      <w:lvlText w:val="%6."/>
+      <w:lvlJc w:val="right"/>
+      <w:pPr>
+        <w:ind w:left="2520" w:hanging="420"/>
+      </w:pPr>
+    </w:lvl>
+    <w:lvl w:ilvl="6" w:tplc="FFFFFFFF" w:tentative="1">
+      <w:start w:val="1"/>
+      <w:numFmt w:val="decimal"/>
+      <w:lvlText w:val="%7."/>
+      <w:lvlJc w:val="left"/>
+      <w:pPr>
+        <w:ind w:left="2940" w:hanging="420"/>
+      </w:pPr>
+    </w:lvl>
+    <w:lvl w:ilvl="7" w:tplc="FFFFFFFF" w:tentative="1">
+      <w:start w:val="1"/>
+      <w:numFmt w:val="lowerLetter"/>
+      <w:lvlText w:val="%8)"/>
+      <w:lvlJc w:val="left"/>
+      <w:pPr>
+        <w:ind w:left="3360" w:hanging="420"/>
+      </w:pPr>
+    </w:lvl>
+    <w:lvl w:ilvl="8" w:tplc="FFFFFFFF" w:tentative="1">
+      <w:start w:val="1"/>
+      <w:numFmt w:val="lowerRoman"/>
+      <w:lvlText w:val="%9."/>
+      <w:lvlJc w:val="right"/>
+      <w:pPr>
+        <w:ind w:left="3780" w:hanging="420"/>
+      </w:pPr>
+    </w:lvl>
+  </w:abstractNum>
+  <w:abstractNum w:abstractNumId="8" w15:restartNumberingAfterBreak="0">
     <w:nsid w:val="2E8D1AD5"/>
     <w:multiLevelType w:val="hybridMultilevel"/>
     <w:tmpl w:val="0DE09A92"/>
@@ -8881,7 +9379,7 @@
       </w:pPr>
     </w:lvl>
   </w:abstractNum>
-  <w:abstractNum w:abstractNumId="8" w15:restartNumberingAfterBreak="0">
+  <w:abstractNum w:abstractNumId="9" w15:restartNumberingAfterBreak="0">
     <w:nsid w:val="2EAE083D"/>
     <w:multiLevelType w:val="hybridMultilevel"/>
     <w:tmpl w:val="6C52170A"/>
@@ -8970,7 +9468,7 @@
       </w:pPr>
     </w:lvl>
   </w:abstractNum>
-  <w:abstractNum w:abstractNumId="9" w15:restartNumberingAfterBreak="0">
+  <w:abstractNum w:abstractNumId="10" w15:restartNumberingAfterBreak="0">
     <w:nsid w:val="300D1082"/>
     <w:multiLevelType w:val="hybridMultilevel"/>
     <w:tmpl w:val="071C2E4C"/>
@@ -9059,7 +9557,7 @@
       </w:pPr>
     </w:lvl>
   </w:abstractNum>
-  <w:abstractNum w:abstractNumId="10" w15:restartNumberingAfterBreak="0">
+  <w:abstractNum w:abstractNumId="11" w15:restartNumberingAfterBreak="0">
     <w:nsid w:val="316403B8"/>
     <w:multiLevelType w:val="hybridMultilevel"/>
     <w:tmpl w:val="0E7E6694"/>
@@ -9148,7 +9646,7 @@
       </w:pPr>
     </w:lvl>
   </w:abstractNum>
-  <w:abstractNum w:abstractNumId="11" w15:restartNumberingAfterBreak="0">
+  <w:abstractNum w:abstractNumId="12" w15:restartNumberingAfterBreak="0">
     <w:nsid w:val="36940AB4"/>
     <w:multiLevelType w:val="hybridMultilevel"/>
     <w:tmpl w:val="0E7E6694"/>
@@ -9237,7 +9735,7 @@
       </w:pPr>
     </w:lvl>
   </w:abstractNum>
-  <w:abstractNum w:abstractNumId="12" w15:restartNumberingAfterBreak="0">
+  <w:abstractNum w:abstractNumId="13" w15:restartNumberingAfterBreak="0">
     <w:nsid w:val="37AC0506"/>
     <w:multiLevelType w:val="hybridMultilevel"/>
     <w:tmpl w:val="0DE09A92"/>
@@ -9327,7 +9825,7 @@
       </w:pPr>
     </w:lvl>
   </w:abstractNum>
-  <w:abstractNum w:abstractNumId="13" w15:restartNumberingAfterBreak="0">
+  <w:abstractNum w:abstractNumId="14" w15:restartNumberingAfterBreak="0">
     <w:nsid w:val="3BAD0F1C"/>
     <w:multiLevelType w:val="hybridMultilevel"/>
     <w:tmpl w:val="ECECC510"/>
@@ -9416,7 +9914,7 @@
       </w:pPr>
     </w:lvl>
   </w:abstractNum>
-  <w:abstractNum w:abstractNumId="14" w15:restartNumberingAfterBreak="0">
+  <w:abstractNum w:abstractNumId="15" w15:restartNumberingAfterBreak="0">
     <w:nsid w:val="46CA7041"/>
     <w:multiLevelType w:val="hybridMultilevel"/>
     <w:tmpl w:val="0DE09A92"/>
@@ -9506,7 +10004,7 @@
       </w:pPr>
     </w:lvl>
   </w:abstractNum>
-  <w:abstractNum w:abstractNumId="15" w15:restartNumberingAfterBreak="0">
+  <w:abstractNum w:abstractNumId="16" w15:restartNumberingAfterBreak="0">
     <w:nsid w:val="46E908FA"/>
     <w:multiLevelType w:val="hybridMultilevel"/>
     <w:tmpl w:val="0DE09A92"/>
@@ -9596,7 +10094,7 @@
       </w:pPr>
     </w:lvl>
   </w:abstractNum>
-  <w:abstractNum w:abstractNumId="16" w15:restartNumberingAfterBreak="0">
+  <w:abstractNum w:abstractNumId="17" w15:restartNumberingAfterBreak="0">
     <w:nsid w:val="4CC2759C"/>
     <w:multiLevelType w:val="hybridMultilevel"/>
     <w:tmpl w:val="ECECC510"/>
@@ -9685,7 +10183,7 @@
       </w:pPr>
     </w:lvl>
   </w:abstractNum>
-  <w:abstractNum w:abstractNumId="17" w15:restartNumberingAfterBreak="0">
+  <w:abstractNum w:abstractNumId="18" w15:restartNumberingAfterBreak="0">
     <w:nsid w:val="4DE637F4"/>
     <w:multiLevelType w:val="hybridMultilevel"/>
     <w:tmpl w:val="23142506"/>
@@ -9774,7 +10272,96 @@
       </w:pPr>
     </w:lvl>
   </w:abstractNum>
-  <w:abstractNum w:abstractNumId="18" w15:restartNumberingAfterBreak="0">
+  <w:abstractNum w:abstractNumId="19" w15:restartNumberingAfterBreak="0">
+    <w:nsid w:val="52D61C48"/>
+    <w:multiLevelType w:val="hybridMultilevel"/>
+    <w:tmpl w:val="6C52170A"/>
+    <w:lvl w:ilvl="0" w:tplc="FFFFFFFF">
+      <w:start w:val="1"/>
+      <w:numFmt w:val="decimal"/>
+      <w:lvlText w:val="%1．"/>
+      <w:lvlJc w:val="left"/>
+      <w:pPr>
+        <w:ind w:left="360" w:hanging="360"/>
+      </w:pPr>
+      <w:rPr>
+        <w:rFonts w:hint="default"/>
+      </w:rPr>
+    </w:lvl>
+    <w:lvl w:ilvl="1" w:tplc="FFFFFFFF" w:tentative="1">
+      <w:start w:val="1"/>
+      <w:numFmt w:val="lowerLetter"/>
+      <w:lvlText w:val="%2)"/>
+      <w:lvlJc w:val="left"/>
+      <w:pPr>
+        <w:ind w:left="840" w:hanging="420"/>
+      </w:pPr>
+    </w:lvl>
+    <w:lvl w:ilvl="2" w:tplc="FFFFFFFF" w:tentative="1">
+      <w:start w:val="1"/>
+      <w:numFmt w:val="lowerRoman"/>
+      <w:lvlText w:val="%3."/>
+      <w:lvlJc w:val="right"/>
+      <w:pPr>
+        <w:ind w:left="1260" w:hanging="420"/>
+      </w:pPr>
+    </w:lvl>
+    <w:lvl w:ilvl="3" w:tplc="FFFFFFFF" w:tentative="1">
+      <w:start w:val="1"/>
+      <w:numFmt w:val="decimal"/>
+      <w:lvlText w:val="%4."/>
+      <w:lvlJc w:val="left"/>
+      <w:pPr>
+        <w:ind w:left="1680" w:hanging="420"/>
+      </w:pPr>
+    </w:lvl>
+    <w:lvl w:ilvl="4" w:tplc="FFFFFFFF" w:tentative="1">
+      <w:start w:val="1"/>
+      <w:numFmt w:val="lowerLetter"/>
+      <w:lvlText w:val="%5)"/>
+      <w:lvlJc w:val="left"/>
+      <w:pPr>
+        <w:ind w:left="2100" w:hanging="420"/>
+      </w:pPr>
+    </w:lvl>
+    <w:lvl w:ilvl="5" w:tplc="FFFFFFFF" w:tentative="1">
+      <w:start w:val="1"/>
+      <w:numFmt w:val="lowerRoman"/>
+      <w:lvlText w:val="%6."/>
+      <w:lvlJc w:val="right"/>
+      <w:pPr>
+        <w:ind w:left="2520" w:hanging="420"/>
+      </w:pPr>
+    </w:lvl>
+    <w:lvl w:ilvl="6" w:tplc="FFFFFFFF" w:tentative="1">
+      <w:start w:val="1"/>
+      <w:numFmt w:val="decimal"/>
+      <w:lvlText w:val="%7."/>
+      <w:lvlJc w:val="left"/>
+      <w:pPr>
+        <w:ind w:left="2940" w:hanging="420"/>
+      </w:pPr>
+    </w:lvl>
+    <w:lvl w:ilvl="7" w:tplc="FFFFFFFF" w:tentative="1">
+      <w:start w:val="1"/>
+      <w:numFmt w:val="lowerLetter"/>
+      <w:lvlText w:val="%8)"/>
+      <w:lvlJc w:val="left"/>
+      <w:pPr>
+        <w:ind w:left="3360" w:hanging="420"/>
+      </w:pPr>
+    </w:lvl>
+    <w:lvl w:ilvl="8" w:tplc="FFFFFFFF" w:tentative="1">
+      <w:start w:val="1"/>
+      <w:numFmt w:val="lowerRoman"/>
+      <w:lvlText w:val="%9."/>
+      <w:lvlJc w:val="right"/>
+      <w:pPr>
+        <w:ind w:left="3780" w:hanging="420"/>
+      </w:pPr>
+    </w:lvl>
+  </w:abstractNum>
+  <w:abstractNum w:abstractNumId="20" w15:restartNumberingAfterBreak="0">
     <w:nsid w:val="52E605D9"/>
     <w:multiLevelType w:val="hybridMultilevel"/>
     <w:tmpl w:val="F586A0EA"/>
@@ -9863,7 +10450,7 @@
       </w:pPr>
     </w:lvl>
   </w:abstractNum>
-  <w:abstractNum w:abstractNumId="19" w15:restartNumberingAfterBreak="0">
+  <w:abstractNum w:abstractNumId="21" w15:restartNumberingAfterBreak="0">
     <w:nsid w:val="566B1628"/>
     <w:multiLevelType w:val="hybridMultilevel"/>
     <w:tmpl w:val="3BB8915A"/>
@@ -9981,7 +10568,7 @@
       </w:rPr>
     </w:lvl>
   </w:abstractNum>
-  <w:abstractNum w:abstractNumId="20" w15:restartNumberingAfterBreak="0">
+  <w:abstractNum w:abstractNumId="22" w15:restartNumberingAfterBreak="0">
     <w:nsid w:val="5A2465C9"/>
     <w:multiLevelType w:val="hybridMultilevel"/>
     <w:tmpl w:val="FDC288BC"/>
@@ -10070,7 +10657,7 @@
       </w:pPr>
     </w:lvl>
   </w:abstractNum>
-  <w:abstractNum w:abstractNumId="21" w15:restartNumberingAfterBreak="0">
+  <w:abstractNum w:abstractNumId="23" w15:restartNumberingAfterBreak="0">
     <w:nsid w:val="5CA14D3D"/>
     <w:multiLevelType w:val="hybridMultilevel"/>
     <w:tmpl w:val="0E7E6694"/>
@@ -10159,7 +10746,7 @@
       </w:pPr>
     </w:lvl>
   </w:abstractNum>
-  <w:abstractNum w:abstractNumId="22" w15:restartNumberingAfterBreak="0">
+  <w:abstractNum w:abstractNumId="24" w15:restartNumberingAfterBreak="0">
     <w:nsid w:val="6E1C6D64"/>
     <w:multiLevelType w:val="hybridMultilevel"/>
     <w:tmpl w:val="A9D27AF6"/>
@@ -10272,7 +10859,7 @@
       </w:rPr>
     </w:lvl>
   </w:abstractNum>
-  <w:abstractNum w:abstractNumId="23" w15:restartNumberingAfterBreak="0">
+  <w:abstractNum w:abstractNumId="25" w15:restartNumberingAfterBreak="0">
     <w:nsid w:val="6F3C23BF"/>
     <w:multiLevelType w:val="multilevel"/>
     <w:tmpl w:val="B8485906"/>
@@ -10362,7 +10949,7 @@
       </w:pPr>
     </w:lvl>
   </w:abstractNum>
-  <w:abstractNum w:abstractNumId="24" w15:restartNumberingAfterBreak="0">
+  <w:abstractNum w:abstractNumId="26" w15:restartNumberingAfterBreak="0">
     <w:nsid w:val="75A335FC"/>
     <w:multiLevelType w:val="hybridMultilevel"/>
     <w:tmpl w:val="60EA801C"/>
@@ -10451,7 +11038,7 @@
       </w:pPr>
     </w:lvl>
   </w:abstractNum>
-  <w:abstractNum w:abstractNumId="25" w15:restartNumberingAfterBreak="0">
+  <w:abstractNum w:abstractNumId="27" w15:restartNumberingAfterBreak="0">
     <w:nsid w:val="788D7927"/>
     <w:multiLevelType w:val="hybridMultilevel"/>
     <w:tmpl w:val="0DE09A92"/>
@@ -10541,7 +11128,7 @@
       </w:pPr>
     </w:lvl>
   </w:abstractNum>
-  <w:abstractNum w:abstractNumId="26" w15:restartNumberingAfterBreak="0">
+  <w:abstractNum w:abstractNumId="28" w15:restartNumberingAfterBreak="0">
     <w:nsid w:val="79C37B73"/>
     <w:multiLevelType w:val="hybridMultilevel"/>
     <w:tmpl w:val="BBC4D5C8"/>
@@ -10657,7 +11244,7 @@
       </w:rPr>
     </w:lvl>
   </w:abstractNum>
-  <w:abstractNum w:abstractNumId="27" w15:restartNumberingAfterBreak="0">
+  <w:abstractNum w:abstractNumId="29" w15:restartNumberingAfterBreak="0">
     <w:nsid w:val="7A486DA3"/>
     <w:multiLevelType w:val="hybridMultilevel"/>
     <w:tmpl w:val="0DE09A92"/>
@@ -10748,88 +11335,94 @@
     </w:lvl>
   </w:abstractNum>
   <w:num w:numId="1" w16cid:durableId="1301380564">
-    <w:abstractNumId w:val="19"/>
+    <w:abstractNumId w:val="21"/>
   </w:num>
   <w:num w:numId="2" w16cid:durableId="1286159602">
-    <w:abstractNumId w:val="22"/>
+    <w:abstractNumId w:val="24"/>
   </w:num>
   <w:num w:numId="3" w16cid:durableId="1132944779">
-    <w:abstractNumId w:val="26"/>
+    <w:abstractNumId w:val="28"/>
   </w:num>
   <w:num w:numId="4" w16cid:durableId="552158519">
     <w:abstractNumId w:val="1"/>
   </w:num>
   <w:num w:numId="5" w16cid:durableId="1156529811">
-    <w:abstractNumId w:val="16"/>
+    <w:abstractNumId w:val="17"/>
   </w:num>
   <w:num w:numId="6" w16cid:durableId="1298872049">
-    <w:abstractNumId w:val="24"/>
+    <w:abstractNumId w:val="26"/>
   </w:num>
   <w:num w:numId="7" w16cid:durableId="1060784103">
-    <w:abstractNumId w:val="18"/>
+    <w:abstractNumId w:val="20"/>
   </w:num>
   <w:num w:numId="8" w16cid:durableId="154805677">
     <w:abstractNumId w:val="5"/>
   </w:num>
   <w:num w:numId="9" w16cid:durableId="991720037">
-    <w:abstractNumId w:val="13"/>
+    <w:abstractNumId w:val="14"/>
   </w:num>
   <w:num w:numId="10" w16cid:durableId="1535338333">
-    <w:abstractNumId w:val="9"/>
+    <w:abstractNumId w:val="10"/>
   </w:num>
   <w:num w:numId="11" w16cid:durableId="599261411">
-    <w:abstractNumId w:val="8"/>
+    <w:abstractNumId w:val="9"/>
   </w:num>
   <w:num w:numId="12" w16cid:durableId="66998019">
     <w:abstractNumId w:val="4"/>
   </w:num>
   <w:num w:numId="13" w16cid:durableId="1562398357">
-    <w:abstractNumId w:val="17"/>
+    <w:abstractNumId w:val="18"/>
   </w:num>
   <w:num w:numId="14" w16cid:durableId="1216434729">
-    <w:abstractNumId w:val="23"/>
+    <w:abstractNumId w:val="25"/>
   </w:num>
   <w:num w:numId="15" w16cid:durableId="1698192349">
     <w:abstractNumId w:val="6"/>
   </w:num>
   <w:num w:numId="16" w16cid:durableId="27146346">
-    <w:abstractNumId w:val="21"/>
+    <w:abstractNumId w:val="23"/>
   </w:num>
   <w:num w:numId="17" w16cid:durableId="1628124479">
     <w:abstractNumId w:val="0"/>
   </w:num>
   <w:num w:numId="18" w16cid:durableId="706300821">
-    <w:abstractNumId w:val="11"/>
+    <w:abstractNumId w:val="12"/>
   </w:num>
   <w:num w:numId="19" w16cid:durableId="1255281147">
-    <w:abstractNumId w:val="10"/>
+    <w:abstractNumId w:val="11"/>
   </w:num>
   <w:num w:numId="20" w16cid:durableId="662129405">
     <w:abstractNumId w:val="3"/>
   </w:num>
   <w:num w:numId="21" w16cid:durableId="67701869">
-    <w:abstractNumId w:val="15"/>
+    <w:abstractNumId w:val="16"/>
   </w:num>
   <w:num w:numId="22" w16cid:durableId="1689790270">
-    <w:abstractNumId w:val="27"/>
+    <w:abstractNumId w:val="29"/>
   </w:num>
   <w:num w:numId="23" w16cid:durableId="240019947">
     <w:abstractNumId w:val="2"/>
   </w:num>
   <w:num w:numId="24" w16cid:durableId="1429733574">
-    <w:abstractNumId w:val="12"/>
+    <w:abstractNumId w:val="13"/>
   </w:num>
   <w:num w:numId="25" w16cid:durableId="1301110712">
-    <w:abstractNumId w:val="14"/>
+    <w:abstractNumId w:val="15"/>
   </w:num>
   <w:num w:numId="26" w16cid:durableId="60565080">
-    <w:abstractNumId w:val="7"/>
+    <w:abstractNumId w:val="8"/>
   </w:num>
   <w:num w:numId="27" w16cid:durableId="903758852">
-    <w:abstractNumId w:val="25"/>
+    <w:abstractNumId w:val="27"/>
   </w:num>
   <w:num w:numId="28" w16cid:durableId="1285191133">
-    <w:abstractNumId w:val="20"/>
+    <w:abstractNumId w:val="22"/>
+  </w:num>
+  <w:num w:numId="29" w16cid:durableId="946503584">
+    <w:abstractNumId w:val="19"/>
+  </w:num>
+  <w:num w:numId="30" w16cid:durableId="1746684947">
+    <w:abstractNumId w:val="7"/>
   </w:num>
 </w:numbering>
 </file>

--- a/src/main/resources/于飞-简历-Java-5年 - 副本.docx
+++ b/src/main/resources/于飞-简历-Java-5年 - 副本.docx
@@ -852,7 +852,15 @@
           <w:color w:val="404040" w:themeColor="text1" w:themeTint="BF"/>
           <w:szCs w:val="21"/>
         </w:rPr>
-        <w:t xml:space="preserve">               </w:t>
+        <w:t xml:space="preserve">      </w:t>
+      </w:r>
+      <w:r>
+        <w:rPr>
+          <w:rFonts w:ascii="Calibri" w:eastAsia="微软雅黑" w:hAnsi="Calibri" w:cs="Calibri" w:hint="eastAsia"/>
+          <w:color w:val="404040" w:themeColor="text1" w:themeTint="BF"/>
+          <w:szCs w:val="21"/>
+        </w:rPr>
+        <w:t xml:space="preserve">  </w:t>
       </w:r>
       <w:r>
         <w:rPr>
@@ -860,7 +868,7 @@
           <w:color w:val="404040" w:themeColor="text1" w:themeTint="BF"/>
           <w:szCs w:val="21"/>
         </w:rPr>
-        <w:t xml:space="preserve">    </w:t>
+        <w:t xml:space="preserve">        </w:t>
       </w:r>
       <w:r>
         <w:rPr>
@@ -876,7 +884,7 @@
           <w:color w:val="404040" w:themeColor="text1" w:themeTint="BF"/>
           <w:szCs w:val="21"/>
         </w:rPr>
-        <w:t xml:space="preserve">重庆大学             </w:t>
+        <w:t xml:space="preserve">重庆大学         </w:t>
       </w:r>
       <w:r>
         <w:rPr>
@@ -884,7 +892,7 @@
           <w:color w:val="404040" w:themeColor="text1" w:themeTint="BF"/>
           <w:szCs w:val="21"/>
         </w:rPr>
-        <w:t xml:space="preserve">      </w:t>
+        <w:t xml:space="preserve">     </w:t>
       </w:r>
       <w:r>
         <w:rPr>
@@ -892,7 +900,31 @@
           <w:color w:val="404040" w:themeColor="text1" w:themeTint="BF"/>
           <w:szCs w:val="21"/>
         </w:rPr>
-        <w:t>本科 通信工程</w:t>
+        <w:t>本科</w:t>
+      </w:r>
+      <w:r>
+        <w:rPr>
+          <w:rFonts w:ascii="华文细黑" w:eastAsia="华文细黑" w:hAnsi="华文细黑" w:cs="Calibri" w:hint="eastAsia"/>
+          <w:color w:val="404040" w:themeColor="text1" w:themeTint="BF"/>
+          <w:szCs w:val="21"/>
+        </w:rPr>
+        <w:t>/</w:t>
+      </w:r>
+      <w:r>
+        <w:rPr>
+          <w:rFonts w:ascii="华文细黑" w:eastAsia="华文细黑" w:hAnsi="华文细黑" w:cs="Calibri"/>
+          <w:color w:val="404040" w:themeColor="text1" w:themeTint="BF"/>
+          <w:szCs w:val="21"/>
+        </w:rPr>
+        <w:t>通信工程</w:t>
+      </w:r>
+      <w:r>
+        <w:rPr>
+          <w:rFonts w:ascii="华文细黑" w:eastAsia="华文细黑" w:hAnsi="华文细黑" w:cs="Calibri" w:hint="eastAsia"/>
+          <w:color w:val="404040" w:themeColor="text1" w:themeTint="BF"/>
+          <w:szCs w:val="21"/>
+        </w:rPr>
+        <w:t>（985院校）</w:t>
       </w:r>
     </w:p>
     <w:p>
@@ -1462,8 +1494,8 @@
           <w:b/>
           <w:bCs/>
           <w:noProof/>
-          <w:sz w:val="36"/>
-          <w:szCs w:val="36"/>
+          <w:sz w:val="24"/>
+          <w:szCs w:val="24"/>
           <w:lang w:val="zh-CN"/>
         </w:rPr>
         <mc:AlternateContent>
@@ -1545,8 +1577,8 @@
           <w:b/>
           <w:bCs/>
           <w:noProof/>
-          <w:sz w:val="36"/>
-          <w:szCs w:val="36"/>
+          <w:sz w:val="24"/>
+          <w:szCs w:val="24"/>
           <w:lang w:val="zh-CN"/>
         </w:rPr>
         <mc:AlternateContent>
@@ -1625,7 +1657,8 @@
           <w:b/>
           <w:bCs/>
           <w:color w:val="404040" w:themeColor="text1" w:themeTint="BF"/>
-          <w:szCs w:val="21"/>
+          <w:sz w:val="24"/>
+          <w:szCs w:val="24"/>
         </w:rPr>
         <w:t>荣耀终端</w:t>
       </w:r>
@@ -1635,7 +1668,8 @@
           <w:b/>
           <w:bCs/>
           <w:color w:val="404040" w:themeColor="text1" w:themeTint="BF"/>
-          <w:szCs w:val="21"/>
+          <w:sz w:val="24"/>
+          <w:szCs w:val="24"/>
         </w:rPr>
         <w:t>/ Java</w:t>
       </w:r>
@@ -1645,35 +1679,17 @@
           <w:b/>
           <w:bCs/>
           <w:color w:val="404040" w:themeColor="text1" w:themeTint="BF"/>
-          <w:szCs w:val="21"/>
-        </w:rPr>
-        <w:t>高级开</w:t>
-      </w:r>
-      <w:r>
-        <w:rPr>
-          <w:rFonts w:ascii="华文细黑" w:eastAsia="华文细黑" w:hAnsi="华文细黑" w:cs="Calibri" w:hint="eastAsia"/>
-          <w:b/>
-          <w:bCs/>
-          <w:color w:val="404040" w:themeColor="text1" w:themeTint="BF"/>
-          <w:szCs w:val="21"/>
-        </w:rPr>
-        <w:t>发</w:t>
-      </w:r>
-      <w:r>
-        <w:rPr>
-          <w:rFonts w:ascii="华文细黑" w:eastAsia="华文细黑" w:hAnsi="华文细黑" w:cs="Calibri" w:hint="eastAsia"/>
-          <w:b/>
-          <w:bCs/>
-          <w:color w:val="404040" w:themeColor="text1" w:themeTint="BF"/>
-          <w:szCs w:val="21"/>
-        </w:rPr>
-        <w:t>、解决方案SE</w:t>
+          <w:sz w:val="24"/>
+          <w:szCs w:val="24"/>
+        </w:rPr>
+        <w:t>高级开发、解决方案SE</w:t>
       </w:r>
       <w:r>
         <w:rPr>
           <w:rFonts w:ascii="Calibri" w:eastAsia="微软雅黑" w:hAnsi="Calibri" w:cs="Calibri"/>
           <w:color w:val="404040" w:themeColor="text1" w:themeTint="BF"/>
-          <w:szCs w:val="21"/>
+          <w:sz w:val="24"/>
+          <w:szCs w:val="24"/>
         </w:rPr>
         <w:t xml:space="preserve">                    </w:t>
       </w:r>
@@ -1681,31 +1697,8 @@
         <w:rPr>
           <w:rFonts w:ascii="Calibri" w:eastAsia="微软雅黑" w:hAnsi="Calibri" w:cs="Calibri" w:hint="eastAsia"/>
           <w:color w:val="404040" w:themeColor="text1" w:themeTint="BF"/>
-          <w:szCs w:val="21"/>
-        </w:rPr>
-        <w:t xml:space="preserve">    </w:t>
-      </w:r>
-      <w:r>
-        <w:rPr>
-          <w:rFonts w:ascii="Calibri" w:eastAsia="微软雅黑" w:hAnsi="Calibri" w:cs="Calibri"/>
-          <w:color w:val="404040" w:themeColor="text1" w:themeTint="BF"/>
-          <w:szCs w:val="21"/>
-        </w:rPr>
-        <w:t xml:space="preserve"> </w:t>
-      </w:r>
-      <w:r>
-        <w:rPr>
-          <w:rFonts w:ascii="Calibri" w:eastAsia="微软雅黑" w:hAnsi="Calibri" w:cs="Calibri" w:hint="eastAsia"/>
-          <w:color w:val="404040" w:themeColor="text1" w:themeTint="BF"/>
-          <w:szCs w:val="21"/>
-        </w:rPr>
-        <w:t xml:space="preserve">  </w:t>
-      </w:r>
-      <w:r>
-        <w:rPr>
-          <w:rFonts w:ascii="Calibri" w:eastAsia="微软雅黑" w:hAnsi="Calibri" w:cs="Calibri"/>
-          <w:color w:val="404040" w:themeColor="text1" w:themeTint="BF"/>
-          <w:szCs w:val="21"/>
+          <w:sz w:val="24"/>
+          <w:szCs w:val="24"/>
         </w:rPr>
         <w:t xml:space="preserve">   </w:t>
       </w:r>
@@ -1715,7 +1708,8 @@
           <w:b/>
           <w:bCs/>
           <w:color w:val="404040" w:themeColor="text1" w:themeTint="BF"/>
-          <w:szCs w:val="21"/>
+          <w:sz w:val="24"/>
+          <w:szCs w:val="24"/>
         </w:rPr>
         <w:t>202</w:t>
       </w:r>
@@ -1725,7 +1719,8 @@
           <w:b/>
           <w:bCs/>
           <w:color w:val="404040" w:themeColor="text1" w:themeTint="BF"/>
-          <w:szCs w:val="21"/>
+          <w:sz w:val="24"/>
+          <w:szCs w:val="24"/>
         </w:rPr>
         <w:t>1</w:t>
       </w:r>
@@ -1735,7 +1730,8 @@
           <w:b/>
           <w:bCs/>
           <w:color w:val="404040" w:themeColor="text1" w:themeTint="BF"/>
-          <w:szCs w:val="21"/>
+          <w:sz w:val="24"/>
+          <w:szCs w:val="24"/>
         </w:rPr>
         <w:t>.</w:t>
       </w:r>
@@ -1745,7 +1741,8 @@
           <w:b/>
           <w:bCs/>
           <w:color w:val="404040" w:themeColor="text1" w:themeTint="BF"/>
-          <w:szCs w:val="21"/>
+          <w:sz w:val="24"/>
+          <w:szCs w:val="24"/>
         </w:rPr>
         <w:t>11</w:t>
       </w:r>
@@ -1755,7 +1752,8 @@
           <w:b/>
           <w:bCs/>
           <w:color w:val="404040" w:themeColor="text1" w:themeTint="BF"/>
-          <w:szCs w:val="21"/>
+          <w:sz w:val="24"/>
+          <w:szCs w:val="24"/>
         </w:rPr>
         <w:t>–</w:t>
       </w:r>
@@ -1765,7 +1763,8 @@
           <w:b/>
           <w:bCs/>
           <w:color w:val="404040" w:themeColor="text1" w:themeTint="BF"/>
-          <w:szCs w:val="21"/>
+          <w:sz w:val="24"/>
+          <w:szCs w:val="24"/>
         </w:rPr>
         <w:t>至今</w:t>
       </w:r>
@@ -1785,7 +1784,8 @@
           <w:b/>
           <w:bCs/>
           <w:color w:val="404040" w:themeColor="text1" w:themeTint="BF"/>
-          <w:szCs w:val="21"/>
+          <w:sz w:val="24"/>
+          <w:szCs w:val="24"/>
         </w:rPr>
         <w:t>工作描述：</w:t>
       </w:r>
@@ -1835,7 +1835,7 @@
           <w:color w:val="404040" w:themeColor="text1" w:themeTint="BF"/>
           <w:szCs w:val="21"/>
         </w:rPr>
-        <w:t>等风控应用</w:t>
+        <w:t>等应用</w:t>
       </w:r>
       <w:r>
         <w:rPr>
@@ -1979,7 +1979,55 @@
           <w:color w:val="404040" w:themeColor="text1" w:themeTint="BF"/>
           <w:szCs w:val="21"/>
         </w:rPr>
-        <w:t>高质量按时转测、上线，对风险及时预警</w:t>
+        <w:t>高质量按时转测、上线，</w:t>
+      </w:r>
+      <w:r>
+        <w:rPr>
+          <w:rFonts w:ascii="Calibri" w:eastAsia="华文细黑" w:hAnsi="Calibri" w:cs="Calibri" w:hint="eastAsia"/>
+          <w:color w:val="404040" w:themeColor="text1" w:themeTint="BF"/>
+          <w:szCs w:val="21"/>
+        </w:rPr>
+        <w:t>同时关注</w:t>
+      </w:r>
+      <w:r>
+        <w:rPr>
+          <w:rFonts w:ascii="Calibri" w:eastAsia="华文细黑" w:hAnsi="Calibri" w:cs="Calibri" w:hint="eastAsia"/>
+          <w:color w:val="404040" w:themeColor="text1" w:themeTint="BF"/>
+          <w:szCs w:val="21"/>
+        </w:rPr>
+        <w:t>和识别</w:t>
+      </w:r>
+      <w:r>
+        <w:rPr>
+          <w:rFonts w:ascii="Calibri" w:eastAsia="华文细黑" w:hAnsi="Calibri" w:cs="Calibri" w:hint="eastAsia"/>
+          <w:color w:val="404040" w:themeColor="text1" w:themeTint="BF"/>
+          <w:szCs w:val="21"/>
+        </w:rPr>
+        <w:t>问题</w:t>
+      </w:r>
+      <w:r>
+        <w:rPr>
+          <w:rFonts w:ascii="Calibri" w:eastAsia="华文细黑" w:hAnsi="Calibri" w:cs="Calibri" w:hint="eastAsia"/>
+          <w:color w:val="404040" w:themeColor="text1" w:themeTint="BF"/>
+          <w:szCs w:val="21"/>
+        </w:rPr>
+        <w:t>及</w:t>
+      </w:r>
+      <w:r>
+        <w:rPr>
+          <w:rFonts w:ascii="Calibri" w:eastAsia="华文细黑" w:hAnsi="Calibri" w:cs="Calibri" w:hint="eastAsia"/>
+          <w:color w:val="404040" w:themeColor="text1" w:themeTint="BF"/>
+          <w:szCs w:val="21"/>
+        </w:rPr>
+        <w:t>风险，</w:t>
+      </w:r>
+      <w:r>
+        <w:rPr>
+          <w:rFonts w:ascii="Calibri" w:eastAsia="华文细黑" w:hAnsi="Calibri" w:cs="Calibri" w:hint="eastAsia"/>
+          <w:color w:val="404040" w:themeColor="text1" w:themeTint="BF"/>
+          <w:szCs w:val="21"/>
+        </w:rPr>
+        <w:t>及时预警</w:t>
       </w:r>
       <w:r>
         <w:rPr>
@@ -2011,15 +2059,7 @@
           <w:color w:val="404040" w:themeColor="text1" w:themeTint="BF"/>
           <w:szCs w:val="21"/>
         </w:rPr>
-        <w:t>业务接入和运营问题支撑</w:t>
-      </w:r>
-      <w:r>
-        <w:rPr>
-          <w:rFonts w:ascii="Calibri" w:eastAsia="华文细黑" w:hAnsi="Calibri" w:cs="Calibri" w:hint="eastAsia"/>
-          <w:color w:val="404040" w:themeColor="text1" w:themeTint="BF"/>
-          <w:szCs w:val="21"/>
-        </w:rPr>
-        <w:t>，</w:t>
+        <w:t>业务接入和运营问题支撑，</w:t>
       </w:r>
       <w:r>
         <w:rPr>
@@ -2307,7 +2347,15 @@
           <w:color w:val="404040" w:themeColor="text1" w:themeTint="BF"/>
           <w:szCs w:val="21"/>
         </w:rPr>
-        <w:t>文档、</w:t>
+        <w:t>说明</w:t>
+      </w:r>
+      <w:r>
+        <w:rPr>
+          <w:rFonts w:ascii="Calibri" w:eastAsia="华文细黑" w:hAnsi="Calibri" w:cs="Calibri" w:hint="eastAsia"/>
+          <w:color w:val="404040" w:themeColor="text1" w:themeTint="BF"/>
+          <w:szCs w:val="21"/>
+        </w:rPr>
+        <w:t>、</w:t>
       </w:r>
       <w:r>
         <w:rPr>
@@ -2366,38 +2414,20 @@
           <w:b/>
           <w:bCs/>
           <w:color w:val="404040" w:themeColor="text1" w:themeTint="BF"/>
-          <w:szCs w:val="21"/>
-        </w:rPr>
-      </w:pPr>
-      <w:r>
-        <w:rPr>
-          <w:rFonts w:ascii="Calibri" w:eastAsia="华文细黑" w:hAnsi="Calibri" w:cs="Calibri" w:hint="eastAsia"/>
-          <w:b/>
-          <w:bCs/>
-          <w:color w:val="404040" w:themeColor="text1" w:themeTint="BF"/>
-          <w:szCs w:val="21"/>
-        </w:rPr>
-        <w:t>工作</w:t>
-      </w:r>
-      <w:r>
-        <w:rPr>
-          <w:rFonts w:ascii="Calibri" w:eastAsia="华文细黑" w:hAnsi="Calibri" w:cs="Calibri" w:hint="eastAsia"/>
-          <w:b/>
-          <w:bCs/>
-          <w:color w:val="404040" w:themeColor="text1" w:themeTint="BF"/>
-          <w:szCs w:val="21"/>
-        </w:rPr>
-        <w:t>业绩</w:t>
-      </w:r>
-      <w:r>
-        <w:rPr>
-          <w:rFonts w:ascii="Calibri" w:eastAsia="华文细黑" w:hAnsi="Calibri" w:cs="Calibri" w:hint="eastAsia"/>
-          <w:b/>
-          <w:bCs/>
-          <w:color w:val="404040" w:themeColor="text1" w:themeTint="BF"/>
-          <w:szCs w:val="21"/>
-        </w:rPr>
-        <w:t>：</w:t>
+          <w:sz w:val="24"/>
+          <w:szCs w:val="24"/>
+        </w:rPr>
+      </w:pPr>
+      <w:r>
+        <w:rPr>
+          <w:rFonts w:ascii="Calibri" w:eastAsia="华文细黑" w:hAnsi="Calibri" w:cs="Calibri" w:hint="eastAsia"/>
+          <w:b/>
+          <w:bCs/>
+          <w:color w:val="404040" w:themeColor="text1" w:themeTint="BF"/>
+          <w:sz w:val="24"/>
+          <w:szCs w:val="24"/>
+        </w:rPr>
+        <w:t>工作业绩：</w:t>
       </w:r>
     </w:p>
     <w:p>
@@ -2421,7 +2451,295 @@
           <w:color w:val="404040" w:themeColor="text1" w:themeTint="BF"/>
           <w:szCs w:val="21"/>
         </w:rPr>
-        <w:t>完</w:t>
+        <w:t>主导完成内容风控中心化建设</w:t>
+      </w:r>
+      <w:r>
+        <w:rPr>
+          <w:rFonts w:ascii="Calibri" w:eastAsia="华文细黑" w:hAnsi="Calibri" w:cs="Calibri" w:hint="eastAsia"/>
+          <w:color w:val="404040" w:themeColor="text1" w:themeTint="BF"/>
+          <w:szCs w:val="21"/>
+        </w:rPr>
+        <w:t>，</w:t>
+      </w:r>
+      <w:r>
+        <w:rPr>
+          <w:rFonts w:ascii="Calibri" w:eastAsia="华文细黑" w:hAnsi="Calibri" w:cs="Calibri" w:hint="eastAsia"/>
+          <w:color w:val="404040" w:themeColor="text1" w:themeTint="BF"/>
+          <w:szCs w:val="21"/>
+        </w:rPr>
+        <w:t>获得一级部门中心化建设团队大事件奖</w:t>
+      </w:r>
+      <w:r>
+        <w:rPr>
+          <w:rFonts w:ascii="Calibri" w:eastAsia="华文细黑" w:hAnsi="Calibri" w:cs="Calibri" w:hint="eastAsia"/>
+          <w:color w:val="404040" w:themeColor="text1" w:themeTint="BF"/>
+          <w:szCs w:val="21"/>
+        </w:rPr>
+        <w:t>，</w:t>
+      </w:r>
+      <w:r>
+        <w:rPr>
+          <w:rFonts w:ascii="Calibri" w:eastAsia="华文细黑" w:hAnsi="Calibri" w:cs="Calibri" w:hint="eastAsia"/>
+          <w:color w:val="404040" w:themeColor="text1" w:themeTint="BF"/>
+          <w:szCs w:val="21"/>
+        </w:rPr>
+        <w:t>已在中国、俄罗斯、亚太、欧洲部署上线。</w:t>
+      </w:r>
+      <w:r>
+        <w:rPr>
+          <w:rFonts w:ascii="Calibri" w:eastAsia="华文细黑" w:hAnsi="Calibri" w:cs="Calibri" w:hint="eastAsia"/>
+          <w:color w:val="404040" w:themeColor="text1" w:themeTint="BF"/>
+          <w:szCs w:val="21"/>
+        </w:rPr>
+        <w:t>目前服务</w:t>
+      </w:r>
+      <w:r>
+        <w:rPr>
+          <w:rFonts w:ascii="Calibri" w:eastAsia="华文细黑" w:hAnsi="Calibri" w:cs="Calibri" w:hint="eastAsia"/>
+          <w:color w:val="404040" w:themeColor="text1" w:themeTint="BF"/>
+          <w:szCs w:val="21"/>
+        </w:rPr>
+        <w:t>流程</w:t>
+      </w:r>
+      <w:r>
+        <w:rPr>
+          <w:rFonts w:ascii="Calibri" w:eastAsia="华文细黑" w:hAnsi="Calibri" w:cs="Calibri" w:hint="eastAsia"/>
+          <w:color w:val="404040" w:themeColor="text1" w:themeTint="BF"/>
+          <w:szCs w:val="21"/>
+        </w:rPr>
+        <w:t>IT</w:t>
+      </w:r>
+      <w:r>
+        <w:rPr>
+          <w:rFonts w:ascii="Calibri" w:eastAsia="华文细黑" w:hAnsi="Calibri" w:cs="Calibri" w:hint="eastAsia"/>
+          <w:color w:val="404040" w:themeColor="text1" w:themeTint="BF"/>
+          <w:szCs w:val="21"/>
+        </w:rPr>
+        <w:t>、</w:t>
+      </w:r>
+      <w:r>
+        <w:rPr>
+          <w:rFonts w:ascii="Calibri" w:eastAsia="华文细黑" w:hAnsi="Calibri" w:cs="Calibri" w:hint="eastAsia"/>
+          <w:color w:val="404040" w:themeColor="text1" w:themeTint="BF"/>
+          <w:szCs w:val="21"/>
+        </w:rPr>
+        <w:t>MagicOS</w:t>
+      </w:r>
+      <w:r>
+        <w:rPr>
+          <w:rFonts w:ascii="Calibri" w:eastAsia="华文细黑" w:hAnsi="Calibri" w:cs="Calibri" w:hint="eastAsia"/>
+          <w:color w:val="404040" w:themeColor="text1" w:themeTint="BF"/>
+          <w:szCs w:val="21"/>
+        </w:rPr>
+        <w:t>、云服务部门</w:t>
+      </w:r>
+      <w:r>
+        <w:rPr>
+          <w:rFonts w:ascii="Calibri" w:eastAsia="华文细黑" w:hAnsi="Calibri" w:cs="Calibri" w:hint="eastAsia"/>
+          <w:color w:val="404040" w:themeColor="text1" w:themeTint="BF"/>
+          <w:szCs w:val="21"/>
+        </w:rPr>
+        <w:t>70</w:t>
+      </w:r>
+      <w:r>
+        <w:rPr>
+          <w:rFonts w:ascii="Calibri" w:eastAsia="华文细黑" w:hAnsi="Calibri" w:cs="Calibri" w:hint="eastAsia"/>
+          <w:color w:val="404040" w:themeColor="text1" w:themeTint="BF"/>
+          <w:szCs w:val="21"/>
+        </w:rPr>
+        <w:t xml:space="preserve"> </w:t>
+      </w:r>
+      <w:r>
+        <w:rPr>
+          <w:rFonts w:ascii="Calibri" w:eastAsia="华文细黑" w:hAnsi="Calibri" w:cs="Calibri" w:hint="eastAsia"/>
+          <w:color w:val="404040" w:themeColor="text1" w:themeTint="BF"/>
+          <w:szCs w:val="21"/>
+        </w:rPr>
+        <w:t>+</w:t>
+      </w:r>
+      <w:r>
+        <w:rPr>
+          <w:rFonts w:ascii="Calibri" w:eastAsia="华文细黑" w:hAnsi="Calibri" w:cs="Calibri" w:hint="eastAsia"/>
+          <w:color w:val="404040" w:themeColor="text1" w:themeTint="BF"/>
+          <w:szCs w:val="21"/>
+        </w:rPr>
+        <w:t>业务</w:t>
+      </w:r>
+      <w:r>
+        <w:rPr>
+          <w:rFonts w:ascii="Calibri" w:eastAsia="华文细黑" w:hAnsi="Calibri" w:cs="Calibri" w:hint="eastAsia"/>
+          <w:color w:val="404040" w:themeColor="text1" w:themeTint="BF"/>
+          <w:szCs w:val="21"/>
+        </w:rPr>
+        <w:t>共</w:t>
+      </w:r>
+      <w:r>
+        <w:rPr>
+          <w:rFonts w:ascii="Calibri" w:eastAsia="华文细黑" w:hAnsi="Calibri" w:cs="Calibri" w:hint="eastAsia"/>
+          <w:color w:val="404040" w:themeColor="text1" w:themeTint="BF"/>
+          <w:szCs w:val="21"/>
+        </w:rPr>
+        <w:t>2</w:t>
+      </w:r>
+      <w:r>
+        <w:rPr>
+          <w:rFonts w:ascii="Calibri" w:eastAsia="华文细黑" w:hAnsi="Calibri" w:cs="Calibri" w:hint="eastAsia"/>
+          <w:color w:val="404040" w:themeColor="text1" w:themeTint="BF"/>
+          <w:szCs w:val="21"/>
+        </w:rPr>
+        <w:t>3</w:t>
+      </w:r>
+      <w:r>
+        <w:rPr>
+          <w:rFonts w:ascii="Calibri" w:eastAsia="华文细黑" w:hAnsi="Calibri" w:cs="Calibri" w:hint="eastAsia"/>
+          <w:color w:val="404040" w:themeColor="text1" w:themeTint="BF"/>
+          <w:szCs w:val="21"/>
+        </w:rPr>
+        <w:t>0</w:t>
+      </w:r>
+      <w:r>
+        <w:rPr>
+          <w:rFonts w:ascii="Calibri" w:eastAsia="华文细黑" w:hAnsi="Calibri" w:cs="Calibri" w:hint="eastAsia"/>
+          <w:color w:val="404040" w:themeColor="text1" w:themeTint="BF"/>
+          <w:szCs w:val="21"/>
+        </w:rPr>
+        <w:t xml:space="preserve"> </w:t>
+      </w:r>
+      <w:r>
+        <w:rPr>
+          <w:rFonts w:ascii="Calibri" w:eastAsia="华文细黑" w:hAnsi="Calibri" w:cs="Calibri" w:hint="eastAsia"/>
+          <w:color w:val="404040" w:themeColor="text1" w:themeTint="BF"/>
+          <w:szCs w:val="21"/>
+        </w:rPr>
+        <w:t>+</w:t>
+      </w:r>
+      <w:r>
+        <w:rPr>
+          <w:rFonts w:ascii="Calibri" w:eastAsia="华文细黑" w:hAnsi="Calibri" w:cs="Calibri" w:hint="eastAsia"/>
+          <w:color w:val="404040" w:themeColor="text1" w:themeTint="BF"/>
+          <w:szCs w:val="21"/>
+        </w:rPr>
+        <w:t xml:space="preserve"> </w:t>
+      </w:r>
+      <w:r>
+        <w:rPr>
+          <w:rFonts w:ascii="Calibri" w:eastAsia="华文细黑" w:hAnsi="Calibri" w:cs="Calibri" w:hint="eastAsia"/>
+          <w:color w:val="404040" w:themeColor="text1" w:themeTint="BF"/>
+          <w:szCs w:val="21"/>
+        </w:rPr>
+        <w:t>场景的内容风控支持</w:t>
+      </w:r>
+      <w:r>
+        <w:rPr>
+          <w:rFonts w:ascii="Calibri" w:eastAsia="华文细黑" w:hAnsi="Calibri" w:cs="Calibri" w:hint="eastAsia"/>
+          <w:color w:val="404040" w:themeColor="text1" w:themeTint="BF"/>
+          <w:szCs w:val="21"/>
+        </w:rPr>
+        <w:t>，</w:t>
+      </w:r>
+      <w:r>
+        <w:rPr>
+          <w:rFonts w:ascii="Calibri" w:eastAsia="华文细黑" w:hAnsi="Calibri" w:cs="Calibri" w:hint="eastAsia"/>
+          <w:color w:val="404040" w:themeColor="text1" w:themeTint="BF"/>
+          <w:szCs w:val="21"/>
+        </w:rPr>
+        <w:t>月审核内容量</w:t>
+      </w:r>
+      <w:r>
+        <w:rPr>
+          <w:rFonts w:ascii="Calibri" w:eastAsia="华文细黑" w:hAnsi="Calibri" w:cs="Calibri" w:hint="eastAsia"/>
+          <w:color w:val="404040" w:themeColor="text1" w:themeTint="BF"/>
+          <w:szCs w:val="21"/>
+        </w:rPr>
+        <w:t>55</w:t>
+      </w:r>
+      <w:r>
+        <w:rPr>
+          <w:rFonts w:ascii="Calibri" w:eastAsia="华文细黑" w:hAnsi="Calibri" w:cs="Calibri" w:hint="eastAsia"/>
+          <w:color w:val="404040" w:themeColor="text1" w:themeTint="BF"/>
+          <w:szCs w:val="21"/>
+        </w:rPr>
+        <w:t>亿</w:t>
+      </w:r>
+      <w:r>
+        <w:rPr>
+          <w:rFonts w:ascii="Calibri" w:eastAsia="华文细黑" w:hAnsi="Calibri" w:cs="Calibri" w:hint="eastAsia"/>
+          <w:color w:val="404040" w:themeColor="text1" w:themeTint="BF"/>
+          <w:szCs w:val="21"/>
+        </w:rPr>
+        <w:t>+</w:t>
+      </w:r>
+      <w:r>
+        <w:rPr>
+          <w:rFonts w:ascii="Calibri" w:eastAsia="华文细黑" w:hAnsi="Calibri" w:cs="Calibri" w:hint="eastAsia"/>
+          <w:color w:val="404040" w:themeColor="text1" w:themeTint="BF"/>
+          <w:szCs w:val="21"/>
+        </w:rPr>
+        <w:t>，月增量</w:t>
+      </w:r>
+      <w:r>
+        <w:rPr>
+          <w:rFonts w:ascii="Calibri" w:eastAsia="华文细黑" w:hAnsi="Calibri" w:cs="Calibri" w:hint="eastAsia"/>
+          <w:color w:val="404040" w:themeColor="text1" w:themeTint="BF"/>
+          <w:szCs w:val="21"/>
+        </w:rPr>
+        <w:t>5%</w:t>
+      </w:r>
+    </w:p>
+    <w:p>
+      <w:pPr>
+        <w:pStyle w:val="a3"/>
+        <w:numPr>
+          <w:ilvl w:val="0"/>
+          <w:numId w:val="12"/>
+        </w:numPr>
+        <w:spacing w:line="320" w:lineRule="exact"/>
+        <w:ind w:firstLineChars="0"/>
+        <w:rPr>
+          <w:rFonts w:ascii="Calibri" w:eastAsia="华文细黑" w:hAnsi="Calibri" w:cs="Calibri"/>
+          <w:color w:val="404040" w:themeColor="text1" w:themeTint="BF"/>
+          <w:szCs w:val="21"/>
+        </w:rPr>
+      </w:pPr>
+      <w:r>
+        <w:rPr>
+          <w:rFonts w:ascii="Calibri" w:eastAsia="华文细黑" w:hAnsi="Calibri" w:cs="Calibri" w:hint="eastAsia"/>
+          <w:color w:val="404040" w:themeColor="text1" w:themeTint="BF"/>
+          <w:szCs w:val="21"/>
+        </w:rPr>
+        <w:t>我负责开发</w:t>
+      </w:r>
+      <w:r>
+        <w:rPr>
+          <w:rFonts w:ascii="Calibri" w:eastAsia="华文细黑" w:hAnsi="Calibri" w:cs="Calibri" w:hint="eastAsia"/>
+          <w:color w:val="404040" w:themeColor="text1" w:themeTint="BF"/>
+          <w:szCs w:val="21"/>
+        </w:rPr>
+        <w:t>的内容风控</w:t>
+      </w:r>
+      <w:r>
+        <w:rPr>
+          <w:rFonts w:ascii="Calibri" w:eastAsia="华文细黑" w:hAnsi="Calibri" w:cs="Calibri" w:hint="eastAsia"/>
+          <w:color w:val="404040" w:themeColor="text1" w:themeTint="BF"/>
+          <w:szCs w:val="21"/>
+        </w:rPr>
+        <w:t>核心代码参与公司</w:t>
+      </w:r>
+      <w:r>
+        <w:rPr>
+          <w:rFonts w:ascii="Calibri" w:eastAsia="华文细黑" w:hAnsi="Calibri" w:cs="Calibri" w:hint="eastAsia"/>
+          <w:color w:val="404040" w:themeColor="text1" w:themeTint="BF"/>
+          <w:szCs w:val="21"/>
+        </w:rPr>
+        <w:t>级</w:t>
+      </w:r>
+      <w:r>
+        <w:rPr>
+          <w:rFonts w:ascii="Calibri" w:eastAsia="华文细黑" w:hAnsi="Calibri" w:cs="Calibri" w:hint="eastAsia"/>
+          <w:color w:val="404040" w:themeColor="text1" w:themeTint="BF"/>
+          <w:szCs w:val="21"/>
+        </w:rPr>
+        <w:t>代码评比获得金码奖</w:t>
       </w:r>
     </w:p>
     <w:p>
@@ -2445,31 +2763,63 @@
           <w:color w:val="404040" w:themeColor="text1" w:themeTint="BF"/>
           <w:szCs w:val="21"/>
         </w:rPr>
-        <w:t>完成在线赚钱</w:t>
-      </w:r>
-      <w:r>
-        <w:rPr>
-          <w:rFonts w:ascii="Calibri" w:eastAsia="华文细黑" w:hAnsi="Calibri" w:cs="Calibri" w:hint="eastAsia"/>
-          <w:color w:val="404040" w:themeColor="text1" w:themeTint="BF"/>
-          <w:szCs w:val="21"/>
-        </w:rPr>
-        <w:t>6</w:t>
-      </w:r>
-      <w:r>
-        <w:rPr>
-          <w:rFonts w:ascii="Calibri" w:eastAsia="华文细黑" w:hAnsi="Calibri" w:cs="Calibri"/>
-          <w:color w:val="404040" w:themeColor="text1" w:themeTint="BF"/>
-          <w:szCs w:val="21"/>
-        </w:rPr>
-        <w:t>3</w:t>
-      </w:r>
-      <w:r>
-        <w:rPr>
-          <w:rFonts w:ascii="Calibri" w:eastAsia="华文细黑" w:hAnsi="Calibri" w:cs="Calibri" w:hint="eastAsia"/>
-          <w:color w:val="404040" w:themeColor="text1" w:themeTint="BF"/>
-          <w:szCs w:val="21"/>
-        </w:rPr>
-        <w:t>个任务标签的分类和计算、抽取，实现了标签的对外查询服务</w:t>
+        <w:t>25</w:t>
+      </w:r>
+      <w:r>
+        <w:rPr>
+          <w:rFonts w:ascii="Calibri" w:eastAsia="华文细黑" w:hAnsi="Calibri" w:cs="Calibri" w:hint="eastAsia"/>
+          <w:color w:val="404040" w:themeColor="text1" w:themeTint="BF"/>
+          <w:szCs w:val="21"/>
+        </w:rPr>
+        <w:t>年底国家护网专项演练中，在</w:t>
+      </w:r>
+      <w:r>
+        <w:rPr>
+          <w:rFonts w:ascii="Calibri" w:eastAsia="华文细黑" w:hAnsi="Calibri" w:cs="Calibri" w:hint="eastAsia"/>
+          <w:color w:val="404040" w:themeColor="text1" w:themeTint="BF"/>
+          <w:szCs w:val="21"/>
+        </w:rPr>
+        <w:t>12</w:t>
+      </w:r>
+      <w:r>
+        <w:rPr>
+          <w:rFonts w:ascii="Calibri" w:eastAsia="华文细黑" w:hAnsi="Calibri" w:cs="Calibri" w:hint="eastAsia"/>
+          <w:color w:val="404040" w:themeColor="text1" w:themeTint="BF"/>
+          <w:szCs w:val="21"/>
+        </w:rPr>
+        <w:t>0</w:t>
+      </w:r>
+      <w:r>
+        <w:rPr>
+          <w:rFonts w:ascii="Calibri" w:eastAsia="华文细黑" w:hAnsi="Calibri" w:cs="Calibri" w:hint="eastAsia"/>
+          <w:color w:val="404040" w:themeColor="text1" w:themeTint="BF"/>
+          <w:szCs w:val="21"/>
+        </w:rPr>
+        <w:t>多</w:t>
+      </w:r>
+      <w:r>
+        <w:rPr>
+          <w:rFonts w:ascii="Calibri" w:eastAsia="华文细黑" w:hAnsi="Calibri" w:cs="Calibri" w:hint="eastAsia"/>
+          <w:color w:val="404040" w:themeColor="text1" w:themeTint="BF"/>
+          <w:szCs w:val="21"/>
+        </w:rPr>
+        <w:t>家重点企业中获得前</w:t>
+      </w:r>
+      <w:r>
+        <w:rPr>
+          <w:rFonts w:ascii="Calibri" w:eastAsia="华文细黑" w:hAnsi="Calibri" w:cs="Calibri" w:hint="eastAsia"/>
+          <w:color w:val="404040" w:themeColor="text1" w:themeTint="BF"/>
+          <w:szCs w:val="21"/>
+        </w:rPr>
+        <w:t>5</w:t>
+      </w:r>
+      <w:r>
+        <w:rPr>
+          <w:rFonts w:ascii="Calibri" w:eastAsia="华文细黑" w:hAnsi="Calibri" w:cs="Calibri" w:hint="eastAsia"/>
+          <w:color w:val="404040" w:themeColor="text1" w:themeTint="BF"/>
+          <w:szCs w:val="21"/>
+        </w:rPr>
+        <w:t>名以及网信办、公安部的高度认可</w:t>
       </w:r>
     </w:p>
     <w:p>
@@ -2493,91 +2843,571 @@
           <w:color w:val="404040" w:themeColor="text1" w:themeTint="BF"/>
           <w:szCs w:val="21"/>
         </w:rPr>
-        <w:t>优化了</w:t>
-      </w:r>
-      <w:r>
-        <w:rPr>
-          <w:rFonts w:ascii="Calibri" w:eastAsia="华文细黑" w:hAnsi="Calibri" w:cs="Calibri" w:hint="eastAsia"/>
-          <w:color w:val="404040" w:themeColor="text1" w:themeTint="BF"/>
-          <w:szCs w:val="21"/>
-        </w:rPr>
-        <w:t>2</w:t>
-      </w:r>
-      <w:r>
-        <w:rPr>
-          <w:rFonts w:ascii="Calibri" w:eastAsia="华文细黑" w:hAnsi="Calibri" w:cs="Calibri"/>
-          <w:color w:val="404040" w:themeColor="text1" w:themeTint="BF"/>
-          <w:szCs w:val="21"/>
-        </w:rPr>
-        <w:t>0+</w:t>
-      </w:r>
-      <w:r>
-        <w:rPr>
-          <w:rFonts w:ascii="Calibri" w:eastAsia="华文细黑" w:hAnsi="Calibri" w:cs="Calibri" w:hint="eastAsia"/>
-          <w:color w:val="404040" w:themeColor="text1" w:themeTint="BF"/>
-          <w:szCs w:val="21"/>
-        </w:rPr>
-        <w:t>慢</w:t>
-      </w:r>
-      <w:r>
-        <w:rPr>
-          <w:rFonts w:ascii="Calibri" w:eastAsia="华文细黑" w:hAnsi="Calibri" w:cs="Calibri" w:hint="eastAsia"/>
-          <w:color w:val="404040" w:themeColor="text1" w:themeTint="BF"/>
-          <w:szCs w:val="21"/>
-        </w:rPr>
-        <w:t>SQL</w:t>
-      </w:r>
-      <w:r>
-        <w:rPr>
-          <w:rFonts w:ascii="Calibri" w:eastAsia="华文细黑" w:hAnsi="Calibri" w:cs="Calibri" w:hint="eastAsia"/>
-          <w:color w:val="404040" w:themeColor="text1" w:themeTint="BF"/>
-          <w:szCs w:val="21"/>
-        </w:rPr>
-        <w:t>，线上慢查询告警频率下降</w:t>
-      </w:r>
-      <w:r>
-        <w:rPr>
-          <w:rFonts w:ascii="Calibri" w:eastAsia="华文细黑" w:hAnsi="Calibri" w:cs="Calibri" w:hint="eastAsia"/>
-          <w:color w:val="404040" w:themeColor="text1" w:themeTint="BF"/>
-          <w:szCs w:val="21"/>
-        </w:rPr>
-        <w:t>9</w:t>
-      </w:r>
-      <w:r>
-        <w:rPr>
-          <w:rFonts w:ascii="Calibri" w:eastAsia="华文细黑" w:hAnsi="Calibri" w:cs="Calibri"/>
-          <w:color w:val="404040" w:themeColor="text1" w:themeTint="BF"/>
-          <w:szCs w:val="21"/>
-        </w:rPr>
-        <w:t>0%</w:t>
-      </w:r>
-      <w:r>
-        <w:rPr>
-          <w:rFonts w:ascii="Calibri" w:eastAsia="华文细黑" w:hAnsi="Calibri" w:cs="Calibri" w:hint="eastAsia"/>
-          <w:color w:val="404040" w:themeColor="text1" w:themeTint="BF"/>
-          <w:szCs w:val="21"/>
-        </w:rPr>
-        <w:t>多，完成了视频表的大表拆分</w:t>
+        <w:t>主导完成红蓝对抗、人审平台建设及端侧敏感词</w:t>
+      </w:r>
+      <w:r>
+        <w:rPr>
+          <w:rFonts w:ascii="Calibri" w:eastAsia="华文细黑" w:hAnsi="Calibri" w:cs="Calibri" w:hint="eastAsia"/>
+          <w:color w:val="404040" w:themeColor="text1" w:themeTint="BF"/>
+          <w:szCs w:val="21"/>
+        </w:rPr>
+        <w:t>SDK</w:t>
+      </w:r>
+      <w:r>
+        <w:rPr>
+          <w:rFonts w:ascii="Calibri" w:eastAsia="华文细黑" w:hAnsi="Calibri" w:cs="Calibri" w:hint="eastAsia"/>
+          <w:color w:val="404040" w:themeColor="text1" w:themeTint="BF"/>
+          <w:szCs w:val="21"/>
+        </w:rPr>
+        <w:t>支持，</w:t>
+      </w:r>
+      <w:r>
+        <w:rPr>
+          <w:rFonts w:ascii="Calibri" w:eastAsia="华文细黑" w:hAnsi="Calibri" w:cs="Calibri" w:hint="eastAsia"/>
+          <w:color w:val="404040" w:themeColor="text1" w:themeTint="BF"/>
+          <w:szCs w:val="21"/>
+        </w:rPr>
+        <w:t>实现从机审、人审、端侧、红蓝对抗</w:t>
+      </w:r>
+      <w:r>
+        <w:rPr>
+          <w:rFonts w:ascii="Calibri" w:eastAsia="华文细黑" w:hAnsi="Calibri" w:cs="Calibri" w:hint="eastAsia"/>
+          <w:color w:val="404040" w:themeColor="text1" w:themeTint="BF"/>
+          <w:szCs w:val="21"/>
+        </w:rPr>
+        <w:t>、运营等</w:t>
+      </w:r>
+      <w:r>
+        <w:rPr>
+          <w:rFonts w:ascii="Calibri" w:eastAsia="华文细黑" w:hAnsi="Calibri" w:cs="Calibri" w:hint="eastAsia"/>
+          <w:color w:val="404040" w:themeColor="text1" w:themeTint="BF"/>
+          <w:szCs w:val="21"/>
+        </w:rPr>
+        <w:t>内容风控全流程能力闭环</w:t>
       </w:r>
     </w:p>
     <w:p>
       <w:pPr>
+        <w:pStyle w:val="a3"/>
+        <w:numPr>
+          <w:ilvl w:val="0"/>
+          <w:numId w:val="12"/>
+        </w:numPr>
+        <w:spacing w:line="320" w:lineRule="exact"/>
+        <w:ind w:left="357" w:firstLineChars="0" w:hanging="357"/>
+        <w:rPr>
+          <w:rFonts w:ascii="Calibri" w:eastAsia="华文细黑" w:hAnsi="Calibri" w:cs="Calibri"/>
+          <w:color w:val="404040" w:themeColor="text1" w:themeTint="BF"/>
+          <w:szCs w:val="21"/>
+        </w:rPr>
+      </w:pPr>
+      <w:r>
+        <w:rPr>
+          <w:rFonts w:ascii="Calibri" w:eastAsia="华文细黑" w:hAnsi="Calibri" w:cs="Calibri" w:hint="eastAsia"/>
+          <w:color w:val="404040" w:themeColor="text1" w:themeTint="BF"/>
+          <w:szCs w:val="21"/>
+        </w:rPr>
+        <w:t>作为</w:t>
+      </w:r>
+      <w:r>
+        <w:rPr>
+          <w:rFonts w:ascii="Calibri" w:eastAsia="华文细黑" w:hAnsi="Calibri" w:cs="Calibri" w:hint="eastAsia"/>
+          <w:color w:val="404040" w:themeColor="text1" w:themeTint="BF"/>
+          <w:szCs w:val="21"/>
+        </w:rPr>
+        <w:t>交易风控规则引擎、人机识别、离线筛单、信誉分</w:t>
+      </w:r>
+      <w:r>
+        <w:rPr>
+          <w:rFonts w:ascii="Calibri" w:eastAsia="华文细黑" w:hAnsi="Calibri" w:cs="Calibri" w:hint="eastAsia"/>
+          <w:color w:val="404040" w:themeColor="text1" w:themeTint="BF"/>
+          <w:szCs w:val="21"/>
+        </w:rPr>
+        <w:t>核心设计和开发人员，完成交易风控</w:t>
+      </w:r>
+      <w:r>
+        <w:rPr>
+          <w:rFonts w:ascii="Calibri" w:eastAsia="华文细黑" w:hAnsi="Calibri" w:cs="Calibri" w:hint="eastAsia"/>
+          <w:color w:val="404040" w:themeColor="text1" w:themeTint="BF"/>
+          <w:szCs w:val="21"/>
+        </w:rPr>
+        <w:t>能力建设，</w:t>
+      </w:r>
+      <w:r>
+        <w:rPr>
+          <w:rFonts w:ascii="Calibri" w:eastAsia="华文细黑" w:hAnsi="Calibri" w:cs="Calibri" w:hint="eastAsia"/>
+          <w:color w:val="404040" w:themeColor="text1" w:themeTint="BF"/>
+          <w:szCs w:val="21"/>
+        </w:rPr>
+        <w:t>具备</w:t>
+      </w:r>
+      <w:r>
+        <w:rPr>
+          <w:rFonts w:ascii="Calibri" w:eastAsia="华文细黑" w:hAnsi="Calibri" w:cs="Calibri" w:hint="eastAsia"/>
+          <w:color w:val="404040" w:themeColor="text1" w:themeTint="BF"/>
+          <w:szCs w:val="21"/>
+        </w:rPr>
+        <w:t>风控产品快速复制能力</w:t>
+      </w:r>
+      <w:r>
+        <w:rPr>
+          <w:rFonts w:ascii="Calibri" w:eastAsia="华文细黑" w:hAnsi="Calibri" w:cs="Calibri" w:hint="eastAsia"/>
+          <w:color w:val="404040" w:themeColor="text1" w:themeTint="BF"/>
+          <w:szCs w:val="21"/>
+        </w:rPr>
+        <w:t>，</w:t>
+      </w:r>
+      <w:r>
+        <w:rPr>
+          <w:rFonts w:ascii="Calibri" w:eastAsia="华文细黑" w:hAnsi="Calibri" w:cs="Calibri" w:hint="eastAsia"/>
+          <w:color w:val="404040" w:themeColor="text1" w:themeTint="BF"/>
+          <w:szCs w:val="21"/>
+        </w:rPr>
+        <w:t>已在中国区、亚太、欧洲部署。</w:t>
+      </w:r>
+      <w:r>
+        <w:rPr>
+          <w:rFonts w:ascii="Calibri" w:eastAsia="华文细黑" w:hAnsi="Calibri" w:cs="Calibri" w:hint="eastAsia"/>
+          <w:color w:val="404040" w:themeColor="text1" w:themeTint="BF"/>
+          <w:szCs w:val="21"/>
+        </w:rPr>
+        <w:t>为</w:t>
+      </w:r>
+      <w:r>
+        <w:rPr>
+          <w:rFonts w:ascii="Calibri" w:eastAsia="华文细黑" w:hAnsi="Calibri" w:cs="Calibri" w:hint="eastAsia"/>
+          <w:color w:val="404040" w:themeColor="text1" w:themeTint="BF"/>
+          <w:szCs w:val="21"/>
+        </w:rPr>
+        <w:t>流程</w:t>
+      </w:r>
+      <w:r>
+        <w:rPr>
+          <w:rFonts w:ascii="Calibri" w:eastAsia="华文细黑" w:hAnsi="Calibri" w:cs="Calibri" w:hint="eastAsia"/>
+          <w:color w:val="404040" w:themeColor="text1" w:themeTint="BF"/>
+          <w:szCs w:val="21"/>
+        </w:rPr>
+        <w:t>IT</w:t>
+      </w:r>
+      <w:r>
+        <w:rPr>
+          <w:rFonts w:ascii="Calibri" w:eastAsia="华文细黑" w:hAnsi="Calibri" w:cs="Calibri" w:hint="eastAsia"/>
+          <w:color w:val="404040" w:themeColor="text1" w:themeTint="BF"/>
+          <w:szCs w:val="21"/>
+        </w:rPr>
+        <w:t>、</w:t>
+      </w:r>
+      <w:r>
+        <w:rPr>
+          <w:rFonts w:ascii="Calibri" w:eastAsia="华文细黑" w:hAnsi="Calibri" w:cs="Calibri" w:hint="eastAsia"/>
+          <w:color w:val="404040" w:themeColor="text1" w:themeTint="BF"/>
+          <w:szCs w:val="21"/>
+        </w:rPr>
+        <w:lastRenderedPageBreak/>
+        <w:t>研发管理部、</w:t>
+      </w:r>
+      <w:r>
+        <w:rPr>
+          <w:rFonts w:ascii="Calibri" w:eastAsia="华文细黑" w:hAnsi="Calibri" w:cs="Calibri" w:hint="eastAsia"/>
+          <w:color w:val="404040" w:themeColor="text1" w:themeTint="BF"/>
+          <w:szCs w:val="21"/>
+        </w:rPr>
+        <w:t>云服务</w:t>
+      </w:r>
+      <w:r>
+        <w:rPr>
+          <w:rFonts w:ascii="Calibri" w:eastAsia="华文细黑" w:hAnsi="Calibri" w:cs="Calibri" w:hint="eastAsia"/>
+          <w:color w:val="404040" w:themeColor="text1" w:themeTint="BF"/>
+          <w:szCs w:val="21"/>
+        </w:rPr>
+        <w:t>部门的荣耀商城、亲选商城、内购商城、运动健康、</w:t>
+      </w:r>
+      <w:r>
+        <w:rPr>
+          <w:rFonts w:ascii="Calibri" w:eastAsia="华文细黑" w:hAnsi="Calibri" w:cs="Calibri" w:hint="eastAsia"/>
+          <w:color w:val="404040" w:themeColor="text1" w:themeTint="BF"/>
+          <w:szCs w:val="21"/>
+        </w:rPr>
+        <w:t>MyHonor</w:t>
+      </w:r>
+      <w:r>
+        <w:rPr>
+          <w:rFonts w:ascii="Calibri" w:eastAsia="华文细黑" w:hAnsi="Calibri" w:cs="Calibri" w:hint="eastAsia"/>
+          <w:color w:val="404040" w:themeColor="text1" w:themeTint="BF"/>
+          <w:szCs w:val="21"/>
+        </w:rPr>
+        <w:t>等</w:t>
+      </w:r>
+      <w:r>
+        <w:rPr>
+          <w:rFonts w:ascii="Calibri" w:eastAsia="华文细黑" w:hAnsi="Calibri" w:cs="Calibri" w:hint="eastAsia"/>
+          <w:color w:val="404040" w:themeColor="text1" w:themeTint="BF"/>
+          <w:szCs w:val="21"/>
+        </w:rPr>
+        <w:t>10+</w:t>
+      </w:r>
+      <w:r>
+        <w:rPr>
+          <w:rFonts w:ascii="Calibri" w:eastAsia="华文细黑" w:hAnsi="Calibri" w:cs="Calibri" w:hint="eastAsia"/>
+          <w:color w:val="404040" w:themeColor="text1" w:themeTint="BF"/>
+          <w:szCs w:val="21"/>
+        </w:rPr>
+        <w:t>业务</w:t>
+      </w:r>
+      <w:r>
+        <w:rPr>
+          <w:rFonts w:ascii="Calibri" w:eastAsia="华文细黑" w:hAnsi="Calibri" w:cs="Calibri" w:hint="eastAsia"/>
+          <w:color w:val="404040" w:themeColor="text1" w:themeTint="BF"/>
+          <w:szCs w:val="21"/>
+        </w:rPr>
+        <w:t>5</w:t>
+      </w:r>
+      <w:r>
+        <w:rPr>
+          <w:rFonts w:ascii="Calibri" w:eastAsia="华文细黑" w:hAnsi="Calibri" w:cs="Calibri" w:hint="eastAsia"/>
+          <w:color w:val="404040" w:themeColor="text1" w:themeTint="BF"/>
+          <w:szCs w:val="21"/>
+        </w:rPr>
+        <w:t>0+</w:t>
+      </w:r>
+      <w:r>
+        <w:rPr>
+          <w:rFonts w:ascii="Calibri" w:eastAsia="华文细黑" w:hAnsi="Calibri" w:cs="Calibri" w:hint="eastAsia"/>
+          <w:color w:val="404040" w:themeColor="text1" w:themeTint="BF"/>
+          <w:szCs w:val="21"/>
+        </w:rPr>
+        <w:t>场景的提供用户风险识别</w:t>
+      </w:r>
+      <w:r>
+        <w:rPr>
+          <w:rFonts w:ascii="Calibri" w:eastAsia="华文细黑" w:hAnsi="Calibri" w:cs="Calibri" w:hint="eastAsia"/>
+          <w:color w:val="404040" w:themeColor="text1" w:themeTint="BF"/>
+          <w:szCs w:val="21"/>
+        </w:rPr>
+        <w:t>能力</w:t>
+      </w:r>
+    </w:p>
+    <w:p>
+      <w:pPr>
+        <w:pStyle w:val="a3"/>
+        <w:numPr>
+          <w:ilvl w:val="0"/>
+          <w:numId w:val="12"/>
+        </w:numPr>
+        <w:spacing w:line="320" w:lineRule="exact"/>
+        <w:ind w:left="357" w:firstLineChars="0" w:hanging="357"/>
+        <w:rPr>
+          <w:rFonts w:ascii="Calibri" w:eastAsia="华文细黑" w:hAnsi="Calibri" w:cs="Calibri" w:hint="eastAsia"/>
+          <w:color w:val="404040" w:themeColor="text1" w:themeTint="BF"/>
+          <w:szCs w:val="21"/>
+        </w:rPr>
+      </w:pPr>
+      <w:r>
+        <w:rPr>
+          <w:rFonts w:ascii="Calibri" w:eastAsia="华文细黑" w:hAnsi="Calibri" w:cs="Calibri" w:hint="eastAsia"/>
+          <w:color w:val="404040" w:themeColor="text1" w:themeTint="BF"/>
+          <w:szCs w:val="21"/>
+        </w:rPr>
+        <w:t>负责风控需求</w:t>
+      </w:r>
+      <w:r>
+        <w:rPr>
+          <w:rFonts w:ascii="Calibri" w:eastAsia="华文细黑" w:hAnsi="Calibri" w:cs="Calibri" w:hint="eastAsia"/>
+          <w:color w:val="404040" w:themeColor="text1" w:themeTint="BF"/>
+          <w:szCs w:val="21"/>
+        </w:rPr>
+        <w:t>人力</w:t>
+      </w:r>
+      <w:r>
+        <w:rPr>
+          <w:rFonts w:ascii="Calibri" w:eastAsia="华文细黑" w:hAnsi="Calibri" w:cs="Calibri" w:hint="eastAsia"/>
+          <w:color w:val="404040" w:themeColor="text1" w:themeTint="BF"/>
+          <w:szCs w:val="21"/>
+        </w:rPr>
+        <w:t>评估、</w:t>
+      </w:r>
+      <w:r>
+        <w:rPr>
+          <w:rFonts w:ascii="Calibri" w:eastAsia="华文细黑" w:hAnsi="Calibri" w:cs="Calibri" w:hint="eastAsia"/>
+          <w:color w:val="404040" w:themeColor="text1" w:themeTint="BF"/>
+          <w:szCs w:val="21"/>
+        </w:rPr>
+        <w:t>版本</w:t>
+      </w:r>
+      <w:r>
+        <w:rPr>
+          <w:rFonts w:ascii="Calibri" w:eastAsia="华文细黑" w:hAnsi="Calibri" w:cs="Calibri" w:hint="eastAsia"/>
+          <w:color w:val="404040" w:themeColor="text1" w:themeTint="BF"/>
+          <w:szCs w:val="21"/>
+        </w:rPr>
+        <w:t>交付</w:t>
+      </w:r>
+      <w:r>
+        <w:rPr>
+          <w:rFonts w:ascii="Calibri" w:eastAsia="华文细黑" w:hAnsi="Calibri" w:cs="Calibri" w:hint="eastAsia"/>
+          <w:color w:val="404040" w:themeColor="text1" w:themeTint="BF"/>
+          <w:szCs w:val="21"/>
+        </w:rPr>
+        <w:t>、质量管控，</w:t>
+      </w:r>
+      <w:r>
+        <w:rPr>
+          <w:rFonts w:ascii="Calibri" w:eastAsia="华文细黑" w:hAnsi="Calibri" w:cs="Calibri" w:hint="eastAsia"/>
+          <w:color w:val="404040" w:themeColor="text1" w:themeTint="BF"/>
+          <w:szCs w:val="21"/>
+        </w:rPr>
+        <w:t>对风险及时识别</w:t>
+      </w:r>
+      <w:r>
+        <w:rPr>
+          <w:rFonts w:ascii="Calibri" w:eastAsia="华文细黑" w:hAnsi="Calibri" w:cs="Calibri" w:hint="eastAsia"/>
+          <w:color w:val="404040" w:themeColor="text1" w:themeTint="BF"/>
+          <w:szCs w:val="21"/>
+        </w:rPr>
+        <w:t>、</w:t>
+      </w:r>
+      <w:r>
+        <w:rPr>
+          <w:rFonts w:ascii="Calibri" w:eastAsia="华文细黑" w:hAnsi="Calibri" w:cs="Calibri" w:hint="eastAsia"/>
+          <w:color w:val="404040" w:themeColor="text1" w:themeTint="BF"/>
+          <w:szCs w:val="21"/>
+        </w:rPr>
+        <w:t>预警</w:t>
+      </w:r>
+      <w:r>
+        <w:rPr>
+          <w:rFonts w:ascii="Calibri" w:eastAsia="华文细黑" w:hAnsi="Calibri" w:cs="Calibri" w:hint="eastAsia"/>
+          <w:color w:val="404040" w:themeColor="text1" w:themeTint="BF"/>
+          <w:szCs w:val="21"/>
+        </w:rPr>
+        <w:t>及处理，保障</w:t>
+      </w:r>
+      <w:r>
+        <w:rPr>
+          <w:rFonts w:ascii="Calibri" w:eastAsia="华文细黑" w:hAnsi="Calibri" w:cs="Calibri" w:hint="eastAsia"/>
+          <w:color w:val="404040" w:themeColor="text1" w:themeTint="BF"/>
+          <w:szCs w:val="21"/>
+        </w:rPr>
+        <w:t>版本按时高质量交付</w:t>
+      </w:r>
+      <w:r>
+        <w:rPr>
+          <w:rFonts w:ascii="Calibri" w:eastAsia="华文细黑" w:hAnsi="Calibri" w:cs="Calibri" w:hint="eastAsia"/>
+          <w:color w:val="404040" w:themeColor="text1" w:themeTint="BF"/>
+          <w:szCs w:val="21"/>
+        </w:rPr>
+        <w:t>，</w:t>
+      </w:r>
+      <w:r>
+        <w:rPr>
+          <w:rFonts w:ascii="Calibri" w:eastAsia="华文细黑" w:hAnsi="Calibri" w:cs="Calibri" w:hint="eastAsia"/>
+          <w:color w:val="404040" w:themeColor="text1" w:themeTint="BF"/>
+          <w:szCs w:val="21"/>
+        </w:rPr>
+        <w:t>代码质量不高于</w:t>
+      </w:r>
+      <w:r>
+        <w:rPr>
+          <w:rFonts w:ascii="Calibri" w:eastAsia="华文细黑" w:hAnsi="Calibri" w:cs="Calibri" w:hint="eastAsia"/>
+          <w:color w:val="404040" w:themeColor="text1" w:themeTint="BF"/>
+          <w:szCs w:val="21"/>
+        </w:rPr>
+        <w:t>L2</w:t>
+      </w:r>
+      <w:r>
+        <w:rPr>
+          <w:rFonts w:ascii="Calibri" w:eastAsia="华文细黑" w:hAnsi="Calibri" w:cs="Calibri" w:hint="eastAsia"/>
+          <w:color w:val="404040" w:themeColor="text1" w:themeTint="BF"/>
+          <w:szCs w:val="21"/>
+        </w:rPr>
+        <w:t>，</w:t>
+      </w:r>
+      <w:r>
+        <w:rPr>
+          <w:rFonts w:ascii="Calibri" w:eastAsia="华文细黑" w:hAnsi="Calibri" w:cs="Calibri" w:hint="eastAsia"/>
+          <w:color w:val="404040" w:themeColor="text1" w:themeTint="BF"/>
+          <w:szCs w:val="21"/>
+        </w:rPr>
+        <w:t>研发缺陷密度不高于</w:t>
+      </w:r>
+      <w:r>
+        <w:rPr>
+          <w:rFonts w:ascii="Calibri" w:eastAsia="华文细黑" w:hAnsi="Calibri" w:cs="Calibri" w:hint="eastAsia"/>
+          <w:color w:val="404040" w:themeColor="text1" w:themeTint="BF"/>
+          <w:szCs w:val="21"/>
+        </w:rPr>
+        <w:t>3</w:t>
+      </w:r>
+      <w:r>
+        <w:rPr>
+          <w:rFonts w:ascii="Calibri" w:eastAsia="华文细黑" w:hAnsi="Calibri" w:cs="Calibri" w:hint="eastAsia"/>
+          <w:color w:val="404040" w:themeColor="text1" w:themeTint="BF"/>
+          <w:szCs w:val="21"/>
+        </w:rPr>
+        <w:t>，</w:t>
+      </w:r>
+      <w:r>
+        <w:rPr>
+          <w:rFonts w:ascii="Calibri" w:eastAsia="华文细黑" w:hAnsi="Calibri" w:cs="Calibri" w:hint="eastAsia"/>
+          <w:color w:val="404040" w:themeColor="text1" w:themeTint="BF"/>
+          <w:szCs w:val="21"/>
+        </w:rPr>
+        <w:t>多次上月度红榜。</w:t>
+      </w:r>
+      <w:r>
+        <w:rPr>
+          <w:rFonts w:ascii="Calibri" w:eastAsia="华文细黑" w:hAnsi="Calibri" w:cs="Calibri" w:hint="eastAsia"/>
+          <w:color w:val="404040" w:themeColor="text1" w:themeTint="BF"/>
+          <w:szCs w:val="21"/>
+        </w:rPr>
+        <w:t>个人多次被评选为月度之星</w:t>
+      </w:r>
+    </w:p>
+    <w:p>
+      <w:pPr>
+        <w:spacing w:line="400" w:lineRule="exact"/>
+        <w:rPr>
+          <w:rFonts w:ascii="Calibri" w:eastAsia="华文细黑" w:hAnsi="Calibri" w:cs="Calibri"/>
+          <w:b/>
+          <w:bCs/>
+          <w:color w:val="404040" w:themeColor="text1" w:themeTint="BF"/>
+          <w:sz w:val="24"/>
+          <w:szCs w:val="24"/>
+        </w:rPr>
+      </w:pPr>
+      <w:r>
+        <w:rPr>
+          <w:rFonts w:ascii="Calibri" w:eastAsia="华文细黑" w:hAnsi="Calibri" w:cs="Calibri" w:hint="eastAsia"/>
+          <w:b/>
+          <w:bCs/>
+          <w:color w:val="404040" w:themeColor="text1" w:themeTint="BF"/>
+          <w:sz w:val="24"/>
+          <w:szCs w:val="24"/>
+        </w:rPr>
+        <w:t>项目经历</w:t>
+      </w:r>
+      <w:r>
+        <w:rPr>
+          <w:rFonts w:ascii="Calibri" w:eastAsia="华文细黑" w:hAnsi="Calibri" w:cs="Calibri" w:hint="eastAsia"/>
+          <w:b/>
+          <w:bCs/>
+          <w:color w:val="404040" w:themeColor="text1" w:themeTint="BF"/>
+          <w:sz w:val="24"/>
+          <w:szCs w:val="24"/>
+        </w:rPr>
+        <w:t>：</w:t>
+      </w:r>
+    </w:p>
+    <w:p>
+      <w:pPr>
+        <w:spacing w:line="320" w:lineRule="exact"/>
+        <w:rPr>
+          <w:rFonts w:ascii="Calibri" w:eastAsia="华文细黑" w:hAnsi="Calibri" w:cs="Calibri"/>
+          <w:b/>
+          <w:bCs/>
+          <w:color w:val="404040" w:themeColor="text1" w:themeTint="BF"/>
+          <w:szCs w:val="21"/>
+        </w:rPr>
+      </w:pPr>
+      <w:r>
+        <w:rPr>
+          <w:rFonts w:ascii="Calibri" w:eastAsia="华文细黑" w:hAnsi="Calibri" w:cs="Calibri" w:hint="eastAsia"/>
+          <w:b/>
+          <w:bCs/>
+          <w:color w:val="404040" w:themeColor="text1" w:themeTint="BF"/>
+          <w:szCs w:val="21"/>
+        </w:rPr>
+        <w:t>项目</w:t>
+      </w:r>
+      <w:r>
+        <w:rPr>
+          <w:rFonts w:ascii="Calibri" w:eastAsia="华文细黑" w:hAnsi="Calibri" w:cs="Calibri" w:hint="eastAsia"/>
+          <w:b/>
+          <w:bCs/>
+          <w:color w:val="404040" w:themeColor="text1" w:themeTint="BF"/>
+          <w:szCs w:val="21"/>
+        </w:rPr>
+        <w:t>一：</w:t>
+      </w:r>
+      <w:r>
+        <w:rPr>
+          <w:rFonts w:ascii="Calibri" w:eastAsia="华文细黑" w:hAnsi="Calibri" w:cs="Calibri" w:hint="eastAsia"/>
+          <w:b/>
+          <w:bCs/>
+          <w:color w:val="404040" w:themeColor="text1" w:themeTint="BF"/>
+          <w:szCs w:val="21"/>
+        </w:rPr>
+        <w:t>内容风控中心化建设</w:t>
+      </w:r>
+    </w:p>
+    <w:p>
+      <w:pPr>
+        <w:spacing w:line="320" w:lineRule="exact"/>
+        <w:rPr>
+          <w:rFonts w:ascii="Calibri" w:eastAsia="华文细黑" w:hAnsi="Calibri" w:cs="Calibri" w:hint="eastAsia"/>
+          <w:b/>
+          <w:bCs/>
+          <w:color w:val="404040" w:themeColor="text1" w:themeTint="BF"/>
+          <w:szCs w:val="21"/>
+        </w:rPr>
+      </w:pPr>
+    </w:p>
+    <w:p>
+      <w:pPr>
+        <w:spacing w:line="320" w:lineRule="exact"/>
+        <w:rPr>
+          <w:rFonts w:ascii="Calibri" w:eastAsia="华文细黑" w:hAnsi="Calibri" w:cs="Calibri"/>
+          <w:color w:val="404040" w:themeColor="text1" w:themeTint="BF"/>
+          <w:szCs w:val="21"/>
+        </w:rPr>
+      </w:pPr>
+      <w:r>
+        <w:rPr>
+          <w:rFonts w:ascii="Calibri" w:eastAsia="华文细黑" w:hAnsi="Calibri" w:cs="Calibri" w:hint="eastAsia"/>
+          <w:color w:val="404040" w:themeColor="text1" w:themeTint="BF"/>
+          <w:szCs w:val="21"/>
+        </w:rPr>
+        <w:t>项目</w:t>
+      </w:r>
+      <w:r>
+        <w:rPr>
+          <w:rFonts w:ascii="Calibri" w:eastAsia="华文细黑" w:hAnsi="Calibri" w:cs="Calibri" w:hint="eastAsia"/>
+          <w:color w:val="404040" w:themeColor="text1" w:themeTint="BF"/>
+          <w:szCs w:val="21"/>
+        </w:rPr>
+        <w:t>二：</w:t>
+      </w:r>
+    </w:p>
+    <w:p>
+      <w:pPr>
+        <w:spacing w:line="320" w:lineRule="exact"/>
+        <w:rPr>
+          <w:rFonts w:ascii="Calibri" w:eastAsia="华文细黑" w:hAnsi="Calibri" w:cs="Calibri" w:hint="eastAsia"/>
+          <w:color w:val="404040" w:themeColor="text1" w:themeTint="BF"/>
+          <w:szCs w:val="21"/>
+        </w:rPr>
+      </w:pPr>
+    </w:p>
+    <w:p>
+      <w:pPr>
         <w:spacing w:beforeLines="50" w:before="156" w:line="400" w:lineRule="exact"/>
         <w:rPr>
           <w:rFonts w:ascii="Calibri" w:eastAsia="华文细黑" w:hAnsi="Calibri" w:cs="Calibri"/>
           <w:b/>
           <w:bCs/>
           <w:color w:val="404040" w:themeColor="text1" w:themeTint="BF"/>
-          <w:szCs w:val="21"/>
-        </w:rPr>
-      </w:pPr>
-      <w:r>
-        <w:rPr>
-          <w:rFonts w:ascii="Calibri" w:eastAsia="华文细黑" w:hAnsi="Calibri" w:cs="Calibri"/>
-          <w:b/>
-          <w:bCs/>
-          <w:color w:val="404040" w:themeColor="text1" w:themeTint="BF"/>
-          <w:szCs w:val="21"/>
+          <w:sz w:val="24"/>
+          <w:szCs w:val="24"/>
+        </w:rPr>
+      </w:pPr>
+      <w:r>
+        <w:rPr>
+          <w:rFonts w:ascii="Calibri" w:eastAsia="华文细黑" w:hAnsi="Calibri" w:cs="Calibri"/>
+          <w:b/>
+          <w:bCs/>
+          <w:color w:val="404040" w:themeColor="text1" w:themeTint="BF"/>
+          <w:sz w:val="24"/>
+          <w:szCs w:val="24"/>
         </w:rPr>
         <w:t>58</w:t>
       </w:r>
@@ -2587,7 +3417,8 @@
           <w:b/>
           <w:bCs/>
           <w:color w:val="404040" w:themeColor="text1" w:themeTint="BF"/>
-          <w:szCs w:val="21"/>
+          <w:sz w:val="24"/>
+          <w:szCs w:val="24"/>
         </w:rPr>
         <w:t>同城</w:t>
       </w:r>
@@ -2597,7 +3428,8 @@
           <w:b/>
           <w:bCs/>
           <w:color w:val="404040" w:themeColor="text1" w:themeTint="BF"/>
-          <w:szCs w:val="21"/>
+          <w:sz w:val="24"/>
+          <w:szCs w:val="24"/>
         </w:rPr>
         <w:t xml:space="preserve"> </w:t>
       </w:r>
@@ -2607,7 +3439,8 @@
           <w:b/>
           <w:bCs/>
           <w:color w:val="404040" w:themeColor="text1" w:themeTint="BF"/>
-          <w:szCs w:val="21"/>
+          <w:sz w:val="24"/>
+          <w:szCs w:val="24"/>
         </w:rPr>
         <w:t>/</w:t>
       </w:r>
@@ -2617,7 +3450,8 @@
           <w:b/>
           <w:bCs/>
           <w:color w:val="404040" w:themeColor="text1" w:themeTint="BF"/>
-          <w:szCs w:val="21"/>
+          <w:sz w:val="24"/>
+          <w:szCs w:val="24"/>
         </w:rPr>
         <w:t xml:space="preserve"> </w:t>
       </w:r>
@@ -2627,7 +3461,8 @@
           <w:b/>
           <w:bCs/>
           <w:color w:val="404040" w:themeColor="text1" w:themeTint="BF"/>
-          <w:szCs w:val="21"/>
+          <w:sz w:val="24"/>
+          <w:szCs w:val="24"/>
         </w:rPr>
         <w:t>Java</w:t>
       </w:r>
@@ -2637,7 +3472,8 @@
           <w:b/>
           <w:bCs/>
           <w:color w:val="404040" w:themeColor="text1" w:themeTint="BF"/>
-          <w:szCs w:val="21"/>
+          <w:sz w:val="24"/>
+          <w:szCs w:val="24"/>
         </w:rPr>
         <w:t>高级</w:t>
       </w:r>
@@ -2647,7 +3483,8 @@
           <w:b/>
           <w:bCs/>
           <w:color w:val="404040" w:themeColor="text1" w:themeTint="BF"/>
-          <w:szCs w:val="21"/>
+          <w:sz w:val="24"/>
+          <w:szCs w:val="24"/>
         </w:rPr>
         <w:t>开发</w:t>
       </w:r>
@@ -2657,7 +3494,8 @@
           <w:b/>
           <w:bCs/>
           <w:color w:val="404040" w:themeColor="text1" w:themeTint="BF"/>
-          <w:szCs w:val="21"/>
+          <w:sz w:val="24"/>
+          <w:szCs w:val="24"/>
         </w:rPr>
         <w:t xml:space="preserve"> </w:t>
       </w:r>
@@ -2665,7 +3503,8 @@
         <w:rPr>
           <w:rFonts w:ascii="Calibri" w:eastAsia="微软雅黑" w:hAnsi="Calibri" w:cs="Calibri"/>
           <w:color w:val="404040" w:themeColor="text1" w:themeTint="BF"/>
-          <w:szCs w:val="21"/>
+          <w:sz w:val="24"/>
+          <w:szCs w:val="24"/>
         </w:rPr>
         <w:t xml:space="preserve">        </w:t>
       </w:r>
@@ -2673,7 +3512,8 @@
         <w:rPr>
           <w:rFonts w:ascii="Calibri" w:eastAsia="微软雅黑" w:hAnsi="Calibri" w:cs="Calibri" w:hint="eastAsia"/>
           <w:color w:val="404040" w:themeColor="text1" w:themeTint="BF"/>
-          <w:szCs w:val="21"/>
+          <w:sz w:val="24"/>
+          <w:szCs w:val="24"/>
         </w:rPr>
         <w:t xml:space="preserve"> </w:t>
       </w:r>
@@ -2681,15 +3521,35 @@
         <w:rPr>
           <w:rFonts w:ascii="Calibri" w:eastAsia="微软雅黑" w:hAnsi="Calibri" w:cs="Calibri"/>
           <w:color w:val="404040" w:themeColor="text1" w:themeTint="BF"/>
-          <w:szCs w:val="21"/>
-        </w:rPr>
-        <w:t xml:space="preserve">                          </w:t>
+          <w:sz w:val="24"/>
+          <w:szCs w:val="24"/>
+        </w:rPr>
+        <w:t xml:space="preserve">             </w:t>
       </w:r>
       <w:r>
         <w:rPr>
           <w:rFonts w:ascii="Calibri" w:eastAsia="微软雅黑" w:hAnsi="Calibri" w:cs="Calibri" w:hint="eastAsia"/>
           <w:color w:val="404040" w:themeColor="text1" w:themeTint="BF"/>
-          <w:szCs w:val="21"/>
+          <w:sz w:val="24"/>
+          <w:szCs w:val="24"/>
+        </w:rPr>
+        <w:t xml:space="preserve">  </w:t>
+      </w:r>
+      <w:r>
+        <w:rPr>
+          <w:rFonts w:ascii="Calibri" w:eastAsia="微软雅黑" w:hAnsi="Calibri" w:cs="Calibri"/>
+          <w:color w:val="404040" w:themeColor="text1" w:themeTint="BF"/>
+          <w:sz w:val="24"/>
+          <w:szCs w:val="24"/>
+        </w:rPr>
+        <w:t xml:space="preserve">  </w:t>
+      </w:r>
+      <w:r>
+        <w:rPr>
+          <w:rFonts w:ascii="Calibri" w:eastAsia="微软雅黑" w:hAnsi="Calibri" w:cs="Calibri" w:hint="eastAsia"/>
+          <w:color w:val="404040" w:themeColor="text1" w:themeTint="BF"/>
+          <w:sz w:val="24"/>
+          <w:szCs w:val="24"/>
         </w:rPr>
         <w:t xml:space="preserve">      </w:t>
       </w:r>
@@ -2697,7 +3557,8 @@
         <w:rPr>
           <w:rFonts w:ascii="Calibri" w:eastAsia="微软雅黑" w:hAnsi="Calibri" w:cs="Calibri"/>
           <w:color w:val="404040" w:themeColor="text1" w:themeTint="BF"/>
-          <w:szCs w:val="21"/>
+          <w:sz w:val="24"/>
+          <w:szCs w:val="24"/>
         </w:rPr>
         <w:t xml:space="preserve"> </w:t>
       </w:r>
@@ -2707,7 +3568,8 @@
           <w:b/>
           <w:bCs/>
           <w:color w:val="404040" w:themeColor="text1" w:themeTint="BF"/>
-          <w:szCs w:val="21"/>
+          <w:sz w:val="24"/>
+          <w:szCs w:val="24"/>
         </w:rPr>
         <w:t>2020</w:t>
       </w:r>
@@ -2717,7 +3579,8 @@
           <w:b/>
           <w:bCs/>
           <w:color w:val="404040" w:themeColor="text1" w:themeTint="BF"/>
-          <w:szCs w:val="21"/>
+          <w:sz w:val="24"/>
+          <w:szCs w:val="24"/>
         </w:rPr>
         <w:t>.</w:t>
       </w:r>
@@ -2727,7 +3590,8 @@
           <w:b/>
           <w:bCs/>
           <w:color w:val="404040" w:themeColor="text1" w:themeTint="BF"/>
-          <w:szCs w:val="21"/>
+          <w:sz w:val="24"/>
+          <w:szCs w:val="24"/>
         </w:rPr>
         <w:t>0</w:t>
       </w:r>
@@ -2737,7 +3601,8 @@
           <w:b/>
           <w:bCs/>
           <w:color w:val="404040" w:themeColor="text1" w:themeTint="BF"/>
-          <w:szCs w:val="21"/>
+          <w:sz w:val="24"/>
+          <w:szCs w:val="24"/>
         </w:rPr>
         <w:t>7</w:t>
       </w:r>
@@ -2747,7 +3612,8 @@
           <w:b/>
           <w:bCs/>
           <w:color w:val="404040" w:themeColor="text1" w:themeTint="BF"/>
-          <w:szCs w:val="21"/>
+          <w:sz w:val="24"/>
+          <w:szCs w:val="24"/>
         </w:rPr>
         <w:t>–</w:t>
       </w:r>
@@ -2757,7 +3623,8 @@
           <w:b/>
           <w:bCs/>
           <w:color w:val="404040" w:themeColor="text1" w:themeTint="BF"/>
-          <w:szCs w:val="21"/>
+          <w:sz w:val="24"/>
+          <w:szCs w:val="24"/>
         </w:rPr>
         <w:t>2021.11</w:t>
       </w:r>
@@ -2975,7 +3842,6 @@
           <w:color w:val="404040" w:themeColor="text1" w:themeTint="BF"/>
           <w:szCs w:val="21"/>
         </w:rPr>
-        <w:lastRenderedPageBreak/>
         <w:t>完成魔聘系统简历模块的</w:t>
       </w:r>
       <w:r>
@@ -3077,7 +3943,7 @@
         <w:spacing w:line="320" w:lineRule="exact"/>
         <w:ind w:left="357" w:firstLineChars="0" w:hanging="357"/>
         <w:rPr>
-          <w:rFonts w:ascii="Calibri" w:eastAsia="华文细黑" w:hAnsi="Calibri" w:cs="Calibri"/>
+          <w:rFonts w:ascii="Calibri" w:eastAsia="华文细黑" w:hAnsi="Calibri" w:cs="Calibri" w:hint="eastAsia"/>
           <w:color w:val="404040" w:themeColor="text1" w:themeTint="BF"/>
           <w:szCs w:val="21"/>
         </w:rPr>
@@ -3152,11 +4018,1161 @@
           <w:color w:val="404040" w:themeColor="text1" w:themeTint="BF"/>
           <w:szCs w:val="21"/>
         </w:rPr>
-        <w:t>多，完成了视频表的大表拆分</w:t>
+        <w:t>+</w:t>
+      </w:r>
+      <w:r>
+        <w:rPr>
+          <w:rFonts w:ascii="Calibri" w:eastAsia="华文细黑" w:hAnsi="Calibri" w:cs="Calibri" w:hint="eastAsia"/>
+          <w:color w:val="404040" w:themeColor="text1" w:themeTint="BF"/>
+          <w:szCs w:val="21"/>
+        </w:rPr>
+        <w:t>，完成了视频表的大表拆分</w:t>
       </w:r>
     </w:p>
     <w:p>
       <w:pPr>
+        <w:spacing w:line="400" w:lineRule="exact"/>
+        <w:rPr>
+          <w:rFonts w:ascii="Calibri" w:eastAsia="华文细黑" w:hAnsi="Calibri" w:cs="Calibri"/>
+          <w:b/>
+          <w:bCs/>
+          <w:color w:val="404040" w:themeColor="text1" w:themeTint="BF"/>
+          <w:sz w:val="24"/>
+          <w:szCs w:val="24"/>
+        </w:rPr>
+      </w:pPr>
+      <w:r>
+        <w:rPr>
+          <w:rFonts w:ascii="Calibri" w:eastAsia="华文细黑" w:hAnsi="Calibri" w:cs="Calibri" w:hint="eastAsia"/>
+          <w:b/>
+          <w:bCs/>
+          <w:color w:val="404040" w:themeColor="text1" w:themeTint="BF"/>
+          <w:sz w:val="24"/>
+          <w:szCs w:val="24"/>
+        </w:rPr>
+        <w:t>项目经历</w:t>
+      </w:r>
+      <w:r>
+        <w:rPr>
+          <w:rFonts w:ascii="Calibri" w:eastAsia="华文细黑" w:hAnsi="Calibri" w:cs="Calibri" w:hint="eastAsia"/>
+          <w:b/>
+          <w:bCs/>
+          <w:color w:val="404040" w:themeColor="text1" w:themeTint="BF"/>
+          <w:sz w:val="24"/>
+          <w:szCs w:val="24"/>
+        </w:rPr>
+        <w:t>：</w:t>
+      </w:r>
+    </w:p>
+    <w:p>
+      <w:pPr>
+        <w:spacing w:line="320" w:lineRule="exact"/>
+        <w:rPr>
+          <w:rFonts w:ascii="Calibri" w:eastAsia="华文细黑" w:hAnsi="Calibri" w:cs="Calibri"/>
+          <w:b/>
+          <w:bCs/>
+          <w:color w:val="404040" w:themeColor="text1" w:themeTint="BF"/>
+          <w:szCs w:val="21"/>
+        </w:rPr>
+      </w:pPr>
+      <w:r>
+        <w:rPr>
+          <w:rFonts w:ascii="Calibri" w:eastAsia="华文细黑" w:hAnsi="Calibri" w:cs="Calibri" w:hint="eastAsia"/>
+          <w:b/>
+          <w:bCs/>
+          <w:color w:val="404040" w:themeColor="text1" w:themeTint="BF"/>
+          <w:szCs w:val="21"/>
+        </w:rPr>
+        <w:t>项目</w:t>
+      </w:r>
+      <w:r>
+        <w:rPr>
+          <w:rFonts w:ascii="Calibri" w:eastAsia="华文细黑" w:hAnsi="Calibri" w:cs="Calibri" w:hint="eastAsia"/>
+          <w:b/>
+          <w:bCs/>
+          <w:color w:val="404040" w:themeColor="text1" w:themeTint="BF"/>
+          <w:szCs w:val="21"/>
+        </w:rPr>
+        <w:t>一：</w:t>
+      </w:r>
+      <w:r>
+        <w:rPr>
+          <w:rFonts w:ascii="Calibri" w:eastAsia="华文细黑" w:hAnsi="Calibri" w:cs="Calibri"/>
+          <w:b/>
+          <w:bCs/>
+          <w:color w:val="404040" w:themeColor="text1" w:themeTint="BF"/>
+          <w:szCs w:val="21"/>
+        </w:rPr>
+        <w:t>58</w:t>
+      </w:r>
+      <w:r>
+        <w:rPr>
+          <w:rFonts w:ascii="Calibri" w:eastAsia="华文细黑" w:hAnsi="Calibri" w:cs="Calibri"/>
+          <w:b/>
+          <w:bCs/>
+          <w:color w:val="404040" w:themeColor="text1" w:themeTint="BF"/>
+          <w:szCs w:val="21"/>
+        </w:rPr>
+        <w:t>同城</w:t>
+      </w:r>
+      <w:r>
+        <w:rPr>
+          <w:rFonts w:ascii="Calibri" w:eastAsia="华文细黑" w:hAnsi="Calibri" w:cs="Calibri" w:hint="eastAsia"/>
+          <w:b/>
+          <w:bCs/>
+          <w:color w:val="404040" w:themeColor="text1" w:themeTint="BF"/>
+          <w:szCs w:val="21"/>
+        </w:rPr>
+        <w:t>魔聘系统</w:t>
+      </w:r>
+    </w:p>
+    <w:p>
+      <w:pPr>
+        <w:spacing w:line="400" w:lineRule="exact"/>
+        <w:rPr>
+          <w:rFonts w:ascii="Calibri" w:eastAsia="华文细黑" w:hAnsi="Calibri" w:cs="Calibri"/>
+          <w:b/>
+          <w:bCs/>
+          <w:color w:val="404040" w:themeColor="text1" w:themeTint="BF"/>
+          <w:szCs w:val="21"/>
+        </w:rPr>
+      </w:pPr>
+      <w:r>
+        <w:rPr>
+          <w:rFonts w:ascii="Calibri" w:eastAsia="华文细黑" w:hAnsi="Calibri" w:cs="Calibri" w:hint="eastAsia"/>
+          <w:b/>
+          <w:bCs/>
+          <w:color w:val="404040" w:themeColor="text1" w:themeTint="BF"/>
+          <w:szCs w:val="21"/>
+        </w:rPr>
+        <w:t>项目介绍</w:t>
+      </w:r>
+      <w:r>
+        <w:rPr>
+          <w:rFonts w:ascii="Calibri" w:eastAsia="华文细黑" w:hAnsi="Calibri" w:cs="Calibri" w:hint="eastAsia"/>
+          <w:b/>
+          <w:bCs/>
+          <w:color w:val="404040" w:themeColor="text1" w:themeTint="BF"/>
+          <w:szCs w:val="21"/>
+        </w:rPr>
+        <w:t>：</w:t>
+      </w:r>
+    </w:p>
+    <w:p>
+      <w:pPr>
+        <w:spacing w:line="320" w:lineRule="exact"/>
+        <w:rPr>
+          <w:rFonts w:ascii="Calibri" w:eastAsia="华文细黑" w:hAnsi="Calibri" w:cs="Calibri"/>
+          <w:color w:val="404040" w:themeColor="text1" w:themeTint="BF"/>
+          <w:szCs w:val="21"/>
+        </w:rPr>
+      </w:pPr>
+      <w:r>
+        <w:rPr>
+          <w:rFonts w:ascii="Calibri" w:eastAsia="华文细黑" w:hAnsi="Calibri" w:cs="Calibri"/>
+          <w:b/>
+          <w:bCs/>
+          <w:color w:val="404040" w:themeColor="text1" w:themeTint="BF"/>
+          <w:szCs w:val="21"/>
+        </w:rPr>
+        <w:tab/>
+      </w:r>
+      <w:r>
+        <w:rPr>
+          <w:rFonts w:ascii="Calibri" w:eastAsia="华文细黑" w:hAnsi="Calibri" w:cs="Calibri" w:hint="eastAsia"/>
+          <w:color w:val="404040" w:themeColor="text1" w:themeTint="BF"/>
+          <w:szCs w:val="21"/>
+        </w:rPr>
+        <w:t>魔聘系统</w:t>
+      </w:r>
+      <w:r>
+        <w:rPr>
+          <w:rFonts w:ascii="Calibri" w:eastAsia="华文细黑" w:hAnsi="Calibri" w:cs="Calibri" w:hint="eastAsia"/>
+          <w:color w:val="404040" w:themeColor="text1" w:themeTint="BF"/>
+          <w:szCs w:val="21"/>
+        </w:rPr>
+        <w:t>是</w:t>
+      </w:r>
+      <w:r>
+        <w:rPr>
+          <w:rFonts w:ascii="Calibri" w:eastAsia="华文细黑" w:hAnsi="Calibri" w:cs="Calibri" w:hint="eastAsia"/>
+          <w:color w:val="404040" w:themeColor="text1" w:themeTint="BF"/>
+          <w:szCs w:val="21"/>
+        </w:rPr>
+        <w:t>5</w:t>
+      </w:r>
+      <w:r>
+        <w:rPr>
+          <w:rFonts w:ascii="Calibri" w:eastAsia="华文细黑" w:hAnsi="Calibri" w:cs="Calibri"/>
+          <w:color w:val="404040" w:themeColor="text1" w:themeTint="BF"/>
+          <w:szCs w:val="21"/>
+        </w:rPr>
+        <w:t>8</w:t>
+      </w:r>
+      <w:r>
+        <w:rPr>
+          <w:rFonts w:ascii="Calibri" w:eastAsia="华文细黑" w:hAnsi="Calibri" w:cs="Calibri" w:hint="eastAsia"/>
+          <w:color w:val="404040" w:themeColor="text1" w:themeTint="BF"/>
+          <w:szCs w:val="21"/>
+        </w:rPr>
+        <w:t>同城蓝领用工招聘平台，相比</w:t>
+      </w:r>
+      <w:r>
+        <w:rPr>
+          <w:rFonts w:ascii="Calibri" w:eastAsia="华文细黑" w:hAnsi="Calibri" w:cs="Calibri" w:hint="eastAsia"/>
+          <w:color w:val="404040" w:themeColor="text1" w:themeTint="BF"/>
+          <w:szCs w:val="21"/>
+        </w:rPr>
+        <w:t>5</w:t>
+      </w:r>
+      <w:r>
+        <w:rPr>
+          <w:rFonts w:ascii="Calibri" w:eastAsia="华文细黑" w:hAnsi="Calibri" w:cs="Calibri"/>
+          <w:color w:val="404040" w:themeColor="text1" w:themeTint="BF"/>
+          <w:szCs w:val="21"/>
+        </w:rPr>
+        <w:t>8</w:t>
+      </w:r>
+      <w:r>
+        <w:rPr>
+          <w:rFonts w:ascii="Calibri" w:eastAsia="华文细黑" w:hAnsi="Calibri" w:cs="Calibri" w:hint="eastAsia"/>
+          <w:color w:val="404040" w:themeColor="text1" w:themeTint="BF"/>
+          <w:szCs w:val="21"/>
+        </w:rPr>
+        <w:t>以往只做招聘信息发布平台，靠出售简历和企业职位发布排名盈利，魔聘招聘平台实现企业职位发布、求职者匹配、邀约面试、企业审核入职，打通了整个招聘流程，靠招聘的增值服务盈利。</w:t>
+      </w:r>
+    </w:p>
+    <w:p>
+      <w:pPr>
+        <w:spacing w:line="400" w:lineRule="exact"/>
+        <w:rPr>
+          <w:rFonts w:ascii="Calibri" w:eastAsia="华文细黑" w:hAnsi="Calibri" w:cs="Calibri"/>
+          <w:color w:val="404040" w:themeColor="text1" w:themeTint="BF"/>
+          <w:szCs w:val="21"/>
+        </w:rPr>
+      </w:pPr>
+      <w:r>
+        <w:rPr>
+          <w:rFonts w:ascii="Calibri" w:eastAsia="华文细黑" w:hAnsi="Calibri" w:cs="Calibri" w:hint="eastAsia"/>
+          <w:b/>
+          <w:bCs/>
+          <w:color w:val="404040" w:themeColor="text1" w:themeTint="BF"/>
+          <w:szCs w:val="21"/>
+        </w:rPr>
+        <w:t>技术选型</w:t>
+      </w:r>
+      <w:r>
+        <w:rPr>
+          <w:rFonts w:ascii="Calibri" w:eastAsia="华文细黑" w:hAnsi="Calibri" w:cs="Calibri" w:hint="eastAsia"/>
+          <w:b/>
+          <w:bCs/>
+          <w:color w:val="404040" w:themeColor="text1" w:themeTint="BF"/>
+          <w:szCs w:val="21"/>
+        </w:rPr>
+        <w:t>：</w:t>
+      </w:r>
+      <w:r>
+        <w:rPr>
+          <w:rFonts w:ascii="Calibri" w:eastAsia="华文细黑" w:hAnsi="Calibri" w:cs="Calibri" w:hint="eastAsia"/>
+          <w:color w:val="404040" w:themeColor="text1" w:themeTint="BF"/>
+          <w:szCs w:val="21"/>
+        </w:rPr>
+        <w:t>5</w:t>
+      </w:r>
+      <w:r>
+        <w:rPr>
+          <w:rFonts w:ascii="Calibri" w:eastAsia="华文细黑" w:hAnsi="Calibri" w:cs="Calibri"/>
+          <w:color w:val="404040" w:themeColor="text1" w:themeTint="BF"/>
+          <w:szCs w:val="21"/>
+        </w:rPr>
+        <w:t>8</w:t>
+      </w:r>
+      <w:r>
+        <w:rPr>
+          <w:rFonts w:ascii="Calibri" w:eastAsia="华文细黑" w:hAnsi="Calibri" w:cs="Calibri" w:hint="eastAsia"/>
+          <w:color w:val="404040" w:themeColor="text1" w:themeTint="BF"/>
+          <w:szCs w:val="21"/>
+        </w:rPr>
+        <w:t>WF</w:t>
+      </w:r>
+      <w:r>
+        <w:rPr>
+          <w:rFonts w:ascii="Calibri" w:eastAsia="华文细黑" w:hAnsi="Calibri" w:cs="Calibri" w:hint="eastAsia"/>
+          <w:color w:val="404040" w:themeColor="text1" w:themeTint="BF"/>
+          <w:szCs w:val="21"/>
+        </w:rPr>
+        <w:t>（类</w:t>
+      </w:r>
+      <w:r>
+        <w:rPr>
+          <w:rFonts w:ascii="Calibri" w:eastAsia="华文细黑" w:hAnsi="Calibri" w:cs="Calibri" w:hint="eastAsia"/>
+          <w:color w:val="404040" w:themeColor="text1" w:themeTint="BF"/>
+          <w:szCs w:val="21"/>
+        </w:rPr>
+        <w:t>springMVC</w:t>
+      </w:r>
+      <w:r>
+        <w:rPr>
+          <w:rFonts w:ascii="Calibri" w:eastAsia="华文细黑" w:hAnsi="Calibri" w:cs="Calibri" w:hint="eastAsia"/>
+          <w:color w:val="404040" w:themeColor="text1" w:themeTint="BF"/>
+          <w:szCs w:val="21"/>
+        </w:rPr>
+        <w:t>）</w:t>
+      </w:r>
+      <w:r>
+        <w:rPr>
+          <w:rFonts w:ascii="Calibri" w:eastAsia="华文细黑" w:hAnsi="Calibri" w:cs="Calibri" w:hint="eastAsia"/>
+          <w:color w:val="404040" w:themeColor="text1" w:themeTint="BF"/>
+          <w:szCs w:val="21"/>
+        </w:rPr>
+        <w:t>+</w:t>
+      </w:r>
+      <w:r>
+        <w:rPr>
+          <w:rFonts w:ascii="Calibri" w:eastAsia="华文细黑" w:hAnsi="Calibri" w:cs="Calibri"/>
+          <w:color w:val="404040" w:themeColor="text1" w:themeTint="BF"/>
+          <w:szCs w:val="21"/>
+        </w:rPr>
+        <w:t xml:space="preserve"> 58</w:t>
+      </w:r>
+      <w:r>
+        <w:rPr>
+          <w:rFonts w:ascii="Calibri" w:eastAsia="华文细黑" w:hAnsi="Calibri" w:cs="Calibri" w:hint="eastAsia"/>
+          <w:color w:val="404040" w:themeColor="text1" w:themeTint="BF"/>
+          <w:szCs w:val="21"/>
+        </w:rPr>
+        <w:t>SCF</w:t>
+      </w:r>
+      <w:r>
+        <w:rPr>
+          <w:rFonts w:ascii="Calibri" w:eastAsia="华文细黑" w:hAnsi="Calibri" w:cs="Calibri" w:hint="eastAsia"/>
+          <w:color w:val="404040" w:themeColor="text1" w:themeTint="BF"/>
+          <w:szCs w:val="21"/>
+        </w:rPr>
+        <w:t>（</w:t>
+      </w:r>
+      <w:r>
+        <w:rPr>
+          <w:rFonts w:ascii="Calibri" w:eastAsia="华文细黑" w:hAnsi="Calibri" w:cs="Calibri" w:hint="eastAsia"/>
+          <w:color w:val="404040" w:themeColor="text1" w:themeTint="BF"/>
+          <w:szCs w:val="21"/>
+        </w:rPr>
+        <w:t>rpc</w:t>
+      </w:r>
+      <w:r>
+        <w:rPr>
+          <w:rFonts w:ascii="Calibri" w:eastAsia="华文细黑" w:hAnsi="Calibri" w:cs="Calibri" w:hint="eastAsia"/>
+          <w:color w:val="404040" w:themeColor="text1" w:themeTint="BF"/>
+          <w:szCs w:val="21"/>
+        </w:rPr>
+        <w:t>框架）</w:t>
+      </w:r>
+      <w:r>
+        <w:rPr>
+          <w:rFonts w:ascii="Calibri" w:eastAsia="华文细黑" w:hAnsi="Calibri" w:cs="Calibri" w:hint="eastAsia"/>
+          <w:color w:val="404040" w:themeColor="text1" w:themeTint="BF"/>
+          <w:szCs w:val="21"/>
+        </w:rPr>
+        <w:t xml:space="preserve"> +</w:t>
+      </w:r>
+      <w:r>
+        <w:rPr>
+          <w:rFonts w:ascii="Calibri" w:eastAsia="华文细黑" w:hAnsi="Calibri" w:cs="Calibri"/>
+          <w:color w:val="404040" w:themeColor="text1" w:themeTint="BF"/>
+          <w:szCs w:val="21"/>
+        </w:rPr>
+        <w:t xml:space="preserve"> </w:t>
+      </w:r>
+      <w:r>
+        <w:rPr>
+          <w:rFonts w:ascii="Calibri" w:eastAsia="华文细黑" w:hAnsi="Calibri" w:cs="Calibri" w:hint="eastAsia"/>
+          <w:color w:val="404040" w:themeColor="text1" w:themeTint="BF"/>
+          <w:szCs w:val="21"/>
+        </w:rPr>
+        <w:t>MySQL</w:t>
+      </w:r>
+      <w:r>
+        <w:rPr>
+          <w:rFonts w:ascii="Calibri" w:eastAsia="华文细黑" w:hAnsi="Calibri" w:cs="Calibri"/>
+          <w:color w:val="404040" w:themeColor="text1" w:themeTint="BF"/>
+          <w:szCs w:val="21"/>
+        </w:rPr>
+        <w:t xml:space="preserve"> + </w:t>
+      </w:r>
+      <w:r>
+        <w:rPr>
+          <w:rFonts w:ascii="Calibri" w:eastAsia="华文细黑" w:hAnsi="Calibri" w:cs="Calibri" w:hint="eastAsia"/>
+          <w:color w:val="404040" w:themeColor="text1" w:themeTint="BF"/>
+          <w:szCs w:val="21"/>
+        </w:rPr>
+        <w:t>Mybatis</w:t>
+      </w:r>
+      <w:r>
+        <w:rPr>
+          <w:rFonts w:ascii="Calibri" w:eastAsia="华文细黑" w:hAnsi="Calibri" w:cs="Calibri"/>
+          <w:color w:val="404040" w:themeColor="text1" w:themeTint="BF"/>
+          <w:szCs w:val="21"/>
+        </w:rPr>
+        <w:t xml:space="preserve"> + </w:t>
+      </w:r>
+      <w:r>
+        <w:rPr>
+          <w:rFonts w:ascii="Calibri" w:eastAsia="华文细黑" w:hAnsi="Calibri" w:cs="Calibri" w:hint="eastAsia"/>
+          <w:color w:val="404040" w:themeColor="text1" w:themeTint="BF"/>
+          <w:szCs w:val="21"/>
+        </w:rPr>
+        <w:t>WMB</w:t>
+      </w:r>
+      <w:r>
+        <w:rPr>
+          <w:rFonts w:ascii="Calibri" w:eastAsia="华文细黑" w:hAnsi="Calibri" w:cs="Calibri" w:hint="eastAsia"/>
+          <w:color w:val="404040" w:themeColor="text1" w:themeTint="BF"/>
+          <w:szCs w:val="21"/>
+        </w:rPr>
+        <w:t>（</w:t>
+      </w:r>
+      <w:r>
+        <w:rPr>
+          <w:rFonts w:ascii="Calibri" w:eastAsia="华文细黑" w:hAnsi="Calibri" w:cs="Calibri" w:hint="eastAsia"/>
+          <w:color w:val="404040" w:themeColor="text1" w:themeTint="BF"/>
+          <w:szCs w:val="21"/>
+        </w:rPr>
+        <w:t>MQ</w:t>
+      </w:r>
+      <w:r>
+        <w:rPr>
+          <w:rFonts w:ascii="Calibri" w:eastAsia="华文细黑" w:hAnsi="Calibri" w:cs="Calibri" w:hint="eastAsia"/>
+          <w:color w:val="404040" w:themeColor="text1" w:themeTint="BF"/>
+          <w:szCs w:val="21"/>
+        </w:rPr>
+        <w:t>）</w:t>
+      </w:r>
+      <w:r>
+        <w:rPr>
+          <w:rFonts w:ascii="Calibri" w:eastAsia="华文细黑" w:hAnsi="Calibri" w:cs="Calibri" w:hint="eastAsia"/>
+          <w:color w:val="404040" w:themeColor="text1" w:themeTint="BF"/>
+          <w:szCs w:val="21"/>
+        </w:rPr>
+        <w:t>+</w:t>
+      </w:r>
+      <w:r>
+        <w:rPr>
+          <w:rFonts w:ascii="Calibri" w:eastAsia="华文细黑" w:hAnsi="Calibri" w:cs="Calibri"/>
+          <w:color w:val="404040" w:themeColor="text1" w:themeTint="BF"/>
+          <w:szCs w:val="21"/>
+        </w:rPr>
+        <w:t xml:space="preserve"> </w:t>
+      </w:r>
+    </w:p>
+    <w:p>
+      <w:pPr>
+        <w:spacing w:line="320" w:lineRule="exact"/>
+        <w:rPr>
+          <w:rFonts w:ascii="Calibri" w:eastAsia="华文细黑" w:hAnsi="Calibri" w:cs="Calibri"/>
+          <w:color w:val="404040" w:themeColor="text1" w:themeTint="BF"/>
+          <w:szCs w:val="21"/>
+        </w:rPr>
+      </w:pPr>
+      <w:r>
+        <w:rPr>
+          <w:rFonts w:ascii="Calibri" w:eastAsia="华文细黑" w:hAnsi="Calibri" w:cs="Calibri" w:hint="eastAsia"/>
+          <w:color w:val="404040" w:themeColor="text1" w:themeTint="BF"/>
+          <w:szCs w:val="21"/>
+        </w:rPr>
+        <w:t>wmonitor</w:t>
+      </w:r>
+      <w:r>
+        <w:rPr>
+          <w:rFonts w:ascii="Calibri" w:eastAsia="华文细黑" w:hAnsi="Calibri" w:cs="Calibri"/>
+          <w:color w:val="404040" w:themeColor="text1" w:themeTint="BF"/>
+          <w:szCs w:val="21"/>
+        </w:rPr>
+        <w:t xml:space="preserve"> + Elasticsearch + redis</w:t>
+      </w:r>
+      <w:r>
+        <w:rPr>
+          <w:rFonts w:ascii="Calibri" w:eastAsia="华文细黑" w:hAnsi="Calibri" w:cs="Calibri" w:hint="eastAsia"/>
+          <w:color w:val="404040" w:themeColor="text1" w:themeTint="BF"/>
+          <w:szCs w:val="21"/>
+        </w:rPr>
+        <w:t>等</w:t>
+      </w:r>
+    </w:p>
+    <w:p>
+      <w:pPr>
+        <w:spacing w:line="400" w:lineRule="exact"/>
+        <w:rPr>
+          <w:rFonts w:ascii="Calibri" w:eastAsia="华文细黑" w:hAnsi="Calibri" w:cs="Calibri"/>
+          <w:b/>
+          <w:bCs/>
+          <w:color w:val="404040" w:themeColor="text1" w:themeTint="BF"/>
+          <w:szCs w:val="21"/>
+        </w:rPr>
+      </w:pPr>
+      <w:r>
+        <w:rPr>
+          <w:rFonts w:ascii="Calibri" w:eastAsia="华文细黑" w:hAnsi="Calibri" w:cs="Calibri" w:hint="eastAsia"/>
+          <w:b/>
+          <w:bCs/>
+          <w:color w:val="404040" w:themeColor="text1" w:themeTint="BF"/>
+          <w:szCs w:val="21"/>
+        </w:rPr>
+        <w:t>工作职责</w:t>
+      </w:r>
+      <w:r>
+        <w:rPr>
+          <w:rFonts w:ascii="Calibri" w:eastAsia="华文细黑" w:hAnsi="Calibri" w:cs="Calibri" w:hint="eastAsia"/>
+          <w:b/>
+          <w:bCs/>
+          <w:color w:val="404040" w:themeColor="text1" w:themeTint="BF"/>
+          <w:szCs w:val="21"/>
+        </w:rPr>
+        <w:t>：</w:t>
+      </w:r>
+    </w:p>
+    <w:p>
+      <w:pPr>
+        <w:pStyle w:val="a3"/>
+        <w:numPr>
+          <w:ilvl w:val="0"/>
+          <w:numId w:val="21"/>
+        </w:numPr>
+        <w:spacing w:line="320" w:lineRule="exact"/>
+        <w:ind w:left="357" w:firstLineChars="0" w:hanging="357"/>
+        <w:rPr>
+          <w:rFonts w:ascii="Calibri" w:eastAsia="华文细黑" w:hAnsi="Calibri" w:cs="Calibri"/>
+          <w:b/>
+          <w:bCs/>
+          <w:color w:val="404040" w:themeColor="text1" w:themeTint="BF"/>
+          <w:szCs w:val="21"/>
+        </w:rPr>
+      </w:pPr>
+      <w:r>
+        <w:rPr>
+          <w:rFonts w:ascii="Calibri" w:eastAsia="华文细黑" w:hAnsi="Calibri" w:cs="Calibri" w:hint="eastAsia"/>
+          <w:color w:val="404040" w:themeColor="text1" w:themeTint="BF"/>
+          <w:szCs w:val="21"/>
+        </w:rPr>
+        <w:t>参与系统整体方案架构设计，包括技术选型，</w:t>
+      </w:r>
+      <w:r>
+        <w:rPr>
+          <w:rFonts w:ascii="Calibri" w:eastAsia="华文细黑" w:hAnsi="Calibri" w:cs="Calibri" w:hint="eastAsia"/>
+          <w:color w:val="404040" w:themeColor="text1" w:themeTint="BF"/>
+          <w:szCs w:val="21"/>
+        </w:rPr>
+        <w:t>分表设计</w:t>
+      </w:r>
+    </w:p>
+    <w:p>
+      <w:pPr>
+        <w:pStyle w:val="a3"/>
+        <w:numPr>
+          <w:ilvl w:val="0"/>
+          <w:numId w:val="21"/>
+        </w:numPr>
+        <w:spacing w:line="320" w:lineRule="exact"/>
+        <w:ind w:left="357" w:firstLineChars="0" w:hanging="357"/>
+        <w:rPr>
+          <w:rFonts w:ascii="Calibri" w:eastAsia="华文细黑" w:hAnsi="Calibri" w:cs="Calibri"/>
+          <w:color w:val="404040" w:themeColor="text1" w:themeTint="BF"/>
+          <w:szCs w:val="21"/>
+        </w:rPr>
+      </w:pPr>
+      <w:r>
+        <w:rPr>
+          <w:rFonts w:ascii="Calibri" w:eastAsia="华文细黑" w:hAnsi="Calibri" w:cs="Calibri" w:hint="eastAsia"/>
+          <w:color w:val="404040" w:themeColor="text1" w:themeTint="BF"/>
+          <w:szCs w:val="21"/>
+        </w:rPr>
+        <w:t>完成</w:t>
+      </w:r>
+      <w:r>
+        <w:rPr>
+          <w:rFonts w:ascii="Calibri" w:eastAsia="华文细黑" w:hAnsi="Calibri" w:cs="Calibri" w:hint="eastAsia"/>
+          <w:color w:val="404040" w:themeColor="text1" w:themeTint="BF"/>
+          <w:szCs w:val="21"/>
+        </w:rPr>
+        <w:t>简历模块服务框架搭建，简历模块的开发联调和服务上线</w:t>
+      </w:r>
+    </w:p>
+    <w:p>
+      <w:pPr>
+        <w:pStyle w:val="a3"/>
+        <w:numPr>
+          <w:ilvl w:val="0"/>
+          <w:numId w:val="21"/>
+        </w:numPr>
+        <w:spacing w:line="320" w:lineRule="exact"/>
+        <w:ind w:left="357" w:firstLineChars="0" w:hanging="357"/>
+        <w:rPr>
+          <w:rFonts w:ascii="Calibri" w:eastAsia="华文细黑" w:hAnsi="Calibri" w:cs="Calibri"/>
+          <w:color w:val="404040" w:themeColor="text1" w:themeTint="BF"/>
+          <w:szCs w:val="21"/>
+        </w:rPr>
+      </w:pPr>
+      <w:r>
+        <w:rPr>
+          <w:rFonts w:ascii="Calibri" w:eastAsia="华文细黑" w:hAnsi="Calibri" w:cs="Calibri" w:hint="eastAsia"/>
+          <w:color w:val="404040" w:themeColor="text1" w:themeTint="BF"/>
+          <w:szCs w:val="21"/>
+        </w:rPr>
+        <w:t>关注服务的指标，及时响应业务问题，优化服务接口</w:t>
+      </w:r>
+    </w:p>
+    <w:p>
+      <w:pPr>
+        <w:spacing w:line="320" w:lineRule="exact"/>
+        <w:rPr>
+          <w:rFonts w:ascii="Calibri" w:eastAsia="华文细黑" w:hAnsi="Calibri" w:cs="Calibri"/>
+          <w:color w:val="404040" w:themeColor="text1" w:themeTint="BF"/>
+          <w:szCs w:val="21"/>
+        </w:rPr>
+      </w:pPr>
+    </w:p>
+    <w:p>
+      <w:pPr>
+        <w:spacing w:line="320" w:lineRule="exact"/>
+        <w:rPr>
+          <w:rFonts w:ascii="Calibri" w:eastAsia="华文细黑" w:hAnsi="Calibri" w:cs="Calibri"/>
+          <w:b/>
+          <w:bCs/>
+          <w:color w:val="404040" w:themeColor="text1" w:themeTint="BF"/>
+          <w:szCs w:val="21"/>
+        </w:rPr>
+      </w:pPr>
+      <w:r>
+        <w:rPr>
+          <w:rFonts w:ascii="Calibri" w:eastAsia="华文细黑" w:hAnsi="Calibri" w:cs="Calibri" w:hint="eastAsia"/>
+          <w:b/>
+          <w:bCs/>
+          <w:color w:val="404040" w:themeColor="text1" w:themeTint="BF"/>
+          <w:szCs w:val="21"/>
+        </w:rPr>
+        <w:t>案例</w:t>
+      </w:r>
+      <w:r>
+        <w:rPr>
+          <w:rFonts w:ascii="Calibri" w:eastAsia="华文细黑" w:hAnsi="Calibri" w:cs="Calibri" w:hint="eastAsia"/>
+          <w:b/>
+          <w:bCs/>
+          <w:color w:val="404040" w:themeColor="text1" w:themeTint="BF"/>
+          <w:szCs w:val="21"/>
+        </w:rPr>
+        <w:t>二</w:t>
+      </w:r>
+      <w:r>
+        <w:rPr>
+          <w:rFonts w:ascii="Calibri" w:eastAsia="华文细黑" w:hAnsi="Calibri" w:cs="Calibri" w:hint="eastAsia"/>
+          <w:b/>
+          <w:bCs/>
+          <w:color w:val="404040" w:themeColor="text1" w:themeTint="BF"/>
+          <w:szCs w:val="21"/>
+        </w:rPr>
+        <w:t>：</w:t>
+      </w:r>
+      <w:r>
+        <w:rPr>
+          <w:rFonts w:ascii="Calibri" w:eastAsia="华文细黑" w:hAnsi="Calibri" w:cs="Calibri" w:hint="eastAsia"/>
+          <w:b/>
+          <w:bCs/>
+          <w:color w:val="404040" w:themeColor="text1" w:themeTint="BF"/>
+          <w:szCs w:val="21"/>
+        </w:rPr>
+        <w:t>5</w:t>
+      </w:r>
+      <w:r>
+        <w:rPr>
+          <w:rFonts w:ascii="Calibri" w:eastAsia="华文细黑" w:hAnsi="Calibri" w:cs="Calibri"/>
+          <w:b/>
+          <w:bCs/>
+          <w:color w:val="404040" w:themeColor="text1" w:themeTint="BF"/>
+          <w:szCs w:val="21"/>
+        </w:rPr>
+        <w:t>8</w:t>
+      </w:r>
+      <w:r>
+        <w:rPr>
+          <w:rFonts w:ascii="Calibri" w:eastAsia="华文细黑" w:hAnsi="Calibri" w:cs="Calibri" w:hint="eastAsia"/>
+          <w:b/>
+          <w:bCs/>
+          <w:color w:val="404040" w:themeColor="text1" w:themeTint="BF"/>
+          <w:szCs w:val="21"/>
+        </w:rPr>
+        <w:t>兼职在线赚钱任务标签体系搭建</w:t>
+      </w:r>
+    </w:p>
+    <w:p>
+      <w:pPr>
+        <w:spacing w:line="400" w:lineRule="exact"/>
+        <w:rPr>
+          <w:rFonts w:ascii="Calibri" w:eastAsia="华文细黑" w:hAnsi="Calibri" w:cs="Calibri"/>
+          <w:b/>
+          <w:bCs/>
+          <w:color w:val="404040" w:themeColor="text1" w:themeTint="BF"/>
+          <w:szCs w:val="21"/>
+        </w:rPr>
+      </w:pPr>
+      <w:r>
+        <w:rPr>
+          <w:rFonts w:ascii="Calibri" w:eastAsia="华文细黑" w:hAnsi="Calibri" w:cs="Calibri" w:hint="eastAsia"/>
+          <w:b/>
+          <w:bCs/>
+          <w:color w:val="404040" w:themeColor="text1" w:themeTint="BF"/>
+          <w:szCs w:val="21"/>
+        </w:rPr>
+        <w:t>项目介绍</w:t>
+      </w:r>
+      <w:r>
+        <w:rPr>
+          <w:rFonts w:ascii="Calibri" w:eastAsia="华文细黑" w:hAnsi="Calibri" w:cs="Calibri" w:hint="eastAsia"/>
+          <w:b/>
+          <w:bCs/>
+          <w:color w:val="404040" w:themeColor="text1" w:themeTint="BF"/>
+          <w:szCs w:val="21"/>
+        </w:rPr>
+        <w:t>：</w:t>
+      </w:r>
+    </w:p>
+    <w:p>
+      <w:pPr>
+        <w:spacing w:line="320" w:lineRule="exact"/>
+        <w:rPr>
+          <w:rFonts w:ascii="Calibri" w:eastAsia="华文细黑" w:hAnsi="Calibri" w:cs="Calibri"/>
+          <w:color w:val="404040" w:themeColor="text1" w:themeTint="BF"/>
+          <w:szCs w:val="21"/>
+        </w:rPr>
+      </w:pPr>
+      <w:r>
+        <w:rPr>
+          <w:rFonts w:ascii="Calibri" w:eastAsia="华文细黑" w:hAnsi="Calibri" w:cs="Calibri"/>
+          <w:b/>
+          <w:bCs/>
+          <w:color w:val="404040" w:themeColor="text1" w:themeTint="BF"/>
+          <w:szCs w:val="21"/>
+        </w:rPr>
+        <w:tab/>
+      </w:r>
+      <w:r>
+        <w:rPr>
+          <w:rFonts w:ascii="Calibri" w:eastAsia="华文细黑" w:hAnsi="Calibri" w:cs="Calibri" w:hint="eastAsia"/>
+          <w:color w:val="404040" w:themeColor="text1" w:themeTint="BF"/>
+          <w:szCs w:val="21"/>
+        </w:rPr>
+        <w:t>兼职任务的默认排序都是统一的排序规则，用户看到的列表都是固定的，无法做到千人千面。</w:t>
+      </w:r>
+      <w:r>
+        <w:rPr>
+          <w:rFonts w:ascii="Calibri" w:eastAsia="华文细黑" w:hAnsi="Calibri" w:cs="Calibri" w:hint="eastAsia"/>
+          <w:color w:val="404040" w:themeColor="text1" w:themeTint="BF"/>
+          <w:szCs w:val="21"/>
+        </w:rPr>
+        <w:t>为实现针对用户推送合适的在线赚钱任务，提高用户粘性，计划做一个任务推荐系统，一期的目标搭建任务标签。</w:t>
+      </w:r>
+    </w:p>
+    <w:p>
+      <w:pPr>
+        <w:spacing w:line="400" w:lineRule="exact"/>
+        <w:rPr>
+          <w:rFonts w:ascii="Calibri" w:eastAsia="华文细黑" w:hAnsi="Calibri" w:cs="Calibri"/>
+          <w:color w:val="404040" w:themeColor="text1" w:themeTint="BF"/>
+          <w:szCs w:val="21"/>
+        </w:rPr>
+      </w:pPr>
+      <w:r>
+        <w:rPr>
+          <w:rFonts w:ascii="Calibri" w:eastAsia="华文细黑" w:hAnsi="Calibri" w:cs="Calibri" w:hint="eastAsia"/>
+          <w:b/>
+          <w:bCs/>
+          <w:color w:val="404040" w:themeColor="text1" w:themeTint="BF"/>
+          <w:szCs w:val="21"/>
+        </w:rPr>
+        <w:t>技术选型</w:t>
+      </w:r>
+      <w:r>
+        <w:rPr>
+          <w:rFonts w:ascii="Calibri" w:eastAsia="华文细黑" w:hAnsi="Calibri" w:cs="Calibri" w:hint="eastAsia"/>
+          <w:b/>
+          <w:bCs/>
+          <w:color w:val="404040" w:themeColor="text1" w:themeTint="BF"/>
+          <w:szCs w:val="21"/>
+        </w:rPr>
+        <w:t>：</w:t>
+      </w:r>
+      <w:r>
+        <w:rPr>
+          <w:rFonts w:ascii="Calibri" w:eastAsia="华文细黑" w:hAnsi="Calibri" w:cs="Calibri"/>
+          <w:color w:val="404040" w:themeColor="text1" w:themeTint="BF"/>
+          <w:szCs w:val="21"/>
+        </w:rPr>
+        <w:t>58</w:t>
+      </w:r>
+      <w:r>
+        <w:rPr>
+          <w:rFonts w:ascii="Calibri" w:eastAsia="华文细黑" w:hAnsi="Calibri" w:cs="Calibri" w:hint="eastAsia"/>
+          <w:color w:val="404040" w:themeColor="text1" w:themeTint="BF"/>
+          <w:szCs w:val="21"/>
+        </w:rPr>
+        <w:t>SCF</w:t>
+      </w:r>
+      <w:r>
+        <w:rPr>
+          <w:rFonts w:ascii="Calibri" w:eastAsia="华文细黑" w:hAnsi="Calibri" w:cs="Calibri" w:hint="eastAsia"/>
+          <w:color w:val="404040" w:themeColor="text1" w:themeTint="BF"/>
+          <w:szCs w:val="21"/>
+        </w:rPr>
+        <w:t>（</w:t>
+      </w:r>
+      <w:r>
+        <w:rPr>
+          <w:rFonts w:ascii="Calibri" w:eastAsia="华文细黑" w:hAnsi="Calibri" w:cs="Calibri" w:hint="eastAsia"/>
+          <w:color w:val="404040" w:themeColor="text1" w:themeTint="BF"/>
+          <w:szCs w:val="21"/>
+        </w:rPr>
+        <w:t>rpc</w:t>
+      </w:r>
+      <w:r>
+        <w:rPr>
+          <w:rFonts w:ascii="Calibri" w:eastAsia="华文细黑" w:hAnsi="Calibri" w:cs="Calibri" w:hint="eastAsia"/>
+          <w:color w:val="404040" w:themeColor="text1" w:themeTint="BF"/>
+          <w:szCs w:val="21"/>
+        </w:rPr>
+        <w:t>框架</w:t>
+      </w:r>
+      <w:r>
+        <w:rPr>
+          <w:rFonts w:ascii="Calibri" w:eastAsia="华文细黑" w:hAnsi="Calibri" w:cs="Calibri" w:hint="eastAsia"/>
+          <w:color w:val="404040" w:themeColor="text1" w:themeTint="BF"/>
+          <w:szCs w:val="21"/>
+        </w:rPr>
+        <w:t>）</w:t>
+      </w:r>
+      <w:r>
+        <w:rPr>
+          <w:rFonts w:ascii="Calibri" w:eastAsia="华文细黑" w:hAnsi="Calibri" w:cs="Calibri" w:hint="eastAsia"/>
+          <w:color w:val="404040" w:themeColor="text1" w:themeTint="BF"/>
+          <w:szCs w:val="21"/>
+        </w:rPr>
+        <w:t>+</w:t>
+      </w:r>
+      <w:r>
+        <w:rPr>
+          <w:rFonts w:ascii="Calibri" w:eastAsia="华文细黑" w:hAnsi="Calibri" w:cs="Calibri"/>
+          <w:color w:val="404040" w:themeColor="text1" w:themeTint="BF"/>
+          <w:szCs w:val="21"/>
+        </w:rPr>
+        <w:t xml:space="preserve"> </w:t>
+      </w:r>
+      <w:r>
+        <w:rPr>
+          <w:rFonts w:ascii="Calibri" w:eastAsia="华文细黑" w:hAnsi="Calibri" w:cs="Calibri" w:hint="eastAsia"/>
+          <w:color w:val="404040" w:themeColor="text1" w:themeTint="BF"/>
+          <w:szCs w:val="21"/>
+        </w:rPr>
+        <w:t>MySQL</w:t>
+      </w:r>
+      <w:r>
+        <w:rPr>
+          <w:rFonts w:ascii="Calibri" w:eastAsia="华文细黑" w:hAnsi="Calibri" w:cs="Calibri"/>
+          <w:color w:val="404040" w:themeColor="text1" w:themeTint="BF"/>
+          <w:szCs w:val="21"/>
+        </w:rPr>
+        <w:t xml:space="preserve"> +</w:t>
+      </w:r>
+      <w:r>
+        <w:rPr>
+          <w:rFonts w:ascii="Calibri" w:eastAsia="华文细黑" w:hAnsi="Calibri" w:cs="Calibri"/>
+          <w:color w:val="404040" w:themeColor="text1" w:themeTint="BF"/>
+          <w:szCs w:val="21"/>
+        </w:rPr>
+        <w:t xml:space="preserve"> </w:t>
+      </w:r>
+      <w:r>
+        <w:rPr>
+          <w:rFonts w:ascii="Calibri" w:eastAsia="华文细黑" w:hAnsi="Calibri" w:cs="Calibri" w:hint="eastAsia"/>
+          <w:color w:val="404040" w:themeColor="text1" w:themeTint="BF"/>
+          <w:szCs w:val="21"/>
+        </w:rPr>
+        <w:t>Hive</w:t>
+      </w:r>
+      <w:r>
+        <w:rPr>
+          <w:rFonts w:ascii="Calibri" w:eastAsia="华文细黑" w:hAnsi="Calibri" w:cs="Calibri"/>
+          <w:color w:val="404040" w:themeColor="text1" w:themeTint="BF"/>
+          <w:szCs w:val="21"/>
+        </w:rPr>
+        <w:t xml:space="preserve"> + </w:t>
+      </w:r>
+      <w:r>
+        <w:rPr>
+          <w:rFonts w:ascii="Calibri" w:eastAsia="华文细黑" w:hAnsi="Calibri" w:cs="Calibri" w:hint="eastAsia"/>
+          <w:color w:val="404040" w:themeColor="text1" w:themeTint="BF"/>
+          <w:szCs w:val="21"/>
+        </w:rPr>
+        <w:t>Hadoop</w:t>
+      </w:r>
+      <w:r>
+        <w:rPr>
+          <w:rFonts w:ascii="Calibri" w:eastAsia="华文细黑" w:hAnsi="Calibri" w:cs="Calibri"/>
+          <w:color w:val="404040" w:themeColor="text1" w:themeTint="BF"/>
+          <w:szCs w:val="21"/>
+        </w:rPr>
+        <w:t xml:space="preserve"> +</w:t>
+      </w:r>
+      <w:r>
+        <w:rPr>
+          <w:rFonts w:ascii="Calibri" w:eastAsia="华文细黑" w:hAnsi="Calibri" w:cs="Calibri"/>
+          <w:color w:val="404040" w:themeColor="text1" w:themeTint="BF"/>
+          <w:szCs w:val="21"/>
+        </w:rPr>
+        <w:t xml:space="preserve"> </w:t>
+      </w:r>
+      <w:r>
+        <w:rPr>
+          <w:rFonts w:ascii="Calibri" w:eastAsia="华文细黑" w:hAnsi="Calibri" w:cs="Calibri" w:hint="eastAsia"/>
+          <w:color w:val="404040" w:themeColor="text1" w:themeTint="BF"/>
+          <w:szCs w:val="21"/>
+        </w:rPr>
+        <w:t>wmonitor</w:t>
+      </w:r>
+      <w:r>
+        <w:rPr>
+          <w:rFonts w:ascii="Calibri" w:eastAsia="华文细黑" w:hAnsi="Calibri" w:cs="Calibri"/>
+          <w:color w:val="404040" w:themeColor="text1" w:themeTint="BF"/>
+          <w:szCs w:val="21"/>
+        </w:rPr>
+        <w:t xml:space="preserve"> + redis</w:t>
+      </w:r>
+      <w:r>
+        <w:rPr>
+          <w:rFonts w:ascii="Calibri" w:eastAsia="华文细黑" w:hAnsi="Calibri" w:cs="Calibri" w:hint="eastAsia"/>
+          <w:color w:val="404040" w:themeColor="text1" w:themeTint="BF"/>
+          <w:szCs w:val="21"/>
+        </w:rPr>
+        <w:t>等</w:t>
+      </w:r>
+    </w:p>
+    <w:p>
+      <w:pPr>
+        <w:spacing w:line="400" w:lineRule="exact"/>
+        <w:rPr>
+          <w:rFonts w:ascii="Calibri" w:eastAsia="华文细黑" w:hAnsi="Calibri" w:cs="Calibri"/>
+          <w:b/>
+          <w:bCs/>
+          <w:color w:val="404040" w:themeColor="text1" w:themeTint="BF"/>
+          <w:szCs w:val="21"/>
+        </w:rPr>
+      </w:pPr>
+      <w:r>
+        <w:rPr>
+          <w:rFonts w:ascii="Calibri" w:eastAsia="华文细黑" w:hAnsi="Calibri" w:cs="Calibri" w:hint="eastAsia"/>
+          <w:b/>
+          <w:bCs/>
+          <w:color w:val="404040" w:themeColor="text1" w:themeTint="BF"/>
+          <w:szCs w:val="21"/>
+        </w:rPr>
+        <w:t>工作职责</w:t>
+      </w:r>
+      <w:r>
+        <w:rPr>
+          <w:rFonts w:ascii="Calibri" w:eastAsia="华文细黑" w:hAnsi="Calibri" w:cs="Calibri" w:hint="eastAsia"/>
+          <w:b/>
+          <w:bCs/>
+          <w:color w:val="404040" w:themeColor="text1" w:themeTint="BF"/>
+          <w:szCs w:val="21"/>
+        </w:rPr>
+        <w:t>：</w:t>
+      </w:r>
+    </w:p>
+    <w:p>
+      <w:pPr>
+        <w:pStyle w:val="a3"/>
+        <w:numPr>
+          <w:ilvl w:val="0"/>
+          <w:numId w:val="22"/>
+        </w:numPr>
+        <w:spacing w:line="320" w:lineRule="exact"/>
+        <w:ind w:firstLineChars="0"/>
+        <w:rPr>
+          <w:rFonts w:ascii="Calibri" w:eastAsia="华文细黑" w:hAnsi="Calibri" w:cs="Calibri"/>
+          <w:b/>
+          <w:bCs/>
+          <w:color w:val="404040" w:themeColor="text1" w:themeTint="BF"/>
+          <w:szCs w:val="21"/>
+        </w:rPr>
+      </w:pPr>
+      <w:r>
+        <w:rPr>
+          <w:rFonts w:ascii="Calibri" w:eastAsia="华文细黑" w:hAnsi="Calibri" w:cs="Calibri" w:hint="eastAsia"/>
+          <w:color w:val="404040" w:themeColor="text1" w:themeTint="BF"/>
+          <w:szCs w:val="21"/>
+        </w:rPr>
+        <w:t>通过</w:t>
+      </w:r>
+      <w:r>
+        <w:rPr>
+          <w:rFonts w:ascii="Calibri" w:eastAsia="华文细黑" w:hAnsi="Calibri" w:cs="Calibri" w:hint="eastAsia"/>
+          <w:color w:val="404040" w:themeColor="text1" w:themeTint="BF"/>
+          <w:szCs w:val="21"/>
+        </w:rPr>
+        <w:t>5</w:t>
+      </w:r>
+      <w:r>
+        <w:rPr>
+          <w:rFonts w:ascii="Calibri" w:eastAsia="华文细黑" w:hAnsi="Calibri" w:cs="Calibri"/>
+          <w:color w:val="404040" w:themeColor="text1" w:themeTint="BF"/>
+          <w:szCs w:val="21"/>
+        </w:rPr>
+        <w:t>8</w:t>
+      </w:r>
+      <w:r>
+        <w:rPr>
+          <w:rFonts w:ascii="Calibri" w:eastAsia="华文细黑" w:hAnsi="Calibri" w:cs="Calibri" w:hint="eastAsia"/>
+          <w:color w:val="404040" w:themeColor="text1" w:themeTint="BF"/>
+          <w:szCs w:val="21"/>
+        </w:rPr>
+        <w:t>大数据平台，将</w:t>
+      </w:r>
+      <w:r>
+        <w:rPr>
+          <w:rFonts w:ascii="Calibri" w:eastAsia="华文细黑" w:hAnsi="Calibri" w:cs="Calibri" w:hint="eastAsia"/>
+          <w:color w:val="404040" w:themeColor="text1" w:themeTint="BF"/>
+          <w:szCs w:val="21"/>
+        </w:rPr>
+        <w:t>MySQL</w:t>
+      </w:r>
+      <w:r>
+        <w:rPr>
+          <w:rFonts w:ascii="Calibri" w:eastAsia="华文细黑" w:hAnsi="Calibri" w:cs="Calibri" w:hint="eastAsia"/>
+          <w:color w:val="404040" w:themeColor="text1" w:themeTint="BF"/>
+          <w:szCs w:val="21"/>
+        </w:rPr>
+        <w:t>数据抽取到</w:t>
+      </w:r>
+      <w:r>
+        <w:rPr>
+          <w:rFonts w:ascii="Calibri" w:eastAsia="华文细黑" w:hAnsi="Calibri" w:cs="Calibri" w:hint="eastAsia"/>
+          <w:color w:val="404040" w:themeColor="text1" w:themeTint="BF"/>
+          <w:szCs w:val="21"/>
+        </w:rPr>
+        <w:t>Hive</w:t>
+      </w:r>
+      <w:r>
+        <w:rPr>
+          <w:rFonts w:ascii="Calibri" w:eastAsia="华文细黑" w:hAnsi="Calibri" w:cs="Calibri" w:hint="eastAsia"/>
+          <w:color w:val="404040" w:themeColor="text1" w:themeTint="BF"/>
+          <w:szCs w:val="21"/>
+        </w:rPr>
+        <w:t>，根据规则和算法，计算标签值，并存储到</w:t>
+      </w:r>
+      <w:r>
+        <w:rPr>
+          <w:rFonts w:ascii="Calibri" w:eastAsia="华文细黑" w:hAnsi="Calibri" w:cs="Calibri" w:hint="eastAsia"/>
+          <w:color w:val="404040" w:themeColor="text1" w:themeTint="BF"/>
+          <w:szCs w:val="21"/>
+        </w:rPr>
+        <w:t>HDFS</w:t>
+      </w:r>
+    </w:p>
+    <w:p>
+      <w:pPr>
+        <w:pStyle w:val="a3"/>
+        <w:numPr>
+          <w:ilvl w:val="0"/>
+          <w:numId w:val="22"/>
+        </w:numPr>
+        <w:spacing w:line="320" w:lineRule="exact"/>
+        <w:ind w:left="357" w:firstLineChars="0" w:hanging="357"/>
+        <w:rPr>
+          <w:rFonts w:ascii="Calibri" w:eastAsia="华文细黑" w:hAnsi="Calibri" w:cs="Calibri"/>
+          <w:color w:val="404040" w:themeColor="text1" w:themeTint="BF"/>
+          <w:szCs w:val="21"/>
+        </w:rPr>
+      </w:pPr>
+      <w:r>
+        <w:rPr>
+          <w:rFonts w:ascii="Calibri" w:eastAsia="华文细黑" w:hAnsi="Calibri" w:cs="Calibri" w:hint="eastAsia"/>
+          <w:color w:val="404040" w:themeColor="text1" w:themeTint="BF"/>
+          <w:szCs w:val="21"/>
+        </w:rPr>
+        <w:t>开发</w:t>
+      </w:r>
+      <w:r>
+        <w:rPr>
+          <w:rFonts w:ascii="Calibri" w:eastAsia="华文细黑" w:hAnsi="Calibri" w:cs="Calibri" w:hint="eastAsia"/>
+          <w:color w:val="404040" w:themeColor="text1" w:themeTint="BF"/>
+          <w:szCs w:val="21"/>
+        </w:rPr>
+        <w:t>MR</w:t>
+      </w:r>
+      <w:r>
+        <w:rPr>
+          <w:rFonts w:ascii="Calibri" w:eastAsia="华文细黑" w:hAnsi="Calibri" w:cs="Calibri" w:hint="eastAsia"/>
+          <w:color w:val="404040" w:themeColor="text1" w:themeTint="BF"/>
+          <w:szCs w:val="21"/>
+        </w:rPr>
+        <w:t>任务将计算标签写入</w:t>
+      </w:r>
+      <w:r>
+        <w:rPr>
+          <w:rFonts w:ascii="Calibri" w:eastAsia="华文细黑" w:hAnsi="Calibri" w:cs="Calibri" w:hint="eastAsia"/>
+          <w:color w:val="404040" w:themeColor="text1" w:themeTint="BF"/>
+          <w:szCs w:val="21"/>
+        </w:rPr>
+        <w:t>redis</w:t>
+      </w:r>
+      <w:r>
+        <w:rPr>
+          <w:rFonts w:ascii="Calibri" w:eastAsia="华文细黑" w:hAnsi="Calibri" w:cs="Calibri" w:hint="eastAsia"/>
+          <w:color w:val="404040" w:themeColor="text1" w:themeTint="BF"/>
+          <w:szCs w:val="21"/>
+        </w:rPr>
+        <w:t>集群，用于标签查询服务</w:t>
+      </w:r>
+    </w:p>
+    <w:p>
+      <w:pPr>
+        <w:pStyle w:val="a3"/>
+        <w:numPr>
+          <w:ilvl w:val="0"/>
+          <w:numId w:val="22"/>
+        </w:numPr>
+        <w:spacing w:line="320" w:lineRule="exact"/>
+        <w:ind w:left="357" w:firstLineChars="0" w:hanging="357"/>
+        <w:rPr>
+          <w:rFonts w:ascii="Calibri" w:eastAsia="华文细黑" w:hAnsi="Calibri" w:cs="Calibri" w:hint="eastAsia"/>
+          <w:color w:val="404040" w:themeColor="text1" w:themeTint="BF"/>
+          <w:szCs w:val="21"/>
+        </w:rPr>
+      </w:pPr>
+      <w:r>
+        <w:rPr>
+          <w:rFonts w:ascii="Calibri" w:eastAsia="华文细黑" w:hAnsi="Calibri" w:cs="Calibri" w:hint="eastAsia"/>
+          <w:color w:val="404040" w:themeColor="text1" w:themeTint="BF"/>
+          <w:szCs w:val="21"/>
+        </w:rPr>
+        <w:lastRenderedPageBreak/>
+        <w:t>开发标签服务，从</w:t>
+      </w:r>
+      <w:r>
+        <w:rPr>
+          <w:rFonts w:ascii="Calibri" w:eastAsia="华文细黑" w:hAnsi="Calibri" w:cs="Calibri" w:hint="eastAsia"/>
+          <w:color w:val="404040" w:themeColor="text1" w:themeTint="BF"/>
+          <w:szCs w:val="21"/>
+        </w:rPr>
+        <w:t>redis</w:t>
+      </w:r>
+      <w:r>
+        <w:rPr>
+          <w:rFonts w:ascii="Calibri" w:eastAsia="华文细黑" w:hAnsi="Calibri" w:cs="Calibri" w:hint="eastAsia"/>
+          <w:color w:val="404040" w:themeColor="text1" w:themeTint="BF"/>
+          <w:szCs w:val="21"/>
+        </w:rPr>
+        <w:t>和万象平台查询标签并聚合，对外提供查询标签的接口。</w:t>
+      </w:r>
+    </w:p>
+    <w:p>
+      <w:pPr>
         <w:spacing w:beforeLines="50" w:before="156" w:line="400" w:lineRule="exact"/>
         <w:rPr>
           <w:rFonts w:ascii="Calibri" w:eastAsia="华文细黑" w:hAnsi="Calibri" w:cs="Calibri"/>
@@ -3224,7 +5240,17 @@
           <w:color w:val="404040" w:themeColor="text1" w:themeTint="BF"/>
           <w:szCs w:val="21"/>
         </w:rPr>
-        <w:t>开发</w:t>
+        <w:t>高级开</w:t>
+      </w:r>
+      <w:r>
+        <w:rPr>
+          <w:rFonts w:ascii="华文细黑" w:eastAsia="华文细黑" w:hAnsi="华文细黑" w:cs="Calibri" w:hint="eastAsia"/>
+          <w:b/>
+          <w:bCs/>
+          <w:color w:val="404040" w:themeColor="text1" w:themeTint="BF"/>
+          <w:szCs w:val="21"/>
+        </w:rPr>
+        <w:t>发</w:t>
       </w:r>
       <w:r>
         <w:rPr>
@@ -3242,7 +5268,23 @@
           <w:color w:val="404040" w:themeColor="text1" w:themeTint="BF"/>
           <w:szCs w:val="21"/>
         </w:rPr>
-        <w:t xml:space="preserve">                                            </w:t>
+        <w:t xml:space="preserve">  </w:t>
+      </w:r>
+      <w:r>
+        <w:rPr>
+          <w:rFonts w:ascii="Calibri" w:eastAsia="微软雅黑" w:hAnsi="Calibri" w:cs="Calibri" w:hint="eastAsia"/>
+          <w:color w:val="404040" w:themeColor="text1" w:themeTint="BF"/>
+          <w:szCs w:val="21"/>
+        </w:rPr>
+        <w:t xml:space="preserve"> </w:t>
+      </w:r>
+      <w:r>
+        <w:rPr>
+          <w:rFonts w:ascii="Calibri" w:eastAsia="微软雅黑" w:hAnsi="Calibri" w:cs="Calibri"/>
+          <w:color w:val="404040" w:themeColor="text1" w:themeTint="BF"/>
+          <w:szCs w:val="21"/>
+        </w:rPr>
+        <w:t xml:space="preserve">                                      </w:t>
       </w:r>
       <w:r>
         <w:rPr>
@@ -3887,16 +5929,624 @@
     </w:p>
     <w:p>
       <w:pPr>
-        <w:spacing w:line="320" w:lineRule="exact"/>
-        <w:rPr>
-          <w:rFonts w:ascii="Calibri" w:eastAsia="华文细黑" w:hAnsi="Calibri" w:cs="Calibri"/>
-          <w:color w:val="404040" w:themeColor="text1" w:themeTint="BF"/>
-          <w:szCs w:val="21"/>
-        </w:rPr>
-      </w:pPr>
+        <w:spacing w:line="400" w:lineRule="exact"/>
+        <w:rPr>
+          <w:rFonts w:ascii="Calibri" w:eastAsia="华文细黑" w:hAnsi="Calibri" w:cs="Calibri"/>
+          <w:b/>
+          <w:bCs/>
+          <w:color w:val="404040" w:themeColor="text1" w:themeTint="BF"/>
+          <w:sz w:val="24"/>
+          <w:szCs w:val="24"/>
+        </w:rPr>
+      </w:pPr>
+      <w:r>
+        <w:rPr>
+          <w:rFonts w:ascii="Calibri" w:eastAsia="华文细黑" w:hAnsi="Calibri" w:cs="Calibri" w:hint="eastAsia"/>
+          <w:b/>
+          <w:bCs/>
+          <w:color w:val="404040" w:themeColor="text1" w:themeTint="BF"/>
+          <w:sz w:val="24"/>
+          <w:szCs w:val="24"/>
+        </w:rPr>
+        <w:t>案例介绍：</w:t>
+      </w:r>
     </w:p>
     <w:p>
       <w:pPr>
+        <w:spacing w:line="400" w:lineRule="exact"/>
+        <w:rPr>
+          <w:rFonts w:ascii="Calibri" w:eastAsia="华文细黑" w:hAnsi="Calibri" w:cs="Calibri"/>
+          <w:b/>
+          <w:bCs/>
+          <w:color w:val="404040" w:themeColor="text1" w:themeTint="BF"/>
+          <w:sz w:val="24"/>
+          <w:szCs w:val="24"/>
+        </w:rPr>
+      </w:pPr>
+      <w:r>
+        <w:rPr>
+          <w:rFonts w:ascii="Calibri" w:eastAsia="华文细黑" w:hAnsi="Calibri" w:cs="Calibri" w:hint="eastAsia"/>
+          <w:b/>
+          <w:bCs/>
+          <w:color w:val="404040" w:themeColor="text1" w:themeTint="BF"/>
+          <w:szCs w:val="21"/>
+        </w:rPr>
+        <w:t>案例一</w:t>
+      </w:r>
+      <w:r>
+        <w:rPr>
+          <w:rFonts w:ascii="Calibri" w:eastAsia="华文细黑" w:hAnsi="Calibri" w:cs="Calibri" w:hint="eastAsia"/>
+          <w:b/>
+          <w:bCs/>
+          <w:color w:val="404040" w:themeColor="text1" w:themeTint="BF"/>
+          <w:szCs w:val="21"/>
+        </w:rPr>
+        <w:t>：</w:t>
+      </w:r>
+      <w:r>
+        <w:rPr>
+          <w:rFonts w:ascii="Calibri" w:eastAsia="华文细黑" w:hAnsi="Calibri" w:cs="Calibri" w:hint="eastAsia"/>
+          <w:b/>
+          <w:bCs/>
+          <w:color w:val="404040" w:themeColor="text1" w:themeTint="BF"/>
+          <w:szCs w:val="21"/>
+        </w:rPr>
+        <w:t>Cassandra</w:t>
+      </w:r>
+      <w:r>
+        <w:rPr>
+          <w:rFonts w:ascii="Calibri" w:eastAsia="华文细黑" w:hAnsi="Calibri" w:cs="Calibri" w:hint="eastAsia"/>
+          <w:b/>
+          <w:bCs/>
+          <w:color w:val="404040" w:themeColor="text1" w:themeTint="BF"/>
+          <w:szCs w:val="21"/>
+        </w:rPr>
+        <w:t>集群拆分</w:t>
+      </w:r>
+      <w:r>
+        <w:rPr>
+          <w:rFonts w:ascii="Calibri" w:eastAsia="华文细黑" w:hAnsi="Calibri" w:cs="Calibri" w:hint="eastAsia"/>
+          <w:b/>
+          <w:bCs/>
+          <w:color w:val="404040" w:themeColor="text1" w:themeTint="BF"/>
+          <w:szCs w:val="21"/>
+        </w:rPr>
+        <w:t xml:space="preserve"> </w:t>
+      </w:r>
+      <w:r>
+        <w:rPr>
+          <w:rFonts w:ascii="Calibri" w:eastAsia="华文细黑" w:hAnsi="Calibri" w:cs="Calibri"/>
+          <w:b/>
+          <w:bCs/>
+          <w:color w:val="404040" w:themeColor="text1" w:themeTint="BF"/>
+          <w:szCs w:val="21"/>
+        </w:rPr>
+        <w:t xml:space="preserve">                                      </w:t>
+      </w:r>
+    </w:p>
+    <w:p>
+      <w:pPr>
+        <w:spacing w:line="400" w:lineRule="exact"/>
+        <w:rPr>
+          <w:rFonts w:ascii="Calibri" w:eastAsia="华文细黑" w:hAnsi="Calibri" w:cs="Calibri"/>
+          <w:b/>
+          <w:bCs/>
+          <w:color w:val="404040" w:themeColor="text1" w:themeTint="BF"/>
+          <w:szCs w:val="21"/>
+        </w:rPr>
+      </w:pPr>
+      <w:r>
+        <w:rPr>
+          <w:rFonts w:ascii="Calibri" w:eastAsia="华文细黑" w:hAnsi="Calibri" w:cs="Calibri" w:hint="eastAsia"/>
+          <w:b/>
+          <w:bCs/>
+          <w:color w:val="404040" w:themeColor="text1" w:themeTint="BF"/>
+          <w:szCs w:val="21"/>
+        </w:rPr>
+        <w:t>项目介绍</w:t>
+      </w:r>
+      <w:r>
+        <w:rPr>
+          <w:rFonts w:ascii="Calibri" w:eastAsia="华文细黑" w:hAnsi="Calibri" w:cs="Calibri" w:hint="eastAsia"/>
+          <w:b/>
+          <w:bCs/>
+          <w:color w:val="404040" w:themeColor="text1" w:themeTint="BF"/>
+          <w:szCs w:val="21"/>
+        </w:rPr>
+        <w:t>：</w:t>
+      </w:r>
+    </w:p>
+    <w:p>
+      <w:pPr>
+        <w:pStyle w:val="a3"/>
+        <w:spacing w:line="360" w:lineRule="exact"/>
+        <w:ind w:leftChars="-290" w:left="-609" w:firstLineChars="0" w:firstLine="0"/>
+        <w:rPr>
+          <w:rFonts w:ascii="Calibri" w:eastAsia="华文细黑" w:hAnsi="Calibri" w:cs="Calibri"/>
+          <w:color w:val="404040" w:themeColor="text1" w:themeTint="BF"/>
+          <w:szCs w:val="21"/>
+        </w:rPr>
+      </w:pPr>
+      <w:r>
+        <w:rPr>
+          <w:rFonts w:ascii="Calibri" w:eastAsia="华文细黑" w:hAnsi="Calibri" w:cs="Calibri"/>
+          <w:b/>
+          <w:bCs/>
+          <w:color w:val="404040" w:themeColor="text1" w:themeTint="BF"/>
+          <w:szCs w:val="21"/>
+        </w:rPr>
+        <w:tab/>
+      </w:r>
+      <w:r>
+        <w:rPr>
+          <w:rFonts w:ascii="Calibri" w:eastAsia="华文细黑" w:hAnsi="Calibri" w:cs="Calibri"/>
+          <w:color w:val="404040" w:themeColor="text1" w:themeTint="BF"/>
+          <w:szCs w:val="21"/>
+        </w:rPr>
+        <w:tab/>
+      </w:r>
+      <w:r>
+        <w:rPr>
+          <w:rFonts w:ascii="Calibri" w:eastAsia="华文细黑" w:hAnsi="Calibri" w:cs="Calibri"/>
+          <w:color w:val="404040" w:themeColor="text1" w:themeTint="BF"/>
+          <w:szCs w:val="21"/>
+        </w:rPr>
+        <w:tab/>
+      </w:r>
+      <w:r>
+        <w:rPr>
+          <w:rFonts w:ascii="Calibri" w:eastAsia="华文细黑" w:hAnsi="Calibri" w:cs="Calibri"/>
+          <w:color w:val="404040" w:themeColor="text1" w:themeTint="BF"/>
+          <w:szCs w:val="21"/>
+        </w:rPr>
+        <w:tab/>
+        <w:t xml:space="preserve"> </w:t>
+      </w:r>
+      <w:r>
+        <w:rPr>
+          <w:rFonts w:ascii="Calibri" w:eastAsia="华文细黑" w:hAnsi="Calibri" w:cs="Calibri"/>
+          <w:color w:val="404040" w:themeColor="text1" w:themeTint="BF"/>
+          <w:szCs w:val="21"/>
+        </w:rPr>
+        <w:tab/>
+      </w:r>
+      <w:r>
+        <w:rPr>
+          <w:rFonts w:ascii="Calibri" w:eastAsia="华文细黑" w:hAnsi="Calibri" w:cs="Calibri"/>
+          <w:color w:val="404040" w:themeColor="text1" w:themeTint="BF"/>
+          <w:szCs w:val="21"/>
+        </w:rPr>
+        <w:tab/>
+      </w:r>
+      <w:r>
+        <w:rPr>
+          <w:rFonts w:ascii="Calibri" w:eastAsia="华文细黑" w:hAnsi="Calibri" w:cs="Calibri" w:hint="eastAsia"/>
+          <w:color w:val="404040" w:themeColor="text1" w:themeTint="BF"/>
+          <w:szCs w:val="21"/>
+        </w:rPr>
+        <w:t>部分业务上线之初，由于成本及初期数据量较少，急于上线，不同业务数据存储在同</w:t>
+      </w:r>
+    </w:p>
+    <w:p>
+      <w:pPr>
+        <w:spacing w:line="320" w:lineRule="exact"/>
+        <w:rPr>
+          <w:rFonts w:ascii="Calibri" w:eastAsia="华文细黑" w:hAnsi="Calibri" w:cs="Calibri"/>
+          <w:color w:val="404040" w:themeColor="text1" w:themeTint="BF"/>
+          <w:szCs w:val="21"/>
+        </w:rPr>
+      </w:pPr>
+      <w:r>
+        <w:rPr>
+          <w:rFonts w:ascii="Calibri" w:eastAsia="华文细黑" w:hAnsi="Calibri" w:cs="Calibri" w:hint="eastAsia"/>
+          <w:color w:val="404040" w:themeColor="text1" w:themeTint="BF"/>
+          <w:szCs w:val="21"/>
+        </w:rPr>
+        <w:t>一个</w:t>
+      </w:r>
+      <w:r>
+        <w:rPr>
+          <w:rFonts w:ascii="Calibri" w:eastAsia="华文细黑" w:hAnsi="Calibri" w:cs="Calibri"/>
+          <w:color w:val="404040" w:themeColor="text1" w:themeTint="BF"/>
+          <w:szCs w:val="21"/>
+        </w:rPr>
+        <w:t xml:space="preserve"> Cassandra </w:t>
+      </w:r>
+      <w:r>
+        <w:rPr>
+          <w:rFonts w:ascii="Calibri" w:eastAsia="华文细黑" w:hAnsi="Calibri" w:cs="Calibri"/>
+          <w:color w:val="404040" w:themeColor="text1" w:themeTint="BF"/>
+          <w:szCs w:val="21"/>
+        </w:rPr>
+        <w:t>集群。业务数据成长起来之后，</w:t>
+      </w:r>
+      <w:r>
+        <w:rPr>
+          <w:rFonts w:ascii="Calibri" w:eastAsia="华文细黑" w:hAnsi="Calibri" w:cs="Calibri" w:hint="eastAsia"/>
+          <w:color w:val="404040" w:themeColor="text1" w:themeTint="BF"/>
+          <w:szCs w:val="21"/>
+        </w:rPr>
+        <w:t>由于各自业务场景不同，同时如果集群出现问题会同时影响多个业务，因此</w:t>
+      </w:r>
+      <w:r>
+        <w:rPr>
+          <w:rFonts w:ascii="Calibri" w:eastAsia="华文细黑" w:hAnsi="Calibri" w:cs="Calibri"/>
+          <w:color w:val="404040" w:themeColor="text1" w:themeTint="BF"/>
+          <w:szCs w:val="21"/>
+        </w:rPr>
+        <w:t>需要</w:t>
+      </w:r>
+      <w:r>
+        <w:rPr>
+          <w:rFonts w:ascii="Calibri" w:eastAsia="华文细黑" w:hAnsi="Calibri" w:cs="Calibri" w:hint="eastAsia"/>
+          <w:color w:val="404040" w:themeColor="text1" w:themeTint="BF"/>
+          <w:szCs w:val="21"/>
+        </w:rPr>
+        <w:t>将业务数据</w:t>
+      </w:r>
+      <w:r>
+        <w:rPr>
+          <w:rFonts w:ascii="Calibri" w:eastAsia="华文细黑" w:hAnsi="Calibri" w:cs="Calibri"/>
+          <w:color w:val="404040" w:themeColor="text1" w:themeTint="BF"/>
+          <w:szCs w:val="21"/>
+        </w:rPr>
+        <w:t>拆分到各自集群。</w:t>
+      </w:r>
+    </w:p>
+    <w:p>
+      <w:pPr>
+        <w:spacing w:line="400" w:lineRule="exact"/>
+        <w:rPr>
+          <w:rFonts w:ascii="Calibri" w:eastAsia="华文细黑" w:hAnsi="Calibri" w:cs="Calibri"/>
+          <w:color w:val="404040" w:themeColor="text1" w:themeTint="BF"/>
+          <w:szCs w:val="21"/>
+        </w:rPr>
+      </w:pPr>
+      <w:r>
+        <w:rPr>
+          <w:rFonts w:ascii="Calibri" w:eastAsia="华文细黑" w:hAnsi="Calibri" w:cs="Calibri" w:hint="eastAsia"/>
+          <w:b/>
+          <w:bCs/>
+          <w:color w:val="404040" w:themeColor="text1" w:themeTint="BF"/>
+          <w:szCs w:val="21"/>
+        </w:rPr>
+        <w:t>技术选型</w:t>
+      </w:r>
+      <w:r>
+        <w:rPr>
+          <w:rFonts w:ascii="Calibri" w:eastAsia="华文细黑" w:hAnsi="Calibri" w:cs="Calibri" w:hint="eastAsia"/>
+          <w:b/>
+          <w:bCs/>
+          <w:color w:val="404040" w:themeColor="text1" w:themeTint="BF"/>
+          <w:szCs w:val="21"/>
+        </w:rPr>
+        <w:t>：</w:t>
+      </w:r>
+      <w:r>
+        <w:rPr>
+          <w:rFonts w:ascii="Calibri" w:eastAsia="华文细黑" w:hAnsi="Calibri" w:cs="Calibri" w:hint="eastAsia"/>
+          <w:color w:val="404040" w:themeColor="text1" w:themeTint="BF"/>
+          <w:szCs w:val="21"/>
+        </w:rPr>
+        <w:t>Cassandra</w:t>
+      </w:r>
+      <w:r>
+        <w:rPr>
+          <w:rFonts w:ascii="Calibri" w:eastAsia="华文细黑" w:hAnsi="Calibri" w:cs="Calibri"/>
+          <w:color w:val="404040" w:themeColor="text1" w:themeTint="BF"/>
+          <w:szCs w:val="21"/>
+        </w:rPr>
+        <w:t xml:space="preserve"> </w:t>
+      </w:r>
+      <w:r>
+        <w:rPr>
+          <w:rFonts w:ascii="Calibri" w:eastAsia="华文细黑" w:hAnsi="Calibri" w:cs="Calibri" w:hint="eastAsia"/>
+          <w:color w:val="404040" w:themeColor="text1" w:themeTint="BF"/>
+          <w:szCs w:val="21"/>
+        </w:rPr>
+        <w:t>+</w:t>
+      </w:r>
+      <w:r>
+        <w:rPr>
+          <w:rFonts w:ascii="Calibri" w:eastAsia="华文细黑" w:hAnsi="Calibri" w:cs="Calibri"/>
+          <w:color w:val="404040" w:themeColor="text1" w:themeTint="BF"/>
+          <w:szCs w:val="21"/>
+        </w:rPr>
+        <w:t xml:space="preserve"> </w:t>
+      </w:r>
+      <w:r>
+        <w:rPr>
+          <w:rFonts w:ascii="Calibri" w:eastAsia="华文细黑" w:hAnsi="Calibri" w:cs="Calibri" w:hint="eastAsia"/>
+          <w:color w:val="404040" w:themeColor="text1" w:themeTint="BF"/>
+          <w:szCs w:val="21"/>
+        </w:rPr>
+        <w:t>Kafka</w:t>
+      </w:r>
+      <w:r>
+        <w:rPr>
+          <w:rFonts w:ascii="Calibri" w:eastAsia="华文细黑" w:hAnsi="Calibri" w:cs="Calibri"/>
+          <w:color w:val="404040" w:themeColor="text1" w:themeTint="BF"/>
+          <w:szCs w:val="21"/>
+        </w:rPr>
+        <w:t xml:space="preserve"> </w:t>
+      </w:r>
+      <w:r>
+        <w:rPr>
+          <w:rFonts w:ascii="Calibri" w:eastAsia="华文细黑" w:hAnsi="Calibri" w:cs="Calibri"/>
+          <w:color w:val="404040" w:themeColor="text1" w:themeTint="BF"/>
+          <w:szCs w:val="21"/>
+        </w:rPr>
+        <w:t>+</w:t>
+      </w:r>
+      <w:r>
+        <w:rPr>
+          <w:rFonts w:ascii="Calibri" w:eastAsia="华文细黑" w:hAnsi="Calibri" w:cs="Calibri"/>
+          <w:color w:val="404040" w:themeColor="text1" w:themeTint="BF"/>
+          <w:szCs w:val="21"/>
+        </w:rPr>
+        <w:t xml:space="preserve"> </w:t>
+      </w:r>
+      <w:r>
+        <w:rPr>
+          <w:rFonts w:ascii="Calibri" w:eastAsia="华文细黑" w:hAnsi="Calibri" w:cs="Calibri" w:hint="eastAsia"/>
+          <w:color w:val="404040" w:themeColor="text1" w:themeTint="BF"/>
+          <w:szCs w:val="21"/>
+        </w:rPr>
+        <w:t>Spring</w:t>
+      </w:r>
+      <w:r>
+        <w:rPr>
+          <w:rFonts w:ascii="Calibri" w:eastAsia="华文细黑" w:hAnsi="Calibri" w:cs="Calibri"/>
+          <w:color w:val="404040" w:themeColor="text1" w:themeTint="BF"/>
+          <w:szCs w:val="21"/>
+        </w:rPr>
+        <w:t xml:space="preserve">+ </w:t>
+      </w:r>
+      <w:r>
+        <w:rPr>
+          <w:rFonts w:ascii="Calibri" w:eastAsia="华文细黑" w:hAnsi="Calibri" w:cs="Calibri" w:hint="eastAsia"/>
+          <w:color w:val="404040" w:themeColor="text1" w:themeTint="BF"/>
+          <w:szCs w:val="21"/>
+        </w:rPr>
+        <w:t>shell</w:t>
+      </w:r>
+      <w:r>
+        <w:rPr>
+          <w:rFonts w:ascii="Calibri" w:eastAsia="华文细黑" w:hAnsi="Calibri" w:cs="Calibri" w:hint="eastAsia"/>
+          <w:color w:val="404040" w:themeColor="text1" w:themeTint="BF"/>
+          <w:szCs w:val="21"/>
+        </w:rPr>
+        <w:t>等</w:t>
+      </w:r>
+    </w:p>
+    <w:p>
+      <w:pPr>
+        <w:spacing w:line="400" w:lineRule="exact"/>
+        <w:rPr>
+          <w:rFonts w:ascii="Calibri" w:eastAsia="华文细黑" w:hAnsi="Calibri" w:cs="Calibri"/>
+          <w:b/>
+          <w:bCs/>
+          <w:color w:val="404040" w:themeColor="text1" w:themeTint="BF"/>
+          <w:szCs w:val="21"/>
+        </w:rPr>
+      </w:pPr>
+      <w:r>
+        <w:rPr>
+          <w:rFonts w:ascii="Calibri" w:eastAsia="华文细黑" w:hAnsi="Calibri" w:cs="Calibri" w:hint="eastAsia"/>
+          <w:b/>
+          <w:bCs/>
+          <w:color w:val="404040" w:themeColor="text1" w:themeTint="BF"/>
+          <w:szCs w:val="21"/>
+        </w:rPr>
+        <w:t>工作职责</w:t>
+      </w:r>
+      <w:r>
+        <w:rPr>
+          <w:rFonts w:ascii="Calibri" w:eastAsia="华文细黑" w:hAnsi="Calibri" w:cs="Calibri" w:hint="eastAsia"/>
+          <w:b/>
+          <w:bCs/>
+          <w:color w:val="404040" w:themeColor="text1" w:themeTint="BF"/>
+          <w:szCs w:val="21"/>
+        </w:rPr>
+        <w:t>：</w:t>
+      </w:r>
+    </w:p>
+    <w:p>
+      <w:pPr>
+        <w:pStyle w:val="a3"/>
+        <w:numPr>
+          <w:ilvl w:val="0"/>
+          <w:numId w:val="25"/>
+        </w:numPr>
+        <w:spacing w:line="320" w:lineRule="exact"/>
+        <w:ind w:firstLineChars="0"/>
+        <w:rPr>
+          <w:rFonts w:ascii="Calibri" w:eastAsia="华文细黑" w:hAnsi="Calibri" w:cs="Calibri"/>
+          <w:b/>
+          <w:bCs/>
+          <w:color w:val="404040" w:themeColor="text1" w:themeTint="BF"/>
+          <w:szCs w:val="21"/>
+        </w:rPr>
+      </w:pPr>
+      <w:r>
+        <w:rPr>
+          <w:rFonts w:ascii="Calibri" w:eastAsia="华文细黑" w:hAnsi="Calibri" w:cs="Calibri" w:hint="eastAsia"/>
+          <w:color w:val="404040" w:themeColor="text1" w:themeTint="BF"/>
+          <w:szCs w:val="21"/>
+        </w:rPr>
+        <w:t>开发</w:t>
+      </w:r>
+      <w:r>
+        <w:rPr>
+          <w:rFonts w:ascii="Calibri" w:eastAsia="华文细黑" w:hAnsi="Calibri" w:cs="Calibri" w:hint="eastAsia"/>
+          <w:color w:val="404040" w:themeColor="text1" w:themeTint="BF"/>
+          <w:szCs w:val="21"/>
+        </w:rPr>
+        <w:t>shell</w:t>
+      </w:r>
+      <w:r>
+        <w:rPr>
+          <w:rFonts w:ascii="Calibri" w:eastAsia="华文细黑" w:hAnsi="Calibri" w:cs="Calibri" w:hint="eastAsia"/>
+          <w:color w:val="404040" w:themeColor="text1" w:themeTint="BF"/>
+          <w:szCs w:val="21"/>
+        </w:rPr>
+        <w:t>脚本，对现有存量数据做完整</w:t>
+      </w:r>
+      <w:r>
+        <w:rPr>
+          <w:rFonts w:ascii="Calibri" w:eastAsia="华文细黑" w:hAnsi="Calibri" w:cs="Calibri" w:hint="eastAsia"/>
+          <w:color w:val="404040" w:themeColor="text1" w:themeTint="BF"/>
+          <w:szCs w:val="21"/>
+        </w:rPr>
+        <w:t>snapshot</w:t>
+      </w:r>
+      <w:r>
+        <w:rPr>
+          <w:rFonts w:ascii="Calibri" w:eastAsia="华文细黑" w:hAnsi="Calibri" w:cs="Calibri" w:hint="eastAsia"/>
+          <w:color w:val="404040" w:themeColor="text1" w:themeTint="BF"/>
+          <w:szCs w:val="21"/>
+        </w:rPr>
+        <w:t>，并导入到业务的新集群中</w:t>
+      </w:r>
+    </w:p>
+    <w:p>
+      <w:pPr>
+        <w:pStyle w:val="a3"/>
+        <w:numPr>
+          <w:ilvl w:val="0"/>
+          <w:numId w:val="25"/>
+        </w:numPr>
+        <w:spacing w:line="320" w:lineRule="exact"/>
+        <w:ind w:left="357" w:firstLineChars="0" w:hanging="357"/>
+        <w:rPr>
+          <w:rFonts w:ascii="Calibri" w:eastAsia="华文细黑" w:hAnsi="Calibri" w:cs="Calibri"/>
+          <w:color w:val="404040" w:themeColor="text1" w:themeTint="BF"/>
+          <w:szCs w:val="21"/>
+        </w:rPr>
+      </w:pPr>
+      <w:r>
+        <w:rPr>
+          <w:rFonts w:ascii="Calibri" w:eastAsia="华文细黑" w:hAnsi="Calibri" w:cs="Calibri" w:hint="eastAsia"/>
+          <w:color w:val="404040" w:themeColor="text1" w:themeTint="BF"/>
+          <w:szCs w:val="21"/>
+        </w:rPr>
+        <w:t>开发</w:t>
+      </w:r>
+      <w:r>
+        <w:rPr>
+          <w:rFonts w:ascii="Calibri" w:eastAsia="华文细黑" w:hAnsi="Calibri" w:cs="Calibri" w:hint="eastAsia"/>
+          <w:color w:val="404040" w:themeColor="text1" w:themeTint="BF"/>
+          <w:szCs w:val="21"/>
+        </w:rPr>
+        <w:t>SDK</w:t>
+      </w:r>
+      <w:r>
+        <w:rPr>
+          <w:rFonts w:ascii="Calibri" w:eastAsia="华文细黑" w:hAnsi="Calibri" w:cs="Calibri" w:hint="eastAsia"/>
+          <w:color w:val="404040" w:themeColor="text1" w:themeTint="BF"/>
+          <w:szCs w:val="21"/>
+        </w:rPr>
+        <w:t>插件，拦截业务请求，记录业务的增删改请求，写入</w:t>
+      </w:r>
+      <w:r>
+        <w:rPr>
+          <w:rFonts w:ascii="Calibri" w:eastAsia="华文细黑" w:hAnsi="Calibri" w:cs="Calibri" w:hint="eastAsia"/>
+          <w:color w:val="404040" w:themeColor="text1" w:themeTint="BF"/>
+          <w:szCs w:val="21"/>
+        </w:rPr>
+        <w:t>MQ</w:t>
+      </w:r>
+    </w:p>
+    <w:p>
+      <w:pPr>
+        <w:pStyle w:val="a3"/>
+        <w:numPr>
+          <w:ilvl w:val="0"/>
+          <w:numId w:val="25"/>
+        </w:numPr>
+        <w:spacing w:line="320" w:lineRule="exact"/>
+        <w:ind w:left="357" w:firstLineChars="0" w:hanging="357"/>
+        <w:rPr>
+          <w:rFonts w:ascii="Calibri" w:eastAsia="华文细黑" w:hAnsi="Calibri" w:cs="Calibri"/>
+          <w:color w:val="404040" w:themeColor="text1" w:themeTint="BF"/>
+          <w:szCs w:val="21"/>
+        </w:rPr>
+      </w:pPr>
+      <w:r>
+        <w:rPr>
+          <w:rFonts w:ascii="Calibri" w:eastAsia="华文细黑" w:hAnsi="Calibri" w:cs="Calibri" w:hint="eastAsia"/>
+          <w:color w:val="404040" w:themeColor="text1" w:themeTint="BF"/>
+          <w:szCs w:val="21"/>
+        </w:rPr>
+        <w:t>开发双写服务，从</w:t>
+      </w:r>
+      <w:r>
+        <w:rPr>
+          <w:rFonts w:ascii="Calibri" w:eastAsia="华文细黑" w:hAnsi="Calibri" w:cs="Calibri" w:hint="eastAsia"/>
+          <w:color w:val="404040" w:themeColor="text1" w:themeTint="BF"/>
+          <w:szCs w:val="21"/>
+        </w:rPr>
+        <w:t>MQ</w:t>
+      </w:r>
+      <w:r>
+        <w:rPr>
+          <w:rFonts w:ascii="Calibri" w:eastAsia="华文细黑" w:hAnsi="Calibri" w:cs="Calibri" w:hint="eastAsia"/>
+          <w:color w:val="404040" w:themeColor="text1" w:themeTint="BF"/>
+          <w:szCs w:val="21"/>
+        </w:rPr>
+        <w:t>中回放业务的请求，从原集群中提取业务数据，写入到新集群</w:t>
+      </w:r>
+    </w:p>
+    <w:p>
+      <w:pPr>
+        <w:pStyle w:val="a3"/>
+        <w:numPr>
+          <w:ilvl w:val="0"/>
+          <w:numId w:val="25"/>
+        </w:numPr>
+        <w:spacing w:line="320" w:lineRule="exact"/>
+        <w:ind w:left="357" w:firstLineChars="0" w:hanging="357"/>
+        <w:rPr>
+          <w:rFonts w:ascii="Calibri" w:eastAsia="华文细黑" w:hAnsi="Calibri" w:cs="Calibri"/>
+          <w:color w:val="404040" w:themeColor="text1" w:themeTint="BF"/>
+          <w:szCs w:val="21"/>
+        </w:rPr>
+      </w:pPr>
+      <w:r>
+        <w:rPr>
+          <w:rFonts w:ascii="Calibri" w:eastAsia="华文细黑" w:hAnsi="Calibri" w:cs="Calibri" w:hint="eastAsia"/>
+          <w:color w:val="404040" w:themeColor="text1" w:themeTint="BF"/>
+          <w:szCs w:val="21"/>
+        </w:rPr>
+        <w:t>使用数据一致性检查和修复工具，对新老集群数据进行检查修复，保证数据一致</w:t>
+      </w:r>
+    </w:p>
+    <w:p>
+      <w:pPr>
+        <w:pStyle w:val="a3"/>
+        <w:numPr>
+          <w:ilvl w:val="0"/>
+          <w:numId w:val="25"/>
+        </w:numPr>
+        <w:spacing w:line="320" w:lineRule="exact"/>
+        <w:ind w:left="357" w:firstLineChars="0" w:hanging="357"/>
+        <w:rPr>
+          <w:rFonts w:ascii="Calibri" w:eastAsia="华文细黑" w:hAnsi="Calibri" w:cs="Calibri"/>
+          <w:color w:val="404040" w:themeColor="text1" w:themeTint="BF"/>
+          <w:szCs w:val="21"/>
+        </w:rPr>
+      </w:pPr>
+      <w:r>
+        <w:rPr>
+          <w:rFonts w:ascii="Calibri" w:eastAsia="华文细黑" w:hAnsi="Calibri" w:cs="Calibri" w:hint="eastAsia"/>
+          <w:color w:val="404040" w:themeColor="text1" w:themeTint="BF"/>
+          <w:szCs w:val="21"/>
+        </w:rPr>
+        <w:t>配合业务进行滚动升级，切换到新集群</w:t>
+      </w:r>
+    </w:p>
+    <w:p>
+      <w:pPr>
         <w:spacing w:beforeLines="50" w:before="156" w:line="400" w:lineRule="exact"/>
         <w:rPr>
           <w:rFonts w:ascii="Calibri" w:eastAsia="华文细黑" w:hAnsi="Calibri" w:cs="Calibri"/>
@@ -3914,6 +6564,530 @@
           <w:color w:val="404040" w:themeColor="text1" w:themeTint="BF"/>
           <w:szCs w:val="21"/>
         </w:rPr>
+        <w:t>案例二</w:t>
+      </w:r>
+      <w:r>
+        <w:rPr>
+          <w:rFonts w:ascii="Calibri" w:eastAsia="华文细黑" w:hAnsi="Calibri" w:cs="Calibri" w:hint="eastAsia"/>
+          <w:b/>
+          <w:bCs/>
+          <w:color w:val="404040" w:themeColor="text1" w:themeTint="BF"/>
+          <w:szCs w:val="21"/>
+        </w:rPr>
+        <w:t>：</w:t>
+      </w:r>
+      <w:r>
+        <w:rPr>
+          <w:rFonts w:ascii="Calibri" w:eastAsia="华文细黑" w:hAnsi="Calibri" w:cs="Calibri" w:hint="eastAsia"/>
+          <w:b/>
+          <w:bCs/>
+          <w:color w:val="404040" w:themeColor="text1" w:themeTint="BF"/>
+          <w:szCs w:val="21"/>
+        </w:rPr>
+        <w:t>SDS</w:t>
+      </w:r>
+      <w:r>
+        <w:rPr>
+          <w:rFonts w:ascii="Calibri" w:eastAsia="华文细黑" w:hAnsi="Calibri" w:cs="Calibri"/>
+          <w:b/>
+          <w:bCs/>
+          <w:color w:val="404040" w:themeColor="text1" w:themeTint="BF"/>
+          <w:szCs w:val="21"/>
+        </w:rPr>
+        <w:t xml:space="preserve"> </w:t>
+      </w:r>
+      <w:r>
+        <w:rPr>
+          <w:rFonts w:ascii="Calibri" w:eastAsia="华文细黑" w:hAnsi="Calibri" w:cs="Calibri" w:hint="eastAsia"/>
+          <w:b/>
+          <w:bCs/>
+          <w:color w:val="404040" w:themeColor="text1" w:themeTint="BF"/>
+          <w:szCs w:val="21"/>
+        </w:rPr>
+        <w:t>项目</w:t>
+      </w:r>
+      <w:r>
+        <w:rPr>
+          <w:rFonts w:ascii="Calibri" w:eastAsia="华文细黑" w:hAnsi="Calibri" w:cs="Calibri" w:hint="eastAsia"/>
+          <w:b/>
+          <w:bCs/>
+          <w:color w:val="404040" w:themeColor="text1" w:themeTint="BF"/>
+          <w:szCs w:val="21"/>
+        </w:rPr>
+        <w:t>SDK</w:t>
+      </w:r>
+      <w:r>
+        <w:rPr>
+          <w:rFonts w:ascii="Calibri" w:eastAsia="华文细黑" w:hAnsi="Calibri" w:cs="Calibri" w:hint="eastAsia"/>
+          <w:b/>
+          <w:bCs/>
+          <w:color w:val="404040" w:themeColor="text1" w:themeTint="BF"/>
+          <w:szCs w:val="21"/>
+        </w:rPr>
+        <w:t>开发</w:t>
+      </w:r>
+      <w:r>
+        <w:rPr>
+          <w:rFonts w:ascii="Calibri" w:eastAsia="华文细黑" w:hAnsi="Calibri" w:cs="Calibri" w:hint="eastAsia"/>
+          <w:b/>
+          <w:bCs/>
+          <w:color w:val="404040" w:themeColor="text1" w:themeTint="BF"/>
+          <w:szCs w:val="21"/>
+        </w:rPr>
+        <w:t xml:space="preserve"> </w:t>
+      </w:r>
+      <w:r>
+        <w:rPr>
+          <w:rFonts w:ascii="Calibri" w:eastAsia="华文细黑" w:hAnsi="Calibri" w:cs="Calibri"/>
+          <w:b/>
+          <w:bCs/>
+          <w:color w:val="404040" w:themeColor="text1" w:themeTint="BF"/>
+          <w:szCs w:val="21"/>
+        </w:rPr>
+        <w:t xml:space="preserve">                                       </w:t>
+      </w:r>
+    </w:p>
+    <w:p>
+      <w:pPr>
+        <w:spacing w:line="400" w:lineRule="exact"/>
+        <w:rPr>
+          <w:rFonts w:ascii="Calibri" w:eastAsia="华文细黑" w:hAnsi="Calibri" w:cs="Calibri"/>
+          <w:b/>
+          <w:bCs/>
+          <w:color w:val="404040" w:themeColor="text1" w:themeTint="BF"/>
+          <w:szCs w:val="21"/>
+        </w:rPr>
+      </w:pPr>
+      <w:r>
+        <w:rPr>
+          <w:rFonts w:ascii="Calibri" w:eastAsia="华文细黑" w:hAnsi="Calibri" w:cs="Calibri" w:hint="eastAsia"/>
+          <w:b/>
+          <w:bCs/>
+          <w:color w:val="404040" w:themeColor="text1" w:themeTint="BF"/>
+          <w:szCs w:val="21"/>
+        </w:rPr>
+        <w:t>项目介绍</w:t>
+      </w:r>
+      <w:r>
+        <w:rPr>
+          <w:rFonts w:ascii="Calibri" w:eastAsia="华文细黑" w:hAnsi="Calibri" w:cs="Calibri" w:hint="eastAsia"/>
+          <w:b/>
+          <w:bCs/>
+          <w:color w:val="404040" w:themeColor="text1" w:themeTint="BF"/>
+          <w:szCs w:val="21"/>
+        </w:rPr>
+        <w:t>：</w:t>
+      </w:r>
+    </w:p>
+    <w:p>
+      <w:pPr>
+        <w:spacing w:line="320" w:lineRule="exact"/>
+        <w:rPr>
+          <w:rFonts w:ascii="Calibri" w:eastAsia="华文细黑" w:hAnsi="Calibri" w:cs="Calibri"/>
+          <w:color w:val="404040" w:themeColor="text1" w:themeTint="BF"/>
+          <w:szCs w:val="21"/>
+        </w:rPr>
+      </w:pPr>
+      <w:r>
+        <w:rPr>
+          <w:rFonts w:ascii="Calibri" w:eastAsia="华文细黑" w:hAnsi="Calibri" w:cs="Calibri"/>
+          <w:b/>
+          <w:bCs/>
+          <w:color w:val="404040" w:themeColor="text1" w:themeTint="BF"/>
+          <w:szCs w:val="21"/>
+        </w:rPr>
+        <w:tab/>
+      </w:r>
+      <w:r>
+        <w:rPr>
+          <w:rFonts w:ascii="Calibri" w:eastAsia="华文细黑" w:hAnsi="Calibri" w:cs="Calibri" w:hint="eastAsia"/>
+          <w:color w:val="404040" w:themeColor="text1" w:themeTint="BF"/>
+          <w:szCs w:val="21"/>
+        </w:rPr>
+        <w:t>Cassandra</w:t>
+      </w:r>
+      <w:r>
+        <w:rPr>
+          <w:rFonts w:ascii="Calibri" w:eastAsia="华文细黑" w:hAnsi="Calibri" w:cs="Calibri" w:hint="eastAsia"/>
+          <w:color w:val="404040" w:themeColor="text1" w:themeTint="BF"/>
+          <w:szCs w:val="21"/>
+        </w:rPr>
+        <w:t>原生驱动使用较为复杂，同时没有提供多</w:t>
+      </w:r>
+      <w:r>
+        <w:rPr>
+          <w:rFonts w:ascii="Calibri" w:eastAsia="华文细黑" w:hAnsi="Calibri" w:cs="Calibri" w:hint="eastAsia"/>
+          <w:color w:val="404040" w:themeColor="text1" w:themeTint="BF"/>
+          <w:szCs w:val="21"/>
+        </w:rPr>
+        <w:t>DC</w:t>
+      </w:r>
+      <w:r>
+        <w:rPr>
+          <w:rFonts w:ascii="Calibri" w:eastAsia="华文细黑" w:hAnsi="Calibri" w:cs="Calibri" w:hint="eastAsia"/>
+          <w:color w:val="404040" w:themeColor="text1" w:themeTint="BF"/>
+          <w:szCs w:val="21"/>
+        </w:rPr>
+        <w:t>切换的方式，</w:t>
+      </w:r>
+      <w:r>
+        <w:rPr>
+          <w:rFonts w:ascii="Calibri" w:eastAsia="华文细黑" w:hAnsi="Calibri" w:cs="Calibri"/>
+          <w:color w:val="404040" w:themeColor="text1" w:themeTint="BF"/>
+          <w:szCs w:val="21"/>
+        </w:rPr>
+        <w:t>SDS SDK</w:t>
+      </w:r>
+      <w:r>
+        <w:rPr>
+          <w:rFonts w:ascii="Calibri" w:eastAsia="华文细黑" w:hAnsi="Calibri" w:cs="Calibri" w:hint="eastAsia"/>
+          <w:color w:val="404040" w:themeColor="text1" w:themeTint="BF"/>
+          <w:szCs w:val="21"/>
+        </w:rPr>
+        <w:t>在原生驱动的基础上，给业务提供统一的操作接口，并且为提高服务的可用性和容灾能力，提供了多</w:t>
+      </w:r>
+      <w:r>
+        <w:rPr>
+          <w:rFonts w:ascii="Calibri" w:eastAsia="华文细黑" w:hAnsi="Calibri" w:cs="Calibri" w:hint="eastAsia"/>
+          <w:color w:val="404040" w:themeColor="text1" w:themeTint="BF"/>
+          <w:szCs w:val="21"/>
+        </w:rPr>
+        <w:t>DC</w:t>
+      </w:r>
+      <w:r>
+        <w:rPr>
+          <w:rFonts w:ascii="Calibri" w:eastAsia="华文细黑" w:hAnsi="Calibri" w:cs="Calibri" w:hint="eastAsia"/>
+          <w:color w:val="404040" w:themeColor="text1" w:themeTint="BF"/>
+          <w:szCs w:val="21"/>
+        </w:rPr>
+        <w:t>容灾自动告警切换的功能，方便业务接入，降低使用成本。</w:t>
+      </w:r>
+    </w:p>
+    <w:p>
+      <w:pPr>
+        <w:spacing w:line="400" w:lineRule="exact"/>
+        <w:rPr>
+          <w:rFonts w:ascii="Calibri" w:eastAsia="华文细黑" w:hAnsi="Calibri" w:cs="Calibri"/>
+          <w:color w:val="404040" w:themeColor="text1" w:themeTint="BF"/>
+          <w:szCs w:val="21"/>
+        </w:rPr>
+      </w:pPr>
+      <w:r>
+        <w:rPr>
+          <w:rFonts w:ascii="Calibri" w:eastAsia="华文细黑" w:hAnsi="Calibri" w:cs="Calibri" w:hint="eastAsia"/>
+          <w:b/>
+          <w:bCs/>
+          <w:color w:val="404040" w:themeColor="text1" w:themeTint="BF"/>
+          <w:szCs w:val="21"/>
+        </w:rPr>
+        <w:t>技术选型</w:t>
+      </w:r>
+      <w:r>
+        <w:rPr>
+          <w:rFonts w:ascii="Calibri" w:eastAsia="华文细黑" w:hAnsi="Calibri" w:cs="Calibri" w:hint="eastAsia"/>
+          <w:b/>
+          <w:bCs/>
+          <w:color w:val="404040" w:themeColor="text1" w:themeTint="BF"/>
+          <w:szCs w:val="21"/>
+        </w:rPr>
+        <w:t>：</w:t>
+      </w:r>
+      <w:r>
+        <w:rPr>
+          <w:rFonts w:ascii="Calibri" w:eastAsia="华文细黑" w:hAnsi="Calibri" w:cs="Calibri" w:hint="eastAsia"/>
+          <w:color w:val="404040" w:themeColor="text1" w:themeTint="BF"/>
+          <w:szCs w:val="21"/>
+        </w:rPr>
+        <w:t>Cassandra</w:t>
+      </w:r>
+      <w:r>
+        <w:rPr>
+          <w:rFonts w:ascii="Calibri" w:eastAsia="华文细黑" w:hAnsi="Calibri" w:cs="Calibri"/>
+          <w:color w:val="404040" w:themeColor="text1" w:themeTint="BF"/>
+          <w:szCs w:val="21"/>
+        </w:rPr>
+        <w:t xml:space="preserve"> </w:t>
+      </w:r>
+      <w:r>
+        <w:rPr>
+          <w:rFonts w:ascii="Calibri" w:eastAsia="华文细黑" w:hAnsi="Calibri" w:cs="Calibri" w:hint="eastAsia"/>
+          <w:color w:val="404040" w:themeColor="text1" w:themeTint="BF"/>
+          <w:szCs w:val="21"/>
+        </w:rPr>
+        <w:t>+</w:t>
+      </w:r>
+      <w:r>
+        <w:rPr>
+          <w:rFonts w:ascii="Calibri" w:eastAsia="华文细黑" w:hAnsi="Calibri" w:cs="Calibri"/>
+          <w:color w:val="404040" w:themeColor="text1" w:themeTint="BF"/>
+          <w:szCs w:val="21"/>
+        </w:rPr>
+        <w:t xml:space="preserve"> </w:t>
+      </w:r>
+      <w:r>
+        <w:rPr>
+          <w:rFonts w:ascii="Calibri" w:eastAsia="华文细黑" w:hAnsi="Calibri" w:cs="Calibri" w:hint="eastAsia"/>
+          <w:color w:val="404040" w:themeColor="text1" w:themeTint="BF"/>
+          <w:szCs w:val="21"/>
+        </w:rPr>
+        <w:t>Elasticsearch</w:t>
+      </w:r>
+      <w:r>
+        <w:rPr>
+          <w:rFonts w:ascii="Calibri" w:eastAsia="华文细黑" w:hAnsi="Calibri" w:cs="Calibri"/>
+          <w:color w:val="404040" w:themeColor="text1" w:themeTint="BF"/>
+          <w:szCs w:val="21"/>
+        </w:rPr>
+        <w:t xml:space="preserve"> </w:t>
+      </w:r>
+      <w:r>
+        <w:rPr>
+          <w:rFonts w:ascii="Calibri" w:eastAsia="华文细黑" w:hAnsi="Calibri" w:cs="Calibri"/>
+          <w:color w:val="404040" w:themeColor="text1" w:themeTint="BF"/>
+          <w:szCs w:val="21"/>
+        </w:rPr>
+        <w:t>+</w:t>
+      </w:r>
+      <w:r>
+        <w:rPr>
+          <w:rFonts w:ascii="Calibri" w:eastAsia="华文细黑" w:hAnsi="Calibri" w:cs="Calibri"/>
+          <w:color w:val="404040" w:themeColor="text1" w:themeTint="BF"/>
+          <w:szCs w:val="21"/>
+        </w:rPr>
+        <w:t xml:space="preserve"> </w:t>
+      </w:r>
+      <w:r>
+        <w:rPr>
+          <w:rFonts w:ascii="Calibri" w:eastAsia="华文细黑" w:hAnsi="Calibri" w:cs="Calibri" w:hint="eastAsia"/>
+          <w:color w:val="404040" w:themeColor="text1" w:themeTint="BF"/>
+          <w:szCs w:val="21"/>
+        </w:rPr>
+        <w:t>Redis</w:t>
+      </w:r>
+      <w:r>
+        <w:rPr>
+          <w:rFonts w:ascii="Calibri" w:eastAsia="华文细黑" w:hAnsi="Calibri" w:cs="Calibri"/>
+          <w:color w:val="404040" w:themeColor="text1" w:themeTint="BF"/>
+          <w:szCs w:val="21"/>
+        </w:rPr>
+        <w:t xml:space="preserve"> + </w:t>
+      </w:r>
+      <w:r>
+        <w:rPr>
+          <w:rFonts w:ascii="Calibri" w:eastAsia="华文细黑" w:hAnsi="Calibri" w:cs="Calibri" w:hint="eastAsia"/>
+          <w:color w:val="404040" w:themeColor="text1" w:themeTint="BF"/>
+          <w:szCs w:val="21"/>
+        </w:rPr>
+        <w:t>Dubbo</w:t>
+      </w:r>
+      <w:r>
+        <w:rPr>
+          <w:rFonts w:ascii="Calibri" w:eastAsia="华文细黑" w:hAnsi="Calibri" w:cs="Calibri"/>
+          <w:color w:val="404040" w:themeColor="text1" w:themeTint="BF"/>
+          <w:szCs w:val="21"/>
+        </w:rPr>
+        <w:t xml:space="preserve"> + Kakfa</w:t>
+      </w:r>
+      <w:r>
+        <w:rPr>
+          <w:rFonts w:ascii="Calibri" w:eastAsia="华文细黑" w:hAnsi="Calibri" w:cs="Calibri" w:hint="eastAsia"/>
+          <w:color w:val="404040" w:themeColor="text1" w:themeTint="BF"/>
+          <w:szCs w:val="21"/>
+        </w:rPr>
+        <w:t>等</w:t>
+      </w:r>
+    </w:p>
+    <w:p>
+      <w:pPr>
+        <w:spacing w:line="400" w:lineRule="exact"/>
+        <w:rPr>
+          <w:rFonts w:ascii="Calibri" w:eastAsia="华文细黑" w:hAnsi="Calibri" w:cs="Calibri"/>
+          <w:b/>
+          <w:bCs/>
+          <w:color w:val="404040" w:themeColor="text1" w:themeTint="BF"/>
+          <w:szCs w:val="21"/>
+        </w:rPr>
+      </w:pPr>
+      <w:r>
+        <w:rPr>
+          <w:rFonts w:ascii="Calibri" w:eastAsia="华文细黑" w:hAnsi="Calibri" w:cs="Calibri" w:hint="eastAsia"/>
+          <w:b/>
+          <w:bCs/>
+          <w:color w:val="404040" w:themeColor="text1" w:themeTint="BF"/>
+          <w:szCs w:val="21"/>
+        </w:rPr>
+        <w:t>工作职责</w:t>
+      </w:r>
+      <w:r>
+        <w:rPr>
+          <w:rFonts w:ascii="Calibri" w:eastAsia="华文细黑" w:hAnsi="Calibri" w:cs="Calibri" w:hint="eastAsia"/>
+          <w:b/>
+          <w:bCs/>
+          <w:color w:val="404040" w:themeColor="text1" w:themeTint="BF"/>
+          <w:szCs w:val="21"/>
+        </w:rPr>
+        <w:t>：</w:t>
+      </w:r>
+    </w:p>
+    <w:p>
+      <w:pPr>
+        <w:pStyle w:val="a3"/>
+        <w:numPr>
+          <w:ilvl w:val="0"/>
+          <w:numId w:val="26"/>
+        </w:numPr>
+        <w:spacing w:line="320" w:lineRule="exact"/>
+        <w:ind w:firstLineChars="0"/>
+        <w:rPr>
+          <w:rFonts w:ascii="Calibri" w:eastAsia="华文细黑" w:hAnsi="Calibri" w:cs="Calibri"/>
+          <w:b/>
+          <w:bCs/>
+          <w:color w:val="404040" w:themeColor="text1" w:themeTint="BF"/>
+          <w:szCs w:val="21"/>
+        </w:rPr>
+      </w:pPr>
+      <w:r>
+        <w:rPr>
+          <w:rFonts w:ascii="Calibri" w:eastAsia="华文细黑" w:hAnsi="Calibri" w:cs="Calibri" w:hint="eastAsia"/>
+          <w:color w:val="404040" w:themeColor="text1" w:themeTint="BF"/>
+          <w:szCs w:val="21"/>
+        </w:rPr>
+        <w:t>负责</w:t>
+      </w:r>
+      <w:r>
+        <w:rPr>
+          <w:rFonts w:ascii="Calibri" w:eastAsia="华文细黑" w:hAnsi="Calibri" w:cs="Calibri" w:hint="eastAsia"/>
+          <w:color w:val="404040" w:themeColor="text1" w:themeTint="BF"/>
+          <w:szCs w:val="21"/>
+        </w:rPr>
+        <w:t>SDK</w:t>
+      </w:r>
+      <w:r>
+        <w:rPr>
+          <w:rFonts w:ascii="Calibri" w:eastAsia="华文细黑" w:hAnsi="Calibri" w:cs="Calibri" w:hint="eastAsia"/>
+          <w:color w:val="404040" w:themeColor="text1" w:themeTint="BF"/>
+          <w:szCs w:val="21"/>
+        </w:rPr>
+        <w:t>部分接口开发，负责双</w:t>
+      </w:r>
+      <w:r>
+        <w:rPr>
+          <w:rFonts w:ascii="Calibri" w:eastAsia="华文细黑" w:hAnsi="Calibri" w:cs="Calibri" w:hint="eastAsia"/>
+          <w:color w:val="404040" w:themeColor="text1" w:themeTint="BF"/>
+          <w:szCs w:val="21"/>
+        </w:rPr>
+        <w:t>DC</w:t>
+      </w:r>
+      <w:r>
+        <w:rPr>
+          <w:rFonts w:ascii="Calibri" w:eastAsia="华文细黑" w:hAnsi="Calibri" w:cs="Calibri" w:hint="eastAsia"/>
+          <w:color w:val="404040" w:themeColor="text1" w:themeTint="BF"/>
+          <w:szCs w:val="21"/>
+        </w:rPr>
+        <w:t>容灾切换功能开发</w:t>
+      </w:r>
+    </w:p>
+    <w:p>
+      <w:pPr>
+        <w:pStyle w:val="a3"/>
+        <w:numPr>
+          <w:ilvl w:val="0"/>
+          <w:numId w:val="26"/>
+        </w:numPr>
+        <w:spacing w:line="320" w:lineRule="exact"/>
+        <w:ind w:left="357" w:firstLineChars="0" w:hanging="357"/>
+        <w:rPr>
+          <w:rFonts w:ascii="Calibri" w:eastAsia="华文细黑" w:hAnsi="Calibri" w:cs="Calibri"/>
+          <w:color w:val="404040" w:themeColor="text1" w:themeTint="BF"/>
+          <w:szCs w:val="21"/>
+        </w:rPr>
+      </w:pPr>
+      <w:r>
+        <w:rPr>
+          <w:rFonts w:ascii="Calibri" w:eastAsia="华文细黑" w:hAnsi="Calibri" w:cs="Calibri" w:hint="eastAsia"/>
+          <w:color w:val="404040" w:themeColor="text1" w:themeTint="BF"/>
+          <w:szCs w:val="21"/>
+        </w:rPr>
+        <w:t>负责</w:t>
+      </w:r>
+      <w:r>
+        <w:rPr>
+          <w:rFonts w:ascii="Calibri" w:eastAsia="华文细黑" w:hAnsi="Calibri" w:cs="Calibri" w:hint="eastAsia"/>
+          <w:color w:val="404040" w:themeColor="text1" w:themeTint="BF"/>
+          <w:szCs w:val="21"/>
+        </w:rPr>
+        <w:t>SDK</w:t>
+      </w:r>
+      <w:r>
+        <w:rPr>
+          <w:rFonts w:ascii="Calibri" w:eastAsia="华文细黑" w:hAnsi="Calibri" w:cs="Calibri" w:hint="eastAsia"/>
+          <w:color w:val="404040" w:themeColor="text1" w:themeTint="BF"/>
+          <w:szCs w:val="21"/>
+        </w:rPr>
+        <w:t>去</w:t>
+      </w:r>
+      <w:r>
+        <w:rPr>
+          <w:rFonts w:ascii="Calibri" w:eastAsia="华文细黑" w:hAnsi="Calibri" w:cs="Calibri" w:hint="eastAsia"/>
+          <w:color w:val="404040" w:themeColor="text1" w:themeTint="BF"/>
+          <w:szCs w:val="21"/>
+        </w:rPr>
+        <w:t>S</w:t>
+      </w:r>
+      <w:r>
+        <w:rPr>
+          <w:rFonts w:ascii="Calibri" w:eastAsia="华文细黑" w:hAnsi="Calibri" w:cs="Calibri"/>
+          <w:color w:val="404040" w:themeColor="text1" w:themeTint="BF"/>
+          <w:szCs w:val="21"/>
+        </w:rPr>
+        <w:t>p</w:t>
+      </w:r>
+      <w:r>
+        <w:rPr>
+          <w:rFonts w:ascii="Calibri" w:eastAsia="华文细黑" w:hAnsi="Calibri" w:cs="Calibri" w:hint="eastAsia"/>
+          <w:color w:val="404040" w:themeColor="text1" w:themeTint="BF"/>
+          <w:szCs w:val="21"/>
+        </w:rPr>
+        <w:t>ring</w:t>
+      </w:r>
+      <w:r>
+        <w:rPr>
+          <w:rFonts w:ascii="Calibri" w:eastAsia="华文细黑" w:hAnsi="Calibri" w:cs="Calibri" w:hint="eastAsia"/>
+          <w:color w:val="404040" w:themeColor="text1" w:themeTint="BF"/>
+          <w:szCs w:val="21"/>
+        </w:rPr>
+        <w:t>、配置中心模块开发</w:t>
+      </w:r>
+    </w:p>
+    <w:p>
+      <w:pPr>
+        <w:spacing w:line="320" w:lineRule="exact"/>
+        <w:rPr>
+          <w:rFonts w:ascii="Calibri" w:eastAsia="华文细黑" w:hAnsi="Calibri" w:cs="Calibri" w:hint="eastAsia"/>
+          <w:color w:val="404040" w:themeColor="text1" w:themeTint="BF"/>
+          <w:szCs w:val="21"/>
+        </w:rPr>
+      </w:pPr>
+    </w:p>
+    <w:p>
+      <w:pPr>
+        <w:spacing w:beforeLines="50" w:before="156" w:line="400" w:lineRule="exact"/>
+        <w:rPr>
+          <w:rFonts w:ascii="Calibri" w:eastAsia="华文细黑" w:hAnsi="Calibri" w:cs="Calibri"/>
+          <w:b/>
+          <w:bCs/>
+          <w:color w:val="404040" w:themeColor="text1" w:themeTint="BF"/>
+          <w:szCs w:val="21"/>
+        </w:rPr>
+      </w:pPr>
+      <w:r>
+        <w:rPr>
+          <w:rFonts w:ascii="Calibri" w:eastAsia="华文细黑" w:hAnsi="Calibri" w:cs="Calibri" w:hint="eastAsia"/>
+          <w:b/>
+          <w:bCs/>
+          <w:color w:val="404040" w:themeColor="text1" w:themeTint="BF"/>
+          <w:szCs w:val="21"/>
+        </w:rPr>
         <w:t>四方精创</w:t>
       </w:r>
       <w:r>
@@ -3982,7 +7156,23 @@
           <w:color w:val="404040" w:themeColor="text1" w:themeTint="BF"/>
           <w:szCs w:val="21"/>
         </w:rPr>
-        <w:t xml:space="preserve">                                            </w:t>
+        <w:t xml:space="preserve">                   </w:t>
+      </w:r>
+      <w:r>
+        <w:rPr>
+          <w:rFonts w:ascii="Calibri" w:eastAsia="微软雅黑" w:hAnsi="Calibri" w:cs="Calibri" w:hint="eastAsia"/>
+          <w:color w:val="404040" w:themeColor="text1" w:themeTint="BF"/>
+          <w:szCs w:val="21"/>
+        </w:rPr>
+        <w:t xml:space="preserve"> </w:t>
+      </w:r>
+      <w:r>
+        <w:rPr>
+          <w:rFonts w:ascii="Calibri" w:eastAsia="微软雅黑" w:hAnsi="Calibri" w:cs="Calibri"/>
+          <w:color w:val="404040" w:themeColor="text1" w:themeTint="BF"/>
+          <w:szCs w:val="21"/>
+        </w:rPr>
+        <w:t xml:space="preserve">                         </w:t>
       </w:r>
       <w:r>
         <w:rPr>
@@ -4278,3902 +7468,7 @@
           <w:sz w:val="24"/>
           <w:szCs w:val="24"/>
         </w:rPr>
-        <w:t>项目</w:t>
-      </w:r>
-      <w:r>
-        <w:rPr>
-          <w:rFonts w:ascii="华文细黑" w:eastAsia="华文细黑" w:hAnsi="华文细黑" w:cs="Calibri"/>
-          <w:b/>
-          <w:bCs/>
-          <w:color w:val="404040" w:themeColor="text1" w:themeTint="BF"/>
-          <w:sz w:val="24"/>
-          <w:szCs w:val="24"/>
-        </w:rPr>
-        <w:t>经历</w:t>
-      </w:r>
-    </w:p>
-    <w:p>
-      <w:pPr>
-        <w:spacing w:beforeLines="50" w:before="156" w:line="400" w:lineRule="exact"/>
-        <w:rPr>
-          <w:rFonts w:ascii="Calibri" w:eastAsia="华文细黑" w:hAnsi="Calibri" w:cs="Calibri"/>
-          <w:b/>
-          <w:bCs/>
-          <w:color w:val="404040" w:themeColor="text1" w:themeTint="BF"/>
-          <w:szCs w:val="21"/>
-        </w:rPr>
-      </w:pPr>
-      <w:r>
-        <w:rPr>
-          <w:rFonts w:ascii="Calibri" w:eastAsia="华文细黑" w:hAnsi="Calibri" w:cs="Calibri" w:hint="eastAsia"/>
-          <w:b/>
-          <w:bCs/>
-          <w:color w:val="404040" w:themeColor="text1" w:themeTint="BF"/>
-          <w:szCs w:val="21"/>
-        </w:rPr>
-        <w:t>项目一</w:t>
-      </w:r>
-      <w:r>
-        <w:rPr>
-          <w:rFonts w:ascii="Calibri" w:eastAsia="微软雅黑" w:hAnsi="Calibri" w:cs="Calibri"/>
-          <w:b/>
-          <w:bCs/>
-          <w:noProof/>
-          <w:sz w:val="36"/>
-          <w:szCs w:val="36"/>
-          <w:lang w:val="zh-CN"/>
-        </w:rPr>
-        <mc:AlternateContent>
-          <mc:Choice Requires="wps">
-            <w:drawing>
-              <wp:anchor distT="0" distB="0" distL="114300" distR="114300" simplePos="0" relativeHeight="251710464" behindDoc="0" locked="0" layoutInCell="1" allowOverlap="1" wp14:anchorId="3C898430" wp14:editId="02A1025A">
-                <wp:simplePos x="0" y="0"/>
-                <wp:positionH relativeFrom="column">
-                  <wp:posOffset>584</wp:posOffset>
-                </wp:positionH>
-                <wp:positionV relativeFrom="paragraph">
-                  <wp:posOffset>120863</wp:posOffset>
-                </wp:positionV>
-                <wp:extent cx="706494" cy="0"/>
-                <wp:effectExtent l="0" t="19050" r="36830" b="19050"/>
-                <wp:wrapNone/>
-                <wp:docPr id="34" name="直接连接符 34"/>
-                <wp:cNvGraphicFramePr/>
-                <a:graphic xmlns:a="http://schemas.openxmlformats.org/drawingml/2006/main">
-                  <a:graphicData uri="http://schemas.microsoft.com/office/word/2010/wordprocessingShape">
-                    <wps:wsp>
-                      <wps:cNvCnPr/>
-                      <wps:spPr>
-                        <a:xfrm>
-                          <a:off x="0" y="0"/>
-                          <a:ext cx="706494" cy="0"/>
-                        </a:xfrm>
-                        <a:prstGeom prst="line">
-                          <a:avLst/>
-                        </a:prstGeom>
-                        <a:ln w="28575">
-                          <a:solidFill>
-                            <a:srgbClr val="53ABA1"/>
-                          </a:solidFill>
-                        </a:ln>
-                      </wps:spPr>
-                      <wps:style>
-                        <a:lnRef idx="1">
-                          <a:schemeClr val="accent1"/>
-                        </a:lnRef>
-                        <a:fillRef idx="0">
-                          <a:schemeClr val="accent1"/>
-                        </a:fillRef>
-                        <a:effectRef idx="0">
-                          <a:schemeClr val="accent1"/>
-                        </a:effectRef>
-                        <a:fontRef idx="minor">
-                          <a:schemeClr val="tx1"/>
-                        </a:fontRef>
-                      </wps:style>
-                      <wps:bodyPr/>
-                    </wps:wsp>
-                  </a:graphicData>
-                </a:graphic>
-                <wp14:sizeRelH relativeFrom="margin">
-                  <wp14:pctWidth>0</wp14:pctWidth>
-                </wp14:sizeRelH>
-                <wp14:sizeRelV relativeFrom="margin">
-                  <wp14:pctHeight>0</wp14:pctHeight>
-                </wp14:sizeRelV>
-              </wp:anchor>
-            </w:drawing>
-          </mc:Choice>
-          <mc:Fallback>
-            <w:pict>
-              <v:line w14:anchorId="0F92C72D" id="直接连接符 34" o:spid="_x0000_s1026" style="position:absolute;z-index:251710464;visibility:visible;mso-wrap-style:square;mso-width-percent:0;mso-height-percent:0;mso-wrap-distance-left:9pt;mso-wrap-distance-top:0;mso-wrap-distance-right:9pt;mso-wrap-distance-bottom:0;mso-position-horizontal:absolute;mso-position-horizontal-relative:text;mso-position-vertical:absolute;mso-position-vertical-relative:text;mso-width-percent:0;mso-height-percent:0;mso-width-relative:margin;mso-height-relative:margin" from=".05pt,9.5pt" to="55.7pt,9.5pt" o:gfxdata="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" strokecolor="#53aba1" strokeweight="2.25pt">
-                <v:stroke joinstyle="miter"/>
-              </v:line>
-            </w:pict>
-          </mc:Fallback>
-        </mc:AlternateContent>
-      </w:r>
-      <w:r>
-        <w:rPr>
-          <w:rFonts w:ascii="Calibri" w:eastAsia="微软雅黑" w:hAnsi="Calibri" w:cs="Calibri"/>
-          <w:b/>
-          <w:bCs/>
-          <w:noProof/>
-          <w:sz w:val="36"/>
-          <w:szCs w:val="36"/>
-          <w:lang w:val="zh-CN"/>
-        </w:rPr>
-        <mc:AlternateContent>
-          <mc:Choice Requires="wps">
-            <w:drawing>
-              <wp:anchor distT="0" distB="0" distL="114300" distR="114300" simplePos="0" relativeHeight="251709440" behindDoc="0" locked="0" layoutInCell="1" allowOverlap="1" wp14:anchorId="75E3F329" wp14:editId="44F45C24">
-                <wp:simplePos x="0" y="0"/>
-                <wp:positionH relativeFrom="column">
-                  <wp:posOffset>708504</wp:posOffset>
-                </wp:positionH>
-                <wp:positionV relativeFrom="paragraph">
-                  <wp:posOffset>121860</wp:posOffset>
-                </wp:positionV>
-                <wp:extent cx="4603446" cy="0"/>
-                <wp:effectExtent l="0" t="19050" r="26035" b="19050"/>
-                <wp:wrapNone/>
-                <wp:docPr id="35" name="直接连接符 35"/>
-                <wp:cNvGraphicFramePr/>
-                <a:graphic xmlns:a="http://schemas.openxmlformats.org/drawingml/2006/main">
-                  <a:graphicData uri="http://schemas.microsoft.com/office/word/2010/wordprocessingShape">
-                    <wps:wsp>
-                      <wps:cNvCnPr/>
-                      <wps:spPr>
-                        <a:xfrm>
-                          <a:off x="0" y="0"/>
-                          <a:ext cx="4603446" cy="0"/>
-                        </a:xfrm>
-                        <a:prstGeom prst="line">
-                          <a:avLst/>
-                        </a:prstGeom>
-                        <a:ln w="28575">
-                          <a:solidFill>
-                            <a:schemeClr val="tx1">
-                              <a:lumMod val="50000"/>
-                              <a:lumOff val="50000"/>
-                            </a:schemeClr>
-                          </a:solidFill>
-                        </a:ln>
-                      </wps:spPr>
-                      <wps:style>
-                        <a:lnRef idx="1">
-                          <a:schemeClr val="accent1"/>
-                        </a:lnRef>
-                        <a:fillRef idx="0">
-                          <a:schemeClr val="accent1"/>
-                        </a:fillRef>
-                        <a:effectRef idx="0">
-                          <a:schemeClr val="accent1"/>
-                        </a:effectRef>
-                        <a:fontRef idx="minor">
-                          <a:schemeClr val="tx1"/>
-                        </a:fontRef>
-                      </wps:style>
-                      <wps:bodyPr/>
-                    </wps:wsp>
-                  </a:graphicData>
-                </a:graphic>
-                <wp14:sizeRelH relativeFrom="margin">
-                  <wp14:pctWidth>0</wp14:pctWidth>
-                </wp14:sizeRelH>
-                <wp14:sizeRelV relativeFrom="margin">
-                  <wp14:pctHeight>0</wp14:pctHeight>
-                </wp14:sizeRelV>
-              </wp:anchor>
-            </w:drawing>
-          </mc:Choice>
-          <mc:Fallback>
-            <w:pict>
-              <v:line w14:anchorId="269CA220" id="直接连接符 35" o:spid="_x0000_s1026" style="position:absolute;z-index:251709440;visibility:visible;mso-wrap-style:square;mso-width-percent:0;mso-height-percent:0;mso-wrap-distance-left:9pt;mso-wrap-distance-top:0;mso-wrap-distance-right:9pt;mso-wrap-distance-bottom:0;mso-position-horizontal:absolute;mso-position-horizontal-relative:text;mso-position-vertical:absolute;mso-position-vertical-relative:text;mso-width-percent:0;mso-height-percent:0;mso-width-relative:margin;mso-height-relative:margin" from="55.8pt,9.6pt" to="418.3pt,9.6pt" o:gfxdata="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" strokecolor="gray [1629]" strokeweight="2.25pt">
-                <v:stroke joinstyle="miter"/>
-              </v:line>
-            </w:pict>
-          </mc:Fallback>
-        </mc:AlternateContent>
-      </w:r>
-      <w:r>
-        <w:rPr>
-          <w:rFonts w:ascii="Calibri" w:eastAsia="华文细黑" w:hAnsi="Calibri" w:cs="Calibri" w:hint="eastAsia"/>
-          <w:b/>
-          <w:bCs/>
-          <w:color w:val="404040" w:themeColor="text1" w:themeTint="BF"/>
-          <w:szCs w:val="21"/>
-        </w:rPr>
-        <w:t>：</w:t>
-      </w:r>
-      <w:r>
-        <w:rPr>
-          <w:rFonts w:ascii="Calibri" w:eastAsia="华文细黑" w:hAnsi="Calibri" w:cs="Calibri"/>
-          <w:b/>
-          <w:bCs/>
-          <w:color w:val="404040" w:themeColor="text1" w:themeTint="BF"/>
-          <w:szCs w:val="21"/>
-        </w:rPr>
-        <w:t>5</w:t>
-      </w:r>
-      <w:r>
-        <w:rPr>
-          <w:rFonts w:ascii="Calibri" w:eastAsia="华文细黑" w:hAnsi="Calibri" w:cs="Calibri"/>
-          <w:b/>
-          <w:bCs/>
-          <w:color w:val="404040" w:themeColor="text1" w:themeTint="BF"/>
-          <w:szCs w:val="21"/>
-        </w:rPr>
-        <w:t>8</w:t>
-      </w:r>
-      <w:r>
-        <w:rPr>
-          <w:rFonts w:ascii="Calibri" w:eastAsia="华文细黑" w:hAnsi="Calibri" w:cs="Calibri"/>
-          <w:b/>
-          <w:bCs/>
-          <w:color w:val="404040" w:themeColor="text1" w:themeTint="BF"/>
-          <w:szCs w:val="21"/>
-        </w:rPr>
-        <w:t>同城</w:t>
-      </w:r>
-      <w:r>
-        <w:rPr>
-          <w:rFonts w:ascii="Calibri" w:eastAsia="华文细黑" w:hAnsi="Calibri" w:cs="Calibri" w:hint="eastAsia"/>
-          <w:b/>
-          <w:bCs/>
-          <w:color w:val="404040" w:themeColor="text1" w:themeTint="BF"/>
-          <w:szCs w:val="21"/>
-        </w:rPr>
-        <w:t>魔聘系统</w:t>
-      </w:r>
-      <w:r>
-        <w:rPr>
-          <w:rFonts w:ascii="Calibri" w:eastAsia="微软雅黑" w:hAnsi="Calibri" w:cs="Calibri"/>
-          <w:b/>
-          <w:bCs/>
-          <w:color w:val="404040" w:themeColor="text1" w:themeTint="BF"/>
-          <w:szCs w:val="21"/>
-        </w:rPr>
-        <w:t xml:space="preserve"> </w:t>
-      </w:r>
-      <w:r>
-        <w:rPr>
-          <w:rFonts w:ascii="Calibri" w:eastAsia="微软雅黑" w:hAnsi="Calibri" w:cs="Calibri"/>
-          <w:color w:val="404040" w:themeColor="text1" w:themeTint="BF"/>
-          <w:szCs w:val="21"/>
-        </w:rPr>
-        <w:t xml:space="preserve">                                   </w:t>
-      </w:r>
-      <w:r>
-        <w:rPr>
-          <w:rFonts w:ascii="Calibri" w:eastAsia="微软雅黑" w:hAnsi="Calibri" w:cs="Calibri"/>
-          <w:color w:val="404040" w:themeColor="text1" w:themeTint="BF"/>
-          <w:szCs w:val="21"/>
-        </w:rPr>
-        <w:t xml:space="preserve"> </w:t>
-      </w:r>
-      <w:r>
-        <w:rPr>
-          <w:rFonts w:ascii="Calibri" w:eastAsia="微软雅黑" w:hAnsi="Calibri" w:cs="Calibri"/>
-          <w:color w:val="404040" w:themeColor="text1" w:themeTint="BF"/>
-          <w:szCs w:val="21"/>
-        </w:rPr>
-        <w:t xml:space="preserve">       </w:t>
-      </w:r>
-      <w:r>
-        <w:rPr>
-          <w:rFonts w:ascii="Calibri" w:eastAsia="华文细黑" w:hAnsi="Calibri" w:cs="Calibri"/>
-          <w:b/>
-          <w:bCs/>
-          <w:color w:val="404040" w:themeColor="text1" w:themeTint="BF"/>
-          <w:szCs w:val="21"/>
-        </w:rPr>
-        <w:t>202</w:t>
-      </w:r>
-      <w:r>
-        <w:rPr>
-          <w:rFonts w:ascii="Calibri" w:eastAsia="华文细黑" w:hAnsi="Calibri" w:cs="Calibri"/>
-          <w:b/>
-          <w:bCs/>
-          <w:color w:val="404040" w:themeColor="text1" w:themeTint="BF"/>
-          <w:szCs w:val="21"/>
-        </w:rPr>
-        <w:t>1</w:t>
-      </w:r>
-      <w:r>
-        <w:rPr>
-          <w:rFonts w:ascii="Calibri" w:eastAsia="华文细黑" w:hAnsi="Calibri" w:cs="Calibri" w:hint="eastAsia"/>
-          <w:b/>
-          <w:bCs/>
-          <w:color w:val="404040" w:themeColor="text1" w:themeTint="BF"/>
-          <w:szCs w:val="21"/>
-        </w:rPr>
-        <w:t>.</w:t>
-      </w:r>
-      <w:r>
-        <w:rPr>
-          <w:rFonts w:ascii="Calibri" w:eastAsia="华文细黑" w:hAnsi="Calibri" w:cs="Calibri"/>
-          <w:b/>
-          <w:bCs/>
-          <w:color w:val="404040" w:themeColor="text1" w:themeTint="BF"/>
-          <w:szCs w:val="21"/>
-        </w:rPr>
-        <w:t>0</w:t>
-      </w:r>
-      <w:r>
-        <w:rPr>
-          <w:rFonts w:ascii="Calibri" w:eastAsia="华文细黑" w:hAnsi="Calibri" w:cs="Calibri"/>
-          <w:b/>
-          <w:bCs/>
-          <w:color w:val="404040" w:themeColor="text1" w:themeTint="BF"/>
-          <w:szCs w:val="21"/>
-        </w:rPr>
-        <w:t>3</w:t>
-      </w:r>
-      <w:r>
-        <w:rPr>
-          <w:rFonts w:ascii="Calibri" w:eastAsia="华文细黑" w:hAnsi="Calibri" w:cs="Calibri"/>
-          <w:b/>
-          <w:bCs/>
-          <w:color w:val="404040" w:themeColor="text1" w:themeTint="BF"/>
-          <w:szCs w:val="21"/>
-        </w:rPr>
-        <w:t>–</w:t>
-      </w:r>
-      <w:r>
-        <w:rPr>
-          <w:rFonts w:ascii="Calibri" w:eastAsia="华文细黑" w:hAnsi="Calibri" w:cs="Calibri"/>
-          <w:b/>
-          <w:bCs/>
-          <w:color w:val="404040" w:themeColor="text1" w:themeTint="BF"/>
-          <w:szCs w:val="21"/>
-        </w:rPr>
-        <w:t>至今</w:t>
-      </w:r>
-    </w:p>
-    <w:p>
-      <w:pPr>
-        <w:spacing w:line="400" w:lineRule="exact"/>
-        <w:rPr>
-          <w:rFonts w:ascii="Calibri" w:eastAsia="华文细黑" w:hAnsi="Calibri" w:cs="Calibri"/>
-          <w:b/>
-          <w:bCs/>
-          <w:color w:val="404040" w:themeColor="text1" w:themeTint="BF"/>
-          <w:szCs w:val="21"/>
-        </w:rPr>
-      </w:pPr>
-      <w:r>
-        <w:rPr>
-          <w:rFonts w:ascii="Calibri" w:eastAsia="华文细黑" w:hAnsi="Calibri" w:cs="Calibri" w:hint="eastAsia"/>
-          <w:b/>
-          <w:bCs/>
-          <w:color w:val="404040" w:themeColor="text1" w:themeTint="BF"/>
-          <w:szCs w:val="21"/>
-        </w:rPr>
-        <w:t>项目介绍</w:t>
-      </w:r>
-      <w:r>
-        <w:rPr>
-          <w:rFonts w:ascii="Calibri" w:eastAsia="华文细黑" w:hAnsi="Calibri" w:cs="Calibri" w:hint="eastAsia"/>
-          <w:b/>
-          <w:bCs/>
-          <w:color w:val="404040" w:themeColor="text1" w:themeTint="BF"/>
-          <w:szCs w:val="21"/>
-        </w:rPr>
-        <w:t>：</w:t>
-      </w:r>
-    </w:p>
-    <w:p>
-      <w:pPr>
-        <w:spacing w:line="320" w:lineRule="exact"/>
-        <w:rPr>
-          <w:rFonts w:ascii="Calibri" w:eastAsia="华文细黑" w:hAnsi="Calibri" w:cs="Calibri"/>
-          <w:color w:val="404040" w:themeColor="text1" w:themeTint="BF"/>
-          <w:szCs w:val="21"/>
-        </w:rPr>
-      </w:pPr>
-      <w:r>
-        <w:rPr>
-          <w:rFonts w:ascii="Calibri" w:eastAsia="华文细黑" w:hAnsi="Calibri" w:cs="Calibri"/>
-          <w:b/>
-          <w:bCs/>
-          <w:color w:val="404040" w:themeColor="text1" w:themeTint="BF"/>
-          <w:szCs w:val="21"/>
-        </w:rPr>
-        <w:tab/>
-      </w:r>
-      <w:r>
-        <w:rPr>
-          <w:rFonts w:ascii="Calibri" w:eastAsia="华文细黑" w:hAnsi="Calibri" w:cs="Calibri" w:hint="eastAsia"/>
-          <w:color w:val="404040" w:themeColor="text1" w:themeTint="BF"/>
-          <w:szCs w:val="21"/>
-        </w:rPr>
-        <w:t>魔聘系统</w:t>
-      </w:r>
-      <w:r>
-        <w:rPr>
-          <w:rFonts w:ascii="Calibri" w:eastAsia="华文细黑" w:hAnsi="Calibri" w:cs="Calibri" w:hint="eastAsia"/>
-          <w:color w:val="404040" w:themeColor="text1" w:themeTint="BF"/>
-          <w:szCs w:val="21"/>
-        </w:rPr>
-        <w:t>是</w:t>
-      </w:r>
-      <w:r>
-        <w:rPr>
-          <w:rFonts w:ascii="Calibri" w:eastAsia="华文细黑" w:hAnsi="Calibri" w:cs="Calibri" w:hint="eastAsia"/>
-          <w:color w:val="404040" w:themeColor="text1" w:themeTint="BF"/>
-          <w:szCs w:val="21"/>
-        </w:rPr>
-        <w:t>5</w:t>
-      </w:r>
-      <w:r>
-        <w:rPr>
-          <w:rFonts w:ascii="Calibri" w:eastAsia="华文细黑" w:hAnsi="Calibri" w:cs="Calibri"/>
-          <w:color w:val="404040" w:themeColor="text1" w:themeTint="BF"/>
-          <w:szCs w:val="21"/>
-        </w:rPr>
-        <w:t>8</w:t>
-      </w:r>
-      <w:r>
-        <w:rPr>
-          <w:rFonts w:ascii="Calibri" w:eastAsia="华文细黑" w:hAnsi="Calibri" w:cs="Calibri" w:hint="eastAsia"/>
-          <w:color w:val="404040" w:themeColor="text1" w:themeTint="BF"/>
-          <w:szCs w:val="21"/>
-        </w:rPr>
-        <w:t>同城</w:t>
-      </w:r>
-      <w:r>
-        <w:rPr>
-          <w:rFonts w:ascii="Calibri" w:eastAsia="华文细黑" w:hAnsi="Calibri" w:cs="Calibri" w:hint="eastAsia"/>
-          <w:color w:val="404040" w:themeColor="text1" w:themeTint="BF"/>
-          <w:szCs w:val="21"/>
-        </w:rPr>
-        <w:t>蓝领用工招聘平台，相比</w:t>
-      </w:r>
-      <w:r>
-        <w:rPr>
-          <w:rFonts w:ascii="Calibri" w:eastAsia="华文细黑" w:hAnsi="Calibri" w:cs="Calibri" w:hint="eastAsia"/>
-          <w:color w:val="404040" w:themeColor="text1" w:themeTint="BF"/>
-          <w:szCs w:val="21"/>
-        </w:rPr>
-        <w:t>5</w:t>
-      </w:r>
-      <w:r>
-        <w:rPr>
-          <w:rFonts w:ascii="Calibri" w:eastAsia="华文细黑" w:hAnsi="Calibri" w:cs="Calibri"/>
-          <w:color w:val="404040" w:themeColor="text1" w:themeTint="BF"/>
-          <w:szCs w:val="21"/>
-        </w:rPr>
-        <w:t>8</w:t>
-      </w:r>
-      <w:r>
-        <w:rPr>
-          <w:rFonts w:ascii="Calibri" w:eastAsia="华文细黑" w:hAnsi="Calibri" w:cs="Calibri" w:hint="eastAsia"/>
-          <w:color w:val="404040" w:themeColor="text1" w:themeTint="BF"/>
-          <w:szCs w:val="21"/>
-        </w:rPr>
-        <w:t>以往只做招聘信息发布平台，靠出售简历和企业职位发布排名盈利，魔聘招聘平台</w:t>
-      </w:r>
-      <w:r>
-        <w:rPr>
-          <w:rFonts w:ascii="Calibri" w:eastAsia="华文细黑" w:hAnsi="Calibri" w:cs="Calibri" w:hint="eastAsia"/>
-          <w:color w:val="404040" w:themeColor="text1" w:themeTint="BF"/>
-          <w:szCs w:val="21"/>
-        </w:rPr>
-        <w:t>实现</w:t>
-      </w:r>
-      <w:r>
-        <w:rPr>
-          <w:rFonts w:ascii="Calibri" w:eastAsia="华文细黑" w:hAnsi="Calibri" w:cs="Calibri" w:hint="eastAsia"/>
-          <w:color w:val="404040" w:themeColor="text1" w:themeTint="BF"/>
-          <w:szCs w:val="21"/>
-        </w:rPr>
-        <w:t>企业职位发布、求职者匹配、邀约面试、</w:t>
-      </w:r>
-      <w:r>
-        <w:rPr>
-          <w:rFonts w:ascii="Calibri" w:eastAsia="华文细黑" w:hAnsi="Calibri" w:cs="Calibri" w:hint="eastAsia"/>
-          <w:color w:val="404040" w:themeColor="text1" w:themeTint="BF"/>
-          <w:szCs w:val="21"/>
-        </w:rPr>
-        <w:t>企业审核入职</w:t>
-      </w:r>
-      <w:r>
-        <w:rPr>
-          <w:rFonts w:ascii="Calibri" w:eastAsia="华文细黑" w:hAnsi="Calibri" w:cs="Calibri" w:hint="eastAsia"/>
-          <w:color w:val="404040" w:themeColor="text1" w:themeTint="BF"/>
-          <w:szCs w:val="21"/>
-        </w:rPr>
-        <w:t>，打通了整个招聘流程，靠招聘的增值服务盈利</w:t>
-      </w:r>
-      <w:r>
-        <w:rPr>
-          <w:rFonts w:ascii="Calibri" w:eastAsia="华文细黑" w:hAnsi="Calibri" w:cs="Calibri" w:hint="eastAsia"/>
-          <w:color w:val="404040" w:themeColor="text1" w:themeTint="BF"/>
-          <w:szCs w:val="21"/>
-        </w:rPr>
-        <w:t>。</w:t>
-      </w:r>
-    </w:p>
-    <w:p>
-      <w:pPr>
-        <w:spacing w:line="400" w:lineRule="exact"/>
-        <w:rPr>
-          <w:rFonts w:ascii="Calibri" w:eastAsia="华文细黑" w:hAnsi="Calibri" w:cs="Calibri"/>
-          <w:color w:val="404040" w:themeColor="text1" w:themeTint="BF"/>
-          <w:szCs w:val="21"/>
-        </w:rPr>
-      </w:pPr>
-      <w:r>
-        <w:rPr>
-          <w:rFonts w:ascii="Calibri" w:eastAsia="华文细黑" w:hAnsi="Calibri" w:cs="Calibri" w:hint="eastAsia"/>
-          <w:b/>
-          <w:bCs/>
-          <w:color w:val="404040" w:themeColor="text1" w:themeTint="BF"/>
-          <w:szCs w:val="21"/>
-        </w:rPr>
-        <w:t>技术选型</w:t>
-      </w:r>
-      <w:r>
-        <w:rPr>
-          <w:rFonts w:ascii="Calibri" w:eastAsia="华文细黑" w:hAnsi="Calibri" w:cs="Calibri" w:hint="eastAsia"/>
-          <w:b/>
-          <w:bCs/>
-          <w:color w:val="404040" w:themeColor="text1" w:themeTint="BF"/>
-          <w:szCs w:val="21"/>
-        </w:rPr>
-        <w:t>：</w:t>
-      </w:r>
-      <w:r>
-        <w:rPr>
-          <w:rFonts w:ascii="Calibri" w:eastAsia="华文细黑" w:hAnsi="Calibri" w:cs="Calibri" w:hint="eastAsia"/>
-          <w:color w:val="404040" w:themeColor="text1" w:themeTint="BF"/>
-          <w:szCs w:val="21"/>
-        </w:rPr>
-        <w:t>5</w:t>
-      </w:r>
-      <w:r>
-        <w:rPr>
-          <w:rFonts w:ascii="Calibri" w:eastAsia="华文细黑" w:hAnsi="Calibri" w:cs="Calibri"/>
-          <w:color w:val="404040" w:themeColor="text1" w:themeTint="BF"/>
-          <w:szCs w:val="21"/>
-        </w:rPr>
-        <w:t>8</w:t>
-      </w:r>
-      <w:r>
-        <w:rPr>
-          <w:rFonts w:ascii="Calibri" w:eastAsia="华文细黑" w:hAnsi="Calibri" w:cs="Calibri" w:hint="eastAsia"/>
-          <w:color w:val="404040" w:themeColor="text1" w:themeTint="BF"/>
-          <w:szCs w:val="21"/>
-        </w:rPr>
-        <w:t>WF</w:t>
-      </w:r>
-      <w:r>
-        <w:rPr>
-          <w:rFonts w:ascii="Calibri" w:eastAsia="华文细黑" w:hAnsi="Calibri" w:cs="Calibri" w:hint="eastAsia"/>
-          <w:color w:val="404040" w:themeColor="text1" w:themeTint="BF"/>
-          <w:szCs w:val="21"/>
-        </w:rPr>
-        <w:t>（类</w:t>
-      </w:r>
-      <w:r>
-        <w:rPr>
-          <w:rFonts w:ascii="Calibri" w:eastAsia="华文细黑" w:hAnsi="Calibri" w:cs="Calibri" w:hint="eastAsia"/>
-          <w:color w:val="404040" w:themeColor="text1" w:themeTint="BF"/>
-          <w:szCs w:val="21"/>
-        </w:rPr>
-        <w:t>springMVC</w:t>
-      </w:r>
-      <w:r>
-        <w:rPr>
-          <w:rFonts w:ascii="Calibri" w:eastAsia="华文细黑" w:hAnsi="Calibri" w:cs="Calibri" w:hint="eastAsia"/>
-          <w:color w:val="404040" w:themeColor="text1" w:themeTint="BF"/>
-          <w:szCs w:val="21"/>
-        </w:rPr>
-        <w:t>）</w:t>
-      </w:r>
-      <w:r>
-        <w:rPr>
-          <w:rFonts w:ascii="Calibri" w:eastAsia="华文细黑" w:hAnsi="Calibri" w:cs="Calibri" w:hint="eastAsia"/>
-          <w:color w:val="404040" w:themeColor="text1" w:themeTint="BF"/>
-          <w:szCs w:val="21"/>
-        </w:rPr>
-        <w:t>+</w:t>
-      </w:r>
-      <w:r>
-        <w:rPr>
-          <w:rFonts w:ascii="Calibri" w:eastAsia="华文细黑" w:hAnsi="Calibri" w:cs="Calibri"/>
-          <w:color w:val="404040" w:themeColor="text1" w:themeTint="BF"/>
-          <w:szCs w:val="21"/>
-        </w:rPr>
-        <w:t xml:space="preserve"> 58</w:t>
-      </w:r>
-      <w:r>
-        <w:rPr>
-          <w:rFonts w:ascii="Calibri" w:eastAsia="华文细黑" w:hAnsi="Calibri" w:cs="Calibri" w:hint="eastAsia"/>
-          <w:color w:val="404040" w:themeColor="text1" w:themeTint="BF"/>
-          <w:szCs w:val="21"/>
-        </w:rPr>
-        <w:t>SCF</w:t>
-      </w:r>
-      <w:r>
-        <w:rPr>
-          <w:rFonts w:ascii="Calibri" w:eastAsia="华文细黑" w:hAnsi="Calibri" w:cs="Calibri" w:hint="eastAsia"/>
-          <w:color w:val="404040" w:themeColor="text1" w:themeTint="BF"/>
-          <w:szCs w:val="21"/>
-        </w:rPr>
-        <w:t>（</w:t>
-      </w:r>
-      <w:r>
-        <w:rPr>
-          <w:rFonts w:ascii="Calibri" w:eastAsia="华文细黑" w:hAnsi="Calibri" w:cs="Calibri" w:hint="eastAsia"/>
-          <w:color w:val="404040" w:themeColor="text1" w:themeTint="BF"/>
-          <w:szCs w:val="21"/>
-        </w:rPr>
-        <w:t>rpc</w:t>
-      </w:r>
-      <w:r>
-        <w:rPr>
-          <w:rFonts w:ascii="Calibri" w:eastAsia="华文细黑" w:hAnsi="Calibri" w:cs="Calibri" w:hint="eastAsia"/>
-          <w:color w:val="404040" w:themeColor="text1" w:themeTint="BF"/>
-          <w:szCs w:val="21"/>
-        </w:rPr>
-        <w:t>框架）</w:t>
-      </w:r>
-      <w:r>
-        <w:rPr>
-          <w:rFonts w:ascii="Calibri" w:eastAsia="华文细黑" w:hAnsi="Calibri" w:cs="Calibri" w:hint="eastAsia"/>
-          <w:color w:val="404040" w:themeColor="text1" w:themeTint="BF"/>
-          <w:szCs w:val="21"/>
-        </w:rPr>
-        <w:t xml:space="preserve"> +</w:t>
-      </w:r>
-      <w:r>
-        <w:rPr>
-          <w:rFonts w:ascii="Calibri" w:eastAsia="华文细黑" w:hAnsi="Calibri" w:cs="Calibri"/>
-          <w:color w:val="404040" w:themeColor="text1" w:themeTint="BF"/>
-          <w:szCs w:val="21"/>
-        </w:rPr>
-        <w:t xml:space="preserve"> </w:t>
-      </w:r>
-      <w:r>
-        <w:rPr>
-          <w:rFonts w:ascii="Calibri" w:eastAsia="华文细黑" w:hAnsi="Calibri" w:cs="Calibri" w:hint="eastAsia"/>
-          <w:color w:val="404040" w:themeColor="text1" w:themeTint="BF"/>
-          <w:szCs w:val="21"/>
-        </w:rPr>
-        <w:t>MySQL</w:t>
-      </w:r>
-      <w:r>
-        <w:rPr>
-          <w:rFonts w:ascii="Calibri" w:eastAsia="华文细黑" w:hAnsi="Calibri" w:cs="Calibri"/>
-          <w:color w:val="404040" w:themeColor="text1" w:themeTint="BF"/>
-          <w:szCs w:val="21"/>
-        </w:rPr>
-        <w:t xml:space="preserve"> + </w:t>
-      </w:r>
-      <w:r>
-        <w:rPr>
-          <w:rFonts w:ascii="Calibri" w:eastAsia="华文细黑" w:hAnsi="Calibri" w:cs="Calibri" w:hint="eastAsia"/>
-          <w:color w:val="404040" w:themeColor="text1" w:themeTint="BF"/>
-          <w:szCs w:val="21"/>
-        </w:rPr>
-        <w:t>Mybatis</w:t>
-      </w:r>
-      <w:r>
-        <w:rPr>
-          <w:rFonts w:ascii="Calibri" w:eastAsia="华文细黑" w:hAnsi="Calibri" w:cs="Calibri"/>
-          <w:color w:val="404040" w:themeColor="text1" w:themeTint="BF"/>
-          <w:szCs w:val="21"/>
-        </w:rPr>
-        <w:t xml:space="preserve"> + </w:t>
-      </w:r>
-      <w:r>
-        <w:rPr>
-          <w:rFonts w:ascii="Calibri" w:eastAsia="华文细黑" w:hAnsi="Calibri" w:cs="Calibri" w:hint="eastAsia"/>
-          <w:color w:val="404040" w:themeColor="text1" w:themeTint="BF"/>
-          <w:szCs w:val="21"/>
-        </w:rPr>
-        <w:t>WMB</w:t>
-      </w:r>
-      <w:r>
-        <w:rPr>
-          <w:rFonts w:ascii="Calibri" w:eastAsia="华文细黑" w:hAnsi="Calibri" w:cs="Calibri" w:hint="eastAsia"/>
-          <w:color w:val="404040" w:themeColor="text1" w:themeTint="BF"/>
-          <w:szCs w:val="21"/>
-        </w:rPr>
-        <w:t>（</w:t>
-      </w:r>
-      <w:r>
-        <w:rPr>
-          <w:rFonts w:ascii="Calibri" w:eastAsia="华文细黑" w:hAnsi="Calibri" w:cs="Calibri" w:hint="eastAsia"/>
-          <w:color w:val="404040" w:themeColor="text1" w:themeTint="BF"/>
-          <w:szCs w:val="21"/>
-        </w:rPr>
-        <w:t>MQ</w:t>
-      </w:r>
-      <w:r>
-        <w:rPr>
-          <w:rFonts w:ascii="Calibri" w:eastAsia="华文细黑" w:hAnsi="Calibri" w:cs="Calibri" w:hint="eastAsia"/>
-          <w:color w:val="404040" w:themeColor="text1" w:themeTint="BF"/>
-          <w:szCs w:val="21"/>
-        </w:rPr>
-        <w:t>）</w:t>
-      </w:r>
-      <w:r>
-        <w:rPr>
-          <w:rFonts w:ascii="Calibri" w:eastAsia="华文细黑" w:hAnsi="Calibri" w:cs="Calibri" w:hint="eastAsia"/>
-          <w:color w:val="404040" w:themeColor="text1" w:themeTint="BF"/>
-          <w:szCs w:val="21"/>
-        </w:rPr>
-        <w:t>+</w:t>
-      </w:r>
-      <w:r>
-        <w:rPr>
-          <w:rFonts w:ascii="Calibri" w:eastAsia="华文细黑" w:hAnsi="Calibri" w:cs="Calibri"/>
-          <w:color w:val="404040" w:themeColor="text1" w:themeTint="BF"/>
-          <w:szCs w:val="21"/>
-        </w:rPr>
-        <w:t xml:space="preserve"> </w:t>
-      </w:r>
-    </w:p>
-    <w:p>
-      <w:pPr>
-        <w:spacing w:line="320" w:lineRule="exact"/>
-        <w:rPr>
-          <w:rFonts w:ascii="Calibri" w:eastAsia="华文细黑" w:hAnsi="Calibri" w:cs="Calibri"/>
-          <w:color w:val="404040" w:themeColor="text1" w:themeTint="BF"/>
-          <w:szCs w:val="21"/>
-        </w:rPr>
-      </w:pPr>
-      <w:r>
-        <w:rPr>
-          <w:rFonts w:ascii="Calibri" w:eastAsia="华文细黑" w:hAnsi="Calibri" w:cs="Calibri" w:hint="eastAsia"/>
-          <w:color w:val="404040" w:themeColor="text1" w:themeTint="BF"/>
-          <w:szCs w:val="21"/>
-        </w:rPr>
-        <w:t>wmonitor</w:t>
-      </w:r>
-      <w:r>
-        <w:rPr>
-          <w:rFonts w:ascii="Calibri" w:eastAsia="华文细黑" w:hAnsi="Calibri" w:cs="Calibri"/>
-          <w:color w:val="404040" w:themeColor="text1" w:themeTint="BF"/>
-          <w:szCs w:val="21"/>
-        </w:rPr>
-        <w:t xml:space="preserve"> + Elasticsearch + redis</w:t>
-      </w:r>
-      <w:r>
-        <w:rPr>
-          <w:rFonts w:ascii="Calibri" w:eastAsia="华文细黑" w:hAnsi="Calibri" w:cs="Calibri" w:hint="eastAsia"/>
-          <w:color w:val="404040" w:themeColor="text1" w:themeTint="BF"/>
-          <w:szCs w:val="21"/>
-        </w:rPr>
-        <w:t>等</w:t>
-      </w:r>
-    </w:p>
-    <w:p>
-      <w:pPr>
-        <w:spacing w:line="400" w:lineRule="exact"/>
-        <w:rPr>
-          <w:rFonts w:ascii="Calibri" w:eastAsia="华文细黑" w:hAnsi="Calibri" w:cs="Calibri"/>
-          <w:b/>
-          <w:bCs/>
-          <w:color w:val="404040" w:themeColor="text1" w:themeTint="BF"/>
-          <w:szCs w:val="21"/>
-        </w:rPr>
-      </w:pPr>
-      <w:r>
-        <w:rPr>
-          <w:rFonts w:ascii="Calibri" w:eastAsia="华文细黑" w:hAnsi="Calibri" w:cs="Calibri" w:hint="eastAsia"/>
-          <w:b/>
-          <w:bCs/>
-          <w:color w:val="404040" w:themeColor="text1" w:themeTint="BF"/>
-          <w:szCs w:val="21"/>
-        </w:rPr>
-        <w:t>工作职责</w:t>
-      </w:r>
-      <w:r>
-        <w:rPr>
-          <w:rFonts w:ascii="Calibri" w:eastAsia="华文细黑" w:hAnsi="Calibri" w:cs="Calibri" w:hint="eastAsia"/>
-          <w:b/>
-          <w:bCs/>
-          <w:color w:val="404040" w:themeColor="text1" w:themeTint="BF"/>
-          <w:szCs w:val="21"/>
-        </w:rPr>
-        <w:t>：</w:t>
-      </w:r>
-    </w:p>
-    <w:p>
-      <w:pPr>
-        <w:pStyle w:val="a3"/>
-        <w:numPr>
-          <w:ilvl w:val="0"/>
-          <w:numId w:val="21"/>
-        </w:numPr>
-        <w:spacing w:line="320" w:lineRule="exact"/>
-        <w:ind w:left="357" w:firstLineChars="0" w:hanging="357"/>
-        <w:rPr>
-          <w:rFonts w:ascii="Calibri" w:eastAsia="华文细黑" w:hAnsi="Calibri" w:cs="Calibri"/>
-          <w:b/>
-          <w:bCs/>
-          <w:color w:val="404040" w:themeColor="text1" w:themeTint="BF"/>
-          <w:szCs w:val="21"/>
-        </w:rPr>
-      </w:pPr>
-      <w:r>
-        <w:rPr>
-          <w:rFonts w:ascii="Calibri" w:eastAsia="华文细黑" w:hAnsi="Calibri" w:cs="Calibri" w:hint="eastAsia"/>
-          <w:color w:val="404040" w:themeColor="text1" w:themeTint="BF"/>
-          <w:szCs w:val="21"/>
-        </w:rPr>
-        <w:t>参与系统整体方案架构设计，包括技术选型，</w:t>
-      </w:r>
-      <w:r>
-        <w:rPr>
-          <w:rFonts w:ascii="Calibri" w:eastAsia="华文细黑" w:hAnsi="Calibri" w:cs="Calibri" w:hint="eastAsia"/>
-          <w:color w:val="404040" w:themeColor="text1" w:themeTint="BF"/>
-          <w:szCs w:val="21"/>
-        </w:rPr>
-        <w:t>分表设计</w:t>
-      </w:r>
-    </w:p>
-    <w:p>
-      <w:pPr>
-        <w:pStyle w:val="a3"/>
-        <w:numPr>
-          <w:ilvl w:val="0"/>
-          <w:numId w:val="21"/>
-        </w:numPr>
-        <w:spacing w:line="320" w:lineRule="exact"/>
-        <w:ind w:left="357" w:firstLineChars="0" w:hanging="357"/>
-        <w:rPr>
-          <w:rFonts w:ascii="Calibri" w:eastAsia="华文细黑" w:hAnsi="Calibri" w:cs="Calibri"/>
-          <w:color w:val="404040" w:themeColor="text1" w:themeTint="BF"/>
-          <w:szCs w:val="21"/>
-        </w:rPr>
-      </w:pPr>
-      <w:r>
-        <w:rPr>
-          <w:rFonts w:ascii="Calibri" w:eastAsia="华文细黑" w:hAnsi="Calibri" w:cs="Calibri" w:hint="eastAsia"/>
-          <w:color w:val="404040" w:themeColor="text1" w:themeTint="BF"/>
-          <w:szCs w:val="21"/>
-        </w:rPr>
-        <w:t>完成</w:t>
-      </w:r>
-      <w:r>
-        <w:rPr>
-          <w:rFonts w:ascii="Calibri" w:eastAsia="华文细黑" w:hAnsi="Calibri" w:cs="Calibri" w:hint="eastAsia"/>
-          <w:color w:val="404040" w:themeColor="text1" w:themeTint="BF"/>
-          <w:szCs w:val="21"/>
-        </w:rPr>
-        <w:t>简历模块</w:t>
-      </w:r>
-      <w:r>
-        <w:rPr>
-          <w:rFonts w:ascii="Calibri" w:eastAsia="华文细黑" w:hAnsi="Calibri" w:cs="Calibri" w:hint="eastAsia"/>
-          <w:color w:val="404040" w:themeColor="text1" w:themeTint="BF"/>
-          <w:szCs w:val="21"/>
-        </w:rPr>
-        <w:t>服务框架搭建，简历模块的</w:t>
-      </w:r>
-      <w:r>
-        <w:rPr>
-          <w:rFonts w:ascii="Calibri" w:eastAsia="华文细黑" w:hAnsi="Calibri" w:cs="Calibri" w:hint="eastAsia"/>
-          <w:color w:val="404040" w:themeColor="text1" w:themeTint="BF"/>
-          <w:szCs w:val="21"/>
-        </w:rPr>
-        <w:t>开发</w:t>
-      </w:r>
-      <w:r>
-        <w:rPr>
-          <w:rFonts w:ascii="Calibri" w:eastAsia="华文细黑" w:hAnsi="Calibri" w:cs="Calibri" w:hint="eastAsia"/>
-          <w:color w:val="404040" w:themeColor="text1" w:themeTint="BF"/>
-          <w:szCs w:val="21"/>
-        </w:rPr>
-        <w:t>联调和服务上线</w:t>
-      </w:r>
-    </w:p>
-    <w:p>
-      <w:pPr>
-        <w:pStyle w:val="a3"/>
-        <w:numPr>
-          <w:ilvl w:val="0"/>
-          <w:numId w:val="21"/>
-        </w:numPr>
-        <w:spacing w:line="320" w:lineRule="exact"/>
-        <w:ind w:left="357" w:firstLineChars="0" w:hanging="357"/>
-        <w:rPr>
-          <w:rFonts w:ascii="Calibri" w:eastAsia="华文细黑" w:hAnsi="Calibri" w:cs="Calibri"/>
-          <w:color w:val="404040" w:themeColor="text1" w:themeTint="BF"/>
-          <w:szCs w:val="21"/>
-        </w:rPr>
-      </w:pPr>
-      <w:r>
-        <w:rPr>
-          <w:rFonts w:ascii="Calibri" w:eastAsia="华文细黑" w:hAnsi="Calibri" w:cs="Calibri" w:hint="eastAsia"/>
-          <w:color w:val="404040" w:themeColor="text1" w:themeTint="BF"/>
-          <w:szCs w:val="21"/>
-        </w:rPr>
-        <w:t>关注</w:t>
-      </w:r>
-      <w:r>
-        <w:rPr>
-          <w:rFonts w:ascii="Calibri" w:eastAsia="华文细黑" w:hAnsi="Calibri" w:cs="Calibri" w:hint="eastAsia"/>
-          <w:color w:val="404040" w:themeColor="text1" w:themeTint="BF"/>
-          <w:szCs w:val="21"/>
-        </w:rPr>
-        <w:t>服务的指标，及时响应业务问题，优化服务接口</w:t>
-      </w:r>
-    </w:p>
-    <w:p>
-      <w:pPr>
-        <w:spacing w:beforeLines="50" w:before="156" w:line="400" w:lineRule="exact"/>
-        <w:rPr>
-          <w:rFonts w:ascii="Calibri" w:eastAsia="华文细黑" w:hAnsi="Calibri" w:cs="Calibri"/>
-          <w:b/>
-          <w:bCs/>
-          <w:color w:val="404040" w:themeColor="text1" w:themeTint="BF"/>
-          <w:szCs w:val="21"/>
-        </w:rPr>
-      </w:pPr>
-      <w:r>
-        <w:rPr>
-          <w:rFonts w:ascii="Calibri" w:eastAsia="华文细黑" w:hAnsi="Calibri" w:cs="Calibri" w:hint="eastAsia"/>
-          <w:b/>
-          <w:bCs/>
-          <w:color w:val="404040" w:themeColor="text1" w:themeTint="BF"/>
-          <w:szCs w:val="21"/>
-        </w:rPr>
-        <w:t>项目二</w:t>
-      </w:r>
-      <w:r>
-        <w:rPr>
-          <w:rFonts w:ascii="Calibri" w:eastAsia="华文细黑" w:hAnsi="Calibri" w:cs="Calibri" w:hint="eastAsia"/>
-          <w:b/>
-          <w:bCs/>
-          <w:color w:val="404040" w:themeColor="text1" w:themeTint="BF"/>
-          <w:szCs w:val="21"/>
-        </w:rPr>
-        <w:t>：</w:t>
-      </w:r>
-      <w:r>
-        <w:rPr>
-          <w:rFonts w:ascii="Calibri" w:eastAsia="华文细黑" w:hAnsi="Calibri" w:cs="Calibri" w:hint="eastAsia"/>
-          <w:b/>
-          <w:bCs/>
-          <w:color w:val="404040" w:themeColor="text1" w:themeTint="BF"/>
-          <w:szCs w:val="21"/>
-        </w:rPr>
-        <w:t>5</w:t>
-      </w:r>
-      <w:r>
-        <w:rPr>
-          <w:rFonts w:ascii="Calibri" w:eastAsia="华文细黑" w:hAnsi="Calibri" w:cs="Calibri"/>
-          <w:b/>
-          <w:bCs/>
-          <w:color w:val="404040" w:themeColor="text1" w:themeTint="BF"/>
-          <w:szCs w:val="21"/>
-        </w:rPr>
-        <w:t>8</w:t>
-      </w:r>
-      <w:r>
-        <w:rPr>
-          <w:rFonts w:ascii="Calibri" w:eastAsia="华文细黑" w:hAnsi="Calibri" w:cs="Calibri" w:hint="eastAsia"/>
-          <w:b/>
-          <w:bCs/>
-          <w:color w:val="404040" w:themeColor="text1" w:themeTint="BF"/>
-          <w:szCs w:val="21"/>
-        </w:rPr>
-        <w:t>兼职在线赚钱任务标签体系搭建</w:t>
-      </w:r>
-      <w:r>
-        <w:rPr>
-          <w:rFonts w:ascii="Calibri" w:eastAsia="华文细黑" w:hAnsi="Calibri" w:cs="Calibri" w:hint="eastAsia"/>
-          <w:b/>
-          <w:bCs/>
-          <w:color w:val="404040" w:themeColor="text1" w:themeTint="BF"/>
-          <w:szCs w:val="21"/>
-        </w:rPr>
-        <w:t xml:space="preserve"> </w:t>
-      </w:r>
-      <w:r>
-        <w:rPr>
-          <w:rFonts w:ascii="Calibri" w:eastAsia="华文细黑" w:hAnsi="Calibri" w:cs="Calibri"/>
-          <w:b/>
-          <w:bCs/>
-          <w:color w:val="404040" w:themeColor="text1" w:themeTint="BF"/>
-          <w:szCs w:val="21"/>
-        </w:rPr>
-        <w:t xml:space="preserve">      </w:t>
-      </w:r>
-      <w:r>
-        <w:rPr>
-          <w:rFonts w:ascii="Calibri" w:eastAsia="华文细黑" w:hAnsi="Calibri" w:cs="Calibri"/>
-          <w:b/>
-          <w:bCs/>
-          <w:color w:val="404040" w:themeColor="text1" w:themeTint="BF"/>
-          <w:szCs w:val="21"/>
-        </w:rPr>
-        <w:t xml:space="preserve">  </w:t>
-      </w:r>
-      <w:r>
-        <w:rPr>
-          <w:rFonts w:ascii="Calibri" w:eastAsia="华文细黑" w:hAnsi="Calibri" w:cs="Calibri"/>
-          <w:b/>
-          <w:bCs/>
-          <w:color w:val="404040" w:themeColor="text1" w:themeTint="BF"/>
-          <w:szCs w:val="21"/>
-        </w:rPr>
-        <w:t xml:space="preserve">             </w:t>
-      </w:r>
-      <w:r>
-        <w:rPr>
-          <w:rFonts w:ascii="Calibri" w:eastAsia="华文细黑" w:hAnsi="Calibri" w:cs="Calibri"/>
-          <w:b/>
-          <w:bCs/>
-          <w:color w:val="404040" w:themeColor="text1" w:themeTint="BF"/>
-          <w:szCs w:val="21"/>
-        </w:rPr>
-        <w:t xml:space="preserve">  </w:t>
-      </w:r>
-      <w:r>
-        <w:rPr>
-          <w:rFonts w:ascii="Calibri" w:eastAsia="华文细黑" w:hAnsi="Calibri" w:cs="Calibri"/>
-          <w:b/>
-          <w:bCs/>
-          <w:color w:val="404040" w:themeColor="text1" w:themeTint="BF"/>
-          <w:szCs w:val="21"/>
-        </w:rPr>
-        <w:t xml:space="preserve"> </w:t>
-      </w:r>
-      <w:r>
-        <w:rPr>
-          <w:rFonts w:ascii="Calibri" w:eastAsia="华文细黑" w:hAnsi="Calibri" w:cs="Calibri"/>
-          <w:b/>
-          <w:bCs/>
-          <w:color w:val="404040" w:themeColor="text1" w:themeTint="BF"/>
-          <w:szCs w:val="21"/>
-        </w:rPr>
-        <w:t>202</w:t>
-      </w:r>
-      <w:r>
-        <w:rPr>
-          <w:rFonts w:ascii="Calibri" w:eastAsia="华文细黑" w:hAnsi="Calibri" w:cs="Calibri"/>
-          <w:b/>
-          <w:bCs/>
-          <w:color w:val="404040" w:themeColor="text1" w:themeTint="BF"/>
-          <w:szCs w:val="21"/>
-        </w:rPr>
-        <w:t>0</w:t>
-      </w:r>
-      <w:r>
-        <w:rPr>
-          <w:rFonts w:ascii="Calibri" w:eastAsia="华文细黑" w:hAnsi="Calibri" w:cs="Calibri" w:hint="eastAsia"/>
-          <w:b/>
-          <w:bCs/>
-          <w:color w:val="404040" w:themeColor="text1" w:themeTint="BF"/>
-          <w:szCs w:val="21"/>
-        </w:rPr>
-        <w:t>.</w:t>
-      </w:r>
-      <w:r>
-        <w:rPr>
-          <w:rFonts w:ascii="Calibri" w:eastAsia="华文细黑" w:hAnsi="Calibri" w:cs="Calibri"/>
-          <w:b/>
-          <w:bCs/>
-          <w:color w:val="404040" w:themeColor="text1" w:themeTint="BF"/>
-          <w:szCs w:val="21"/>
-        </w:rPr>
-        <w:t>10</w:t>
-      </w:r>
-      <w:r>
-        <w:rPr>
-          <w:rFonts w:ascii="Calibri" w:eastAsia="华文细黑" w:hAnsi="Calibri" w:cs="Calibri"/>
-          <w:b/>
-          <w:bCs/>
-          <w:color w:val="404040" w:themeColor="text1" w:themeTint="BF"/>
-          <w:szCs w:val="21"/>
-        </w:rPr>
-        <w:t>–</w:t>
-      </w:r>
-      <w:r>
-        <w:rPr>
-          <w:rFonts w:ascii="Calibri" w:eastAsia="华文细黑" w:hAnsi="Calibri" w:cs="Calibri" w:hint="eastAsia"/>
-          <w:b/>
-          <w:bCs/>
-          <w:color w:val="404040" w:themeColor="text1" w:themeTint="BF"/>
-          <w:szCs w:val="21"/>
-        </w:rPr>
-        <w:t>2</w:t>
-      </w:r>
-      <w:r>
-        <w:rPr>
-          <w:rFonts w:ascii="Calibri" w:eastAsia="华文细黑" w:hAnsi="Calibri" w:cs="Calibri"/>
-          <w:b/>
-          <w:bCs/>
-          <w:color w:val="404040" w:themeColor="text1" w:themeTint="BF"/>
-          <w:szCs w:val="21"/>
-        </w:rPr>
-        <w:t>021.02</w:t>
-      </w:r>
-    </w:p>
-    <w:p>
-      <w:pPr>
-        <w:spacing w:line="400" w:lineRule="exact"/>
-        <w:rPr>
-          <w:rFonts w:ascii="Calibri" w:eastAsia="华文细黑" w:hAnsi="Calibri" w:cs="Calibri"/>
-          <w:b/>
-          <w:bCs/>
-          <w:color w:val="404040" w:themeColor="text1" w:themeTint="BF"/>
-          <w:szCs w:val="21"/>
-        </w:rPr>
-      </w:pPr>
-      <w:r>
-        <w:rPr>
-          <w:rFonts w:ascii="Calibri" w:eastAsia="华文细黑" w:hAnsi="Calibri" w:cs="Calibri" w:hint="eastAsia"/>
-          <w:b/>
-          <w:bCs/>
-          <w:color w:val="404040" w:themeColor="text1" w:themeTint="BF"/>
-          <w:szCs w:val="21"/>
-        </w:rPr>
-        <w:t>项目介绍</w:t>
-      </w:r>
-      <w:r>
-        <w:rPr>
-          <w:rFonts w:ascii="Calibri" w:eastAsia="华文细黑" w:hAnsi="Calibri" w:cs="Calibri" w:hint="eastAsia"/>
-          <w:b/>
-          <w:bCs/>
-          <w:color w:val="404040" w:themeColor="text1" w:themeTint="BF"/>
-          <w:szCs w:val="21"/>
-        </w:rPr>
-        <w:t>：</w:t>
-      </w:r>
-    </w:p>
-    <w:p>
-      <w:pPr>
-        <w:spacing w:line="320" w:lineRule="exact"/>
-        <w:rPr>
-          <w:rFonts w:ascii="Calibri" w:eastAsia="华文细黑" w:hAnsi="Calibri" w:cs="Calibri"/>
-          <w:color w:val="404040" w:themeColor="text1" w:themeTint="BF"/>
-          <w:szCs w:val="21"/>
-        </w:rPr>
-      </w:pPr>
-      <w:r>
-        <w:rPr>
-          <w:rFonts w:ascii="Calibri" w:eastAsia="华文细黑" w:hAnsi="Calibri" w:cs="Calibri"/>
-          <w:b/>
-          <w:bCs/>
-          <w:color w:val="404040" w:themeColor="text1" w:themeTint="BF"/>
-          <w:szCs w:val="21"/>
-        </w:rPr>
-        <w:tab/>
-      </w:r>
-      <w:r>
-        <w:rPr>
-          <w:rFonts w:ascii="Calibri" w:eastAsia="华文细黑" w:hAnsi="Calibri" w:cs="Calibri" w:hint="eastAsia"/>
-          <w:color w:val="404040" w:themeColor="text1" w:themeTint="BF"/>
-          <w:szCs w:val="21"/>
-        </w:rPr>
-        <w:t>兼职任务的默认排序都是统一的排序规则，用户看到的列表都是固定的，无法做到千人千面。</w:t>
-      </w:r>
-      <w:r>
-        <w:rPr>
-          <w:rFonts w:ascii="Calibri" w:eastAsia="华文细黑" w:hAnsi="Calibri" w:cs="Calibri" w:hint="eastAsia"/>
-          <w:color w:val="404040" w:themeColor="text1" w:themeTint="BF"/>
-          <w:szCs w:val="21"/>
-        </w:rPr>
-        <w:t>为实现针对用户推送合适的在线赚钱任务</w:t>
-      </w:r>
-      <w:r>
-        <w:rPr>
-          <w:rFonts w:ascii="Calibri" w:eastAsia="华文细黑" w:hAnsi="Calibri" w:cs="Calibri" w:hint="eastAsia"/>
-          <w:color w:val="404040" w:themeColor="text1" w:themeTint="BF"/>
-          <w:szCs w:val="21"/>
-        </w:rPr>
-        <w:t>，提高用户</w:t>
-      </w:r>
-      <w:r>
-        <w:rPr>
-          <w:rFonts w:ascii="Calibri" w:eastAsia="华文细黑" w:hAnsi="Calibri" w:cs="Calibri" w:hint="eastAsia"/>
-          <w:color w:val="404040" w:themeColor="text1" w:themeTint="BF"/>
-          <w:szCs w:val="21"/>
-        </w:rPr>
-        <w:t>粘性</w:t>
-      </w:r>
-      <w:r>
-        <w:rPr>
-          <w:rFonts w:ascii="Calibri" w:eastAsia="华文细黑" w:hAnsi="Calibri" w:cs="Calibri" w:hint="eastAsia"/>
-          <w:color w:val="404040" w:themeColor="text1" w:themeTint="BF"/>
-          <w:szCs w:val="21"/>
-        </w:rPr>
-        <w:t>，计划做一个任务推荐系统，一期的目标搭建任务标签</w:t>
-      </w:r>
-      <w:r>
-        <w:rPr>
-          <w:rFonts w:ascii="Calibri" w:eastAsia="华文细黑" w:hAnsi="Calibri" w:cs="Calibri" w:hint="eastAsia"/>
-          <w:color w:val="404040" w:themeColor="text1" w:themeTint="BF"/>
-          <w:szCs w:val="21"/>
-        </w:rPr>
-        <w:t>。</w:t>
-      </w:r>
-    </w:p>
-    <w:p>
-      <w:pPr>
-        <w:spacing w:line="400" w:lineRule="exact"/>
-        <w:rPr>
-          <w:rFonts w:ascii="Calibri" w:eastAsia="华文细黑" w:hAnsi="Calibri" w:cs="Calibri"/>
-          <w:color w:val="404040" w:themeColor="text1" w:themeTint="BF"/>
-          <w:szCs w:val="21"/>
-        </w:rPr>
-      </w:pPr>
-      <w:r>
-        <w:rPr>
-          <w:rFonts w:ascii="Calibri" w:eastAsia="华文细黑" w:hAnsi="Calibri" w:cs="Calibri" w:hint="eastAsia"/>
-          <w:b/>
-          <w:bCs/>
-          <w:color w:val="404040" w:themeColor="text1" w:themeTint="BF"/>
-          <w:szCs w:val="21"/>
-        </w:rPr>
-        <w:t>技术选型</w:t>
-      </w:r>
-      <w:r>
-        <w:rPr>
-          <w:rFonts w:ascii="Calibri" w:eastAsia="华文细黑" w:hAnsi="Calibri" w:cs="Calibri" w:hint="eastAsia"/>
-          <w:b/>
-          <w:bCs/>
-          <w:color w:val="404040" w:themeColor="text1" w:themeTint="BF"/>
-          <w:szCs w:val="21"/>
-        </w:rPr>
-        <w:t>：</w:t>
-      </w:r>
-      <w:r>
-        <w:rPr>
-          <w:rFonts w:ascii="Calibri" w:eastAsia="华文细黑" w:hAnsi="Calibri" w:cs="Calibri"/>
-          <w:color w:val="404040" w:themeColor="text1" w:themeTint="BF"/>
-          <w:szCs w:val="21"/>
-        </w:rPr>
-        <w:t>58</w:t>
-      </w:r>
-      <w:r>
-        <w:rPr>
-          <w:rFonts w:ascii="Calibri" w:eastAsia="华文细黑" w:hAnsi="Calibri" w:cs="Calibri" w:hint="eastAsia"/>
-          <w:color w:val="404040" w:themeColor="text1" w:themeTint="BF"/>
-          <w:szCs w:val="21"/>
-        </w:rPr>
-        <w:t>SCF</w:t>
-      </w:r>
-      <w:r>
-        <w:rPr>
-          <w:rFonts w:ascii="Calibri" w:eastAsia="华文细黑" w:hAnsi="Calibri" w:cs="Calibri" w:hint="eastAsia"/>
-          <w:color w:val="404040" w:themeColor="text1" w:themeTint="BF"/>
-          <w:szCs w:val="21"/>
-        </w:rPr>
-        <w:t>（</w:t>
-      </w:r>
-      <w:r>
-        <w:rPr>
-          <w:rFonts w:ascii="Calibri" w:eastAsia="华文细黑" w:hAnsi="Calibri" w:cs="Calibri" w:hint="eastAsia"/>
-          <w:color w:val="404040" w:themeColor="text1" w:themeTint="BF"/>
-          <w:szCs w:val="21"/>
-        </w:rPr>
-        <w:t>rpc</w:t>
-      </w:r>
-      <w:r>
-        <w:rPr>
-          <w:rFonts w:ascii="Calibri" w:eastAsia="华文细黑" w:hAnsi="Calibri" w:cs="Calibri" w:hint="eastAsia"/>
-          <w:color w:val="404040" w:themeColor="text1" w:themeTint="BF"/>
-          <w:szCs w:val="21"/>
-        </w:rPr>
-        <w:t>框架</w:t>
-      </w:r>
-      <w:r>
-        <w:rPr>
-          <w:rFonts w:ascii="Calibri" w:eastAsia="华文细黑" w:hAnsi="Calibri" w:cs="Calibri" w:hint="eastAsia"/>
-          <w:color w:val="404040" w:themeColor="text1" w:themeTint="BF"/>
-          <w:szCs w:val="21"/>
-        </w:rPr>
-        <w:t>）</w:t>
-      </w:r>
-      <w:r>
-        <w:rPr>
-          <w:rFonts w:ascii="Calibri" w:eastAsia="华文细黑" w:hAnsi="Calibri" w:cs="Calibri" w:hint="eastAsia"/>
-          <w:color w:val="404040" w:themeColor="text1" w:themeTint="BF"/>
-          <w:szCs w:val="21"/>
-        </w:rPr>
-        <w:t>+</w:t>
-      </w:r>
-      <w:r>
-        <w:rPr>
-          <w:rFonts w:ascii="Calibri" w:eastAsia="华文细黑" w:hAnsi="Calibri" w:cs="Calibri"/>
-          <w:color w:val="404040" w:themeColor="text1" w:themeTint="BF"/>
-          <w:szCs w:val="21"/>
-        </w:rPr>
-        <w:t xml:space="preserve"> </w:t>
-      </w:r>
-      <w:r>
-        <w:rPr>
-          <w:rFonts w:ascii="Calibri" w:eastAsia="华文细黑" w:hAnsi="Calibri" w:cs="Calibri" w:hint="eastAsia"/>
-          <w:color w:val="404040" w:themeColor="text1" w:themeTint="BF"/>
-          <w:szCs w:val="21"/>
-        </w:rPr>
-        <w:t>MySQL</w:t>
-      </w:r>
-      <w:r>
-        <w:rPr>
-          <w:rFonts w:ascii="Calibri" w:eastAsia="华文细黑" w:hAnsi="Calibri" w:cs="Calibri"/>
-          <w:color w:val="404040" w:themeColor="text1" w:themeTint="BF"/>
-          <w:szCs w:val="21"/>
-        </w:rPr>
-        <w:t xml:space="preserve"> +</w:t>
-      </w:r>
-      <w:r>
-        <w:rPr>
-          <w:rFonts w:ascii="Calibri" w:eastAsia="华文细黑" w:hAnsi="Calibri" w:cs="Calibri"/>
-          <w:color w:val="404040" w:themeColor="text1" w:themeTint="BF"/>
-          <w:szCs w:val="21"/>
-        </w:rPr>
-        <w:t xml:space="preserve"> </w:t>
-      </w:r>
-      <w:r>
-        <w:rPr>
-          <w:rFonts w:ascii="Calibri" w:eastAsia="华文细黑" w:hAnsi="Calibri" w:cs="Calibri" w:hint="eastAsia"/>
-          <w:color w:val="404040" w:themeColor="text1" w:themeTint="BF"/>
-          <w:szCs w:val="21"/>
-        </w:rPr>
-        <w:t>Hive</w:t>
-      </w:r>
-      <w:r>
-        <w:rPr>
-          <w:rFonts w:ascii="Calibri" w:eastAsia="华文细黑" w:hAnsi="Calibri" w:cs="Calibri"/>
-          <w:color w:val="404040" w:themeColor="text1" w:themeTint="BF"/>
-          <w:szCs w:val="21"/>
-        </w:rPr>
-        <w:t xml:space="preserve"> + </w:t>
-      </w:r>
-      <w:r>
-        <w:rPr>
-          <w:rFonts w:ascii="Calibri" w:eastAsia="华文细黑" w:hAnsi="Calibri" w:cs="Calibri" w:hint="eastAsia"/>
-          <w:color w:val="404040" w:themeColor="text1" w:themeTint="BF"/>
-          <w:szCs w:val="21"/>
-        </w:rPr>
-        <w:t>Hadoop</w:t>
-      </w:r>
-      <w:r>
-        <w:rPr>
-          <w:rFonts w:ascii="Calibri" w:eastAsia="华文细黑" w:hAnsi="Calibri" w:cs="Calibri"/>
-          <w:color w:val="404040" w:themeColor="text1" w:themeTint="BF"/>
-          <w:szCs w:val="21"/>
-        </w:rPr>
-        <w:t xml:space="preserve"> +</w:t>
-      </w:r>
-      <w:r>
-        <w:rPr>
-          <w:rFonts w:ascii="Calibri" w:eastAsia="华文细黑" w:hAnsi="Calibri" w:cs="Calibri"/>
-          <w:color w:val="404040" w:themeColor="text1" w:themeTint="BF"/>
-          <w:szCs w:val="21"/>
-        </w:rPr>
-        <w:t xml:space="preserve"> </w:t>
-      </w:r>
-      <w:r>
-        <w:rPr>
-          <w:rFonts w:ascii="Calibri" w:eastAsia="华文细黑" w:hAnsi="Calibri" w:cs="Calibri" w:hint="eastAsia"/>
-          <w:color w:val="404040" w:themeColor="text1" w:themeTint="BF"/>
-          <w:szCs w:val="21"/>
-        </w:rPr>
-        <w:t>wmonitor</w:t>
-      </w:r>
-      <w:r>
-        <w:rPr>
-          <w:rFonts w:ascii="Calibri" w:eastAsia="华文细黑" w:hAnsi="Calibri" w:cs="Calibri"/>
-          <w:color w:val="404040" w:themeColor="text1" w:themeTint="BF"/>
-          <w:szCs w:val="21"/>
-        </w:rPr>
-        <w:t xml:space="preserve"> + redis</w:t>
-      </w:r>
-      <w:r>
-        <w:rPr>
-          <w:rFonts w:ascii="Calibri" w:eastAsia="华文细黑" w:hAnsi="Calibri" w:cs="Calibri" w:hint="eastAsia"/>
-          <w:color w:val="404040" w:themeColor="text1" w:themeTint="BF"/>
-          <w:szCs w:val="21"/>
-        </w:rPr>
-        <w:t>等</w:t>
-      </w:r>
-    </w:p>
-    <w:p>
-      <w:pPr>
-        <w:spacing w:line="400" w:lineRule="exact"/>
-        <w:rPr>
-          <w:rFonts w:ascii="Calibri" w:eastAsia="华文细黑" w:hAnsi="Calibri" w:cs="Calibri"/>
-          <w:b/>
-          <w:bCs/>
-          <w:color w:val="404040" w:themeColor="text1" w:themeTint="BF"/>
-          <w:szCs w:val="21"/>
-        </w:rPr>
-      </w:pPr>
-      <w:r>
-        <w:rPr>
-          <w:rFonts w:ascii="Calibri" w:eastAsia="华文细黑" w:hAnsi="Calibri" w:cs="Calibri" w:hint="eastAsia"/>
-          <w:b/>
-          <w:bCs/>
-          <w:color w:val="404040" w:themeColor="text1" w:themeTint="BF"/>
-          <w:szCs w:val="21"/>
-        </w:rPr>
-        <w:t>工作职责</w:t>
-      </w:r>
-      <w:r>
-        <w:rPr>
-          <w:rFonts w:ascii="Calibri" w:eastAsia="华文细黑" w:hAnsi="Calibri" w:cs="Calibri" w:hint="eastAsia"/>
-          <w:b/>
-          <w:bCs/>
-          <w:color w:val="404040" w:themeColor="text1" w:themeTint="BF"/>
-          <w:szCs w:val="21"/>
-        </w:rPr>
-        <w:t>：</w:t>
-      </w:r>
-    </w:p>
-    <w:p>
-      <w:pPr>
-        <w:pStyle w:val="a3"/>
-        <w:numPr>
-          <w:ilvl w:val="0"/>
-          <w:numId w:val="22"/>
-        </w:numPr>
-        <w:spacing w:line="320" w:lineRule="exact"/>
-        <w:ind w:firstLineChars="0"/>
-        <w:rPr>
-          <w:rFonts w:ascii="Calibri" w:eastAsia="华文细黑" w:hAnsi="Calibri" w:cs="Calibri"/>
-          <w:b/>
-          <w:bCs/>
-          <w:color w:val="404040" w:themeColor="text1" w:themeTint="BF"/>
-          <w:szCs w:val="21"/>
-        </w:rPr>
-      </w:pPr>
-      <w:r>
-        <w:rPr>
-          <w:rFonts w:ascii="Calibri" w:eastAsia="华文细黑" w:hAnsi="Calibri" w:cs="Calibri" w:hint="eastAsia"/>
-          <w:color w:val="404040" w:themeColor="text1" w:themeTint="BF"/>
-          <w:szCs w:val="21"/>
-        </w:rPr>
         <w:lastRenderedPageBreak/>
-        <w:t>通过</w:t>
-      </w:r>
-      <w:r>
-        <w:rPr>
-          <w:rFonts w:ascii="Calibri" w:eastAsia="华文细黑" w:hAnsi="Calibri" w:cs="Calibri" w:hint="eastAsia"/>
-          <w:color w:val="404040" w:themeColor="text1" w:themeTint="BF"/>
-          <w:szCs w:val="21"/>
-        </w:rPr>
-        <w:t>5</w:t>
-      </w:r>
-      <w:r>
-        <w:rPr>
-          <w:rFonts w:ascii="Calibri" w:eastAsia="华文细黑" w:hAnsi="Calibri" w:cs="Calibri"/>
-          <w:color w:val="404040" w:themeColor="text1" w:themeTint="BF"/>
-          <w:szCs w:val="21"/>
-        </w:rPr>
-        <w:t>8</w:t>
-      </w:r>
-      <w:r>
-        <w:rPr>
-          <w:rFonts w:ascii="Calibri" w:eastAsia="华文细黑" w:hAnsi="Calibri" w:cs="Calibri" w:hint="eastAsia"/>
-          <w:color w:val="404040" w:themeColor="text1" w:themeTint="BF"/>
-          <w:szCs w:val="21"/>
-        </w:rPr>
-        <w:t>大数据平台，将</w:t>
-      </w:r>
-      <w:r>
-        <w:rPr>
-          <w:rFonts w:ascii="Calibri" w:eastAsia="华文细黑" w:hAnsi="Calibri" w:cs="Calibri" w:hint="eastAsia"/>
-          <w:color w:val="404040" w:themeColor="text1" w:themeTint="BF"/>
-          <w:szCs w:val="21"/>
-        </w:rPr>
-        <w:t>MySQL</w:t>
-      </w:r>
-      <w:r>
-        <w:rPr>
-          <w:rFonts w:ascii="Calibri" w:eastAsia="华文细黑" w:hAnsi="Calibri" w:cs="Calibri" w:hint="eastAsia"/>
-          <w:color w:val="404040" w:themeColor="text1" w:themeTint="BF"/>
-          <w:szCs w:val="21"/>
-        </w:rPr>
-        <w:t>数据</w:t>
-      </w:r>
-      <w:r>
-        <w:rPr>
-          <w:rFonts w:ascii="Calibri" w:eastAsia="华文细黑" w:hAnsi="Calibri" w:cs="Calibri" w:hint="eastAsia"/>
-          <w:color w:val="404040" w:themeColor="text1" w:themeTint="BF"/>
-          <w:szCs w:val="21"/>
-        </w:rPr>
-        <w:t>抽取到</w:t>
-      </w:r>
-      <w:r>
-        <w:rPr>
-          <w:rFonts w:ascii="Calibri" w:eastAsia="华文细黑" w:hAnsi="Calibri" w:cs="Calibri" w:hint="eastAsia"/>
-          <w:color w:val="404040" w:themeColor="text1" w:themeTint="BF"/>
-          <w:szCs w:val="21"/>
-        </w:rPr>
-        <w:t>Hive</w:t>
-      </w:r>
-      <w:r>
-        <w:rPr>
-          <w:rFonts w:ascii="Calibri" w:eastAsia="华文细黑" w:hAnsi="Calibri" w:cs="Calibri" w:hint="eastAsia"/>
-          <w:color w:val="404040" w:themeColor="text1" w:themeTint="BF"/>
-          <w:szCs w:val="21"/>
-        </w:rPr>
-        <w:t>，</w:t>
-      </w:r>
-      <w:r>
-        <w:rPr>
-          <w:rFonts w:ascii="Calibri" w:eastAsia="华文细黑" w:hAnsi="Calibri" w:cs="Calibri" w:hint="eastAsia"/>
-          <w:color w:val="404040" w:themeColor="text1" w:themeTint="BF"/>
-          <w:szCs w:val="21"/>
-        </w:rPr>
-        <w:t>根据</w:t>
-      </w:r>
-      <w:r>
-        <w:rPr>
-          <w:rFonts w:ascii="Calibri" w:eastAsia="华文细黑" w:hAnsi="Calibri" w:cs="Calibri" w:hint="eastAsia"/>
-          <w:color w:val="404040" w:themeColor="text1" w:themeTint="BF"/>
-          <w:szCs w:val="21"/>
-        </w:rPr>
-        <w:t>规则</w:t>
-      </w:r>
-      <w:r>
-        <w:rPr>
-          <w:rFonts w:ascii="Calibri" w:eastAsia="华文细黑" w:hAnsi="Calibri" w:cs="Calibri" w:hint="eastAsia"/>
-          <w:color w:val="404040" w:themeColor="text1" w:themeTint="BF"/>
-          <w:szCs w:val="21"/>
-        </w:rPr>
-        <w:t>和算</w:t>
-      </w:r>
-      <w:r>
-        <w:rPr>
-          <w:rFonts w:ascii="Calibri" w:eastAsia="华文细黑" w:hAnsi="Calibri" w:cs="Calibri" w:hint="eastAsia"/>
-          <w:color w:val="404040" w:themeColor="text1" w:themeTint="BF"/>
-          <w:szCs w:val="21"/>
-        </w:rPr>
-        <w:t>法</w:t>
-      </w:r>
-      <w:r>
-        <w:rPr>
-          <w:rFonts w:ascii="Calibri" w:eastAsia="华文细黑" w:hAnsi="Calibri" w:cs="Calibri" w:hint="eastAsia"/>
-          <w:color w:val="404040" w:themeColor="text1" w:themeTint="BF"/>
-          <w:szCs w:val="21"/>
-        </w:rPr>
-        <w:t>，</w:t>
-      </w:r>
-      <w:r>
-        <w:rPr>
-          <w:rFonts w:ascii="Calibri" w:eastAsia="华文细黑" w:hAnsi="Calibri" w:cs="Calibri" w:hint="eastAsia"/>
-          <w:color w:val="404040" w:themeColor="text1" w:themeTint="BF"/>
-          <w:szCs w:val="21"/>
-        </w:rPr>
-        <w:t>计算标签值</w:t>
-      </w:r>
-      <w:r>
-        <w:rPr>
-          <w:rFonts w:ascii="Calibri" w:eastAsia="华文细黑" w:hAnsi="Calibri" w:cs="Calibri" w:hint="eastAsia"/>
-          <w:color w:val="404040" w:themeColor="text1" w:themeTint="BF"/>
-          <w:szCs w:val="21"/>
-        </w:rPr>
-        <w:t>，并</w:t>
-      </w:r>
-      <w:r>
-        <w:rPr>
-          <w:rFonts w:ascii="Calibri" w:eastAsia="华文细黑" w:hAnsi="Calibri" w:cs="Calibri" w:hint="eastAsia"/>
-          <w:color w:val="404040" w:themeColor="text1" w:themeTint="BF"/>
-          <w:szCs w:val="21"/>
-        </w:rPr>
-        <w:t>存储到</w:t>
-      </w:r>
-      <w:r>
-        <w:rPr>
-          <w:rFonts w:ascii="Calibri" w:eastAsia="华文细黑" w:hAnsi="Calibri" w:cs="Calibri" w:hint="eastAsia"/>
-          <w:color w:val="404040" w:themeColor="text1" w:themeTint="BF"/>
-          <w:szCs w:val="21"/>
-        </w:rPr>
-        <w:t>HDFS</w:t>
-      </w:r>
-    </w:p>
-    <w:p>
-      <w:pPr>
-        <w:pStyle w:val="a3"/>
-        <w:numPr>
-          <w:ilvl w:val="0"/>
-          <w:numId w:val="22"/>
-        </w:numPr>
-        <w:spacing w:line="320" w:lineRule="exact"/>
-        <w:ind w:left="357" w:firstLineChars="0" w:hanging="357"/>
-        <w:rPr>
-          <w:rFonts w:ascii="Calibri" w:eastAsia="华文细黑" w:hAnsi="Calibri" w:cs="Calibri"/>
-          <w:color w:val="404040" w:themeColor="text1" w:themeTint="BF"/>
-          <w:szCs w:val="21"/>
-        </w:rPr>
-      </w:pPr>
-      <w:r>
-        <w:rPr>
-          <w:rFonts w:ascii="Calibri" w:eastAsia="华文细黑" w:hAnsi="Calibri" w:cs="Calibri" w:hint="eastAsia"/>
-          <w:color w:val="404040" w:themeColor="text1" w:themeTint="BF"/>
-          <w:szCs w:val="21"/>
-        </w:rPr>
-        <w:t>开发</w:t>
-      </w:r>
-      <w:r>
-        <w:rPr>
-          <w:rFonts w:ascii="Calibri" w:eastAsia="华文细黑" w:hAnsi="Calibri" w:cs="Calibri" w:hint="eastAsia"/>
-          <w:color w:val="404040" w:themeColor="text1" w:themeTint="BF"/>
-          <w:szCs w:val="21"/>
-        </w:rPr>
-        <w:t>MR</w:t>
-      </w:r>
-      <w:r>
-        <w:rPr>
-          <w:rFonts w:ascii="Calibri" w:eastAsia="华文细黑" w:hAnsi="Calibri" w:cs="Calibri" w:hint="eastAsia"/>
-          <w:color w:val="404040" w:themeColor="text1" w:themeTint="BF"/>
-          <w:szCs w:val="21"/>
-        </w:rPr>
-        <w:t>任务将计算标签写入</w:t>
-      </w:r>
-      <w:r>
-        <w:rPr>
-          <w:rFonts w:ascii="Calibri" w:eastAsia="华文细黑" w:hAnsi="Calibri" w:cs="Calibri" w:hint="eastAsia"/>
-          <w:color w:val="404040" w:themeColor="text1" w:themeTint="BF"/>
-          <w:szCs w:val="21"/>
-        </w:rPr>
-        <w:t>redis</w:t>
-      </w:r>
-      <w:r>
-        <w:rPr>
-          <w:rFonts w:ascii="Calibri" w:eastAsia="华文细黑" w:hAnsi="Calibri" w:cs="Calibri" w:hint="eastAsia"/>
-          <w:color w:val="404040" w:themeColor="text1" w:themeTint="BF"/>
-          <w:szCs w:val="21"/>
-        </w:rPr>
-        <w:t>集群，用于标签查询服务</w:t>
-      </w:r>
-    </w:p>
-    <w:p>
-      <w:pPr>
-        <w:pStyle w:val="a3"/>
-        <w:numPr>
-          <w:ilvl w:val="0"/>
-          <w:numId w:val="22"/>
-        </w:numPr>
-        <w:spacing w:line="320" w:lineRule="exact"/>
-        <w:ind w:left="357" w:firstLineChars="0" w:hanging="357"/>
-        <w:rPr>
-          <w:rFonts w:ascii="Calibri" w:eastAsia="华文细黑" w:hAnsi="Calibri" w:cs="Calibri"/>
-          <w:color w:val="404040" w:themeColor="text1" w:themeTint="BF"/>
-          <w:szCs w:val="21"/>
-        </w:rPr>
-      </w:pPr>
-      <w:r>
-        <w:rPr>
-          <w:rFonts w:ascii="Calibri" w:eastAsia="华文细黑" w:hAnsi="Calibri" w:cs="Calibri" w:hint="eastAsia"/>
-          <w:color w:val="404040" w:themeColor="text1" w:themeTint="BF"/>
-          <w:szCs w:val="21"/>
-        </w:rPr>
-        <w:t>开发</w:t>
-      </w:r>
-      <w:r>
-        <w:rPr>
-          <w:rFonts w:ascii="Calibri" w:eastAsia="华文细黑" w:hAnsi="Calibri" w:cs="Calibri" w:hint="eastAsia"/>
-          <w:color w:val="404040" w:themeColor="text1" w:themeTint="BF"/>
-          <w:szCs w:val="21"/>
-        </w:rPr>
-        <w:t>标签服务，</w:t>
-      </w:r>
-      <w:r>
-        <w:rPr>
-          <w:rFonts w:ascii="Calibri" w:eastAsia="华文细黑" w:hAnsi="Calibri" w:cs="Calibri" w:hint="eastAsia"/>
-          <w:color w:val="404040" w:themeColor="text1" w:themeTint="BF"/>
-          <w:szCs w:val="21"/>
-        </w:rPr>
-        <w:t>从</w:t>
-      </w:r>
-      <w:r>
-        <w:rPr>
-          <w:rFonts w:ascii="Calibri" w:eastAsia="华文细黑" w:hAnsi="Calibri" w:cs="Calibri" w:hint="eastAsia"/>
-          <w:color w:val="404040" w:themeColor="text1" w:themeTint="BF"/>
-          <w:szCs w:val="21"/>
-        </w:rPr>
-        <w:t>redis</w:t>
-      </w:r>
-      <w:r>
-        <w:rPr>
-          <w:rFonts w:ascii="Calibri" w:eastAsia="华文细黑" w:hAnsi="Calibri" w:cs="Calibri" w:hint="eastAsia"/>
-          <w:color w:val="404040" w:themeColor="text1" w:themeTint="BF"/>
-          <w:szCs w:val="21"/>
-        </w:rPr>
-        <w:t>和万象平台查询标签并聚合，</w:t>
-      </w:r>
-      <w:r>
-        <w:rPr>
-          <w:rFonts w:ascii="Calibri" w:eastAsia="华文细黑" w:hAnsi="Calibri" w:cs="Calibri" w:hint="eastAsia"/>
-          <w:color w:val="404040" w:themeColor="text1" w:themeTint="BF"/>
-          <w:szCs w:val="21"/>
-        </w:rPr>
-        <w:t>对外提供查询标签的接口</w:t>
-      </w:r>
-      <w:r>
-        <w:rPr>
-          <w:rFonts w:ascii="Calibri" w:eastAsia="华文细黑" w:hAnsi="Calibri" w:cs="Calibri" w:hint="eastAsia"/>
-          <w:color w:val="404040" w:themeColor="text1" w:themeTint="BF"/>
-          <w:szCs w:val="21"/>
-        </w:rPr>
-        <w:t>。</w:t>
-      </w:r>
-    </w:p>
-    <w:p>
-      <w:pPr>
-        <w:spacing w:beforeLines="50" w:before="156" w:line="400" w:lineRule="exact"/>
-        <w:rPr>
-          <w:rFonts w:ascii="Calibri" w:eastAsia="华文细黑" w:hAnsi="Calibri" w:cs="Calibri"/>
-          <w:b/>
-          <w:bCs/>
-          <w:color w:val="404040" w:themeColor="text1" w:themeTint="BF"/>
-          <w:szCs w:val="21"/>
-        </w:rPr>
-      </w:pPr>
-      <w:r>
-        <w:rPr>
-          <w:rFonts w:ascii="Calibri" w:eastAsia="华文细黑" w:hAnsi="Calibri" w:cs="Calibri" w:hint="eastAsia"/>
-          <w:b/>
-          <w:bCs/>
-          <w:color w:val="404040" w:themeColor="text1" w:themeTint="BF"/>
-          <w:szCs w:val="21"/>
-        </w:rPr>
-        <w:t>项目</w:t>
-      </w:r>
-      <w:r>
-        <w:rPr>
-          <w:rFonts w:ascii="Calibri" w:eastAsia="华文细黑" w:hAnsi="Calibri" w:cs="Calibri" w:hint="eastAsia"/>
-          <w:b/>
-          <w:bCs/>
-          <w:color w:val="404040" w:themeColor="text1" w:themeTint="BF"/>
-          <w:szCs w:val="21"/>
-        </w:rPr>
-        <w:t>三</w:t>
-      </w:r>
-      <w:r>
-        <w:rPr>
-          <w:rFonts w:ascii="Calibri" w:eastAsia="华文细黑" w:hAnsi="Calibri" w:cs="Calibri" w:hint="eastAsia"/>
-          <w:b/>
-          <w:bCs/>
-          <w:color w:val="404040" w:themeColor="text1" w:themeTint="BF"/>
-          <w:szCs w:val="21"/>
-        </w:rPr>
-        <w:t>：</w:t>
-      </w:r>
-      <w:r>
-        <w:rPr>
-          <w:rFonts w:ascii="Calibri" w:eastAsia="华文细黑" w:hAnsi="Calibri" w:cs="Calibri" w:hint="eastAsia"/>
-          <w:b/>
-          <w:bCs/>
-          <w:color w:val="404040" w:themeColor="text1" w:themeTint="BF"/>
-          <w:szCs w:val="21"/>
-        </w:rPr>
-        <w:t>5</w:t>
-      </w:r>
-      <w:r>
-        <w:rPr>
-          <w:rFonts w:ascii="Calibri" w:eastAsia="华文细黑" w:hAnsi="Calibri" w:cs="Calibri"/>
-          <w:b/>
-          <w:bCs/>
-          <w:color w:val="404040" w:themeColor="text1" w:themeTint="BF"/>
-          <w:szCs w:val="21"/>
-        </w:rPr>
-        <w:t>8</w:t>
-      </w:r>
-      <w:r>
-        <w:rPr>
-          <w:rFonts w:ascii="Calibri" w:eastAsia="华文细黑" w:hAnsi="Calibri" w:cs="Calibri" w:hint="eastAsia"/>
-          <w:b/>
-          <w:bCs/>
-          <w:color w:val="404040" w:themeColor="text1" w:themeTint="BF"/>
-          <w:szCs w:val="21"/>
-        </w:rPr>
-        <w:t>兼职在线赚钱</w:t>
-      </w:r>
-      <w:r>
-        <w:rPr>
-          <w:rFonts w:ascii="Calibri" w:eastAsia="华文细黑" w:hAnsi="Calibri" w:cs="Calibri" w:hint="eastAsia"/>
-          <w:b/>
-          <w:bCs/>
-          <w:color w:val="404040" w:themeColor="text1" w:themeTint="BF"/>
-          <w:szCs w:val="21"/>
-        </w:rPr>
-        <w:t>技术优化</w:t>
-      </w:r>
-      <w:r>
-        <w:rPr>
-          <w:rFonts w:ascii="Calibri" w:eastAsia="华文细黑" w:hAnsi="Calibri" w:cs="Calibri" w:hint="eastAsia"/>
-          <w:b/>
-          <w:bCs/>
-          <w:color w:val="404040" w:themeColor="text1" w:themeTint="BF"/>
-          <w:szCs w:val="21"/>
-        </w:rPr>
-        <w:t xml:space="preserve"> </w:t>
-      </w:r>
-      <w:r>
-        <w:rPr>
-          <w:rFonts w:ascii="Calibri" w:eastAsia="华文细黑" w:hAnsi="Calibri" w:cs="Calibri"/>
-          <w:b/>
-          <w:bCs/>
-          <w:color w:val="404040" w:themeColor="text1" w:themeTint="BF"/>
-          <w:szCs w:val="21"/>
-        </w:rPr>
-        <w:t xml:space="preserve">        </w:t>
-      </w:r>
-      <w:r>
-        <w:rPr>
-          <w:rFonts w:ascii="Calibri" w:eastAsia="华文细黑" w:hAnsi="Calibri" w:cs="Calibri" w:hint="eastAsia"/>
-          <w:b/>
-          <w:bCs/>
-          <w:color w:val="404040" w:themeColor="text1" w:themeTint="BF"/>
-          <w:szCs w:val="21"/>
-        </w:rPr>
-        <w:t xml:space="preserve"> </w:t>
-      </w:r>
-      <w:r>
-        <w:rPr>
-          <w:rFonts w:ascii="Calibri" w:eastAsia="华文细黑" w:hAnsi="Calibri" w:cs="Calibri"/>
-          <w:b/>
-          <w:bCs/>
-          <w:color w:val="404040" w:themeColor="text1" w:themeTint="BF"/>
-          <w:szCs w:val="21"/>
-        </w:rPr>
-        <w:t xml:space="preserve">                   </w:t>
-      </w:r>
-      <w:r>
-        <w:rPr>
-          <w:rFonts w:ascii="Calibri" w:eastAsia="华文细黑" w:hAnsi="Calibri" w:cs="Calibri"/>
-          <w:b/>
-          <w:bCs/>
-          <w:color w:val="404040" w:themeColor="text1" w:themeTint="BF"/>
-          <w:szCs w:val="21"/>
-        </w:rPr>
-        <w:t xml:space="preserve"> </w:t>
-      </w:r>
-      <w:r>
-        <w:rPr>
-          <w:rFonts w:ascii="Calibri" w:eastAsia="华文细黑" w:hAnsi="Calibri" w:cs="Calibri"/>
-          <w:b/>
-          <w:bCs/>
-          <w:color w:val="404040" w:themeColor="text1" w:themeTint="BF"/>
-          <w:szCs w:val="21"/>
-        </w:rPr>
-        <w:t xml:space="preserve">   </w:t>
-      </w:r>
-      <w:r>
-        <w:rPr>
-          <w:rFonts w:ascii="Calibri" w:eastAsia="华文细黑" w:hAnsi="Calibri" w:cs="Calibri"/>
-          <w:b/>
-          <w:bCs/>
-          <w:color w:val="404040" w:themeColor="text1" w:themeTint="BF"/>
-          <w:szCs w:val="21"/>
-        </w:rPr>
-        <w:t>202</w:t>
-      </w:r>
-      <w:r>
-        <w:rPr>
-          <w:rFonts w:ascii="Calibri" w:eastAsia="华文细黑" w:hAnsi="Calibri" w:cs="Calibri"/>
-          <w:b/>
-          <w:bCs/>
-          <w:color w:val="404040" w:themeColor="text1" w:themeTint="BF"/>
-          <w:szCs w:val="21"/>
-        </w:rPr>
-        <w:t>0</w:t>
-      </w:r>
-      <w:r>
-        <w:rPr>
-          <w:rFonts w:ascii="Calibri" w:eastAsia="华文细黑" w:hAnsi="Calibri" w:cs="Calibri" w:hint="eastAsia"/>
-          <w:b/>
-          <w:bCs/>
-          <w:color w:val="404040" w:themeColor="text1" w:themeTint="BF"/>
-          <w:szCs w:val="21"/>
-        </w:rPr>
-        <w:t>.</w:t>
-      </w:r>
-      <w:r>
-        <w:rPr>
-          <w:rFonts w:ascii="Calibri" w:eastAsia="华文细黑" w:hAnsi="Calibri" w:cs="Calibri"/>
-          <w:b/>
-          <w:bCs/>
-          <w:color w:val="404040" w:themeColor="text1" w:themeTint="BF"/>
-          <w:szCs w:val="21"/>
-        </w:rPr>
-        <w:t>0</w:t>
-      </w:r>
-      <w:r>
-        <w:rPr>
-          <w:rFonts w:ascii="Calibri" w:eastAsia="华文细黑" w:hAnsi="Calibri" w:cs="Calibri"/>
-          <w:b/>
-          <w:bCs/>
-          <w:color w:val="404040" w:themeColor="text1" w:themeTint="BF"/>
-          <w:szCs w:val="21"/>
-        </w:rPr>
-        <w:t>7</w:t>
-      </w:r>
-      <w:r>
-        <w:rPr>
-          <w:rFonts w:ascii="Calibri" w:eastAsia="华文细黑" w:hAnsi="Calibri" w:cs="Calibri"/>
-          <w:b/>
-          <w:bCs/>
-          <w:color w:val="404040" w:themeColor="text1" w:themeTint="BF"/>
-          <w:szCs w:val="21"/>
-        </w:rPr>
-        <w:t>–</w:t>
-      </w:r>
-      <w:r>
-        <w:rPr>
-          <w:rFonts w:ascii="Calibri" w:eastAsia="华文细黑" w:hAnsi="Calibri" w:cs="Calibri" w:hint="eastAsia"/>
-          <w:b/>
-          <w:bCs/>
-          <w:color w:val="404040" w:themeColor="text1" w:themeTint="BF"/>
-          <w:szCs w:val="21"/>
-        </w:rPr>
-        <w:t>2</w:t>
-      </w:r>
-      <w:r>
-        <w:rPr>
-          <w:rFonts w:ascii="Calibri" w:eastAsia="华文细黑" w:hAnsi="Calibri" w:cs="Calibri"/>
-          <w:b/>
-          <w:bCs/>
-          <w:color w:val="404040" w:themeColor="text1" w:themeTint="BF"/>
-          <w:szCs w:val="21"/>
-        </w:rPr>
-        <w:t>021.</w:t>
-      </w:r>
-      <w:r>
-        <w:rPr>
-          <w:rFonts w:ascii="Calibri" w:eastAsia="华文细黑" w:hAnsi="Calibri" w:cs="Calibri"/>
-          <w:b/>
-          <w:bCs/>
-          <w:color w:val="404040" w:themeColor="text1" w:themeTint="BF"/>
-          <w:szCs w:val="21"/>
-        </w:rPr>
-        <w:t>10</w:t>
-      </w:r>
-    </w:p>
-    <w:p>
-      <w:pPr>
-        <w:spacing w:line="400" w:lineRule="exact"/>
-        <w:rPr>
-          <w:rFonts w:ascii="Calibri" w:eastAsia="华文细黑" w:hAnsi="Calibri" w:cs="Calibri"/>
-          <w:b/>
-          <w:bCs/>
-          <w:color w:val="404040" w:themeColor="text1" w:themeTint="BF"/>
-          <w:szCs w:val="21"/>
-        </w:rPr>
-      </w:pPr>
-      <w:r>
-        <w:rPr>
-          <w:rFonts w:ascii="Calibri" w:eastAsia="华文细黑" w:hAnsi="Calibri" w:cs="Calibri" w:hint="eastAsia"/>
-          <w:b/>
-          <w:bCs/>
-          <w:color w:val="404040" w:themeColor="text1" w:themeTint="BF"/>
-          <w:szCs w:val="21"/>
-        </w:rPr>
-        <w:t>项目介绍</w:t>
-      </w:r>
-      <w:r>
-        <w:rPr>
-          <w:rFonts w:ascii="Calibri" w:eastAsia="华文细黑" w:hAnsi="Calibri" w:cs="Calibri" w:hint="eastAsia"/>
-          <w:b/>
-          <w:bCs/>
-          <w:color w:val="404040" w:themeColor="text1" w:themeTint="BF"/>
-          <w:szCs w:val="21"/>
-        </w:rPr>
-        <w:t>：</w:t>
-      </w:r>
-    </w:p>
-    <w:p>
-      <w:pPr>
-        <w:spacing w:line="320" w:lineRule="exact"/>
-        <w:rPr>
-          <w:rFonts w:ascii="Calibri" w:eastAsia="华文细黑" w:hAnsi="Calibri" w:cs="Calibri"/>
-          <w:color w:val="404040" w:themeColor="text1" w:themeTint="BF"/>
-          <w:szCs w:val="21"/>
-        </w:rPr>
-      </w:pPr>
-      <w:r>
-        <w:rPr>
-          <w:rFonts w:ascii="Calibri" w:eastAsia="华文细黑" w:hAnsi="Calibri" w:cs="Calibri"/>
-          <w:b/>
-          <w:bCs/>
-          <w:color w:val="404040" w:themeColor="text1" w:themeTint="BF"/>
-          <w:szCs w:val="21"/>
-        </w:rPr>
-        <w:tab/>
-      </w:r>
-      <w:r>
-        <w:rPr>
-          <w:rFonts w:ascii="Calibri" w:eastAsia="华文细黑" w:hAnsi="Calibri" w:cs="Calibri" w:hint="eastAsia"/>
-          <w:color w:val="404040" w:themeColor="text1" w:themeTint="BF"/>
-          <w:szCs w:val="21"/>
-        </w:rPr>
-        <w:t>在线赚钱业务日活</w:t>
-      </w:r>
-      <w:r>
-        <w:rPr>
-          <w:rFonts w:ascii="Calibri" w:eastAsia="华文细黑" w:hAnsi="Calibri" w:cs="Calibri" w:hint="eastAsia"/>
-          <w:color w:val="404040" w:themeColor="text1" w:themeTint="BF"/>
-          <w:szCs w:val="21"/>
-        </w:rPr>
-        <w:t>1</w:t>
-      </w:r>
-      <w:r>
-        <w:rPr>
-          <w:rFonts w:ascii="Calibri" w:eastAsia="华文细黑" w:hAnsi="Calibri" w:cs="Calibri"/>
-          <w:color w:val="404040" w:themeColor="text1" w:themeTint="BF"/>
-          <w:szCs w:val="21"/>
-        </w:rPr>
-        <w:t>00</w:t>
-      </w:r>
-      <w:r>
-        <w:rPr>
-          <w:rFonts w:ascii="Calibri" w:eastAsia="华文细黑" w:hAnsi="Calibri" w:cs="Calibri" w:hint="eastAsia"/>
-          <w:color w:val="404040" w:themeColor="text1" w:themeTint="BF"/>
-          <w:szCs w:val="21"/>
-        </w:rPr>
-        <w:t>万</w:t>
-      </w:r>
-      <w:r>
-        <w:rPr>
-          <w:rFonts w:ascii="Calibri" w:eastAsia="华文细黑" w:hAnsi="Calibri" w:cs="Calibri" w:hint="eastAsia"/>
-          <w:color w:val="404040" w:themeColor="text1" w:themeTint="BF"/>
-          <w:szCs w:val="21"/>
-        </w:rPr>
-        <w:t>+</w:t>
-      </w:r>
-      <w:r>
-        <w:rPr>
-          <w:rFonts w:ascii="Calibri" w:eastAsia="华文细黑" w:hAnsi="Calibri" w:cs="Calibri" w:hint="eastAsia"/>
-          <w:color w:val="404040" w:themeColor="text1" w:themeTint="BF"/>
-          <w:szCs w:val="21"/>
-        </w:rPr>
-        <w:t>，</w:t>
-      </w:r>
-      <w:r>
-        <w:rPr>
-          <w:rFonts w:ascii="Calibri" w:eastAsia="华文细黑" w:hAnsi="Calibri" w:cs="Calibri" w:hint="eastAsia"/>
-          <w:color w:val="404040" w:themeColor="text1" w:themeTint="BF"/>
-          <w:szCs w:val="21"/>
-        </w:rPr>
-        <w:t>单表最大数据已经超过</w:t>
-      </w:r>
-      <w:r>
-        <w:rPr>
-          <w:rFonts w:ascii="Calibri" w:eastAsia="华文细黑" w:hAnsi="Calibri" w:cs="Calibri"/>
-          <w:color w:val="404040" w:themeColor="text1" w:themeTint="BF"/>
-          <w:szCs w:val="21"/>
-        </w:rPr>
-        <w:t>4000</w:t>
-      </w:r>
-      <w:r>
-        <w:rPr>
-          <w:rFonts w:ascii="Calibri" w:eastAsia="华文细黑" w:hAnsi="Calibri" w:cs="Calibri" w:hint="eastAsia"/>
-          <w:color w:val="404040" w:themeColor="text1" w:themeTint="BF"/>
-          <w:szCs w:val="21"/>
-        </w:rPr>
-        <w:t>多万，出现了很多慢查询告警，影响业务响应和用户体验，为针对性的解决此问题，进行了慢</w:t>
-      </w:r>
-      <w:r>
-        <w:rPr>
-          <w:rFonts w:ascii="Calibri" w:eastAsia="华文细黑" w:hAnsi="Calibri" w:cs="Calibri" w:hint="eastAsia"/>
-          <w:color w:val="404040" w:themeColor="text1" w:themeTint="BF"/>
-          <w:szCs w:val="21"/>
-        </w:rPr>
-        <w:t>SQL</w:t>
-      </w:r>
-      <w:r>
-        <w:rPr>
-          <w:rFonts w:ascii="Calibri" w:eastAsia="华文细黑" w:hAnsi="Calibri" w:cs="Calibri" w:hint="eastAsia"/>
-          <w:color w:val="404040" w:themeColor="text1" w:themeTint="BF"/>
-          <w:szCs w:val="21"/>
-        </w:rPr>
-        <w:t>优化和大表拆分</w:t>
-      </w:r>
-      <w:r>
-        <w:rPr>
-          <w:rFonts w:ascii="Calibri" w:eastAsia="华文细黑" w:hAnsi="Calibri" w:cs="Calibri" w:hint="eastAsia"/>
-          <w:color w:val="404040" w:themeColor="text1" w:themeTint="BF"/>
-          <w:szCs w:val="21"/>
-        </w:rPr>
-        <w:t>。</w:t>
-      </w:r>
-    </w:p>
-    <w:p>
-      <w:pPr>
-        <w:spacing w:line="400" w:lineRule="exact"/>
-        <w:rPr>
-          <w:rFonts w:ascii="Calibri" w:eastAsia="华文细黑" w:hAnsi="Calibri" w:cs="Calibri"/>
-          <w:color w:val="404040" w:themeColor="text1" w:themeTint="BF"/>
-          <w:szCs w:val="21"/>
-        </w:rPr>
-      </w:pPr>
-      <w:r>
-        <w:rPr>
-          <w:rFonts w:ascii="Calibri" w:eastAsia="华文细黑" w:hAnsi="Calibri" w:cs="Calibri" w:hint="eastAsia"/>
-          <w:b/>
-          <w:bCs/>
-          <w:color w:val="404040" w:themeColor="text1" w:themeTint="BF"/>
-          <w:szCs w:val="21"/>
-        </w:rPr>
-        <w:t>技术选型</w:t>
-      </w:r>
-      <w:r>
-        <w:rPr>
-          <w:rFonts w:ascii="Calibri" w:eastAsia="华文细黑" w:hAnsi="Calibri" w:cs="Calibri" w:hint="eastAsia"/>
-          <w:b/>
-          <w:bCs/>
-          <w:color w:val="404040" w:themeColor="text1" w:themeTint="BF"/>
-          <w:szCs w:val="21"/>
-        </w:rPr>
-        <w:t>：</w:t>
-      </w:r>
-      <w:r>
-        <w:rPr>
-          <w:rFonts w:ascii="Calibri" w:eastAsia="华文细黑" w:hAnsi="Calibri" w:cs="Calibri" w:hint="eastAsia"/>
-          <w:color w:val="404040" w:themeColor="text1" w:themeTint="BF"/>
-          <w:szCs w:val="21"/>
-        </w:rPr>
-        <w:t>MySQL</w:t>
-      </w:r>
-      <w:r>
-        <w:rPr>
-          <w:rFonts w:ascii="Calibri" w:eastAsia="华文细黑" w:hAnsi="Calibri" w:cs="Calibri"/>
-          <w:color w:val="404040" w:themeColor="text1" w:themeTint="BF"/>
-          <w:szCs w:val="21"/>
-        </w:rPr>
-        <w:t xml:space="preserve"> </w:t>
-      </w:r>
-      <w:r>
-        <w:rPr>
-          <w:rFonts w:ascii="Calibri" w:eastAsia="华文细黑" w:hAnsi="Calibri" w:cs="Calibri" w:hint="eastAsia"/>
-          <w:color w:val="404040" w:themeColor="text1" w:themeTint="BF"/>
-          <w:szCs w:val="21"/>
-        </w:rPr>
-        <w:t>慢</w:t>
-      </w:r>
-      <w:r>
-        <w:rPr>
-          <w:rFonts w:ascii="Calibri" w:eastAsia="华文细黑" w:hAnsi="Calibri" w:cs="Calibri" w:hint="eastAsia"/>
-          <w:color w:val="404040" w:themeColor="text1" w:themeTint="BF"/>
-          <w:szCs w:val="21"/>
-        </w:rPr>
-        <w:t>SQL</w:t>
-      </w:r>
-      <w:r>
-        <w:rPr>
-          <w:rFonts w:ascii="Calibri" w:eastAsia="华文细黑" w:hAnsi="Calibri" w:cs="Calibri" w:hint="eastAsia"/>
-          <w:color w:val="404040" w:themeColor="text1" w:themeTint="BF"/>
-          <w:szCs w:val="21"/>
-        </w:rPr>
-        <w:t>优化</w:t>
-      </w:r>
-      <w:r>
-        <w:rPr>
-          <w:rFonts w:ascii="Calibri" w:eastAsia="华文细黑" w:hAnsi="Calibri" w:cs="Calibri" w:hint="eastAsia"/>
-          <w:color w:val="404040" w:themeColor="text1" w:themeTint="BF"/>
-          <w:szCs w:val="21"/>
-        </w:rPr>
-        <w:t xml:space="preserve"> </w:t>
-      </w:r>
-      <w:r>
-        <w:rPr>
-          <w:rFonts w:ascii="Calibri" w:eastAsia="华文细黑" w:hAnsi="Calibri" w:cs="Calibri"/>
-          <w:color w:val="404040" w:themeColor="text1" w:themeTint="BF"/>
-          <w:szCs w:val="21"/>
-        </w:rPr>
-        <w:t xml:space="preserve">+ </w:t>
-      </w:r>
-      <w:r>
-        <w:rPr>
-          <w:rFonts w:ascii="Calibri" w:eastAsia="华文细黑" w:hAnsi="Calibri" w:cs="Calibri" w:hint="eastAsia"/>
-          <w:color w:val="404040" w:themeColor="text1" w:themeTint="BF"/>
-          <w:szCs w:val="21"/>
-        </w:rPr>
-        <w:t>大表拆分</w:t>
-      </w:r>
-      <w:r>
-        <w:rPr>
-          <w:rFonts w:ascii="Calibri" w:eastAsia="华文细黑" w:hAnsi="Calibri" w:cs="Calibri" w:hint="eastAsia"/>
-          <w:color w:val="404040" w:themeColor="text1" w:themeTint="BF"/>
-          <w:szCs w:val="21"/>
-        </w:rPr>
-        <w:t>等</w:t>
-      </w:r>
-    </w:p>
-    <w:p>
-      <w:pPr>
-        <w:spacing w:line="400" w:lineRule="exact"/>
-        <w:rPr>
-          <w:rFonts w:ascii="Calibri" w:eastAsia="华文细黑" w:hAnsi="Calibri" w:cs="Calibri"/>
-          <w:b/>
-          <w:bCs/>
-          <w:color w:val="404040" w:themeColor="text1" w:themeTint="BF"/>
-          <w:szCs w:val="21"/>
-        </w:rPr>
-      </w:pPr>
-      <w:r>
-        <w:rPr>
-          <w:rFonts w:ascii="Calibri" w:eastAsia="华文细黑" w:hAnsi="Calibri" w:cs="Calibri" w:hint="eastAsia"/>
-          <w:b/>
-          <w:bCs/>
-          <w:color w:val="404040" w:themeColor="text1" w:themeTint="BF"/>
-          <w:szCs w:val="21"/>
-        </w:rPr>
-        <w:t>工作职责</w:t>
-      </w:r>
-      <w:r>
-        <w:rPr>
-          <w:rFonts w:ascii="Calibri" w:eastAsia="华文细黑" w:hAnsi="Calibri" w:cs="Calibri" w:hint="eastAsia"/>
-          <w:b/>
-          <w:bCs/>
-          <w:color w:val="404040" w:themeColor="text1" w:themeTint="BF"/>
-          <w:szCs w:val="21"/>
-        </w:rPr>
-        <w:t>：</w:t>
-      </w:r>
-    </w:p>
-    <w:p>
-      <w:pPr>
-        <w:pStyle w:val="a3"/>
-        <w:numPr>
-          <w:ilvl w:val="0"/>
-          <w:numId w:val="23"/>
-        </w:numPr>
-        <w:spacing w:line="320" w:lineRule="exact"/>
-        <w:ind w:firstLineChars="0"/>
-        <w:rPr>
-          <w:rFonts w:ascii="Calibri" w:eastAsia="华文细黑" w:hAnsi="Calibri" w:cs="Calibri"/>
-          <w:b/>
-          <w:bCs/>
-          <w:color w:val="404040" w:themeColor="text1" w:themeTint="BF"/>
-          <w:szCs w:val="21"/>
-        </w:rPr>
-      </w:pPr>
-      <w:r>
-        <w:rPr>
-          <w:rFonts w:ascii="Calibri" w:eastAsia="华文细黑" w:hAnsi="Calibri" w:cs="Calibri" w:hint="eastAsia"/>
-          <w:color w:val="404040" w:themeColor="text1" w:themeTint="BF"/>
-          <w:szCs w:val="21"/>
-        </w:rPr>
-        <w:t>查看</w:t>
-      </w:r>
-      <w:r>
-        <w:rPr>
-          <w:rFonts w:ascii="Calibri" w:eastAsia="华文细黑" w:hAnsi="Calibri" w:cs="Calibri" w:hint="eastAsia"/>
-          <w:color w:val="404040" w:themeColor="text1" w:themeTint="BF"/>
-          <w:szCs w:val="21"/>
-        </w:rPr>
-        <w:t>SQL</w:t>
-      </w:r>
-      <w:r>
-        <w:rPr>
-          <w:rFonts w:ascii="Calibri" w:eastAsia="华文细黑" w:hAnsi="Calibri" w:cs="Calibri" w:hint="eastAsia"/>
-          <w:color w:val="404040" w:themeColor="text1" w:themeTint="BF"/>
-          <w:szCs w:val="21"/>
-        </w:rPr>
-        <w:t>执行计划</w:t>
-      </w:r>
-      <w:r>
-        <w:rPr>
-          <w:rFonts w:ascii="Calibri" w:eastAsia="华文细黑" w:hAnsi="Calibri" w:cs="Calibri" w:hint="eastAsia"/>
-          <w:color w:val="404040" w:themeColor="text1" w:themeTint="BF"/>
-          <w:szCs w:val="21"/>
-        </w:rPr>
-        <w:t>、结合业务场景，</w:t>
-      </w:r>
-      <w:r>
-        <w:rPr>
-          <w:rFonts w:ascii="Calibri" w:eastAsia="华文细黑" w:hAnsi="Calibri" w:cs="Calibri" w:hint="eastAsia"/>
-          <w:color w:val="404040" w:themeColor="text1" w:themeTint="BF"/>
-          <w:szCs w:val="21"/>
-        </w:rPr>
-        <w:t>排查代码分析慢查询</w:t>
-      </w:r>
-      <w:r>
-        <w:rPr>
-          <w:rFonts w:ascii="Calibri" w:eastAsia="华文细黑" w:hAnsi="Calibri" w:cs="Calibri" w:hint="eastAsia"/>
-          <w:color w:val="404040" w:themeColor="text1" w:themeTint="BF"/>
-          <w:szCs w:val="21"/>
-        </w:rPr>
-        <w:t>的</w:t>
-      </w:r>
-      <w:r>
-        <w:rPr>
-          <w:rFonts w:ascii="Calibri" w:eastAsia="华文细黑" w:hAnsi="Calibri" w:cs="Calibri" w:hint="eastAsia"/>
-          <w:color w:val="404040" w:themeColor="text1" w:themeTint="BF"/>
-          <w:szCs w:val="21"/>
-        </w:rPr>
-        <w:t>原因，</w:t>
-      </w:r>
-      <w:r>
-        <w:rPr>
-          <w:rFonts w:ascii="Calibri" w:eastAsia="华文细黑" w:hAnsi="Calibri" w:cs="Calibri" w:hint="eastAsia"/>
-          <w:color w:val="404040" w:themeColor="text1" w:themeTint="BF"/>
-          <w:szCs w:val="21"/>
-        </w:rPr>
-        <w:t>并</w:t>
-      </w:r>
-      <w:r>
-        <w:rPr>
-          <w:rFonts w:ascii="Calibri" w:eastAsia="华文细黑" w:hAnsi="Calibri" w:cs="Calibri" w:hint="eastAsia"/>
-          <w:color w:val="404040" w:themeColor="text1" w:themeTint="BF"/>
-          <w:szCs w:val="21"/>
-        </w:rPr>
-        <w:t>选择合适的方法</w:t>
-      </w:r>
-      <w:r>
-        <w:rPr>
-          <w:rFonts w:ascii="Calibri" w:eastAsia="华文细黑" w:hAnsi="Calibri" w:cs="Calibri" w:hint="eastAsia"/>
-          <w:color w:val="404040" w:themeColor="text1" w:themeTint="BF"/>
-          <w:szCs w:val="21"/>
-        </w:rPr>
-        <w:t>进行</w:t>
-      </w:r>
-      <w:r>
-        <w:rPr>
-          <w:rFonts w:ascii="Calibri" w:eastAsia="华文细黑" w:hAnsi="Calibri" w:cs="Calibri" w:hint="eastAsia"/>
-          <w:color w:val="404040" w:themeColor="text1" w:themeTint="BF"/>
-          <w:szCs w:val="21"/>
-        </w:rPr>
-        <w:t>优化</w:t>
-      </w:r>
-    </w:p>
-    <w:p>
-      <w:pPr>
-        <w:pStyle w:val="a3"/>
-        <w:numPr>
-          <w:ilvl w:val="0"/>
-          <w:numId w:val="23"/>
-        </w:numPr>
-        <w:spacing w:line="320" w:lineRule="exact"/>
-        <w:ind w:left="357" w:firstLineChars="0" w:hanging="357"/>
-        <w:rPr>
-          <w:rFonts w:ascii="Calibri" w:eastAsia="华文细黑" w:hAnsi="Calibri" w:cs="Calibri"/>
-          <w:color w:val="404040" w:themeColor="text1" w:themeTint="BF"/>
-          <w:szCs w:val="21"/>
-        </w:rPr>
-      </w:pPr>
-      <w:r>
-        <w:rPr>
-          <w:rFonts w:ascii="Calibri" w:eastAsia="华文细黑" w:hAnsi="Calibri" w:cs="Calibri" w:hint="eastAsia"/>
-          <w:color w:val="404040" w:themeColor="text1" w:themeTint="BF"/>
-          <w:szCs w:val="21"/>
-        </w:rPr>
-        <w:t>完成</w:t>
-      </w:r>
-      <w:r>
-        <w:rPr>
-          <w:rFonts w:ascii="Calibri" w:eastAsia="华文细黑" w:hAnsi="Calibri" w:cs="Calibri" w:hint="eastAsia"/>
-          <w:color w:val="404040" w:themeColor="text1" w:themeTint="BF"/>
-          <w:szCs w:val="21"/>
-        </w:rPr>
-        <w:t>视频表拆分方案设计，</w:t>
-      </w:r>
-      <w:r>
-        <w:rPr>
-          <w:rFonts w:ascii="Calibri" w:eastAsia="华文细黑" w:hAnsi="Calibri" w:cs="Calibri" w:hint="eastAsia"/>
-          <w:color w:val="404040" w:themeColor="text1" w:themeTint="BF"/>
-          <w:szCs w:val="21"/>
-        </w:rPr>
-        <w:t>完成</w:t>
-      </w:r>
-      <w:r>
-        <w:rPr>
-          <w:rFonts w:ascii="Calibri" w:eastAsia="华文细黑" w:hAnsi="Calibri" w:cs="Calibri" w:hint="eastAsia"/>
-          <w:color w:val="404040" w:themeColor="text1" w:themeTint="BF"/>
-          <w:szCs w:val="21"/>
-        </w:rPr>
-        <w:t>业务逻辑</w:t>
-      </w:r>
-      <w:r>
-        <w:rPr>
-          <w:rFonts w:ascii="Calibri" w:eastAsia="华文细黑" w:hAnsi="Calibri" w:cs="Calibri" w:hint="eastAsia"/>
-          <w:color w:val="404040" w:themeColor="text1" w:themeTint="BF"/>
-          <w:szCs w:val="21"/>
-        </w:rPr>
-        <w:t>代码</w:t>
-      </w:r>
-      <w:r>
-        <w:rPr>
-          <w:rFonts w:ascii="Calibri" w:eastAsia="华文细黑" w:hAnsi="Calibri" w:cs="Calibri" w:hint="eastAsia"/>
-          <w:color w:val="404040" w:themeColor="text1" w:themeTint="BF"/>
-          <w:szCs w:val="21"/>
-        </w:rPr>
-        <w:t>修改</w:t>
-      </w:r>
-      <w:r>
-        <w:rPr>
-          <w:rFonts w:ascii="Calibri" w:eastAsia="华文细黑" w:hAnsi="Calibri" w:cs="Calibri" w:hint="eastAsia"/>
-          <w:color w:val="404040" w:themeColor="text1" w:themeTint="BF"/>
-          <w:szCs w:val="21"/>
-        </w:rPr>
-        <w:t>和开发数据清洗任务，</w:t>
-      </w:r>
-      <w:r>
-        <w:rPr>
-          <w:rFonts w:ascii="Calibri" w:eastAsia="华文细黑" w:hAnsi="Calibri" w:cs="Calibri" w:hint="eastAsia"/>
-          <w:color w:val="404040" w:themeColor="text1" w:themeTint="BF"/>
-          <w:szCs w:val="21"/>
-        </w:rPr>
-        <w:t>并最终实现</w:t>
-      </w:r>
-      <w:r>
-        <w:rPr>
-          <w:rFonts w:ascii="Calibri" w:eastAsia="华文细黑" w:hAnsi="Calibri" w:cs="Calibri" w:hint="eastAsia"/>
-          <w:color w:val="404040" w:themeColor="text1" w:themeTint="BF"/>
-          <w:szCs w:val="21"/>
-        </w:rPr>
-        <w:t>分表</w:t>
-      </w:r>
-      <w:r>
-        <w:rPr>
-          <w:rFonts w:ascii="Calibri" w:eastAsia="华文细黑" w:hAnsi="Calibri" w:cs="Calibri" w:hint="eastAsia"/>
-          <w:color w:val="404040" w:themeColor="text1" w:themeTint="BF"/>
-          <w:szCs w:val="21"/>
-        </w:rPr>
-        <w:t>和数据清洗</w:t>
-      </w:r>
-    </w:p>
-    <w:p>
-      <w:pPr>
-        <w:spacing w:beforeLines="50" w:before="156" w:line="400" w:lineRule="exact"/>
-        <w:rPr>
-          <w:rFonts w:ascii="Calibri" w:eastAsia="华文细黑" w:hAnsi="Calibri" w:cs="Calibri"/>
-          <w:b/>
-          <w:bCs/>
-          <w:color w:val="404040" w:themeColor="text1" w:themeTint="BF"/>
-          <w:szCs w:val="21"/>
-        </w:rPr>
-      </w:pPr>
-      <w:r>
-        <w:rPr>
-          <w:rFonts w:ascii="Calibri" w:eastAsia="华文细黑" w:hAnsi="Calibri" w:cs="Calibri" w:hint="eastAsia"/>
-          <w:b/>
-          <w:bCs/>
-          <w:color w:val="404040" w:themeColor="text1" w:themeTint="BF"/>
-          <w:szCs w:val="21"/>
-        </w:rPr>
-        <w:t>项目</w:t>
-      </w:r>
-      <w:r>
-        <w:rPr>
-          <w:rFonts w:ascii="Calibri" w:eastAsia="华文细黑" w:hAnsi="Calibri" w:cs="Calibri" w:hint="eastAsia"/>
-          <w:b/>
-          <w:bCs/>
-          <w:color w:val="404040" w:themeColor="text1" w:themeTint="BF"/>
-          <w:szCs w:val="21"/>
-        </w:rPr>
-        <w:t>四</w:t>
-      </w:r>
-      <w:r>
-        <w:rPr>
-          <w:rFonts w:ascii="Calibri" w:eastAsia="华文细黑" w:hAnsi="Calibri" w:cs="Calibri" w:hint="eastAsia"/>
-          <w:b/>
-          <w:bCs/>
-          <w:color w:val="404040" w:themeColor="text1" w:themeTint="BF"/>
-          <w:szCs w:val="21"/>
-        </w:rPr>
-        <w:t>：</w:t>
-      </w:r>
-      <w:r>
-        <w:rPr>
-          <w:rFonts w:ascii="Calibri" w:eastAsia="华文细黑" w:hAnsi="Calibri" w:cs="Calibri" w:hint="eastAsia"/>
-          <w:b/>
-          <w:bCs/>
-          <w:color w:val="404040" w:themeColor="text1" w:themeTint="BF"/>
-          <w:szCs w:val="21"/>
-        </w:rPr>
-        <w:t>Cassandra</w:t>
-      </w:r>
-      <w:r>
-        <w:rPr>
-          <w:rFonts w:ascii="Calibri" w:eastAsia="华文细黑" w:hAnsi="Calibri" w:cs="Calibri" w:hint="eastAsia"/>
-          <w:b/>
-          <w:bCs/>
-          <w:color w:val="404040" w:themeColor="text1" w:themeTint="BF"/>
-          <w:szCs w:val="21"/>
-        </w:rPr>
-        <w:t>集群拆分</w:t>
-      </w:r>
-      <w:r>
-        <w:rPr>
-          <w:rFonts w:ascii="Calibri" w:eastAsia="华文细黑" w:hAnsi="Calibri" w:cs="Calibri" w:hint="eastAsia"/>
-          <w:b/>
-          <w:bCs/>
-          <w:color w:val="404040" w:themeColor="text1" w:themeTint="BF"/>
-          <w:szCs w:val="21"/>
-        </w:rPr>
-        <w:t xml:space="preserve"> </w:t>
-      </w:r>
-      <w:r>
-        <w:rPr>
-          <w:rFonts w:ascii="Calibri" w:eastAsia="华文细黑" w:hAnsi="Calibri" w:cs="Calibri"/>
-          <w:b/>
-          <w:bCs/>
-          <w:color w:val="404040" w:themeColor="text1" w:themeTint="BF"/>
-          <w:szCs w:val="21"/>
-        </w:rPr>
-        <w:t xml:space="preserve">                                      </w:t>
-      </w:r>
-      <w:r>
-        <w:rPr>
-          <w:rFonts w:ascii="Calibri" w:eastAsia="华文细黑" w:hAnsi="Calibri" w:cs="Calibri"/>
-          <w:b/>
-          <w:bCs/>
-          <w:color w:val="404040" w:themeColor="text1" w:themeTint="BF"/>
-          <w:szCs w:val="21"/>
-        </w:rPr>
-        <w:t>20</w:t>
-      </w:r>
-      <w:r>
-        <w:rPr>
-          <w:rFonts w:ascii="Calibri" w:eastAsia="华文细黑" w:hAnsi="Calibri" w:cs="Calibri"/>
-          <w:b/>
-          <w:bCs/>
-          <w:color w:val="404040" w:themeColor="text1" w:themeTint="BF"/>
-          <w:szCs w:val="21"/>
-        </w:rPr>
-        <w:t>20</w:t>
-      </w:r>
-      <w:r>
-        <w:rPr>
-          <w:rFonts w:ascii="Calibri" w:eastAsia="华文细黑" w:hAnsi="Calibri" w:cs="Calibri" w:hint="eastAsia"/>
-          <w:b/>
-          <w:bCs/>
-          <w:color w:val="404040" w:themeColor="text1" w:themeTint="BF"/>
-          <w:szCs w:val="21"/>
-        </w:rPr>
-        <w:t>.</w:t>
-      </w:r>
-      <w:r>
-        <w:rPr>
-          <w:rFonts w:ascii="Calibri" w:eastAsia="华文细黑" w:hAnsi="Calibri" w:cs="Calibri"/>
-          <w:b/>
-          <w:bCs/>
-          <w:color w:val="404040" w:themeColor="text1" w:themeTint="BF"/>
-          <w:szCs w:val="21"/>
-        </w:rPr>
-        <w:t>0</w:t>
-      </w:r>
-      <w:r>
-        <w:rPr>
-          <w:rFonts w:ascii="Calibri" w:eastAsia="华文细黑" w:hAnsi="Calibri" w:cs="Calibri"/>
-          <w:b/>
-          <w:bCs/>
-          <w:color w:val="404040" w:themeColor="text1" w:themeTint="BF"/>
-          <w:szCs w:val="21"/>
-        </w:rPr>
-        <w:t>3</w:t>
-      </w:r>
-      <w:r>
-        <w:rPr>
-          <w:rFonts w:ascii="Calibri" w:eastAsia="华文细黑" w:hAnsi="Calibri" w:cs="Calibri"/>
-          <w:b/>
-          <w:bCs/>
-          <w:color w:val="404040" w:themeColor="text1" w:themeTint="BF"/>
-          <w:szCs w:val="21"/>
-        </w:rPr>
-        <w:t>–</w:t>
-      </w:r>
-      <w:r>
-        <w:rPr>
-          <w:rFonts w:ascii="Calibri" w:eastAsia="华文细黑" w:hAnsi="Calibri" w:cs="Calibri" w:hint="eastAsia"/>
-          <w:b/>
-          <w:bCs/>
-          <w:color w:val="404040" w:themeColor="text1" w:themeTint="BF"/>
-          <w:szCs w:val="21"/>
-        </w:rPr>
-        <w:t>2</w:t>
-      </w:r>
-      <w:r>
-        <w:rPr>
-          <w:rFonts w:ascii="Calibri" w:eastAsia="华文细黑" w:hAnsi="Calibri" w:cs="Calibri"/>
-          <w:b/>
-          <w:bCs/>
-          <w:color w:val="404040" w:themeColor="text1" w:themeTint="BF"/>
-          <w:szCs w:val="21"/>
-        </w:rPr>
-        <w:t>0</w:t>
-      </w:r>
-      <w:r>
-        <w:rPr>
-          <w:rFonts w:ascii="Calibri" w:eastAsia="华文细黑" w:hAnsi="Calibri" w:cs="Calibri"/>
-          <w:b/>
-          <w:bCs/>
-          <w:color w:val="404040" w:themeColor="text1" w:themeTint="BF"/>
-          <w:szCs w:val="21"/>
-        </w:rPr>
-        <w:t>20</w:t>
-      </w:r>
-      <w:r>
-        <w:rPr>
-          <w:rFonts w:ascii="Calibri" w:eastAsia="华文细黑" w:hAnsi="Calibri" w:cs="Calibri"/>
-          <w:b/>
-          <w:bCs/>
-          <w:color w:val="404040" w:themeColor="text1" w:themeTint="BF"/>
-          <w:szCs w:val="21"/>
-        </w:rPr>
-        <w:t>.</w:t>
-      </w:r>
-      <w:r>
-        <w:rPr>
-          <w:rFonts w:ascii="Calibri" w:eastAsia="华文细黑" w:hAnsi="Calibri" w:cs="Calibri"/>
-          <w:b/>
-          <w:bCs/>
-          <w:color w:val="404040" w:themeColor="text1" w:themeTint="BF"/>
-          <w:szCs w:val="21"/>
-        </w:rPr>
-        <w:t>0</w:t>
-      </w:r>
-      <w:r>
-        <w:rPr>
-          <w:rFonts w:ascii="Calibri" w:eastAsia="华文细黑" w:hAnsi="Calibri" w:cs="Calibri"/>
-          <w:b/>
-          <w:bCs/>
-          <w:color w:val="404040" w:themeColor="text1" w:themeTint="BF"/>
-          <w:szCs w:val="21"/>
-        </w:rPr>
-        <w:t>6</w:t>
-      </w:r>
-    </w:p>
-    <w:p>
-      <w:pPr>
-        <w:spacing w:line="400" w:lineRule="exact"/>
-        <w:rPr>
-          <w:rFonts w:ascii="Calibri" w:eastAsia="华文细黑" w:hAnsi="Calibri" w:cs="Calibri"/>
-          <w:b/>
-          <w:bCs/>
-          <w:color w:val="404040" w:themeColor="text1" w:themeTint="BF"/>
-          <w:szCs w:val="21"/>
-        </w:rPr>
-      </w:pPr>
-      <w:r>
-        <w:rPr>
-          <w:rFonts w:ascii="Calibri" w:eastAsia="华文细黑" w:hAnsi="Calibri" w:cs="Calibri" w:hint="eastAsia"/>
-          <w:b/>
-          <w:bCs/>
-          <w:color w:val="404040" w:themeColor="text1" w:themeTint="BF"/>
-          <w:szCs w:val="21"/>
-        </w:rPr>
-        <w:t>项目介绍</w:t>
-      </w:r>
-      <w:r>
-        <w:rPr>
-          <w:rFonts w:ascii="Calibri" w:eastAsia="华文细黑" w:hAnsi="Calibri" w:cs="Calibri" w:hint="eastAsia"/>
-          <w:b/>
-          <w:bCs/>
-          <w:color w:val="404040" w:themeColor="text1" w:themeTint="BF"/>
-          <w:szCs w:val="21"/>
-        </w:rPr>
-        <w:t>：</w:t>
-      </w:r>
-    </w:p>
-    <w:p>
-      <w:pPr>
-        <w:pStyle w:val="a3"/>
-        <w:spacing w:line="360" w:lineRule="exact"/>
-        <w:ind w:leftChars="-290" w:left="-609" w:firstLineChars="0" w:firstLine="0"/>
-        <w:rPr>
-          <w:rFonts w:ascii="Calibri" w:eastAsia="华文细黑" w:hAnsi="Calibri" w:cs="Calibri"/>
-          <w:color w:val="404040" w:themeColor="text1" w:themeTint="BF"/>
-          <w:szCs w:val="21"/>
-        </w:rPr>
-      </w:pPr>
-      <w:r>
-        <w:rPr>
-          <w:rFonts w:ascii="Calibri" w:eastAsia="华文细黑" w:hAnsi="Calibri" w:cs="Calibri"/>
-          <w:b/>
-          <w:bCs/>
-          <w:color w:val="404040" w:themeColor="text1" w:themeTint="BF"/>
-          <w:szCs w:val="21"/>
-        </w:rPr>
-        <w:tab/>
-      </w:r>
-      <w:r>
-        <w:rPr>
-          <w:rFonts w:ascii="Calibri" w:eastAsia="华文细黑" w:hAnsi="Calibri" w:cs="Calibri"/>
-          <w:color w:val="404040" w:themeColor="text1" w:themeTint="BF"/>
-          <w:szCs w:val="21"/>
-        </w:rPr>
-        <w:tab/>
-      </w:r>
-      <w:r>
-        <w:rPr>
-          <w:rFonts w:ascii="Calibri" w:eastAsia="华文细黑" w:hAnsi="Calibri" w:cs="Calibri"/>
-          <w:color w:val="404040" w:themeColor="text1" w:themeTint="BF"/>
-          <w:szCs w:val="21"/>
-        </w:rPr>
-        <w:tab/>
-      </w:r>
-      <w:r>
-        <w:rPr>
-          <w:rFonts w:ascii="Calibri" w:eastAsia="华文细黑" w:hAnsi="Calibri" w:cs="Calibri"/>
-          <w:color w:val="404040" w:themeColor="text1" w:themeTint="BF"/>
-          <w:szCs w:val="21"/>
-        </w:rPr>
-        <w:tab/>
-        <w:t xml:space="preserve"> </w:t>
-      </w:r>
-      <w:r>
-        <w:rPr>
-          <w:rFonts w:ascii="Calibri" w:eastAsia="华文细黑" w:hAnsi="Calibri" w:cs="Calibri"/>
-          <w:color w:val="404040" w:themeColor="text1" w:themeTint="BF"/>
-          <w:szCs w:val="21"/>
-        </w:rPr>
-        <w:tab/>
-      </w:r>
-      <w:r>
-        <w:rPr>
-          <w:rFonts w:ascii="Calibri" w:eastAsia="华文细黑" w:hAnsi="Calibri" w:cs="Calibri"/>
-          <w:color w:val="404040" w:themeColor="text1" w:themeTint="BF"/>
-          <w:szCs w:val="21"/>
-        </w:rPr>
-        <w:tab/>
-      </w:r>
-      <w:r>
-        <w:rPr>
-          <w:rFonts w:ascii="Calibri" w:eastAsia="华文细黑" w:hAnsi="Calibri" w:cs="Calibri" w:hint="eastAsia"/>
-          <w:color w:val="404040" w:themeColor="text1" w:themeTint="BF"/>
-          <w:szCs w:val="21"/>
-        </w:rPr>
-        <w:t>部分业务上线之初，由于成本及初期数据量较少，急于上线，不同业务数据存储在同</w:t>
-      </w:r>
-    </w:p>
-    <w:p>
-      <w:pPr>
-        <w:spacing w:line="320" w:lineRule="exact"/>
-        <w:rPr>
-          <w:rFonts w:ascii="Calibri" w:eastAsia="华文细黑" w:hAnsi="Calibri" w:cs="Calibri"/>
-          <w:color w:val="404040" w:themeColor="text1" w:themeTint="BF"/>
-          <w:szCs w:val="21"/>
-        </w:rPr>
-      </w:pPr>
-      <w:r>
-        <w:rPr>
-          <w:rFonts w:ascii="Calibri" w:eastAsia="华文细黑" w:hAnsi="Calibri" w:cs="Calibri" w:hint="eastAsia"/>
-          <w:color w:val="404040" w:themeColor="text1" w:themeTint="BF"/>
-          <w:szCs w:val="21"/>
-        </w:rPr>
-        <w:t>一个</w:t>
-      </w:r>
-      <w:r>
-        <w:rPr>
-          <w:rFonts w:ascii="Calibri" w:eastAsia="华文细黑" w:hAnsi="Calibri" w:cs="Calibri"/>
-          <w:color w:val="404040" w:themeColor="text1" w:themeTint="BF"/>
-          <w:szCs w:val="21"/>
-        </w:rPr>
-        <w:t xml:space="preserve"> Cassandra </w:t>
-      </w:r>
-      <w:r>
-        <w:rPr>
-          <w:rFonts w:ascii="Calibri" w:eastAsia="华文细黑" w:hAnsi="Calibri" w:cs="Calibri"/>
-          <w:color w:val="404040" w:themeColor="text1" w:themeTint="BF"/>
-          <w:szCs w:val="21"/>
-        </w:rPr>
-        <w:t>集群。业务数据成长起来之后，</w:t>
-      </w:r>
-      <w:r>
-        <w:rPr>
-          <w:rFonts w:ascii="Calibri" w:eastAsia="华文细黑" w:hAnsi="Calibri" w:cs="Calibri" w:hint="eastAsia"/>
-          <w:color w:val="404040" w:themeColor="text1" w:themeTint="BF"/>
-          <w:szCs w:val="21"/>
-        </w:rPr>
-        <w:t>由于各自业务场景不同，同时如果集群出现问题会同时影响多个业务，因此</w:t>
-      </w:r>
-      <w:r>
-        <w:rPr>
-          <w:rFonts w:ascii="Calibri" w:eastAsia="华文细黑" w:hAnsi="Calibri" w:cs="Calibri"/>
-          <w:color w:val="404040" w:themeColor="text1" w:themeTint="BF"/>
-          <w:szCs w:val="21"/>
-        </w:rPr>
-        <w:t>需要</w:t>
-      </w:r>
-      <w:r>
-        <w:rPr>
-          <w:rFonts w:ascii="Calibri" w:eastAsia="华文细黑" w:hAnsi="Calibri" w:cs="Calibri" w:hint="eastAsia"/>
-          <w:color w:val="404040" w:themeColor="text1" w:themeTint="BF"/>
-          <w:szCs w:val="21"/>
-        </w:rPr>
-        <w:t>将业务数据</w:t>
-      </w:r>
-      <w:r>
-        <w:rPr>
-          <w:rFonts w:ascii="Calibri" w:eastAsia="华文细黑" w:hAnsi="Calibri" w:cs="Calibri"/>
-          <w:color w:val="404040" w:themeColor="text1" w:themeTint="BF"/>
-          <w:szCs w:val="21"/>
-        </w:rPr>
-        <w:t>拆分到各自集群。</w:t>
-      </w:r>
-    </w:p>
-    <w:p>
-      <w:pPr>
-        <w:spacing w:line="400" w:lineRule="exact"/>
-        <w:rPr>
-          <w:rFonts w:ascii="Calibri" w:eastAsia="华文细黑" w:hAnsi="Calibri" w:cs="Calibri"/>
-          <w:color w:val="404040" w:themeColor="text1" w:themeTint="BF"/>
-          <w:szCs w:val="21"/>
-        </w:rPr>
-      </w:pPr>
-      <w:r>
-        <w:rPr>
-          <w:rFonts w:ascii="Calibri" w:eastAsia="华文细黑" w:hAnsi="Calibri" w:cs="Calibri" w:hint="eastAsia"/>
-          <w:b/>
-          <w:bCs/>
-          <w:color w:val="404040" w:themeColor="text1" w:themeTint="BF"/>
-          <w:szCs w:val="21"/>
-        </w:rPr>
-        <w:t>技术选型</w:t>
-      </w:r>
-      <w:r>
-        <w:rPr>
-          <w:rFonts w:ascii="Calibri" w:eastAsia="华文细黑" w:hAnsi="Calibri" w:cs="Calibri" w:hint="eastAsia"/>
-          <w:b/>
-          <w:bCs/>
-          <w:color w:val="404040" w:themeColor="text1" w:themeTint="BF"/>
-          <w:szCs w:val="21"/>
-        </w:rPr>
-        <w:t>：</w:t>
-      </w:r>
-      <w:r>
-        <w:rPr>
-          <w:rFonts w:ascii="Calibri" w:eastAsia="华文细黑" w:hAnsi="Calibri" w:cs="Calibri" w:hint="eastAsia"/>
-          <w:color w:val="404040" w:themeColor="text1" w:themeTint="BF"/>
-          <w:szCs w:val="21"/>
-        </w:rPr>
-        <w:t>Cassandra</w:t>
-      </w:r>
-      <w:r>
-        <w:rPr>
-          <w:rFonts w:ascii="Calibri" w:eastAsia="华文细黑" w:hAnsi="Calibri" w:cs="Calibri"/>
-          <w:color w:val="404040" w:themeColor="text1" w:themeTint="BF"/>
-          <w:szCs w:val="21"/>
-        </w:rPr>
-        <w:t xml:space="preserve"> </w:t>
-      </w:r>
-      <w:r>
-        <w:rPr>
-          <w:rFonts w:ascii="Calibri" w:eastAsia="华文细黑" w:hAnsi="Calibri" w:cs="Calibri" w:hint="eastAsia"/>
-          <w:color w:val="404040" w:themeColor="text1" w:themeTint="BF"/>
-          <w:szCs w:val="21"/>
-        </w:rPr>
-        <w:t>+</w:t>
-      </w:r>
-      <w:r>
-        <w:rPr>
-          <w:rFonts w:ascii="Calibri" w:eastAsia="华文细黑" w:hAnsi="Calibri" w:cs="Calibri"/>
-          <w:color w:val="404040" w:themeColor="text1" w:themeTint="BF"/>
-          <w:szCs w:val="21"/>
-        </w:rPr>
-        <w:t xml:space="preserve"> </w:t>
-      </w:r>
-      <w:r>
-        <w:rPr>
-          <w:rFonts w:ascii="Calibri" w:eastAsia="华文细黑" w:hAnsi="Calibri" w:cs="Calibri" w:hint="eastAsia"/>
-          <w:color w:val="404040" w:themeColor="text1" w:themeTint="BF"/>
-          <w:szCs w:val="21"/>
-        </w:rPr>
-        <w:t>Kafka</w:t>
-      </w:r>
-      <w:r>
-        <w:rPr>
-          <w:rFonts w:ascii="Calibri" w:eastAsia="华文细黑" w:hAnsi="Calibri" w:cs="Calibri"/>
-          <w:color w:val="404040" w:themeColor="text1" w:themeTint="BF"/>
-          <w:szCs w:val="21"/>
-        </w:rPr>
-        <w:t xml:space="preserve"> </w:t>
-      </w:r>
-      <w:r>
-        <w:rPr>
-          <w:rFonts w:ascii="Calibri" w:eastAsia="华文细黑" w:hAnsi="Calibri" w:cs="Calibri"/>
-          <w:color w:val="404040" w:themeColor="text1" w:themeTint="BF"/>
-          <w:szCs w:val="21"/>
-        </w:rPr>
-        <w:t>+</w:t>
-      </w:r>
-      <w:r>
-        <w:rPr>
-          <w:rFonts w:ascii="Calibri" w:eastAsia="华文细黑" w:hAnsi="Calibri" w:cs="Calibri"/>
-          <w:color w:val="404040" w:themeColor="text1" w:themeTint="BF"/>
-          <w:szCs w:val="21"/>
-        </w:rPr>
-        <w:t xml:space="preserve"> </w:t>
-      </w:r>
-      <w:r>
-        <w:rPr>
-          <w:rFonts w:ascii="Calibri" w:eastAsia="华文细黑" w:hAnsi="Calibri" w:cs="Calibri" w:hint="eastAsia"/>
-          <w:color w:val="404040" w:themeColor="text1" w:themeTint="BF"/>
-          <w:szCs w:val="21"/>
-        </w:rPr>
-        <w:t>Spring</w:t>
-      </w:r>
-      <w:r>
-        <w:rPr>
-          <w:rFonts w:ascii="Calibri" w:eastAsia="华文细黑" w:hAnsi="Calibri" w:cs="Calibri"/>
-          <w:color w:val="404040" w:themeColor="text1" w:themeTint="BF"/>
-          <w:szCs w:val="21"/>
-        </w:rPr>
-        <w:t xml:space="preserve">+ </w:t>
-      </w:r>
-      <w:r>
-        <w:rPr>
-          <w:rFonts w:ascii="Calibri" w:eastAsia="华文细黑" w:hAnsi="Calibri" w:cs="Calibri" w:hint="eastAsia"/>
-          <w:color w:val="404040" w:themeColor="text1" w:themeTint="BF"/>
-          <w:szCs w:val="21"/>
-        </w:rPr>
-        <w:t>shell</w:t>
-      </w:r>
-      <w:r>
-        <w:rPr>
-          <w:rFonts w:ascii="Calibri" w:eastAsia="华文细黑" w:hAnsi="Calibri" w:cs="Calibri" w:hint="eastAsia"/>
-          <w:color w:val="404040" w:themeColor="text1" w:themeTint="BF"/>
-          <w:szCs w:val="21"/>
-        </w:rPr>
-        <w:t>等</w:t>
-      </w:r>
-    </w:p>
-    <w:p>
-      <w:pPr>
-        <w:spacing w:line="400" w:lineRule="exact"/>
-        <w:rPr>
-          <w:rFonts w:ascii="Calibri" w:eastAsia="华文细黑" w:hAnsi="Calibri" w:cs="Calibri"/>
-          <w:b/>
-          <w:bCs/>
-          <w:color w:val="404040" w:themeColor="text1" w:themeTint="BF"/>
-          <w:szCs w:val="21"/>
-        </w:rPr>
-      </w:pPr>
-      <w:r>
-        <w:rPr>
-          <w:rFonts w:ascii="Calibri" w:eastAsia="华文细黑" w:hAnsi="Calibri" w:cs="Calibri" w:hint="eastAsia"/>
-          <w:b/>
-          <w:bCs/>
-          <w:color w:val="404040" w:themeColor="text1" w:themeTint="BF"/>
-          <w:szCs w:val="21"/>
-        </w:rPr>
-        <w:t>工作职责</w:t>
-      </w:r>
-      <w:r>
-        <w:rPr>
-          <w:rFonts w:ascii="Calibri" w:eastAsia="华文细黑" w:hAnsi="Calibri" w:cs="Calibri" w:hint="eastAsia"/>
-          <w:b/>
-          <w:bCs/>
-          <w:color w:val="404040" w:themeColor="text1" w:themeTint="BF"/>
-          <w:szCs w:val="21"/>
-        </w:rPr>
-        <w:t>：</w:t>
-      </w:r>
-    </w:p>
-    <w:p>
-      <w:pPr>
-        <w:pStyle w:val="a3"/>
-        <w:numPr>
-          <w:ilvl w:val="0"/>
-          <w:numId w:val="25"/>
-        </w:numPr>
-        <w:spacing w:line="320" w:lineRule="exact"/>
-        <w:ind w:firstLineChars="0"/>
-        <w:rPr>
-          <w:rFonts w:ascii="Calibri" w:eastAsia="华文细黑" w:hAnsi="Calibri" w:cs="Calibri"/>
-          <w:b/>
-          <w:bCs/>
-          <w:color w:val="404040" w:themeColor="text1" w:themeTint="BF"/>
-          <w:szCs w:val="21"/>
-        </w:rPr>
-      </w:pPr>
-      <w:r>
-        <w:rPr>
-          <w:rFonts w:ascii="Calibri" w:eastAsia="华文细黑" w:hAnsi="Calibri" w:cs="Calibri" w:hint="eastAsia"/>
-          <w:color w:val="404040" w:themeColor="text1" w:themeTint="BF"/>
-          <w:szCs w:val="21"/>
-        </w:rPr>
-        <w:t>开发</w:t>
-      </w:r>
-      <w:r>
-        <w:rPr>
-          <w:rFonts w:ascii="Calibri" w:eastAsia="华文细黑" w:hAnsi="Calibri" w:cs="Calibri" w:hint="eastAsia"/>
-          <w:color w:val="404040" w:themeColor="text1" w:themeTint="BF"/>
-          <w:szCs w:val="21"/>
-        </w:rPr>
-        <w:t>shell</w:t>
-      </w:r>
-      <w:r>
-        <w:rPr>
-          <w:rFonts w:ascii="Calibri" w:eastAsia="华文细黑" w:hAnsi="Calibri" w:cs="Calibri" w:hint="eastAsia"/>
-          <w:color w:val="404040" w:themeColor="text1" w:themeTint="BF"/>
-          <w:szCs w:val="21"/>
-        </w:rPr>
-        <w:t>脚本，对现有存量数据做完整</w:t>
-      </w:r>
-      <w:r>
-        <w:rPr>
-          <w:rFonts w:ascii="Calibri" w:eastAsia="华文细黑" w:hAnsi="Calibri" w:cs="Calibri" w:hint="eastAsia"/>
-          <w:color w:val="404040" w:themeColor="text1" w:themeTint="BF"/>
-          <w:szCs w:val="21"/>
-        </w:rPr>
-        <w:t>snapshot</w:t>
-      </w:r>
-      <w:r>
-        <w:rPr>
-          <w:rFonts w:ascii="Calibri" w:eastAsia="华文细黑" w:hAnsi="Calibri" w:cs="Calibri" w:hint="eastAsia"/>
-          <w:color w:val="404040" w:themeColor="text1" w:themeTint="BF"/>
-          <w:szCs w:val="21"/>
-        </w:rPr>
-        <w:t>，并导入到业务的新集群中</w:t>
-      </w:r>
-    </w:p>
-    <w:p>
-      <w:pPr>
-        <w:pStyle w:val="a3"/>
-        <w:numPr>
-          <w:ilvl w:val="0"/>
-          <w:numId w:val="25"/>
-        </w:numPr>
-        <w:spacing w:line="320" w:lineRule="exact"/>
-        <w:ind w:left="357" w:firstLineChars="0" w:hanging="357"/>
-        <w:rPr>
-          <w:rFonts w:ascii="Calibri" w:eastAsia="华文细黑" w:hAnsi="Calibri" w:cs="Calibri"/>
-          <w:color w:val="404040" w:themeColor="text1" w:themeTint="BF"/>
-          <w:szCs w:val="21"/>
-        </w:rPr>
-      </w:pPr>
-      <w:r>
-        <w:rPr>
-          <w:rFonts w:ascii="Calibri" w:eastAsia="华文细黑" w:hAnsi="Calibri" w:cs="Calibri" w:hint="eastAsia"/>
-          <w:color w:val="404040" w:themeColor="text1" w:themeTint="BF"/>
-          <w:szCs w:val="21"/>
-        </w:rPr>
-        <w:t>开发</w:t>
-      </w:r>
-      <w:r>
-        <w:rPr>
-          <w:rFonts w:ascii="Calibri" w:eastAsia="华文细黑" w:hAnsi="Calibri" w:cs="Calibri" w:hint="eastAsia"/>
-          <w:color w:val="404040" w:themeColor="text1" w:themeTint="BF"/>
-          <w:szCs w:val="21"/>
-        </w:rPr>
-        <w:t>SDK</w:t>
-      </w:r>
-      <w:r>
-        <w:rPr>
-          <w:rFonts w:ascii="Calibri" w:eastAsia="华文细黑" w:hAnsi="Calibri" w:cs="Calibri" w:hint="eastAsia"/>
-          <w:color w:val="404040" w:themeColor="text1" w:themeTint="BF"/>
-          <w:szCs w:val="21"/>
-        </w:rPr>
-        <w:t>插件，拦截业务请求，记录业务的增删改请求，写入</w:t>
-      </w:r>
-      <w:r>
-        <w:rPr>
-          <w:rFonts w:ascii="Calibri" w:eastAsia="华文细黑" w:hAnsi="Calibri" w:cs="Calibri" w:hint="eastAsia"/>
-          <w:color w:val="404040" w:themeColor="text1" w:themeTint="BF"/>
-          <w:szCs w:val="21"/>
-        </w:rPr>
-        <w:t>MQ</w:t>
-      </w:r>
-    </w:p>
-    <w:p>
-      <w:pPr>
-        <w:pStyle w:val="a3"/>
-        <w:numPr>
-          <w:ilvl w:val="0"/>
-          <w:numId w:val="25"/>
-        </w:numPr>
-        <w:spacing w:line="320" w:lineRule="exact"/>
-        <w:ind w:left="357" w:firstLineChars="0" w:hanging="357"/>
-        <w:rPr>
-          <w:rFonts w:ascii="Calibri" w:eastAsia="华文细黑" w:hAnsi="Calibri" w:cs="Calibri"/>
-          <w:color w:val="404040" w:themeColor="text1" w:themeTint="BF"/>
-          <w:szCs w:val="21"/>
-        </w:rPr>
-      </w:pPr>
-      <w:r>
-        <w:rPr>
-          <w:rFonts w:ascii="Calibri" w:eastAsia="华文细黑" w:hAnsi="Calibri" w:cs="Calibri" w:hint="eastAsia"/>
-          <w:color w:val="404040" w:themeColor="text1" w:themeTint="BF"/>
-          <w:szCs w:val="21"/>
-        </w:rPr>
-        <w:t>开发双写服务，从</w:t>
-      </w:r>
-      <w:r>
-        <w:rPr>
-          <w:rFonts w:ascii="Calibri" w:eastAsia="华文细黑" w:hAnsi="Calibri" w:cs="Calibri" w:hint="eastAsia"/>
-          <w:color w:val="404040" w:themeColor="text1" w:themeTint="BF"/>
-          <w:szCs w:val="21"/>
-        </w:rPr>
-        <w:t>MQ</w:t>
-      </w:r>
-      <w:r>
-        <w:rPr>
-          <w:rFonts w:ascii="Calibri" w:eastAsia="华文细黑" w:hAnsi="Calibri" w:cs="Calibri" w:hint="eastAsia"/>
-          <w:color w:val="404040" w:themeColor="text1" w:themeTint="BF"/>
-          <w:szCs w:val="21"/>
-        </w:rPr>
-        <w:t>中回放业务的请求，从原集群中提取业务数据，写入到新集群</w:t>
-      </w:r>
-    </w:p>
-    <w:p>
-      <w:pPr>
-        <w:pStyle w:val="a3"/>
-        <w:numPr>
-          <w:ilvl w:val="0"/>
-          <w:numId w:val="25"/>
-        </w:numPr>
-        <w:spacing w:line="320" w:lineRule="exact"/>
-        <w:ind w:left="357" w:firstLineChars="0" w:hanging="357"/>
-        <w:rPr>
-          <w:rFonts w:ascii="Calibri" w:eastAsia="华文细黑" w:hAnsi="Calibri" w:cs="Calibri"/>
-          <w:color w:val="404040" w:themeColor="text1" w:themeTint="BF"/>
-          <w:szCs w:val="21"/>
-        </w:rPr>
-      </w:pPr>
-      <w:r>
-        <w:rPr>
-          <w:rFonts w:ascii="Calibri" w:eastAsia="华文细黑" w:hAnsi="Calibri" w:cs="Calibri" w:hint="eastAsia"/>
-          <w:color w:val="404040" w:themeColor="text1" w:themeTint="BF"/>
-          <w:szCs w:val="21"/>
-        </w:rPr>
-        <w:t>使用数据一致性检查和修复工具，对新老集群数据进行检查修复，保证数据一致</w:t>
-      </w:r>
-    </w:p>
-    <w:p>
-      <w:pPr>
-        <w:pStyle w:val="a3"/>
-        <w:numPr>
-          <w:ilvl w:val="0"/>
-          <w:numId w:val="25"/>
-        </w:numPr>
-        <w:spacing w:line="320" w:lineRule="exact"/>
-        <w:ind w:left="357" w:firstLineChars="0" w:hanging="357"/>
-        <w:rPr>
-          <w:rFonts w:ascii="Calibri" w:eastAsia="华文细黑" w:hAnsi="Calibri" w:cs="Calibri"/>
-          <w:color w:val="404040" w:themeColor="text1" w:themeTint="BF"/>
-          <w:szCs w:val="21"/>
-        </w:rPr>
-      </w:pPr>
-      <w:r>
-        <w:rPr>
-          <w:rFonts w:ascii="Calibri" w:eastAsia="华文细黑" w:hAnsi="Calibri" w:cs="Calibri" w:hint="eastAsia"/>
-          <w:color w:val="404040" w:themeColor="text1" w:themeTint="BF"/>
-          <w:szCs w:val="21"/>
-        </w:rPr>
-        <w:t>配合业务进行滚动升级，切换到新集群</w:t>
-      </w:r>
-    </w:p>
-    <w:p>
-      <w:pPr>
-        <w:spacing w:beforeLines="50" w:before="156" w:line="400" w:lineRule="exact"/>
-        <w:rPr>
-          <w:rFonts w:ascii="Calibri" w:eastAsia="华文细黑" w:hAnsi="Calibri" w:cs="Calibri"/>
-          <w:b/>
-          <w:bCs/>
-          <w:color w:val="404040" w:themeColor="text1" w:themeTint="BF"/>
-          <w:szCs w:val="21"/>
-        </w:rPr>
-      </w:pPr>
-      <w:r>
-        <w:rPr>
-          <w:rFonts w:ascii="Calibri" w:eastAsia="华文细黑" w:hAnsi="Calibri" w:cs="Calibri" w:hint="eastAsia"/>
-          <w:b/>
-          <w:bCs/>
-          <w:color w:val="404040" w:themeColor="text1" w:themeTint="BF"/>
-          <w:szCs w:val="21"/>
-        </w:rPr>
-        <w:t>项目</w:t>
-      </w:r>
-      <w:r>
-        <w:rPr>
-          <w:rFonts w:ascii="Calibri" w:eastAsia="华文细黑" w:hAnsi="Calibri" w:cs="Calibri" w:hint="eastAsia"/>
-          <w:b/>
-          <w:bCs/>
-          <w:color w:val="404040" w:themeColor="text1" w:themeTint="BF"/>
-          <w:szCs w:val="21"/>
-        </w:rPr>
-        <w:t>六</w:t>
-      </w:r>
-      <w:r>
-        <w:rPr>
-          <w:rFonts w:ascii="Calibri" w:eastAsia="华文细黑" w:hAnsi="Calibri" w:cs="Calibri" w:hint="eastAsia"/>
-          <w:b/>
-          <w:bCs/>
-          <w:color w:val="404040" w:themeColor="text1" w:themeTint="BF"/>
-          <w:szCs w:val="21"/>
-        </w:rPr>
-        <w:t>：</w:t>
-      </w:r>
-      <w:r>
-        <w:rPr>
-          <w:rFonts w:ascii="Calibri" w:eastAsia="华文细黑" w:hAnsi="Calibri" w:cs="Calibri" w:hint="eastAsia"/>
-          <w:b/>
-          <w:bCs/>
-          <w:color w:val="404040" w:themeColor="text1" w:themeTint="BF"/>
-          <w:szCs w:val="21"/>
-        </w:rPr>
-        <w:t>SDS</w:t>
-      </w:r>
-      <w:r>
-        <w:rPr>
-          <w:rFonts w:ascii="Calibri" w:eastAsia="华文细黑" w:hAnsi="Calibri" w:cs="Calibri"/>
-          <w:b/>
-          <w:bCs/>
-          <w:color w:val="404040" w:themeColor="text1" w:themeTint="BF"/>
-          <w:szCs w:val="21"/>
-        </w:rPr>
-        <w:t xml:space="preserve"> </w:t>
-      </w:r>
-      <w:r>
-        <w:rPr>
-          <w:rFonts w:ascii="Calibri" w:eastAsia="华文细黑" w:hAnsi="Calibri" w:cs="Calibri" w:hint="eastAsia"/>
-          <w:b/>
-          <w:bCs/>
-          <w:color w:val="404040" w:themeColor="text1" w:themeTint="BF"/>
-          <w:szCs w:val="21"/>
-        </w:rPr>
-        <w:t>项目</w:t>
-      </w:r>
-      <w:r>
-        <w:rPr>
-          <w:rFonts w:ascii="Calibri" w:eastAsia="华文细黑" w:hAnsi="Calibri" w:cs="Calibri" w:hint="eastAsia"/>
-          <w:b/>
-          <w:bCs/>
-          <w:color w:val="404040" w:themeColor="text1" w:themeTint="BF"/>
-          <w:szCs w:val="21"/>
-        </w:rPr>
-        <w:t>SDK</w:t>
-      </w:r>
-      <w:r>
-        <w:rPr>
-          <w:rFonts w:ascii="Calibri" w:eastAsia="华文细黑" w:hAnsi="Calibri" w:cs="Calibri" w:hint="eastAsia"/>
-          <w:b/>
-          <w:bCs/>
-          <w:color w:val="404040" w:themeColor="text1" w:themeTint="BF"/>
-          <w:szCs w:val="21"/>
-        </w:rPr>
-        <w:t>开发</w:t>
-      </w:r>
-      <w:r>
-        <w:rPr>
-          <w:rFonts w:ascii="Calibri" w:eastAsia="华文细黑" w:hAnsi="Calibri" w:cs="Calibri" w:hint="eastAsia"/>
-          <w:b/>
-          <w:bCs/>
-          <w:color w:val="404040" w:themeColor="text1" w:themeTint="BF"/>
-          <w:szCs w:val="21"/>
-        </w:rPr>
-        <w:t xml:space="preserve"> </w:t>
-      </w:r>
-      <w:r>
-        <w:rPr>
-          <w:rFonts w:ascii="Calibri" w:eastAsia="华文细黑" w:hAnsi="Calibri" w:cs="Calibri"/>
-          <w:b/>
-          <w:bCs/>
-          <w:color w:val="404040" w:themeColor="text1" w:themeTint="BF"/>
-          <w:szCs w:val="21"/>
-        </w:rPr>
-        <w:t xml:space="preserve">                     </w:t>
-      </w:r>
-      <w:r>
-        <w:rPr>
-          <w:rFonts w:ascii="Calibri" w:eastAsia="华文细黑" w:hAnsi="Calibri" w:cs="Calibri"/>
-          <w:b/>
-          <w:bCs/>
-          <w:color w:val="404040" w:themeColor="text1" w:themeTint="BF"/>
-          <w:szCs w:val="21"/>
-        </w:rPr>
-        <w:t xml:space="preserve">                 </w:t>
-      </w:r>
-      <w:r>
-        <w:rPr>
-          <w:rFonts w:ascii="Calibri" w:eastAsia="华文细黑" w:hAnsi="Calibri" w:cs="Calibri"/>
-          <w:b/>
-          <w:bCs/>
-          <w:color w:val="404040" w:themeColor="text1" w:themeTint="BF"/>
-          <w:szCs w:val="21"/>
-        </w:rPr>
-        <w:t xml:space="preserve"> </w:t>
-      </w:r>
-      <w:r>
-        <w:rPr>
-          <w:rFonts w:ascii="Calibri" w:eastAsia="华文细黑" w:hAnsi="Calibri" w:cs="Calibri"/>
-          <w:b/>
-          <w:bCs/>
-          <w:color w:val="404040" w:themeColor="text1" w:themeTint="BF"/>
-          <w:szCs w:val="21"/>
-        </w:rPr>
-        <w:t>20</w:t>
-      </w:r>
-      <w:r>
-        <w:rPr>
-          <w:rFonts w:ascii="Calibri" w:eastAsia="华文细黑" w:hAnsi="Calibri" w:cs="Calibri"/>
-          <w:b/>
-          <w:bCs/>
-          <w:color w:val="404040" w:themeColor="text1" w:themeTint="BF"/>
-          <w:szCs w:val="21"/>
-        </w:rPr>
-        <w:t>18</w:t>
-      </w:r>
-      <w:r>
-        <w:rPr>
-          <w:rFonts w:ascii="Calibri" w:eastAsia="华文细黑" w:hAnsi="Calibri" w:cs="Calibri" w:hint="eastAsia"/>
-          <w:b/>
-          <w:bCs/>
-          <w:color w:val="404040" w:themeColor="text1" w:themeTint="BF"/>
-          <w:szCs w:val="21"/>
-        </w:rPr>
-        <w:t>.</w:t>
-      </w:r>
-      <w:r>
-        <w:rPr>
-          <w:rFonts w:ascii="Calibri" w:eastAsia="华文细黑" w:hAnsi="Calibri" w:cs="Calibri"/>
-          <w:b/>
-          <w:bCs/>
-          <w:color w:val="404040" w:themeColor="text1" w:themeTint="BF"/>
-          <w:szCs w:val="21"/>
-        </w:rPr>
-        <w:t>0</w:t>
-      </w:r>
-      <w:r>
-        <w:rPr>
-          <w:rFonts w:ascii="Calibri" w:eastAsia="华文细黑" w:hAnsi="Calibri" w:cs="Calibri"/>
-          <w:b/>
-          <w:bCs/>
-          <w:color w:val="404040" w:themeColor="text1" w:themeTint="BF"/>
-          <w:szCs w:val="21"/>
-        </w:rPr>
-        <w:t>6</w:t>
-      </w:r>
-      <w:r>
-        <w:rPr>
-          <w:rFonts w:ascii="Calibri" w:eastAsia="华文细黑" w:hAnsi="Calibri" w:cs="Calibri"/>
-          <w:b/>
-          <w:bCs/>
-          <w:color w:val="404040" w:themeColor="text1" w:themeTint="BF"/>
-          <w:szCs w:val="21"/>
-        </w:rPr>
-        <w:t>–</w:t>
-      </w:r>
-      <w:r>
-        <w:rPr>
-          <w:rFonts w:ascii="Calibri" w:eastAsia="华文细黑" w:hAnsi="Calibri" w:cs="Calibri" w:hint="eastAsia"/>
-          <w:b/>
-          <w:bCs/>
-          <w:color w:val="404040" w:themeColor="text1" w:themeTint="BF"/>
-          <w:szCs w:val="21"/>
-        </w:rPr>
-        <w:t>2</w:t>
-      </w:r>
-      <w:r>
-        <w:rPr>
-          <w:rFonts w:ascii="Calibri" w:eastAsia="华文细黑" w:hAnsi="Calibri" w:cs="Calibri"/>
-          <w:b/>
-          <w:bCs/>
-          <w:color w:val="404040" w:themeColor="text1" w:themeTint="BF"/>
-          <w:szCs w:val="21"/>
-        </w:rPr>
-        <w:t>0</w:t>
-      </w:r>
-      <w:r>
-        <w:rPr>
-          <w:rFonts w:ascii="Calibri" w:eastAsia="华文细黑" w:hAnsi="Calibri" w:cs="Calibri"/>
-          <w:b/>
-          <w:bCs/>
-          <w:color w:val="404040" w:themeColor="text1" w:themeTint="BF"/>
-          <w:szCs w:val="21"/>
-        </w:rPr>
-        <w:t>19</w:t>
-      </w:r>
-      <w:r>
-        <w:rPr>
-          <w:rFonts w:ascii="Calibri" w:eastAsia="华文细黑" w:hAnsi="Calibri" w:cs="Calibri"/>
-          <w:b/>
-          <w:bCs/>
-          <w:color w:val="404040" w:themeColor="text1" w:themeTint="BF"/>
-          <w:szCs w:val="21"/>
-        </w:rPr>
-        <w:t>.</w:t>
-      </w:r>
-      <w:r>
-        <w:rPr>
-          <w:rFonts w:ascii="Calibri" w:eastAsia="华文细黑" w:hAnsi="Calibri" w:cs="Calibri"/>
-          <w:b/>
-          <w:bCs/>
-          <w:color w:val="404040" w:themeColor="text1" w:themeTint="BF"/>
-          <w:szCs w:val="21"/>
-        </w:rPr>
-        <w:t>0</w:t>
-      </w:r>
-      <w:r>
-        <w:rPr>
-          <w:rFonts w:ascii="Calibri" w:eastAsia="华文细黑" w:hAnsi="Calibri" w:cs="Calibri"/>
-          <w:b/>
-          <w:bCs/>
-          <w:color w:val="404040" w:themeColor="text1" w:themeTint="BF"/>
-          <w:szCs w:val="21"/>
-        </w:rPr>
-        <w:t>4</w:t>
-      </w:r>
-    </w:p>
-    <w:p>
-      <w:pPr>
-        <w:spacing w:line="400" w:lineRule="exact"/>
-        <w:rPr>
-          <w:rFonts w:ascii="Calibri" w:eastAsia="华文细黑" w:hAnsi="Calibri" w:cs="Calibri"/>
-          <w:b/>
-          <w:bCs/>
-          <w:color w:val="404040" w:themeColor="text1" w:themeTint="BF"/>
-          <w:szCs w:val="21"/>
-        </w:rPr>
-      </w:pPr>
-      <w:r>
-        <w:rPr>
-          <w:rFonts w:ascii="Calibri" w:eastAsia="华文细黑" w:hAnsi="Calibri" w:cs="Calibri" w:hint="eastAsia"/>
-          <w:b/>
-          <w:bCs/>
-          <w:color w:val="404040" w:themeColor="text1" w:themeTint="BF"/>
-          <w:szCs w:val="21"/>
-        </w:rPr>
-        <w:t>项目介绍</w:t>
-      </w:r>
-      <w:r>
-        <w:rPr>
-          <w:rFonts w:ascii="Calibri" w:eastAsia="华文细黑" w:hAnsi="Calibri" w:cs="Calibri" w:hint="eastAsia"/>
-          <w:b/>
-          <w:bCs/>
-          <w:color w:val="404040" w:themeColor="text1" w:themeTint="BF"/>
-          <w:szCs w:val="21"/>
-        </w:rPr>
-        <w:t>：</w:t>
-      </w:r>
-    </w:p>
-    <w:p>
-      <w:pPr>
-        <w:spacing w:line="320" w:lineRule="exact"/>
-        <w:rPr>
-          <w:rFonts w:ascii="Calibri" w:eastAsia="华文细黑" w:hAnsi="Calibri" w:cs="Calibri"/>
-          <w:color w:val="404040" w:themeColor="text1" w:themeTint="BF"/>
-          <w:szCs w:val="21"/>
-        </w:rPr>
-      </w:pPr>
-      <w:r>
-        <w:rPr>
-          <w:rFonts w:ascii="Calibri" w:eastAsia="华文细黑" w:hAnsi="Calibri" w:cs="Calibri"/>
-          <w:b/>
-          <w:bCs/>
-          <w:color w:val="404040" w:themeColor="text1" w:themeTint="BF"/>
-          <w:szCs w:val="21"/>
-        </w:rPr>
-        <w:tab/>
-      </w:r>
-      <w:r>
-        <w:rPr>
-          <w:rFonts w:ascii="Calibri" w:eastAsia="华文细黑" w:hAnsi="Calibri" w:cs="Calibri" w:hint="eastAsia"/>
-          <w:color w:val="404040" w:themeColor="text1" w:themeTint="BF"/>
-          <w:szCs w:val="21"/>
-        </w:rPr>
-        <w:t>Cassandra</w:t>
-      </w:r>
-      <w:r>
-        <w:rPr>
-          <w:rFonts w:ascii="Calibri" w:eastAsia="华文细黑" w:hAnsi="Calibri" w:cs="Calibri" w:hint="eastAsia"/>
-          <w:color w:val="404040" w:themeColor="text1" w:themeTint="BF"/>
-          <w:szCs w:val="21"/>
-        </w:rPr>
-        <w:t>原生驱动使用较为复杂，同时没有提供多</w:t>
-      </w:r>
-      <w:r>
-        <w:rPr>
-          <w:rFonts w:ascii="Calibri" w:eastAsia="华文细黑" w:hAnsi="Calibri" w:cs="Calibri" w:hint="eastAsia"/>
-          <w:color w:val="404040" w:themeColor="text1" w:themeTint="BF"/>
-          <w:szCs w:val="21"/>
-        </w:rPr>
-        <w:t>DC</w:t>
-      </w:r>
-      <w:r>
-        <w:rPr>
-          <w:rFonts w:ascii="Calibri" w:eastAsia="华文细黑" w:hAnsi="Calibri" w:cs="Calibri" w:hint="eastAsia"/>
-          <w:color w:val="404040" w:themeColor="text1" w:themeTint="BF"/>
-          <w:szCs w:val="21"/>
-        </w:rPr>
-        <w:t>切换的方式，</w:t>
-      </w:r>
-      <w:r>
-        <w:rPr>
-          <w:rFonts w:ascii="Calibri" w:eastAsia="华文细黑" w:hAnsi="Calibri" w:cs="Calibri"/>
-          <w:color w:val="404040" w:themeColor="text1" w:themeTint="BF"/>
-          <w:szCs w:val="21"/>
-        </w:rPr>
-        <w:t>SDS SDK</w:t>
-      </w:r>
-      <w:r>
-        <w:rPr>
-          <w:rFonts w:ascii="Calibri" w:eastAsia="华文细黑" w:hAnsi="Calibri" w:cs="Calibri" w:hint="eastAsia"/>
-          <w:color w:val="404040" w:themeColor="text1" w:themeTint="BF"/>
-          <w:szCs w:val="21"/>
-        </w:rPr>
-        <w:t>在原生驱动的基础上，给业务提供统一的操作接口，并且为提高服务的可用性和容灾能力，提供了多</w:t>
-      </w:r>
-      <w:r>
-        <w:rPr>
-          <w:rFonts w:ascii="Calibri" w:eastAsia="华文细黑" w:hAnsi="Calibri" w:cs="Calibri" w:hint="eastAsia"/>
-          <w:color w:val="404040" w:themeColor="text1" w:themeTint="BF"/>
-          <w:szCs w:val="21"/>
-        </w:rPr>
-        <w:t>DC</w:t>
-      </w:r>
-      <w:r>
-        <w:rPr>
-          <w:rFonts w:ascii="Calibri" w:eastAsia="华文细黑" w:hAnsi="Calibri" w:cs="Calibri" w:hint="eastAsia"/>
-          <w:color w:val="404040" w:themeColor="text1" w:themeTint="BF"/>
-          <w:szCs w:val="21"/>
-        </w:rPr>
-        <w:t>容灾自动告警切换的功能，方便业务接入，降低使用成本</w:t>
-      </w:r>
-      <w:r>
-        <w:rPr>
-          <w:rFonts w:ascii="Calibri" w:eastAsia="华文细黑" w:hAnsi="Calibri" w:cs="Calibri" w:hint="eastAsia"/>
-          <w:color w:val="404040" w:themeColor="text1" w:themeTint="BF"/>
-          <w:szCs w:val="21"/>
-        </w:rPr>
-        <w:t>。</w:t>
-      </w:r>
-    </w:p>
-    <w:p>
-      <w:pPr>
-        <w:spacing w:line="400" w:lineRule="exact"/>
-        <w:rPr>
-          <w:rFonts w:ascii="Calibri" w:eastAsia="华文细黑" w:hAnsi="Calibri" w:cs="Calibri"/>
-          <w:color w:val="404040" w:themeColor="text1" w:themeTint="BF"/>
-          <w:szCs w:val="21"/>
-        </w:rPr>
-      </w:pPr>
-      <w:r>
-        <w:rPr>
-          <w:rFonts w:ascii="Calibri" w:eastAsia="华文细黑" w:hAnsi="Calibri" w:cs="Calibri" w:hint="eastAsia"/>
-          <w:b/>
-          <w:bCs/>
-          <w:color w:val="404040" w:themeColor="text1" w:themeTint="BF"/>
-          <w:szCs w:val="21"/>
-        </w:rPr>
-        <w:t>技术选型</w:t>
-      </w:r>
-      <w:r>
-        <w:rPr>
-          <w:rFonts w:ascii="Calibri" w:eastAsia="华文细黑" w:hAnsi="Calibri" w:cs="Calibri" w:hint="eastAsia"/>
-          <w:b/>
-          <w:bCs/>
-          <w:color w:val="404040" w:themeColor="text1" w:themeTint="BF"/>
-          <w:szCs w:val="21"/>
-        </w:rPr>
-        <w:t>：</w:t>
-      </w:r>
-      <w:r>
-        <w:rPr>
-          <w:rFonts w:ascii="Calibri" w:eastAsia="华文细黑" w:hAnsi="Calibri" w:cs="Calibri" w:hint="eastAsia"/>
-          <w:color w:val="404040" w:themeColor="text1" w:themeTint="BF"/>
-          <w:szCs w:val="21"/>
-        </w:rPr>
-        <w:t>Cassandra</w:t>
-      </w:r>
-      <w:r>
-        <w:rPr>
-          <w:rFonts w:ascii="Calibri" w:eastAsia="华文细黑" w:hAnsi="Calibri" w:cs="Calibri"/>
-          <w:color w:val="404040" w:themeColor="text1" w:themeTint="BF"/>
-          <w:szCs w:val="21"/>
-        </w:rPr>
-        <w:t xml:space="preserve"> </w:t>
-      </w:r>
-      <w:r>
-        <w:rPr>
-          <w:rFonts w:ascii="Calibri" w:eastAsia="华文细黑" w:hAnsi="Calibri" w:cs="Calibri" w:hint="eastAsia"/>
-          <w:color w:val="404040" w:themeColor="text1" w:themeTint="BF"/>
-          <w:szCs w:val="21"/>
-        </w:rPr>
-        <w:t>+</w:t>
-      </w:r>
-      <w:r>
-        <w:rPr>
-          <w:rFonts w:ascii="Calibri" w:eastAsia="华文细黑" w:hAnsi="Calibri" w:cs="Calibri"/>
-          <w:color w:val="404040" w:themeColor="text1" w:themeTint="BF"/>
-          <w:szCs w:val="21"/>
-        </w:rPr>
-        <w:t xml:space="preserve"> </w:t>
-      </w:r>
-      <w:r>
-        <w:rPr>
-          <w:rFonts w:ascii="Calibri" w:eastAsia="华文细黑" w:hAnsi="Calibri" w:cs="Calibri" w:hint="eastAsia"/>
-          <w:color w:val="404040" w:themeColor="text1" w:themeTint="BF"/>
-          <w:szCs w:val="21"/>
-        </w:rPr>
-        <w:t>Elasticsearch</w:t>
-      </w:r>
-      <w:r>
-        <w:rPr>
-          <w:rFonts w:ascii="Calibri" w:eastAsia="华文细黑" w:hAnsi="Calibri" w:cs="Calibri"/>
-          <w:color w:val="404040" w:themeColor="text1" w:themeTint="BF"/>
-          <w:szCs w:val="21"/>
-        </w:rPr>
-        <w:t xml:space="preserve"> </w:t>
-      </w:r>
-      <w:r>
-        <w:rPr>
-          <w:rFonts w:ascii="Calibri" w:eastAsia="华文细黑" w:hAnsi="Calibri" w:cs="Calibri"/>
-          <w:color w:val="404040" w:themeColor="text1" w:themeTint="BF"/>
-          <w:szCs w:val="21"/>
-        </w:rPr>
-        <w:t>+</w:t>
-      </w:r>
-      <w:r>
-        <w:rPr>
-          <w:rFonts w:ascii="Calibri" w:eastAsia="华文细黑" w:hAnsi="Calibri" w:cs="Calibri"/>
-          <w:color w:val="404040" w:themeColor="text1" w:themeTint="BF"/>
-          <w:szCs w:val="21"/>
-        </w:rPr>
-        <w:t xml:space="preserve"> </w:t>
-      </w:r>
-      <w:r>
-        <w:rPr>
-          <w:rFonts w:ascii="Calibri" w:eastAsia="华文细黑" w:hAnsi="Calibri" w:cs="Calibri" w:hint="eastAsia"/>
-          <w:color w:val="404040" w:themeColor="text1" w:themeTint="BF"/>
-          <w:szCs w:val="21"/>
-        </w:rPr>
-        <w:t>Redis</w:t>
-      </w:r>
-      <w:r>
-        <w:rPr>
-          <w:rFonts w:ascii="Calibri" w:eastAsia="华文细黑" w:hAnsi="Calibri" w:cs="Calibri"/>
-          <w:color w:val="404040" w:themeColor="text1" w:themeTint="BF"/>
-          <w:szCs w:val="21"/>
-        </w:rPr>
-        <w:t xml:space="preserve"> </w:t>
-      </w:r>
-      <w:r>
-        <w:rPr>
-          <w:rFonts w:ascii="Calibri" w:eastAsia="华文细黑" w:hAnsi="Calibri" w:cs="Calibri"/>
-          <w:color w:val="404040" w:themeColor="text1" w:themeTint="BF"/>
-          <w:szCs w:val="21"/>
-        </w:rPr>
-        <w:t xml:space="preserve">+ </w:t>
-      </w:r>
-      <w:r>
-        <w:rPr>
-          <w:rFonts w:ascii="Calibri" w:eastAsia="华文细黑" w:hAnsi="Calibri" w:cs="Calibri" w:hint="eastAsia"/>
-          <w:color w:val="404040" w:themeColor="text1" w:themeTint="BF"/>
-          <w:szCs w:val="21"/>
-        </w:rPr>
-        <w:t>Dubbo</w:t>
-      </w:r>
-      <w:r>
-        <w:rPr>
-          <w:rFonts w:ascii="Calibri" w:eastAsia="华文细黑" w:hAnsi="Calibri" w:cs="Calibri"/>
-          <w:color w:val="404040" w:themeColor="text1" w:themeTint="BF"/>
-          <w:szCs w:val="21"/>
-        </w:rPr>
-        <w:t xml:space="preserve"> + Kakfa</w:t>
-      </w:r>
-      <w:r>
-        <w:rPr>
-          <w:rFonts w:ascii="Calibri" w:eastAsia="华文细黑" w:hAnsi="Calibri" w:cs="Calibri" w:hint="eastAsia"/>
-          <w:color w:val="404040" w:themeColor="text1" w:themeTint="BF"/>
-          <w:szCs w:val="21"/>
-        </w:rPr>
-        <w:t>等</w:t>
-      </w:r>
-    </w:p>
-    <w:p>
-      <w:pPr>
-        <w:spacing w:line="400" w:lineRule="exact"/>
-        <w:rPr>
-          <w:rFonts w:ascii="Calibri" w:eastAsia="华文细黑" w:hAnsi="Calibri" w:cs="Calibri"/>
-          <w:b/>
-          <w:bCs/>
-          <w:color w:val="404040" w:themeColor="text1" w:themeTint="BF"/>
-          <w:szCs w:val="21"/>
-        </w:rPr>
-      </w:pPr>
-      <w:r>
-        <w:rPr>
-          <w:rFonts w:ascii="Calibri" w:eastAsia="华文细黑" w:hAnsi="Calibri" w:cs="Calibri" w:hint="eastAsia"/>
-          <w:b/>
-          <w:bCs/>
-          <w:color w:val="404040" w:themeColor="text1" w:themeTint="BF"/>
-          <w:szCs w:val="21"/>
-        </w:rPr>
-        <w:t>工作职责</w:t>
-      </w:r>
-      <w:r>
-        <w:rPr>
-          <w:rFonts w:ascii="Calibri" w:eastAsia="华文细黑" w:hAnsi="Calibri" w:cs="Calibri" w:hint="eastAsia"/>
-          <w:b/>
-          <w:bCs/>
-          <w:color w:val="404040" w:themeColor="text1" w:themeTint="BF"/>
-          <w:szCs w:val="21"/>
-        </w:rPr>
-        <w:t>：</w:t>
-      </w:r>
-    </w:p>
-    <w:p>
-      <w:pPr>
-        <w:pStyle w:val="a3"/>
-        <w:numPr>
-          <w:ilvl w:val="0"/>
-          <w:numId w:val="26"/>
-        </w:numPr>
-        <w:spacing w:line="320" w:lineRule="exact"/>
-        <w:ind w:firstLineChars="0"/>
-        <w:rPr>
-          <w:rFonts w:ascii="Calibri" w:eastAsia="华文细黑" w:hAnsi="Calibri" w:cs="Calibri"/>
-          <w:b/>
-          <w:bCs/>
-          <w:color w:val="404040" w:themeColor="text1" w:themeTint="BF"/>
-          <w:szCs w:val="21"/>
-        </w:rPr>
-      </w:pPr>
-      <w:r>
-        <w:rPr>
-          <w:rFonts w:ascii="Calibri" w:eastAsia="华文细黑" w:hAnsi="Calibri" w:cs="Calibri" w:hint="eastAsia"/>
-          <w:color w:val="404040" w:themeColor="text1" w:themeTint="BF"/>
-          <w:szCs w:val="21"/>
-        </w:rPr>
-        <w:t>负责</w:t>
-      </w:r>
-      <w:r>
-        <w:rPr>
-          <w:rFonts w:ascii="Calibri" w:eastAsia="华文细黑" w:hAnsi="Calibri" w:cs="Calibri" w:hint="eastAsia"/>
-          <w:color w:val="404040" w:themeColor="text1" w:themeTint="BF"/>
-          <w:szCs w:val="21"/>
-        </w:rPr>
-        <w:t>SDK</w:t>
-      </w:r>
-      <w:r>
-        <w:rPr>
-          <w:rFonts w:ascii="Calibri" w:eastAsia="华文细黑" w:hAnsi="Calibri" w:cs="Calibri" w:hint="eastAsia"/>
-          <w:color w:val="404040" w:themeColor="text1" w:themeTint="BF"/>
-          <w:szCs w:val="21"/>
-        </w:rPr>
-        <w:t>部分接口开发</w:t>
-      </w:r>
-      <w:r>
-        <w:rPr>
-          <w:rFonts w:ascii="Calibri" w:eastAsia="华文细黑" w:hAnsi="Calibri" w:cs="Calibri" w:hint="eastAsia"/>
-          <w:color w:val="404040" w:themeColor="text1" w:themeTint="BF"/>
-          <w:szCs w:val="21"/>
-        </w:rPr>
-        <w:t>，负责双</w:t>
-      </w:r>
-      <w:r>
-        <w:rPr>
-          <w:rFonts w:ascii="Calibri" w:eastAsia="华文细黑" w:hAnsi="Calibri" w:cs="Calibri" w:hint="eastAsia"/>
-          <w:color w:val="404040" w:themeColor="text1" w:themeTint="BF"/>
-          <w:szCs w:val="21"/>
-        </w:rPr>
-        <w:t>DC</w:t>
-      </w:r>
-      <w:r>
-        <w:rPr>
-          <w:rFonts w:ascii="Calibri" w:eastAsia="华文细黑" w:hAnsi="Calibri" w:cs="Calibri" w:hint="eastAsia"/>
-          <w:color w:val="404040" w:themeColor="text1" w:themeTint="BF"/>
-          <w:szCs w:val="21"/>
-        </w:rPr>
-        <w:t>容灾</w:t>
-      </w:r>
-      <w:r>
-        <w:rPr>
-          <w:rFonts w:ascii="Calibri" w:eastAsia="华文细黑" w:hAnsi="Calibri" w:cs="Calibri" w:hint="eastAsia"/>
-          <w:color w:val="404040" w:themeColor="text1" w:themeTint="BF"/>
-          <w:szCs w:val="21"/>
-        </w:rPr>
-        <w:t>切换</w:t>
-      </w:r>
-      <w:r>
-        <w:rPr>
-          <w:rFonts w:ascii="Calibri" w:eastAsia="华文细黑" w:hAnsi="Calibri" w:cs="Calibri" w:hint="eastAsia"/>
-          <w:color w:val="404040" w:themeColor="text1" w:themeTint="BF"/>
-          <w:szCs w:val="21"/>
-        </w:rPr>
-        <w:t>功能</w:t>
-      </w:r>
-      <w:r>
-        <w:rPr>
-          <w:rFonts w:ascii="Calibri" w:eastAsia="华文细黑" w:hAnsi="Calibri" w:cs="Calibri" w:hint="eastAsia"/>
-          <w:color w:val="404040" w:themeColor="text1" w:themeTint="BF"/>
-          <w:szCs w:val="21"/>
-        </w:rPr>
-        <w:t>开发</w:t>
-      </w:r>
-    </w:p>
-    <w:p>
-      <w:pPr>
-        <w:pStyle w:val="a3"/>
-        <w:numPr>
-          <w:ilvl w:val="0"/>
-          <w:numId w:val="26"/>
-        </w:numPr>
-        <w:spacing w:line="320" w:lineRule="exact"/>
-        <w:ind w:left="357" w:firstLineChars="0" w:hanging="357"/>
-        <w:rPr>
-          <w:rFonts w:ascii="Calibri" w:eastAsia="华文细黑" w:hAnsi="Calibri" w:cs="Calibri"/>
-          <w:color w:val="404040" w:themeColor="text1" w:themeTint="BF"/>
-          <w:szCs w:val="21"/>
-        </w:rPr>
-      </w:pPr>
-      <w:r>
-        <w:rPr>
-          <w:rFonts w:ascii="Calibri" w:eastAsia="华文细黑" w:hAnsi="Calibri" w:cs="Calibri" w:hint="eastAsia"/>
-          <w:color w:val="404040" w:themeColor="text1" w:themeTint="BF"/>
-          <w:szCs w:val="21"/>
-        </w:rPr>
-        <w:t>负责</w:t>
-      </w:r>
-      <w:r>
-        <w:rPr>
-          <w:rFonts w:ascii="Calibri" w:eastAsia="华文细黑" w:hAnsi="Calibri" w:cs="Calibri" w:hint="eastAsia"/>
-          <w:color w:val="404040" w:themeColor="text1" w:themeTint="BF"/>
-          <w:szCs w:val="21"/>
-        </w:rPr>
-        <w:t>SDK</w:t>
-      </w:r>
-      <w:r>
-        <w:rPr>
-          <w:rFonts w:ascii="Calibri" w:eastAsia="华文细黑" w:hAnsi="Calibri" w:cs="Calibri" w:hint="eastAsia"/>
-          <w:color w:val="404040" w:themeColor="text1" w:themeTint="BF"/>
-          <w:szCs w:val="21"/>
-        </w:rPr>
-        <w:t>去</w:t>
-      </w:r>
-      <w:r>
-        <w:rPr>
-          <w:rFonts w:ascii="Calibri" w:eastAsia="华文细黑" w:hAnsi="Calibri" w:cs="Calibri" w:hint="eastAsia"/>
-          <w:color w:val="404040" w:themeColor="text1" w:themeTint="BF"/>
-          <w:szCs w:val="21"/>
-        </w:rPr>
-        <w:t>S</w:t>
-      </w:r>
-      <w:r>
-        <w:rPr>
-          <w:rFonts w:ascii="Calibri" w:eastAsia="华文细黑" w:hAnsi="Calibri" w:cs="Calibri"/>
-          <w:color w:val="404040" w:themeColor="text1" w:themeTint="BF"/>
-          <w:szCs w:val="21"/>
-        </w:rPr>
-        <w:t>p</w:t>
-      </w:r>
-      <w:r>
-        <w:rPr>
-          <w:rFonts w:ascii="Calibri" w:eastAsia="华文细黑" w:hAnsi="Calibri" w:cs="Calibri" w:hint="eastAsia"/>
-          <w:color w:val="404040" w:themeColor="text1" w:themeTint="BF"/>
-          <w:szCs w:val="21"/>
-        </w:rPr>
-        <w:t>ring</w:t>
-      </w:r>
-      <w:r>
-        <w:rPr>
-          <w:rFonts w:ascii="Calibri" w:eastAsia="华文细黑" w:hAnsi="Calibri" w:cs="Calibri" w:hint="eastAsia"/>
-          <w:color w:val="404040" w:themeColor="text1" w:themeTint="BF"/>
-          <w:szCs w:val="21"/>
-        </w:rPr>
-        <w:t>、配置中心模块开发</w:t>
-      </w:r>
-    </w:p>
-    <w:p>
-      <w:pPr>
-        <w:spacing w:beforeLines="50" w:before="156" w:line="400" w:lineRule="exact"/>
-        <w:rPr>
-          <w:rFonts w:ascii="华文细黑" w:eastAsia="华文细黑" w:hAnsi="华文细黑" w:cs="Calibri" w:hint="eastAsia"/>
-          <w:b/>
-          <w:bCs/>
-          <w:color w:val="404040" w:themeColor="text1" w:themeTint="BF"/>
-          <w:sz w:val="24"/>
-          <w:szCs w:val="24"/>
-        </w:rPr>
-      </w:pPr>
-      <w:r>
-        <w:rPr>
-          <w:rFonts w:ascii="华文细黑" w:eastAsia="华文细黑" w:hAnsi="华文细黑" w:cs="Calibri" w:hint="eastAsia"/>
-          <w:b/>
-          <w:bCs/>
-          <w:color w:val="404040" w:themeColor="text1" w:themeTint="BF"/>
-          <w:sz w:val="24"/>
-          <w:szCs w:val="24"/>
-        </w:rPr>
         <w:t>自我评价</w:t>
       </w:r>
     </w:p>
@@ -8433,7 +7728,6 @@
           <w:color w:val="404040" w:themeColor="text1" w:themeTint="BF"/>
           <w:szCs w:val="21"/>
         </w:rPr>
-        <w:lastRenderedPageBreak/>
         <w:t>能对当前业务的需求进行合理评估，并做出改善建议</w:t>
       </w:r>
     </w:p>
@@ -11822,7 +11116,7 @@
   <w:style w:type="paragraph" w:default="1" w:styleId="a">
     <w:name w:val="Normal"/>
     <w:qFormat/>
-    <w:rsid w:val="004C20F7"/>
+    <w:rsid w:val="008E6C1F"/>
     <w:pPr>
       <w:widowControl w:val="0"/>
       <w:jc w:val="both"/>

--- a/src/main/resources/于飞-简历-Java-5年 - 副本.docx
+++ b/src/main/resources/于飞-简历-Java-5年 - 副本.docx
@@ -968,6 +968,14 @@
       </w:pPr>
       <w:r>
         <w:rPr>
+          <w:rFonts w:ascii="Calibri" w:eastAsia="华文细黑" w:hAnsi="Calibri" w:cs="Calibri" w:hint="eastAsia"/>
+          <w:color w:val="404040" w:themeColor="text1" w:themeTint="BF"/>
+          <w:szCs w:val="21"/>
+        </w:rPr>
+        <w:t>精通</w:t>
+      </w:r>
+      <w:r>
+        <w:rPr>
           <w:rFonts w:eastAsia="微软雅黑"/>
           <w:b/>
           <w:bCs/>
@@ -1143,30 +1151,6 @@
           <w:color w:val="404040" w:themeColor="text1" w:themeTint="BF"/>
           <w:szCs w:val="21"/>
         </w:rPr>
-        <w:t>基础扎实</w:t>
-      </w:r>
-      <w:r>
-        <w:rPr>
-          <w:rFonts w:ascii="Calibri" w:eastAsia="华文细黑" w:hAnsi="Calibri" w:cs="Calibri"/>
-          <w:color w:val="404040" w:themeColor="text1" w:themeTint="BF"/>
-          <w:szCs w:val="21"/>
-        </w:rPr>
-        <w:t>，熟悉</w:t>
-      </w:r>
-      <w:r>
-        <w:rPr>
-          <w:rFonts w:ascii="Calibri" w:eastAsia="华文细黑" w:hAnsi="Calibri" w:cs="Calibri"/>
-          <w:color w:val="404040" w:themeColor="text1" w:themeTint="BF"/>
-          <w:szCs w:val="21"/>
-        </w:rPr>
-        <w:t>多线程、并发开发</w:t>
-      </w:r>
-      <w:r>
-        <w:rPr>
-          <w:rFonts w:ascii="Calibri" w:eastAsia="华文细黑" w:hAnsi="Calibri" w:cs="Calibri"/>
-          <w:color w:val="404040" w:themeColor="text1" w:themeTint="BF"/>
-          <w:szCs w:val="21"/>
-        </w:rPr>
         <w:t>，</w:t>
       </w:r>
       <w:r>
@@ -1175,15 +1159,23 @@
           <w:color w:val="404040" w:themeColor="text1" w:themeTint="BF"/>
           <w:szCs w:val="21"/>
         </w:rPr>
-        <w:t>了解常用设计模式和算法，</w:t>
-      </w:r>
-      <w:r>
-        <w:rPr>
-          <w:rFonts w:ascii="Calibri" w:eastAsia="华文细黑" w:hAnsi="Calibri" w:cs="Calibri"/>
-          <w:color w:val="404040" w:themeColor="text1" w:themeTint="BF"/>
-          <w:szCs w:val="21"/>
-        </w:rPr>
-        <w:t>熟悉</w:t>
+        <w:t>深入理解</w:t>
+      </w:r>
+      <w:r>
+        <w:rPr>
+          <w:rFonts w:ascii="Calibri" w:eastAsia="华文细黑" w:hAnsi="Calibri" w:cs="Calibri"/>
+          <w:color w:val="404040" w:themeColor="text1" w:themeTint="BF"/>
+          <w:szCs w:val="21"/>
+        </w:rPr>
+        <w:t>多线程、并发</w:t>
+      </w:r>
+      <w:r>
+        <w:rPr>
+          <w:rFonts w:ascii="Calibri" w:eastAsia="华文细黑" w:hAnsi="Calibri" w:cs="Calibri" w:hint="eastAsia"/>
+          <w:color w:val="404040" w:themeColor="text1" w:themeTint="BF"/>
+          <w:szCs w:val="21"/>
+        </w:rPr>
+        <w:t>编程、</w:t>
       </w:r>
       <w:r>
         <w:rPr>
@@ -1200,6 +1192,22 @@
           <w:szCs w:val="21"/>
         </w:rPr>
         <w:t>原理</w:t>
+      </w:r>
+      <w:r>
+        <w:rPr>
+          <w:rFonts w:ascii="Calibri" w:eastAsia="华文细黑" w:hAnsi="Calibri" w:cs="Calibri" w:hint="eastAsia"/>
+          <w:color w:val="404040" w:themeColor="text1" w:themeTint="BF"/>
+          <w:szCs w:val="21"/>
+        </w:rPr>
+        <w:t>及性能优化</w:t>
+      </w:r>
+      <w:r>
+        <w:rPr>
+          <w:rFonts w:ascii="Calibri" w:eastAsia="华文细黑" w:hAnsi="Calibri" w:cs="Calibri" w:hint="eastAsia"/>
+          <w:color w:val="404040" w:themeColor="text1" w:themeTint="BF"/>
+          <w:szCs w:val="21"/>
+        </w:rPr>
+        <w:t>，熟练运用设计模式</w:t>
       </w:r>
     </w:p>
     <w:p>
@@ -1227,51 +1235,51 @@
       </w:r>
       <w:r>
         <w:rPr>
-          <w:rFonts w:ascii="Calibri" w:eastAsia="华文细黑" w:hAnsi="Calibri" w:cs="Calibri" w:hint="eastAsia"/>
-          <w:color w:val="404040" w:themeColor="text1" w:themeTint="BF"/>
-          <w:szCs w:val="21"/>
-        </w:rPr>
-        <w:t>原理、</w:t>
-      </w:r>
-      <w:r>
-        <w:rPr>
-          <w:rFonts w:ascii="Calibri" w:eastAsia="华文细黑" w:hAnsi="Calibri" w:cs="Calibri"/>
-          <w:color w:val="404040" w:themeColor="text1" w:themeTint="BF"/>
-          <w:szCs w:val="21"/>
-        </w:rPr>
-        <w:t>设计和应用，对分布式常用技术</w:t>
-      </w:r>
-      <w:r>
-        <w:rPr>
-          <w:rFonts w:ascii="Calibri" w:eastAsia="华文细黑" w:hAnsi="Calibri" w:cs="Calibri"/>
-          <w:color w:val="404040" w:themeColor="text1" w:themeTint="BF"/>
-          <w:szCs w:val="21"/>
-        </w:rPr>
-        <w:t>能</w:t>
-      </w:r>
-      <w:r>
-        <w:rPr>
-          <w:rFonts w:ascii="Calibri" w:eastAsia="华文细黑" w:hAnsi="Calibri" w:cs="Calibri"/>
-          <w:color w:val="404040" w:themeColor="text1" w:themeTint="BF"/>
-          <w:szCs w:val="21"/>
-        </w:rPr>
-        <w:t>根据业务场景</w:t>
-      </w:r>
-      <w:r>
-        <w:rPr>
-          <w:rFonts w:ascii="Calibri" w:eastAsia="华文细黑" w:hAnsi="Calibri" w:cs="Calibri" w:hint="eastAsia"/>
-          <w:color w:val="404040" w:themeColor="text1" w:themeTint="BF"/>
-          <w:szCs w:val="21"/>
-        </w:rPr>
-        <w:t>合理</w:t>
-      </w:r>
-      <w:r>
-        <w:rPr>
-          <w:rFonts w:ascii="Calibri" w:eastAsia="华文细黑" w:hAnsi="Calibri" w:cs="Calibri" w:hint="eastAsia"/>
-          <w:color w:val="404040" w:themeColor="text1" w:themeTint="BF"/>
-          <w:szCs w:val="21"/>
-        </w:rPr>
-        <w:t>选择</w:t>
+          <w:rFonts w:ascii="Calibri" w:eastAsia="华文细黑" w:hAnsi="Calibri" w:cs="Calibri"/>
+          <w:color w:val="404040" w:themeColor="text1" w:themeTint="BF"/>
+          <w:szCs w:val="21"/>
+        </w:rPr>
+        <w:t>设计</w:t>
+      </w:r>
+      <w:r>
+        <w:rPr>
+          <w:rFonts w:ascii="Calibri" w:eastAsia="华文细黑" w:hAnsi="Calibri" w:cs="Calibri"/>
+          <w:color w:val="404040" w:themeColor="text1" w:themeTint="BF"/>
+          <w:szCs w:val="21"/>
+        </w:rPr>
+        <w:t>，</w:t>
+      </w:r>
+      <w:r>
+        <w:rPr>
+          <w:rFonts w:ascii="Calibri" w:eastAsia="华文细黑" w:hAnsi="Calibri" w:cs="Calibri"/>
+          <w:color w:val="404040" w:themeColor="text1" w:themeTint="BF"/>
+          <w:szCs w:val="21"/>
+        </w:rPr>
+        <w:t>具备高并发</w:t>
+      </w:r>
+      <w:r>
+        <w:rPr>
+          <w:rFonts w:ascii="Calibri" w:eastAsia="华文细黑" w:hAnsi="Calibri" w:cs="Calibri" w:hint="eastAsia"/>
+          <w:color w:val="404040" w:themeColor="text1" w:themeTint="BF"/>
+          <w:szCs w:val="21"/>
+        </w:rPr>
+        <w:t>、高可靠、高性能</w:t>
+      </w:r>
+      <w:r>
+        <w:rPr>
+          <w:rFonts w:ascii="Calibri" w:eastAsia="华文细黑" w:hAnsi="Calibri" w:cs="Calibri"/>
+          <w:color w:val="404040" w:themeColor="text1" w:themeTint="BF"/>
+          <w:szCs w:val="21"/>
+        </w:rPr>
+        <w:t>系统设计经验</w:t>
+      </w:r>
+      <w:r>
+        <w:rPr>
+          <w:rFonts w:ascii="Calibri" w:eastAsia="华文细黑" w:hAnsi="Calibri" w:cs="Calibri" w:hint="eastAsia"/>
+          <w:color w:val="404040" w:themeColor="text1" w:themeTint="BF"/>
+          <w:szCs w:val="21"/>
+        </w:rPr>
+        <w:t>，</w:t>
       </w:r>
     </w:p>
     <w:p>
@@ -1295,55 +1303,63 @@
           <w:color w:val="404040" w:themeColor="text1" w:themeTint="BF"/>
           <w:szCs w:val="21"/>
         </w:rPr>
-        <w:t>熟悉常用分布式组件，有大数据</w:t>
-      </w:r>
-      <w:r>
-        <w:rPr>
-          <w:rFonts w:ascii="Calibri" w:eastAsia="华文细黑" w:hAnsi="Calibri" w:cs="Calibri" w:hint="eastAsia"/>
-          <w:color w:val="404040" w:themeColor="text1" w:themeTint="BF"/>
-          <w:szCs w:val="21"/>
-        </w:rPr>
-        <w:t>Hive</w:t>
-      </w:r>
-      <w:r>
-        <w:rPr>
-          <w:rFonts w:ascii="Calibri" w:eastAsia="华文细黑" w:hAnsi="Calibri" w:cs="Calibri" w:hint="eastAsia"/>
-          <w:color w:val="404040" w:themeColor="text1" w:themeTint="BF"/>
-          <w:szCs w:val="21"/>
-        </w:rPr>
-        <w:t>、</w:t>
-      </w:r>
-      <w:r>
-        <w:rPr>
-          <w:rFonts w:ascii="Calibri" w:eastAsia="华文细黑" w:hAnsi="Calibri" w:cs="Calibri" w:hint="eastAsia"/>
-          <w:color w:val="404040" w:themeColor="text1" w:themeTint="BF"/>
-          <w:szCs w:val="21"/>
-        </w:rPr>
-        <w:t>Hadoop</w:t>
-      </w:r>
-      <w:r>
-        <w:rPr>
-          <w:rFonts w:ascii="Calibri" w:eastAsia="华文细黑" w:hAnsi="Calibri" w:cs="Calibri" w:hint="eastAsia"/>
-          <w:color w:val="404040" w:themeColor="text1" w:themeTint="BF"/>
-          <w:szCs w:val="21"/>
-        </w:rPr>
-        <w:t xml:space="preserve"> </w:t>
-      </w:r>
-      <w:r>
-        <w:rPr>
-          <w:rFonts w:ascii="Calibri" w:eastAsia="华文细黑" w:hAnsi="Calibri" w:cs="Calibri" w:hint="eastAsia"/>
-          <w:color w:val="404040" w:themeColor="text1" w:themeTint="BF"/>
-          <w:szCs w:val="21"/>
-        </w:rPr>
-        <w:t>MR</w:t>
-      </w:r>
-      <w:r>
-        <w:rPr>
-          <w:rFonts w:ascii="Calibri" w:eastAsia="华文细黑" w:hAnsi="Calibri" w:cs="Calibri" w:hint="eastAsia"/>
-          <w:color w:val="404040" w:themeColor="text1" w:themeTint="BF"/>
-          <w:szCs w:val="21"/>
-        </w:rPr>
-        <w:t>任务开发经验</w:t>
+        <w:t>熟悉常用分布式组件，</w:t>
+      </w:r>
+      <w:r>
+        <w:rPr>
+          <w:rFonts w:ascii="Calibri" w:eastAsia="华文细黑" w:hAnsi="Calibri" w:cs="Calibri" w:hint="eastAsia"/>
+          <w:color w:val="404040" w:themeColor="text1" w:themeTint="BF"/>
+          <w:szCs w:val="21"/>
+        </w:rPr>
+        <w:t>熟练使用</w:t>
+      </w:r>
+      <w:r>
+        <w:rPr>
+          <w:rFonts w:ascii="Calibri" w:eastAsia="华文细黑" w:hAnsi="Calibri" w:cs="Calibri" w:hint="eastAsia"/>
+          <w:color w:val="404040" w:themeColor="text1" w:themeTint="BF"/>
+          <w:szCs w:val="21"/>
+        </w:rPr>
+        <w:t>MySQL</w:t>
+      </w:r>
+      <w:r>
+        <w:rPr>
+          <w:rFonts w:ascii="Calibri" w:eastAsia="华文细黑" w:hAnsi="Calibri" w:cs="Calibri" w:hint="eastAsia"/>
+          <w:color w:val="404040" w:themeColor="text1" w:themeTint="BF"/>
+          <w:szCs w:val="21"/>
+        </w:rPr>
+        <w:t>等常用数据库</w:t>
+      </w:r>
+      <w:r>
+        <w:rPr>
+          <w:rFonts w:ascii="Calibri" w:eastAsia="华文细黑" w:hAnsi="Calibri" w:cs="Calibri" w:hint="eastAsia"/>
+          <w:color w:val="404040" w:themeColor="text1" w:themeTint="BF"/>
+          <w:szCs w:val="21"/>
+        </w:rPr>
+        <w:t>，</w:t>
+      </w:r>
+      <w:r>
+        <w:rPr>
+          <w:rFonts w:ascii="Calibri" w:eastAsia="华文细黑" w:hAnsi="Calibri" w:cs="Calibri" w:hint="eastAsia"/>
+          <w:color w:val="404040" w:themeColor="text1" w:themeTint="BF"/>
+          <w:szCs w:val="21"/>
+        </w:rPr>
+        <w:t>对</w:t>
+      </w:r>
+      <w:r>
+        <w:rPr>
+          <w:rFonts w:ascii="Calibri" w:eastAsia="华文细黑" w:hAnsi="Calibri" w:cs="Calibri" w:hint="eastAsia"/>
+          <w:color w:val="404040" w:themeColor="text1" w:themeTint="BF"/>
+          <w:szCs w:val="21"/>
+        </w:rPr>
+        <w:t>SQL</w:t>
+      </w:r>
+      <w:r>
+        <w:rPr>
+          <w:rFonts w:ascii="Calibri" w:eastAsia="华文细黑" w:hAnsi="Calibri" w:cs="Calibri" w:hint="eastAsia"/>
+          <w:color w:val="404040" w:themeColor="text1" w:themeTint="BF"/>
+          <w:szCs w:val="21"/>
+        </w:rPr>
+        <w:t>优化有实际的实践经验</w:t>
       </w:r>
     </w:p>
     <w:p>
@@ -1356,50 +1372,58 @@
         <w:spacing w:line="320" w:lineRule="exact"/>
         <w:ind w:left="357" w:firstLineChars="0" w:hanging="357"/>
         <w:rPr>
-          <w:rFonts w:ascii="Calibri" w:eastAsia="华文细黑" w:hAnsi="Calibri" w:cs="Calibri"/>
-          <w:color w:val="404040" w:themeColor="text1" w:themeTint="BF"/>
-          <w:szCs w:val="21"/>
-        </w:rPr>
-      </w:pPr>
-      <w:r>
-        <w:rPr>
-          <w:rFonts w:ascii="Calibri" w:eastAsia="华文细黑" w:hAnsi="Calibri" w:cs="Calibri" w:hint="eastAsia"/>
-          <w:color w:val="404040" w:themeColor="text1" w:themeTint="BF"/>
-          <w:szCs w:val="21"/>
-        </w:rPr>
-        <w:t>熟练使用</w:t>
-      </w:r>
-      <w:r>
-        <w:rPr>
-          <w:rFonts w:ascii="Calibri" w:eastAsia="华文细黑" w:hAnsi="Calibri" w:cs="Calibri" w:hint="eastAsia"/>
-          <w:color w:val="404040" w:themeColor="text1" w:themeTint="BF"/>
-          <w:szCs w:val="21"/>
-        </w:rPr>
-        <w:t>MySQL</w:t>
-      </w:r>
-      <w:r>
-        <w:rPr>
-          <w:rFonts w:ascii="Calibri" w:eastAsia="华文细黑" w:hAnsi="Calibri" w:cs="Calibri" w:hint="eastAsia"/>
-          <w:color w:val="404040" w:themeColor="text1" w:themeTint="BF"/>
-          <w:szCs w:val="21"/>
-        </w:rPr>
-        <w:t>等常用数据库，对</w:t>
-      </w:r>
-      <w:r>
-        <w:rPr>
-          <w:rFonts w:ascii="Calibri" w:eastAsia="华文细黑" w:hAnsi="Calibri" w:cs="Calibri" w:hint="eastAsia"/>
-          <w:color w:val="404040" w:themeColor="text1" w:themeTint="BF"/>
-          <w:szCs w:val="21"/>
-        </w:rPr>
-        <w:t>SQL</w:t>
-      </w:r>
-      <w:r>
-        <w:rPr>
-          <w:rFonts w:ascii="Calibri" w:eastAsia="华文细黑" w:hAnsi="Calibri" w:cs="Calibri" w:hint="eastAsia"/>
-          <w:color w:val="404040" w:themeColor="text1" w:themeTint="BF"/>
-          <w:szCs w:val="21"/>
-        </w:rPr>
-        <w:t>优化有实际的实践经验</w:t>
+          <w:rFonts w:ascii="Calibri" w:eastAsia="华文细黑" w:hAnsi="Calibri" w:cs="Calibri" w:hint="eastAsia"/>
+          <w:color w:val="404040" w:themeColor="text1" w:themeTint="BF"/>
+          <w:szCs w:val="21"/>
+        </w:rPr>
+      </w:pPr>
+      <w:r>
+        <w:rPr>
+          <w:rFonts w:ascii="Calibri" w:eastAsia="华文细黑" w:hAnsi="Calibri" w:cs="Calibri" w:hint="eastAsia"/>
+          <w:color w:val="404040" w:themeColor="text1" w:themeTint="BF"/>
+          <w:szCs w:val="21"/>
+        </w:rPr>
+        <w:t>熟悉</w:t>
+      </w:r>
+      <w:r>
+        <w:rPr>
+          <w:rFonts w:ascii="Calibri" w:eastAsia="华文细黑" w:hAnsi="Calibri" w:cs="Calibri" w:hint="eastAsia"/>
+          <w:color w:val="404040" w:themeColor="text1" w:themeTint="BF"/>
+          <w:szCs w:val="21"/>
+        </w:rPr>
+        <w:t>VUE</w:t>
+      </w:r>
+      <w:r>
+        <w:rPr>
+          <w:rFonts w:ascii="Calibri" w:eastAsia="华文细黑" w:hAnsi="Calibri" w:cs="Calibri" w:hint="eastAsia"/>
+          <w:color w:val="404040" w:themeColor="text1" w:themeTint="BF"/>
+          <w:szCs w:val="21"/>
+        </w:rPr>
+        <w:t>、</w:t>
+      </w:r>
+      <w:r>
+        <w:rPr>
+          <w:rFonts w:ascii="Calibri" w:eastAsia="华文细黑" w:hAnsi="Calibri" w:cs="Calibri" w:hint="eastAsia"/>
+          <w:color w:val="404040" w:themeColor="text1" w:themeTint="BF"/>
+          <w:szCs w:val="21"/>
+        </w:rPr>
+        <w:t>TS</w:t>
+      </w:r>
+      <w:r>
+        <w:rPr>
+          <w:rFonts w:ascii="Calibri" w:eastAsia="华文细黑" w:hAnsi="Calibri" w:cs="Calibri" w:hint="eastAsia"/>
+          <w:color w:val="404040" w:themeColor="text1" w:themeTint="BF"/>
+          <w:szCs w:val="21"/>
+        </w:rPr>
+        <w:t>等前端技术，具备前端开发能力</w:t>
+      </w:r>
+      <w:r>
+        <w:rPr>
+          <w:rFonts w:ascii="Calibri" w:eastAsia="华文细黑" w:hAnsi="Calibri" w:cs="Calibri"/>
+          <w:color w:val="404040" w:themeColor="text1" w:themeTint="BF"/>
+          <w:szCs w:val="21"/>
+        </w:rPr>
+        <w:t>，可独立完成前后端联调</w:t>
       </w:r>
     </w:p>
     <w:p>
@@ -1412,6 +1436,70 @@
         <w:spacing w:line="320" w:lineRule="exact"/>
         <w:ind w:left="357" w:firstLineChars="0" w:hanging="357"/>
         <w:rPr>
+          <w:rFonts w:ascii="Calibri" w:eastAsia="华文细黑" w:hAnsi="Calibri" w:cs="Calibri" w:hint="eastAsia"/>
+          <w:color w:val="404040" w:themeColor="text1" w:themeTint="BF"/>
+          <w:szCs w:val="21"/>
+        </w:rPr>
+      </w:pPr>
+      <w:r>
+        <w:rPr>
+          <w:rFonts w:ascii="Calibri" w:eastAsia="华文细黑" w:hAnsi="Calibri" w:cs="Calibri" w:hint="eastAsia"/>
+          <w:color w:val="404040" w:themeColor="text1" w:themeTint="BF"/>
+          <w:szCs w:val="21"/>
+        </w:rPr>
+        <w:t>熟悉</w:t>
+      </w:r>
+      <w:r>
+        <w:rPr>
+          <w:rFonts w:ascii="Calibri" w:eastAsia="华文细黑" w:hAnsi="Calibri" w:cs="Calibri" w:hint="eastAsia"/>
+          <w:color w:val="404040" w:themeColor="text1" w:themeTint="BF"/>
+          <w:szCs w:val="21"/>
+        </w:rPr>
+        <w:t>python</w:t>
+      </w:r>
+      <w:r>
+        <w:rPr>
+          <w:rFonts w:ascii="Calibri" w:eastAsia="华文细黑" w:hAnsi="Calibri" w:cs="Calibri" w:hint="eastAsia"/>
+          <w:color w:val="404040" w:themeColor="text1" w:themeTint="BF"/>
+          <w:szCs w:val="21"/>
+        </w:rPr>
+        <w:t>、</w:t>
+      </w:r>
+      <w:r>
+        <w:rPr>
+          <w:rFonts w:ascii="Calibri" w:eastAsia="华文细黑" w:hAnsi="Calibri" w:cs="Calibri" w:hint="eastAsia"/>
+          <w:color w:val="404040" w:themeColor="text1" w:themeTint="BF"/>
+          <w:szCs w:val="21"/>
+        </w:rPr>
+        <w:t>bash</w:t>
+      </w:r>
+      <w:r>
+        <w:rPr>
+          <w:rFonts w:ascii="Calibri" w:eastAsia="华文细黑" w:hAnsi="Calibri" w:cs="Calibri" w:hint="eastAsia"/>
+          <w:color w:val="404040" w:themeColor="text1" w:themeTint="BF"/>
+          <w:szCs w:val="21"/>
+        </w:rPr>
+        <w:t>脚本语言，</w:t>
+      </w:r>
+      <w:r>
+        <w:rPr>
+          <w:rFonts w:ascii="Calibri" w:eastAsia="华文细黑" w:hAnsi="Calibri" w:cs="Calibri"/>
+          <w:color w:val="404040" w:themeColor="text1" w:themeTint="BF"/>
+          <w:szCs w:val="21"/>
+        </w:rPr>
+        <w:t>可用于工具开发与辅助系统建设</w:t>
+      </w:r>
+    </w:p>
+    <w:p>
+      <w:pPr>
+        <w:pStyle w:val="a3"/>
+        <w:numPr>
+          <w:ilvl w:val="0"/>
+          <w:numId w:val="10"/>
+        </w:numPr>
+        <w:spacing w:line="320" w:lineRule="exact"/>
+        <w:ind w:left="357" w:firstLineChars="0" w:hanging="357"/>
+        <w:rPr>
           <w:rFonts w:ascii="Calibri" w:eastAsia="华文细黑" w:hAnsi="Calibri" w:cs="Calibri"/>
           <w:color w:val="404040" w:themeColor="text1" w:themeTint="BF"/>
           <w:szCs w:val="21"/>
@@ -1439,7 +1527,55 @@
           <w:color w:val="404040" w:themeColor="text1" w:themeTint="BF"/>
           <w:szCs w:val="21"/>
         </w:rPr>
-        <w:t>命令，能对线上问题进行排查，快速定位问题原因</w:t>
+        <w:t>命令</w:t>
+      </w:r>
+      <w:r>
+        <w:rPr>
+          <w:rFonts w:ascii="Calibri" w:eastAsia="华文细黑" w:hAnsi="Calibri" w:cs="Calibri"/>
+          <w:color w:val="404040" w:themeColor="text1" w:themeTint="BF"/>
+          <w:szCs w:val="21"/>
+        </w:rPr>
+        <w:t>及线上问题排查</w:t>
+      </w:r>
+    </w:p>
+    <w:p>
+      <w:pPr>
+        <w:pStyle w:val="a3"/>
+        <w:numPr>
+          <w:ilvl w:val="0"/>
+          <w:numId w:val="10"/>
+        </w:numPr>
+        <w:spacing w:line="320" w:lineRule="exact"/>
+        <w:ind w:left="357" w:firstLineChars="0" w:hanging="357"/>
+        <w:rPr>
+          <w:rFonts w:ascii="Calibri" w:eastAsia="华文细黑" w:hAnsi="Calibri" w:cs="Calibri"/>
+          <w:color w:val="404040" w:themeColor="text1" w:themeTint="BF"/>
+          <w:szCs w:val="21"/>
+        </w:rPr>
+      </w:pPr>
+      <w:r>
+        <w:rPr>
+          <w:rFonts w:ascii="Calibri" w:eastAsia="华文细黑" w:hAnsi="Calibri" w:cs="Calibri"/>
+          <w:color w:val="404040" w:themeColor="text1" w:themeTint="BF"/>
+          <w:szCs w:val="21"/>
+        </w:rPr>
+        <w:t>具备良好的跨团队沟通能力</w:t>
+      </w:r>
+      <w:r>
+        <w:rPr>
+          <w:rFonts w:ascii="Calibri" w:eastAsia="华文细黑" w:hAnsi="Calibri" w:cs="Calibri"/>
+          <w:color w:val="404040" w:themeColor="text1" w:themeTint="BF"/>
+          <w:szCs w:val="21"/>
+        </w:rPr>
+        <w:t>与技术带队经验</w:t>
+      </w:r>
+      <w:r>
+        <w:rPr>
+          <w:rFonts w:ascii="Calibri" w:eastAsia="华文细黑" w:hAnsi="Calibri" w:cs="Calibri"/>
+          <w:color w:val="404040" w:themeColor="text1" w:themeTint="BF"/>
+          <w:szCs w:val="21"/>
+        </w:rPr>
+        <w:t>，能够推动复杂系统落地</w:t>
       </w:r>
     </w:p>
     <w:p>
@@ -2323,7 +2459,15 @@
           <w:color w:val="404040" w:themeColor="text1" w:themeTint="BF"/>
           <w:szCs w:val="21"/>
         </w:rPr>
-        <w:t>编写风控接入</w:t>
+        <w:t>输出</w:t>
+      </w:r>
+      <w:r>
+        <w:rPr>
+          <w:rFonts w:ascii="Calibri" w:eastAsia="华文细黑" w:hAnsi="Calibri" w:cs="Calibri" w:hint="eastAsia"/>
+          <w:color w:val="404040" w:themeColor="text1" w:themeTint="BF"/>
+          <w:szCs w:val="21"/>
+        </w:rPr>
+        <w:t>风控接入</w:t>
       </w:r>
       <w:r>
         <w:rPr>
@@ -2467,6 +2611,22 @@
           <w:color w:val="404040" w:themeColor="text1" w:themeTint="BF"/>
           <w:szCs w:val="21"/>
         </w:rPr>
+        <w:t>包括机审、人审、红蓝对抗、端侧敏感词</w:t>
+      </w:r>
+      <w:r>
+        <w:rPr>
+          <w:rFonts w:ascii="Calibri" w:eastAsia="华文细黑" w:hAnsi="Calibri" w:cs="Calibri" w:hint="eastAsia"/>
+          <w:color w:val="404040" w:themeColor="text1" w:themeTint="BF"/>
+          <w:szCs w:val="21"/>
+        </w:rPr>
+        <w:t>能力，实现审核、对抗、运营能力闭环，</w:t>
+      </w:r>
+      <w:r>
+        <w:rPr>
+          <w:rFonts w:ascii="Calibri" w:eastAsia="华文细黑" w:hAnsi="Calibri" w:cs="Calibri" w:hint="eastAsia"/>
+          <w:color w:val="404040" w:themeColor="text1" w:themeTint="BF"/>
+          <w:szCs w:val="21"/>
+        </w:rPr>
         <w:t>获得一级部门中心化建设团队大事件奖</w:t>
       </w:r>
       <w:r>
@@ -2483,7 +2643,23 @@
           <w:color w:val="404040" w:themeColor="text1" w:themeTint="BF"/>
           <w:szCs w:val="21"/>
         </w:rPr>
-        <w:t>已在中国、俄罗斯、亚太、欧洲部署上线。</w:t>
+        <w:t>在中国、俄罗斯、亚太、欧洲</w:t>
+      </w:r>
+      <w:r>
+        <w:rPr>
+          <w:rFonts w:ascii="Calibri" w:eastAsia="华文细黑" w:hAnsi="Calibri" w:cs="Calibri" w:hint="eastAsia"/>
+          <w:color w:val="404040" w:themeColor="text1" w:themeTint="BF"/>
+          <w:szCs w:val="21"/>
+        </w:rPr>
+        <w:t>四大区</w:t>
+      </w:r>
+      <w:r>
+        <w:rPr>
+          <w:rFonts w:ascii="Calibri" w:eastAsia="华文细黑" w:hAnsi="Calibri" w:cs="Calibri" w:hint="eastAsia"/>
+          <w:color w:val="404040" w:themeColor="text1" w:themeTint="BF"/>
+          <w:szCs w:val="21"/>
+        </w:rPr>
+        <w:t>部署上线。</w:t>
       </w:r>
       <w:r>
         <w:rPr>
@@ -2843,47 +3019,168 @@
           <w:color w:val="404040" w:themeColor="text1" w:themeTint="BF"/>
           <w:szCs w:val="21"/>
         </w:rPr>
-        <w:t>主导完成红蓝对抗、人审平台建设及端侧敏感词</w:t>
-      </w:r>
-      <w:r>
-        <w:rPr>
-          <w:rFonts w:ascii="Calibri" w:eastAsia="华文细黑" w:hAnsi="Calibri" w:cs="Calibri" w:hint="eastAsia"/>
-          <w:color w:val="404040" w:themeColor="text1" w:themeTint="BF"/>
-          <w:szCs w:val="21"/>
-        </w:rPr>
-        <w:t>SDK</w:t>
-      </w:r>
-      <w:r>
-        <w:rPr>
-          <w:rFonts w:ascii="Calibri" w:eastAsia="华文细黑" w:hAnsi="Calibri" w:cs="Calibri" w:hint="eastAsia"/>
-          <w:color w:val="404040" w:themeColor="text1" w:themeTint="BF"/>
-          <w:szCs w:val="21"/>
-        </w:rPr>
-        <w:t>支持，</w:t>
-      </w:r>
-      <w:r>
-        <w:rPr>
-          <w:rFonts w:ascii="Calibri" w:eastAsia="华文细黑" w:hAnsi="Calibri" w:cs="Calibri" w:hint="eastAsia"/>
-          <w:color w:val="404040" w:themeColor="text1" w:themeTint="BF"/>
-          <w:szCs w:val="21"/>
-        </w:rPr>
-        <w:t>实现从机审、人审、端侧、红蓝对抗</w:t>
-      </w:r>
-      <w:r>
-        <w:rPr>
-          <w:rFonts w:ascii="Calibri" w:eastAsia="华文细黑" w:hAnsi="Calibri" w:cs="Calibri" w:hint="eastAsia"/>
-          <w:color w:val="404040" w:themeColor="text1" w:themeTint="BF"/>
-          <w:szCs w:val="21"/>
-        </w:rPr>
-        <w:t>、运营等</w:t>
-      </w:r>
-      <w:r>
-        <w:rPr>
-          <w:rFonts w:ascii="Calibri" w:eastAsia="华文细黑" w:hAnsi="Calibri" w:cs="Calibri" w:hint="eastAsia"/>
-          <w:color w:val="404040" w:themeColor="text1" w:themeTint="BF"/>
-          <w:szCs w:val="21"/>
-        </w:rPr>
-        <w:t>内容风控全流程能力闭环</w:t>
+        <w:t>作为</w:t>
+      </w:r>
+      <w:r>
+        <w:rPr>
+          <w:rFonts w:ascii="Calibri" w:eastAsia="华文细黑" w:hAnsi="Calibri" w:cs="Calibri" w:hint="eastAsia"/>
+          <w:color w:val="404040" w:themeColor="text1" w:themeTint="BF"/>
+          <w:szCs w:val="21"/>
+        </w:rPr>
+        <w:t>交易风控规则引擎、人机识别、离线筛单、信誉分</w:t>
+      </w:r>
+      <w:r>
+        <w:rPr>
+          <w:rFonts w:ascii="Calibri" w:eastAsia="华文细黑" w:hAnsi="Calibri" w:cs="Calibri" w:hint="eastAsia"/>
+          <w:color w:val="404040" w:themeColor="text1" w:themeTint="BF"/>
+          <w:szCs w:val="21"/>
+        </w:rPr>
+        <w:t>核心设计和开发人员，完成交易</w:t>
+      </w:r>
+      <w:r>
+        <w:rPr>
+          <w:rFonts w:ascii="Calibri" w:eastAsia="华文细黑" w:hAnsi="Calibri" w:cs="Calibri" w:hint="eastAsia"/>
+          <w:color w:val="404040" w:themeColor="text1" w:themeTint="BF"/>
+          <w:szCs w:val="21"/>
+        </w:rPr>
+        <w:lastRenderedPageBreak/>
+        <w:t>风控</w:t>
+      </w:r>
+      <w:r>
+        <w:rPr>
+          <w:rFonts w:ascii="Calibri" w:eastAsia="华文细黑" w:hAnsi="Calibri" w:cs="Calibri" w:hint="eastAsia"/>
+          <w:color w:val="404040" w:themeColor="text1" w:themeTint="BF"/>
+          <w:szCs w:val="21"/>
+        </w:rPr>
+        <w:t>能力建设，</w:t>
+      </w:r>
+      <w:r>
+        <w:rPr>
+          <w:rFonts w:ascii="Calibri" w:eastAsia="华文细黑" w:hAnsi="Calibri" w:cs="Calibri" w:hint="eastAsia"/>
+          <w:color w:val="404040" w:themeColor="text1" w:themeTint="BF"/>
+          <w:szCs w:val="21"/>
+        </w:rPr>
+        <w:t>具备风控产品快速复制能力，已在中国区、亚太、欧洲部署。</w:t>
+      </w:r>
+      <w:r>
+        <w:rPr>
+          <w:rFonts w:ascii="Calibri" w:eastAsia="华文细黑" w:hAnsi="Calibri" w:cs="Calibri" w:hint="eastAsia"/>
+          <w:color w:val="404040" w:themeColor="text1" w:themeTint="BF"/>
+          <w:szCs w:val="21"/>
+        </w:rPr>
+        <w:t>为</w:t>
+      </w:r>
+      <w:r>
+        <w:rPr>
+          <w:rFonts w:ascii="Calibri" w:eastAsia="华文细黑" w:hAnsi="Calibri" w:cs="Calibri" w:hint="eastAsia"/>
+          <w:color w:val="404040" w:themeColor="text1" w:themeTint="BF"/>
+          <w:szCs w:val="21"/>
+        </w:rPr>
+        <w:t>流程</w:t>
+      </w:r>
+      <w:r>
+        <w:rPr>
+          <w:rFonts w:ascii="Calibri" w:eastAsia="华文细黑" w:hAnsi="Calibri" w:cs="Calibri" w:hint="eastAsia"/>
+          <w:color w:val="404040" w:themeColor="text1" w:themeTint="BF"/>
+          <w:szCs w:val="21"/>
+        </w:rPr>
+        <w:t>IT</w:t>
+      </w:r>
+      <w:r>
+        <w:rPr>
+          <w:rFonts w:ascii="Calibri" w:eastAsia="华文细黑" w:hAnsi="Calibri" w:cs="Calibri" w:hint="eastAsia"/>
+          <w:color w:val="404040" w:themeColor="text1" w:themeTint="BF"/>
+          <w:szCs w:val="21"/>
+        </w:rPr>
+        <w:t>、</w:t>
+      </w:r>
+      <w:r>
+        <w:rPr>
+          <w:rFonts w:ascii="Calibri" w:eastAsia="华文细黑" w:hAnsi="Calibri" w:cs="Calibri" w:hint="eastAsia"/>
+          <w:color w:val="404040" w:themeColor="text1" w:themeTint="BF"/>
+          <w:szCs w:val="21"/>
+        </w:rPr>
+        <w:t>研发管理部、</w:t>
+      </w:r>
+      <w:r>
+        <w:rPr>
+          <w:rFonts w:ascii="Calibri" w:eastAsia="华文细黑" w:hAnsi="Calibri" w:cs="Calibri" w:hint="eastAsia"/>
+          <w:color w:val="404040" w:themeColor="text1" w:themeTint="BF"/>
+          <w:szCs w:val="21"/>
+        </w:rPr>
+        <w:t>云服务</w:t>
+      </w:r>
+      <w:r>
+        <w:rPr>
+          <w:rFonts w:ascii="Calibri" w:eastAsia="华文细黑" w:hAnsi="Calibri" w:cs="Calibri" w:hint="eastAsia"/>
+          <w:color w:val="404040" w:themeColor="text1" w:themeTint="BF"/>
+          <w:szCs w:val="21"/>
+        </w:rPr>
+        <w:t>部门的荣耀商城、亲选商城、内购商城、运动健康、</w:t>
+      </w:r>
+      <w:r>
+        <w:rPr>
+          <w:rFonts w:ascii="Calibri" w:eastAsia="华文细黑" w:hAnsi="Calibri" w:cs="Calibri" w:hint="eastAsia"/>
+          <w:color w:val="404040" w:themeColor="text1" w:themeTint="BF"/>
+          <w:szCs w:val="21"/>
+        </w:rPr>
+        <w:t>MyHonor</w:t>
+      </w:r>
+      <w:r>
+        <w:rPr>
+          <w:rFonts w:ascii="Calibri" w:eastAsia="华文细黑" w:hAnsi="Calibri" w:cs="Calibri" w:hint="eastAsia"/>
+          <w:color w:val="404040" w:themeColor="text1" w:themeTint="BF"/>
+          <w:szCs w:val="21"/>
+        </w:rPr>
+        <w:t>等</w:t>
+      </w:r>
+      <w:r>
+        <w:rPr>
+          <w:rFonts w:ascii="Calibri" w:eastAsia="华文细黑" w:hAnsi="Calibri" w:cs="Calibri" w:hint="eastAsia"/>
+          <w:color w:val="404040" w:themeColor="text1" w:themeTint="BF"/>
+          <w:szCs w:val="21"/>
+        </w:rPr>
+        <w:t>10+</w:t>
+      </w:r>
+      <w:r>
+        <w:rPr>
+          <w:rFonts w:ascii="Calibri" w:eastAsia="华文细黑" w:hAnsi="Calibri" w:cs="Calibri" w:hint="eastAsia"/>
+          <w:color w:val="404040" w:themeColor="text1" w:themeTint="BF"/>
+          <w:szCs w:val="21"/>
+        </w:rPr>
+        <w:t>业务</w:t>
+      </w:r>
+      <w:r>
+        <w:rPr>
+          <w:rFonts w:ascii="Calibri" w:eastAsia="华文细黑" w:hAnsi="Calibri" w:cs="Calibri" w:hint="eastAsia"/>
+          <w:color w:val="404040" w:themeColor="text1" w:themeTint="BF"/>
+          <w:szCs w:val="21"/>
+        </w:rPr>
+        <w:t>5</w:t>
+      </w:r>
+      <w:r>
+        <w:rPr>
+          <w:rFonts w:ascii="Calibri" w:eastAsia="华文细黑" w:hAnsi="Calibri" w:cs="Calibri" w:hint="eastAsia"/>
+          <w:color w:val="404040" w:themeColor="text1" w:themeTint="BF"/>
+          <w:szCs w:val="21"/>
+        </w:rPr>
+        <w:t>0+</w:t>
+      </w:r>
+      <w:r>
+        <w:rPr>
+          <w:rFonts w:ascii="Calibri" w:eastAsia="华文细黑" w:hAnsi="Calibri" w:cs="Calibri" w:hint="eastAsia"/>
+          <w:color w:val="404040" w:themeColor="text1" w:themeTint="BF"/>
+          <w:szCs w:val="21"/>
+        </w:rPr>
+        <w:t>场景的提供用户风险识别</w:t>
+      </w:r>
+      <w:r>
+        <w:rPr>
+          <w:rFonts w:ascii="Calibri" w:eastAsia="华文细黑" w:hAnsi="Calibri" w:cs="Calibri" w:hint="eastAsia"/>
+          <w:color w:val="404040" w:themeColor="text1" w:themeTint="BF"/>
+          <w:szCs w:val="21"/>
+        </w:rPr>
+        <w:t>能力</w:t>
       </w:r>
     </w:p>
     <w:p>
@@ -2907,47 +3204,87 @@
           <w:color w:val="404040" w:themeColor="text1" w:themeTint="BF"/>
           <w:szCs w:val="21"/>
         </w:rPr>
-        <w:t>作为</w:t>
-      </w:r>
-      <w:r>
-        <w:rPr>
-          <w:rFonts w:ascii="Calibri" w:eastAsia="华文细黑" w:hAnsi="Calibri" w:cs="Calibri" w:hint="eastAsia"/>
-          <w:color w:val="404040" w:themeColor="text1" w:themeTint="BF"/>
-          <w:szCs w:val="21"/>
-        </w:rPr>
-        <w:t>交易风控规则引擎、人机识别、离线筛单、信誉分</w:t>
-      </w:r>
-      <w:r>
-        <w:rPr>
-          <w:rFonts w:ascii="Calibri" w:eastAsia="华文细黑" w:hAnsi="Calibri" w:cs="Calibri" w:hint="eastAsia"/>
-          <w:color w:val="404040" w:themeColor="text1" w:themeTint="BF"/>
-          <w:szCs w:val="21"/>
-        </w:rPr>
-        <w:t>核心设计和开发人员，完成交易风控</w:t>
-      </w:r>
-      <w:r>
-        <w:rPr>
-          <w:rFonts w:ascii="Calibri" w:eastAsia="华文细黑" w:hAnsi="Calibri" w:cs="Calibri" w:hint="eastAsia"/>
-          <w:color w:val="404040" w:themeColor="text1" w:themeTint="BF"/>
-          <w:szCs w:val="21"/>
-        </w:rPr>
-        <w:t>能力建设，</w:t>
-      </w:r>
-      <w:r>
-        <w:rPr>
-          <w:rFonts w:ascii="Calibri" w:eastAsia="华文细黑" w:hAnsi="Calibri" w:cs="Calibri" w:hint="eastAsia"/>
-          <w:color w:val="404040" w:themeColor="text1" w:themeTint="BF"/>
-          <w:szCs w:val="21"/>
-        </w:rPr>
-        <w:t>具备</w:t>
-      </w:r>
-      <w:r>
-        <w:rPr>
-          <w:rFonts w:ascii="Calibri" w:eastAsia="华文细黑" w:hAnsi="Calibri" w:cs="Calibri" w:hint="eastAsia"/>
-          <w:color w:val="404040" w:themeColor="text1" w:themeTint="BF"/>
-          <w:szCs w:val="21"/>
-        </w:rPr>
-        <w:t>风控产品快速复制能力</w:t>
+        <w:t>负责风控需求</w:t>
+      </w:r>
+      <w:r>
+        <w:rPr>
+          <w:rFonts w:ascii="Calibri" w:eastAsia="华文细黑" w:hAnsi="Calibri" w:cs="Calibri" w:hint="eastAsia"/>
+          <w:color w:val="404040" w:themeColor="text1" w:themeTint="BF"/>
+          <w:szCs w:val="21"/>
+        </w:rPr>
+        <w:t>人力</w:t>
+      </w:r>
+      <w:r>
+        <w:rPr>
+          <w:rFonts w:ascii="Calibri" w:eastAsia="华文细黑" w:hAnsi="Calibri" w:cs="Calibri" w:hint="eastAsia"/>
+          <w:color w:val="404040" w:themeColor="text1" w:themeTint="BF"/>
+          <w:szCs w:val="21"/>
+        </w:rPr>
+        <w:t>评估、</w:t>
+      </w:r>
+      <w:r>
+        <w:rPr>
+          <w:rFonts w:ascii="Calibri" w:eastAsia="华文细黑" w:hAnsi="Calibri" w:cs="Calibri" w:hint="eastAsia"/>
+          <w:color w:val="404040" w:themeColor="text1" w:themeTint="BF"/>
+          <w:szCs w:val="21"/>
+        </w:rPr>
+        <w:t>版本</w:t>
+      </w:r>
+      <w:r>
+        <w:rPr>
+          <w:rFonts w:ascii="Calibri" w:eastAsia="华文细黑" w:hAnsi="Calibri" w:cs="Calibri" w:hint="eastAsia"/>
+          <w:color w:val="404040" w:themeColor="text1" w:themeTint="BF"/>
+          <w:szCs w:val="21"/>
+        </w:rPr>
+        <w:t>交付</w:t>
+      </w:r>
+      <w:r>
+        <w:rPr>
+          <w:rFonts w:ascii="Calibri" w:eastAsia="华文细黑" w:hAnsi="Calibri" w:cs="Calibri" w:hint="eastAsia"/>
+          <w:color w:val="404040" w:themeColor="text1" w:themeTint="BF"/>
+          <w:szCs w:val="21"/>
+        </w:rPr>
+        <w:t>、质量管控，</w:t>
+      </w:r>
+      <w:r>
+        <w:rPr>
+          <w:rFonts w:ascii="Calibri" w:eastAsia="华文细黑" w:hAnsi="Calibri" w:cs="Calibri" w:hint="eastAsia"/>
+          <w:color w:val="404040" w:themeColor="text1" w:themeTint="BF"/>
+          <w:szCs w:val="21"/>
+        </w:rPr>
+        <w:t>对风险及时识别</w:t>
+      </w:r>
+      <w:r>
+        <w:rPr>
+          <w:rFonts w:ascii="Calibri" w:eastAsia="华文细黑" w:hAnsi="Calibri" w:cs="Calibri" w:hint="eastAsia"/>
+          <w:color w:val="404040" w:themeColor="text1" w:themeTint="BF"/>
+          <w:szCs w:val="21"/>
+        </w:rPr>
+        <w:t>、</w:t>
+      </w:r>
+      <w:r>
+        <w:rPr>
+          <w:rFonts w:ascii="Calibri" w:eastAsia="华文细黑" w:hAnsi="Calibri" w:cs="Calibri" w:hint="eastAsia"/>
+          <w:color w:val="404040" w:themeColor="text1" w:themeTint="BF"/>
+          <w:szCs w:val="21"/>
+        </w:rPr>
+        <w:t>预警</w:t>
+      </w:r>
+      <w:r>
+        <w:rPr>
+          <w:rFonts w:ascii="Calibri" w:eastAsia="华文细黑" w:hAnsi="Calibri" w:cs="Calibri" w:hint="eastAsia"/>
+          <w:color w:val="404040" w:themeColor="text1" w:themeTint="BF"/>
+          <w:szCs w:val="21"/>
+        </w:rPr>
+        <w:t>及处理，保障</w:t>
+      </w:r>
+      <w:r>
+        <w:rPr>
+          <w:rFonts w:ascii="Calibri" w:eastAsia="华文细黑" w:hAnsi="Calibri" w:cs="Calibri" w:hint="eastAsia"/>
+          <w:color w:val="404040" w:themeColor="text1" w:themeTint="BF"/>
+          <w:szCs w:val="21"/>
+        </w:rPr>
+        <w:t>版本按时高质量交付</w:t>
       </w:r>
       <w:r>
         <w:rPr>
@@ -2963,7 +3300,286 @@
           <w:color w:val="404040" w:themeColor="text1" w:themeTint="BF"/>
           <w:szCs w:val="21"/>
         </w:rPr>
-        <w:t>已在中国区、亚太、欧洲部署。</w:t>
+        <w:t>代码质量不高于</w:t>
+      </w:r>
+      <w:r>
+        <w:rPr>
+          <w:rFonts w:ascii="Calibri" w:eastAsia="华文细黑" w:hAnsi="Calibri" w:cs="Calibri" w:hint="eastAsia"/>
+          <w:color w:val="404040" w:themeColor="text1" w:themeTint="BF"/>
+          <w:szCs w:val="21"/>
+        </w:rPr>
+        <w:t>L2</w:t>
+      </w:r>
+      <w:r>
+        <w:rPr>
+          <w:rFonts w:ascii="Calibri" w:eastAsia="华文细黑" w:hAnsi="Calibri" w:cs="Calibri" w:hint="eastAsia"/>
+          <w:color w:val="404040" w:themeColor="text1" w:themeTint="BF"/>
+          <w:szCs w:val="21"/>
+        </w:rPr>
+        <w:t>，</w:t>
+      </w:r>
+      <w:r>
+        <w:rPr>
+          <w:rFonts w:ascii="Calibri" w:eastAsia="华文细黑" w:hAnsi="Calibri" w:cs="Calibri" w:hint="eastAsia"/>
+          <w:color w:val="404040" w:themeColor="text1" w:themeTint="BF"/>
+          <w:szCs w:val="21"/>
+        </w:rPr>
+        <w:t>研发缺陷密度不高于</w:t>
+      </w:r>
+      <w:r>
+        <w:rPr>
+          <w:rFonts w:ascii="Calibri" w:eastAsia="华文细黑" w:hAnsi="Calibri" w:cs="Calibri" w:hint="eastAsia"/>
+          <w:color w:val="404040" w:themeColor="text1" w:themeTint="BF"/>
+          <w:szCs w:val="21"/>
+        </w:rPr>
+        <w:t>2.5</w:t>
+      </w:r>
+      <w:r>
+        <w:rPr>
+          <w:rFonts w:ascii="Calibri" w:eastAsia="华文细黑" w:hAnsi="Calibri" w:cs="Calibri" w:hint="eastAsia"/>
+          <w:color w:val="404040" w:themeColor="text1" w:themeTint="BF"/>
+          <w:szCs w:val="21"/>
+        </w:rPr>
+        <w:t>，</w:t>
+      </w:r>
+      <w:r>
+        <w:rPr>
+          <w:rFonts w:ascii="Calibri" w:eastAsia="华文细黑" w:hAnsi="Calibri" w:cs="Calibri" w:hint="eastAsia"/>
+          <w:color w:val="404040" w:themeColor="text1" w:themeTint="BF"/>
+          <w:szCs w:val="21"/>
+        </w:rPr>
+        <w:t>多次上月度红榜。</w:t>
+      </w:r>
+      <w:r>
+        <w:rPr>
+          <w:rFonts w:ascii="Calibri" w:eastAsia="华文细黑" w:hAnsi="Calibri" w:cs="Calibri" w:hint="eastAsia"/>
+          <w:color w:val="404040" w:themeColor="text1" w:themeTint="BF"/>
+          <w:szCs w:val="21"/>
+        </w:rPr>
+        <w:t>个人多次被评选为月度之星</w:t>
+      </w:r>
+    </w:p>
+    <w:p>
+      <w:pPr>
+        <w:spacing w:line="400" w:lineRule="exact"/>
+        <w:rPr>
+          <w:rFonts w:ascii="Calibri" w:eastAsia="华文细黑" w:hAnsi="Calibri" w:cs="Calibri"/>
+          <w:b/>
+          <w:bCs/>
+          <w:color w:val="404040" w:themeColor="text1" w:themeTint="BF"/>
+          <w:sz w:val="24"/>
+          <w:szCs w:val="24"/>
+        </w:rPr>
+      </w:pPr>
+      <w:r>
+        <w:rPr>
+          <w:rFonts w:ascii="Calibri" w:eastAsia="华文细黑" w:hAnsi="Calibri" w:cs="Calibri" w:hint="eastAsia"/>
+          <w:b/>
+          <w:bCs/>
+          <w:color w:val="404040" w:themeColor="text1" w:themeTint="BF"/>
+          <w:sz w:val="24"/>
+          <w:szCs w:val="24"/>
+        </w:rPr>
+        <w:t>项目经历</w:t>
+      </w:r>
+      <w:r>
+        <w:rPr>
+          <w:rFonts w:ascii="Calibri" w:eastAsia="华文细黑" w:hAnsi="Calibri" w:cs="Calibri" w:hint="eastAsia"/>
+          <w:b/>
+          <w:bCs/>
+          <w:color w:val="404040" w:themeColor="text1" w:themeTint="BF"/>
+          <w:sz w:val="24"/>
+          <w:szCs w:val="24"/>
+        </w:rPr>
+        <w:t>：</w:t>
+      </w:r>
+    </w:p>
+    <w:p>
+      <w:pPr>
+        <w:spacing w:line="320" w:lineRule="exact"/>
+        <w:rPr>
+          <w:rFonts w:ascii="Calibri" w:eastAsia="华文细黑" w:hAnsi="Calibri" w:cs="Calibri"/>
+          <w:b/>
+          <w:bCs/>
+          <w:color w:val="404040" w:themeColor="text1" w:themeTint="BF"/>
+          <w:szCs w:val="21"/>
+        </w:rPr>
+      </w:pPr>
+      <w:r>
+        <w:rPr>
+          <w:rFonts w:ascii="Calibri" w:eastAsia="华文细黑" w:hAnsi="Calibri" w:cs="Calibri" w:hint="eastAsia"/>
+          <w:b/>
+          <w:bCs/>
+          <w:color w:val="404040" w:themeColor="text1" w:themeTint="BF"/>
+          <w:szCs w:val="21"/>
+        </w:rPr>
+        <w:t>项目</w:t>
+      </w:r>
+      <w:r>
+        <w:rPr>
+          <w:rFonts w:ascii="Calibri" w:eastAsia="华文细黑" w:hAnsi="Calibri" w:cs="Calibri" w:hint="eastAsia"/>
+          <w:b/>
+          <w:bCs/>
+          <w:color w:val="404040" w:themeColor="text1" w:themeTint="BF"/>
+          <w:szCs w:val="21"/>
+        </w:rPr>
+        <w:t>一：</w:t>
+      </w:r>
+      <w:r>
+        <w:rPr>
+          <w:rFonts w:ascii="Calibri" w:eastAsia="华文细黑" w:hAnsi="Calibri" w:cs="Calibri" w:hint="eastAsia"/>
+          <w:b/>
+          <w:bCs/>
+          <w:color w:val="404040" w:themeColor="text1" w:themeTint="BF"/>
+          <w:szCs w:val="21"/>
+        </w:rPr>
+        <w:t>内容风控中心化建设</w:t>
+      </w:r>
+    </w:p>
+    <w:p>
+      <w:pPr>
+        <w:spacing w:line="320" w:lineRule="exact"/>
+        <w:rPr>
+          <w:rFonts w:ascii="Calibri" w:eastAsia="华文细黑" w:hAnsi="Calibri" w:cs="Calibri"/>
+          <w:b/>
+          <w:bCs/>
+          <w:color w:val="404040" w:themeColor="text1" w:themeTint="BF"/>
+          <w:szCs w:val="21"/>
+        </w:rPr>
+      </w:pPr>
+      <w:r>
+        <w:rPr>
+          <w:rFonts w:ascii="Calibri" w:eastAsia="华文细黑" w:hAnsi="Calibri" w:cs="Calibri" w:hint="eastAsia"/>
+          <w:b/>
+          <w:bCs/>
+          <w:color w:val="404040" w:themeColor="text1" w:themeTint="BF"/>
+          <w:szCs w:val="21"/>
+        </w:rPr>
+        <w:t>项目介绍：</w:t>
+      </w:r>
+    </w:p>
+    <w:p>
+      <w:pPr>
+        <w:spacing w:line="320" w:lineRule="exact"/>
+        <w:rPr>
+          <w:rFonts w:ascii="Calibri" w:eastAsia="华文细黑" w:hAnsi="Calibri" w:cs="Calibri"/>
+          <w:color w:val="404040" w:themeColor="text1" w:themeTint="BF"/>
+          <w:szCs w:val="21"/>
+        </w:rPr>
+      </w:pPr>
+      <w:r>
+        <w:rPr>
+          <w:rFonts w:ascii="Calibri" w:eastAsia="华文细黑" w:hAnsi="Calibri" w:cs="Calibri"/>
+          <w:b/>
+          <w:bCs/>
+          <w:color w:val="404040" w:themeColor="text1" w:themeTint="BF"/>
+          <w:szCs w:val="21"/>
+        </w:rPr>
+        <w:tab/>
+      </w:r>
+      <w:r>
+        <w:rPr>
+          <w:rFonts w:ascii="Calibri" w:eastAsia="华文细黑" w:hAnsi="Calibri" w:cs="Calibri" w:hint="eastAsia"/>
+          <w:color w:val="404040" w:themeColor="text1" w:themeTint="BF"/>
+          <w:szCs w:val="21"/>
+        </w:rPr>
+        <w:t>建设荣耀公司统一的内容风控中心，</w:t>
+      </w:r>
+      <w:r>
+        <w:rPr>
+          <w:rFonts w:ascii="Calibri" w:eastAsia="华文细黑" w:hAnsi="Calibri" w:cs="Calibri" w:hint="eastAsia"/>
+          <w:color w:val="404040" w:themeColor="text1" w:themeTint="BF"/>
+          <w:szCs w:val="21"/>
+        </w:rPr>
+        <w:t>提供图、文、音、视、文件、</w:t>
+      </w:r>
+      <w:r>
+        <w:rPr>
+          <w:rFonts w:ascii="Calibri" w:eastAsia="华文细黑" w:hAnsi="Calibri" w:cs="Calibri" w:hint="eastAsia"/>
+          <w:color w:val="404040" w:themeColor="text1" w:themeTint="BF"/>
+          <w:szCs w:val="21"/>
+        </w:rPr>
+        <w:t>web</w:t>
+      </w:r>
+      <w:r>
+        <w:rPr>
+          <w:rFonts w:ascii="Calibri" w:eastAsia="华文细黑" w:hAnsi="Calibri" w:cs="Calibri" w:hint="eastAsia"/>
+          <w:color w:val="404040" w:themeColor="text1" w:themeTint="BF"/>
+          <w:szCs w:val="21"/>
+        </w:rPr>
+        <w:t>等内容审核能力</w:t>
+      </w:r>
+      <w:r>
+        <w:rPr>
+          <w:rFonts w:ascii="Calibri" w:eastAsia="华文细黑" w:hAnsi="Calibri" w:cs="Calibri" w:hint="eastAsia"/>
+          <w:color w:val="404040" w:themeColor="text1" w:themeTint="BF"/>
+          <w:szCs w:val="21"/>
+        </w:rPr>
+        <w:t>，支持</w:t>
+      </w:r>
+      <w:r>
+        <w:rPr>
+          <w:rFonts w:ascii="Calibri" w:eastAsia="华文细黑" w:hAnsi="Calibri" w:cs="Calibri" w:hint="eastAsia"/>
+          <w:color w:val="404040" w:themeColor="text1" w:themeTint="BF"/>
+          <w:szCs w:val="21"/>
+        </w:rPr>
+        <w:t>机审、</w:t>
+      </w:r>
+      <w:r>
+        <w:rPr>
+          <w:rFonts w:ascii="Calibri" w:eastAsia="华文细黑" w:hAnsi="Calibri" w:cs="Calibri" w:hint="eastAsia"/>
+          <w:color w:val="404040" w:themeColor="text1" w:themeTint="BF"/>
+          <w:szCs w:val="21"/>
+        </w:rPr>
+        <w:t>人工审核</w:t>
+      </w:r>
+      <w:r>
+        <w:rPr>
+          <w:rFonts w:ascii="Calibri" w:eastAsia="华文细黑" w:hAnsi="Calibri" w:cs="Calibri" w:hint="eastAsia"/>
+          <w:color w:val="404040" w:themeColor="text1" w:themeTint="BF"/>
+          <w:szCs w:val="21"/>
+        </w:rPr>
+        <w:t>、</w:t>
+      </w:r>
+      <w:r>
+        <w:rPr>
+          <w:rFonts w:ascii="Calibri" w:eastAsia="华文细黑" w:hAnsi="Calibri" w:cs="Calibri" w:hint="eastAsia"/>
+          <w:color w:val="404040" w:themeColor="text1" w:themeTint="BF"/>
+          <w:szCs w:val="21"/>
+        </w:rPr>
+        <w:t>红蓝对抗</w:t>
+      </w:r>
+      <w:r>
+        <w:rPr>
+          <w:rFonts w:ascii="Calibri" w:eastAsia="华文细黑" w:hAnsi="Calibri" w:cs="Calibri" w:hint="eastAsia"/>
+          <w:color w:val="404040" w:themeColor="text1" w:themeTint="BF"/>
+          <w:szCs w:val="21"/>
+        </w:rPr>
+        <w:t>、端侧敏感词及</w:t>
+      </w:r>
+      <w:r>
+        <w:rPr>
+          <w:rFonts w:ascii="Calibri" w:eastAsia="华文细黑" w:hAnsi="Calibri" w:cs="Calibri" w:hint="eastAsia"/>
+          <w:color w:val="404040" w:themeColor="text1" w:themeTint="BF"/>
+          <w:szCs w:val="21"/>
+        </w:rPr>
+        <w:t>内容</w:t>
+      </w:r>
+      <w:r>
+        <w:rPr>
+          <w:rFonts w:ascii="Calibri" w:eastAsia="华文细黑" w:hAnsi="Calibri" w:cs="Calibri" w:hint="eastAsia"/>
+          <w:color w:val="404040" w:themeColor="text1" w:themeTint="BF"/>
+          <w:szCs w:val="21"/>
+        </w:rPr>
+        <w:t>风控运营</w:t>
+      </w:r>
+      <w:r>
+        <w:rPr>
+          <w:rFonts w:ascii="Calibri" w:eastAsia="华文细黑" w:hAnsi="Calibri" w:cs="Calibri" w:hint="eastAsia"/>
+          <w:color w:val="404040" w:themeColor="text1" w:themeTint="BF"/>
+          <w:szCs w:val="21"/>
+        </w:rPr>
+        <w:t>，</w:t>
       </w:r>
       <w:r>
         <w:rPr>
@@ -2979,15 +3595,43 @@
           <w:color w:val="404040" w:themeColor="text1" w:themeTint="BF"/>
           <w:szCs w:val="21"/>
         </w:rPr>
-        <w:t>流程</w:t>
-      </w:r>
-      <w:r>
-        <w:rPr>
-          <w:rFonts w:ascii="Calibri" w:eastAsia="华文细黑" w:hAnsi="Calibri" w:cs="Calibri" w:hint="eastAsia"/>
-          <w:color w:val="404040" w:themeColor="text1" w:themeTint="BF"/>
-          <w:szCs w:val="21"/>
-        </w:rPr>
-        <w:t>IT</w:t>
+        <w:t>公司各业务的</w:t>
+      </w:r>
+      <w:r>
+        <w:rPr>
+          <w:rFonts w:ascii="Calibri" w:eastAsia="华文细黑" w:hAnsi="Calibri" w:cs="Calibri" w:hint="eastAsia"/>
+          <w:color w:val="404040" w:themeColor="text1" w:themeTint="BF"/>
+          <w:szCs w:val="21"/>
+        </w:rPr>
+        <w:t>内容安全合规运营提供支撑。</w:t>
+      </w:r>
+    </w:p>
+    <w:p>
+      <w:pPr>
+        <w:spacing w:line="320" w:lineRule="exact"/>
+        <w:rPr>
+          <w:rFonts w:ascii="Calibri" w:eastAsia="华文细黑" w:hAnsi="Calibri" w:cs="Calibri"/>
+          <w:color w:val="404040" w:themeColor="text1" w:themeTint="BF"/>
+          <w:szCs w:val="21"/>
+        </w:rPr>
+      </w:pPr>
+      <w:r>
+        <w:rPr>
+          <w:rFonts w:ascii="Calibri" w:eastAsia="华文细黑" w:hAnsi="Calibri" w:cs="Calibri" w:hint="eastAsia"/>
+          <w:b/>
+          <w:bCs/>
+          <w:color w:val="404040" w:themeColor="text1" w:themeTint="BF"/>
+          <w:szCs w:val="21"/>
+        </w:rPr>
+        <w:t>技术栈：</w:t>
+      </w:r>
+      <w:r>
+        <w:rPr>
+          <w:rFonts w:ascii="Calibri" w:eastAsia="华文细黑" w:hAnsi="Calibri" w:cs="Calibri" w:hint="eastAsia"/>
+          <w:color w:val="404040" w:themeColor="text1" w:themeTint="BF"/>
+          <w:szCs w:val="21"/>
+        </w:rPr>
+        <w:t>springcloud</w:t>
       </w:r>
       <w:r>
         <w:rPr>
@@ -3003,88 +3647,151 @@
           <w:color w:val="404040" w:themeColor="text1" w:themeTint="BF"/>
           <w:szCs w:val="21"/>
         </w:rPr>
-        <w:lastRenderedPageBreak/>
-        <w:t>研发管理部、</w:t>
-      </w:r>
-      <w:r>
-        <w:rPr>
-          <w:rFonts w:ascii="Calibri" w:eastAsia="华文细黑" w:hAnsi="Calibri" w:cs="Calibri" w:hint="eastAsia"/>
-          <w:color w:val="404040" w:themeColor="text1" w:themeTint="BF"/>
-          <w:szCs w:val="21"/>
-        </w:rPr>
-        <w:t>云服务</w:t>
-      </w:r>
-      <w:r>
-        <w:rPr>
-          <w:rFonts w:ascii="Calibri" w:eastAsia="华文细黑" w:hAnsi="Calibri" w:cs="Calibri" w:hint="eastAsia"/>
-          <w:color w:val="404040" w:themeColor="text1" w:themeTint="BF"/>
-          <w:szCs w:val="21"/>
-        </w:rPr>
-        <w:t>部门的荣耀商城、亲选商城、内购商城、运动健康、</w:t>
-      </w:r>
-      <w:r>
-        <w:rPr>
-          <w:rFonts w:ascii="Calibri" w:eastAsia="华文细黑" w:hAnsi="Calibri" w:cs="Calibri" w:hint="eastAsia"/>
-          <w:color w:val="404040" w:themeColor="text1" w:themeTint="BF"/>
-          <w:szCs w:val="21"/>
-        </w:rPr>
-        <w:t>MyHonor</w:t>
-      </w:r>
-      <w:r>
-        <w:rPr>
-          <w:rFonts w:ascii="Calibri" w:eastAsia="华文细黑" w:hAnsi="Calibri" w:cs="Calibri" w:hint="eastAsia"/>
-          <w:color w:val="404040" w:themeColor="text1" w:themeTint="BF"/>
-          <w:szCs w:val="21"/>
-        </w:rPr>
-        <w:t>等</w:t>
-      </w:r>
-      <w:r>
-        <w:rPr>
-          <w:rFonts w:ascii="Calibri" w:eastAsia="华文细黑" w:hAnsi="Calibri" w:cs="Calibri" w:hint="eastAsia"/>
-          <w:color w:val="404040" w:themeColor="text1" w:themeTint="BF"/>
-          <w:szCs w:val="21"/>
-        </w:rPr>
-        <w:t>10+</w:t>
-      </w:r>
-      <w:r>
-        <w:rPr>
-          <w:rFonts w:ascii="Calibri" w:eastAsia="华文细黑" w:hAnsi="Calibri" w:cs="Calibri" w:hint="eastAsia"/>
-          <w:color w:val="404040" w:themeColor="text1" w:themeTint="BF"/>
-          <w:szCs w:val="21"/>
-        </w:rPr>
-        <w:t>业务</w:t>
-      </w:r>
-      <w:r>
-        <w:rPr>
-          <w:rFonts w:ascii="Calibri" w:eastAsia="华文细黑" w:hAnsi="Calibri" w:cs="Calibri" w:hint="eastAsia"/>
-          <w:color w:val="404040" w:themeColor="text1" w:themeTint="BF"/>
-          <w:szCs w:val="21"/>
-        </w:rPr>
-        <w:t>5</w:t>
-      </w:r>
-      <w:r>
-        <w:rPr>
-          <w:rFonts w:ascii="Calibri" w:eastAsia="华文细黑" w:hAnsi="Calibri" w:cs="Calibri" w:hint="eastAsia"/>
-          <w:color w:val="404040" w:themeColor="text1" w:themeTint="BF"/>
-          <w:szCs w:val="21"/>
-        </w:rPr>
-        <w:t>0+</w:t>
-      </w:r>
-      <w:r>
-        <w:rPr>
-          <w:rFonts w:ascii="Calibri" w:eastAsia="华文细黑" w:hAnsi="Calibri" w:cs="Calibri" w:hint="eastAsia"/>
-          <w:color w:val="404040" w:themeColor="text1" w:themeTint="BF"/>
-          <w:szCs w:val="21"/>
-        </w:rPr>
-        <w:t>场景的提供用户风险识别</w:t>
-      </w:r>
-      <w:r>
-        <w:rPr>
-          <w:rFonts w:ascii="Calibri" w:eastAsia="华文细黑" w:hAnsi="Calibri" w:cs="Calibri" w:hint="eastAsia"/>
-          <w:color w:val="404040" w:themeColor="text1" w:themeTint="BF"/>
-          <w:szCs w:val="21"/>
-        </w:rPr>
-        <w:t>能力</w:t>
+        <w:t>springgateway</w:t>
+      </w:r>
+      <w:r>
+        <w:rPr>
+          <w:rFonts w:ascii="Calibri" w:eastAsia="华文细黑" w:hAnsi="Calibri" w:cs="Calibri" w:hint="eastAsia"/>
+          <w:color w:val="404040" w:themeColor="text1" w:themeTint="BF"/>
+          <w:szCs w:val="21"/>
+        </w:rPr>
+        <w:t>、</w:t>
+      </w:r>
+      <w:r>
+        <w:rPr>
+          <w:rFonts w:ascii="Calibri" w:eastAsia="华文细黑" w:hAnsi="Calibri" w:cs="Calibri" w:hint="eastAsia"/>
+          <w:color w:val="404040" w:themeColor="text1" w:themeTint="BF"/>
+          <w:szCs w:val="21"/>
+        </w:rPr>
+        <w:t>nacos</w:t>
+      </w:r>
+      <w:r>
+        <w:rPr>
+          <w:rFonts w:ascii="Calibri" w:eastAsia="华文细黑" w:hAnsi="Calibri" w:cs="Calibri" w:hint="eastAsia"/>
+          <w:color w:val="404040" w:themeColor="text1" w:themeTint="BF"/>
+          <w:szCs w:val="21"/>
+        </w:rPr>
+        <w:t>、</w:t>
+      </w:r>
+      <w:r>
+        <w:rPr>
+          <w:rFonts w:ascii="Calibri" w:eastAsia="华文细黑" w:hAnsi="Calibri" w:cs="Calibri" w:hint="eastAsia"/>
+          <w:color w:val="404040" w:themeColor="text1" w:themeTint="BF"/>
+          <w:szCs w:val="21"/>
+        </w:rPr>
+        <w:t>apollo</w:t>
+      </w:r>
+      <w:r>
+        <w:rPr>
+          <w:rFonts w:ascii="Calibri" w:eastAsia="华文细黑" w:hAnsi="Calibri" w:cs="Calibri" w:hint="eastAsia"/>
+          <w:color w:val="404040" w:themeColor="text1" w:themeTint="BF"/>
+          <w:szCs w:val="21"/>
+        </w:rPr>
+        <w:t>、</w:t>
+      </w:r>
+      <w:r>
+        <w:rPr>
+          <w:rFonts w:ascii="Calibri" w:eastAsia="华文细黑" w:hAnsi="Calibri" w:cs="Calibri" w:hint="eastAsia"/>
+          <w:color w:val="404040" w:themeColor="text1" w:themeTint="BF"/>
+          <w:szCs w:val="21"/>
+        </w:rPr>
+        <w:t>dubbo</w:t>
+      </w:r>
+      <w:r>
+        <w:rPr>
+          <w:rFonts w:ascii="Calibri" w:eastAsia="华文细黑" w:hAnsi="Calibri" w:cs="Calibri" w:hint="eastAsia"/>
+          <w:color w:val="404040" w:themeColor="text1" w:themeTint="BF"/>
+          <w:szCs w:val="21"/>
+        </w:rPr>
+        <w:t>、</w:t>
+      </w:r>
+      <w:r>
+        <w:rPr>
+          <w:rFonts w:ascii="Calibri" w:eastAsia="华文细黑" w:hAnsi="Calibri" w:cs="Calibri" w:hint="eastAsia"/>
+          <w:color w:val="404040" w:themeColor="text1" w:themeTint="BF"/>
+          <w:szCs w:val="21"/>
+        </w:rPr>
+        <w:t>mysql</w:t>
+      </w:r>
+      <w:r>
+        <w:rPr>
+          <w:rFonts w:ascii="Calibri" w:eastAsia="华文细黑" w:hAnsi="Calibri" w:cs="Calibri" w:hint="eastAsia"/>
+          <w:color w:val="404040" w:themeColor="text1" w:themeTint="BF"/>
+          <w:szCs w:val="21"/>
+        </w:rPr>
+        <w:t>、</w:t>
+      </w:r>
+      <w:r>
+        <w:rPr>
+          <w:rFonts w:ascii="Calibri" w:eastAsia="华文细黑" w:hAnsi="Calibri" w:cs="Calibri" w:hint="eastAsia"/>
+          <w:color w:val="404040" w:themeColor="text1" w:themeTint="BF"/>
+          <w:szCs w:val="21"/>
+        </w:rPr>
+        <w:t>elasticsearch</w:t>
+      </w:r>
+      <w:r>
+        <w:rPr>
+          <w:rFonts w:ascii="Calibri" w:eastAsia="华文细黑" w:hAnsi="Calibri" w:cs="Calibri" w:hint="eastAsia"/>
+          <w:color w:val="404040" w:themeColor="text1" w:themeTint="BF"/>
+          <w:szCs w:val="21"/>
+        </w:rPr>
+        <w:t>、</w:t>
+      </w:r>
+      <w:r>
+        <w:rPr>
+          <w:rFonts w:ascii="Calibri" w:eastAsia="华文细黑" w:hAnsi="Calibri" w:cs="Calibri" w:hint="eastAsia"/>
+          <w:color w:val="404040" w:themeColor="text1" w:themeTint="BF"/>
+          <w:szCs w:val="21"/>
+        </w:rPr>
+        <w:t>redis</w:t>
+      </w:r>
+      <w:r>
+        <w:rPr>
+          <w:rFonts w:ascii="Calibri" w:eastAsia="华文细黑" w:hAnsi="Calibri" w:cs="Calibri" w:hint="eastAsia"/>
+          <w:color w:val="404040" w:themeColor="text1" w:themeTint="BF"/>
+          <w:szCs w:val="21"/>
+        </w:rPr>
+        <w:t>、</w:t>
+      </w:r>
+      <w:r>
+        <w:rPr>
+          <w:rFonts w:ascii="Calibri" w:eastAsia="华文细黑" w:hAnsi="Calibri" w:cs="Calibri" w:hint="eastAsia"/>
+          <w:color w:val="404040" w:themeColor="text1" w:themeTint="BF"/>
+          <w:szCs w:val="21"/>
+        </w:rPr>
+        <w:t>kafka</w:t>
+      </w:r>
+    </w:p>
+    <w:p>
+      <w:pPr>
+        <w:spacing w:line="400" w:lineRule="exact"/>
+        <w:rPr>
+          <w:rFonts w:ascii="Calibri" w:eastAsia="华文细黑" w:hAnsi="Calibri" w:cs="Calibri"/>
+          <w:b/>
+          <w:bCs/>
+          <w:color w:val="404040" w:themeColor="text1" w:themeTint="BF"/>
+          <w:szCs w:val="21"/>
+        </w:rPr>
+      </w:pPr>
+      <w:r>
+        <w:rPr>
+          <w:rFonts w:ascii="Calibri" w:eastAsia="华文细黑" w:hAnsi="Calibri" w:cs="Calibri" w:hint="eastAsia"/>
+          <w:b/>
+          <w:bCs/>
+          <w:color w:val="404040" w:themeColor="text1" w:themeTint="BF"/>
+          <w:szCs w:val="21"/>
+        </w:rPr>
+        <w:t>工作职责</w:t>
+      </w:r>
+      <w:r>
+        <w:rPr>
+          <w:rFonts w:ascii="Calibri" w:eastAsia="华文细黑" w:hAnsi="Calibri" w:cs="Calibri" w:hint="eastAsia"/>
+          <w:b/>
+          <w:bCs/>
+          <w:color w:val="404040" w:themeColor="text1" w:themeTint="BF"/>
+          <w:szCs w:val="21"/>
+        </w:rPr>
+        <w:t>：</w:t>
       </w:r>
     </w:p>
     <w:p>
@@ -3092,71 +3799,175 @@
         <w:pStyle w:val="a3"/>
         <w:numPr>
           <w:ilvl w:val="0"/>
-          <w:numId w:val="12"/>
+          <w:numId w:val="21"/>
         </w:numPr>
         <w:spacing w:line="320" w:lineRule="exact"/>
         <w:ind w:left="357" w:firstLineChars="0" w:hanging="357"/>
         <w:rPr>
-          <w:rFonts w:ascii="Calibri" w:eastAsia="华文细黑" w:hAnsi="Calibri" w:cs="Calibri" w:hint="eastAsia"/>
-          <w:color w:val="404040" w:themeColor="text1" w:themeTint="BF"/>
-          <w:szCs w:val="21"/>
-        </w:rPr>
-      </w:pPr>
-      <w:r>
-        <w:rPr>
-          <w:rFonts w:ascii="Calibri" w:eastAsia="华文细黑" w:hAnsi="Calibri" w:cs="Calibri" w:hint="eastAsia"/>
-          <w:color w:val="404040" w:themeColor="text1" w:themeTint="BF"/>
-          <w:szCs w:val="21"/>
-        </w:rPr>
-        <w:t>负责风控需求</w:t>
-      </w:r>
-      <w:r>
-        <w:rPr>
-          <w:rFonts w:ascii="Calibri" w:eastAsia="华文细黑" w:hAnsi="Calibri" w:cs="Calibri" w:hint="eastAsia"/>
-          <w:color w:val="404040" w:themeColor="text1" w:themeTint="BF"/>
-          <w:szCs w:val="21"/>
-        </w:rPr>
-        <w:t>人力</w:t>
-      </w:r>
-      <w:r>
-        <w:rPr>
-          <w:rFonts w:ascii="Calibri" w:eastAsia="华文细黑" w:hAnsi="Calibri" w:cs="Calibri" w:hint="eastAsia"/>
-          <w:color w:val="404040" w:themeColor="text1" w:themeTint="BF"/>
-          <w:szCs w:val="21"/>
-        </w:rPr>
-        <w:t>评估、</w:t>
-      </w:r>
-      <w:r>
-        <w:rPr>
-          <w:rFonts w:ascii="Calibri" w:eastAsia="华文细黑" w:hAnsi="Calibri" w:cs="Calibri" w:hint="eastAsia"/>
-          <w:color w:val="404040" w:themeColor="text1" w:themeTint="BF"/>
-          <w:szCs w:val="21"/>
-        </w:rPr>
-        <w:t>版本</w:t>
-      </w:r>
-      <w:r>
-        <w:rPr>
-          <w:rFonts w:ascii="Calibri" w:eastAsia="华文细黑" w:hAnsi="Calibri" w:cs="Calibri" w:hint="eastAsia"/>
-          <w:color w:val="404040" w:themeColor="text1" w:themeTint="BF"/>
-          <w:szCs w:val="21"/>
-        </w:rPr>
-        <w:t>交付</w:t>
-      </w:r>
-      <w:r>
-        <w:rPr>
-          <w:rFonts w:ascii="Calibri" w:eastAsia="华文细黑" w:hAnsi="Calibri" w:cs="Calibri" w:hint="eastAsia"/>
-          <w:color w:val="404040" w:themeColor="text1" w:themeTint="BF"/>
-          <w:szCs w:val="21"/>
-        </w:rPr>
-        <w:t>、质量管控，</w:t>
-      </w:r>
-      <w:r>
-        <w:rPr>
-          <w:rFonts w:ascii="Calibri" w:eastAsia="华文细黑" w:hAnsi="Calibri" w:cs="Calibri" w:hint="eastAsia"/>
-          <w:color w:val="404040" w:themeColor="text1" w:themeTint="BF"/>
-          <w:szCs w:val="21"/>
-        </w:rPr>
-        <w:t>对风险及时识别</w:t>
+          <w:rFonts w:ascii="Calibri" w:eastAsia="华文细黑" w:hAnsi="Calibri" w:cs="Calibri"/>
+          <w:color w:val="404040" w:themeColor="text1" w:themeTint="BF"/>
+          <w:szCs w:val="21"/>
+        </w:rPr>
+      </w:pPr>
+      <w:r>
+        <w:rPr>
+          <w:rFonts w:ascii="Calibri" w:eastAsia="华文细黑" w:hAnsi="Calibri" w:cs="Calibri" w:hint="eastAsia"/>
+          <w:color w:val="404040" w:themeColor="text1" w:themeTint="BF"/>
+          <w:szCs w:val="21"/>
+        </w:rPr>
+        <w:t>负责</w:t>
+      </w:r>
+      <w:r>
+        <w:rPr>
+          <w:rFonts w:ascii="Calibri" w:eastAsia="华文细黑" w:hAnsi="Calibri" w:cs="Calibri" w:hint="eastAsia"/>
+          <w:color w:val="404040" w:themeColor="text1" w:themeTint="BF"/>
+          <w:szCs w:val="21"/>
+        </w:rPr>
+        <w:t>整体应用</w:t>
+      </w:r>
+      <w:r>
+        <w:rPr>
+          <w:rFonts w:ascii="Calibri" w:eastAsia="华文细黑" w:hAnsi="Calibri" w:cs="Calibri" w:hint="eastAsia"/>
+          <w:color w:val="404040" w:themeColor="text1" w:themeTint="BF"/>
+          <w:szCs w:val="21"/>
+        </w:rPr>
+        <w:t>架构</w:t>
+      </w:r>
+      <w:r>
+        <w:rPr>
+          <w:rFonts w:ascii="Calibri" w:eastAsia="华文细黑" w:hAnsi="Calibri" w:cs="Calibri" w:hint="eastAsia"/>
+          <w:color w:val="404040" w:themeColor="text1" w:themeTint="BF"/>
+          <w:szCs w:val="21"/>
+        </w:rPr>
+        <w:t>和解决</w:t>
+      </w:r>
+      <w:r>
+        <w:rPr>
+          <w:rFonts w:ascii="Calibri" w:eastAsia="华文细黑" w:hAnsi="Calibri" w:cs="Calibri" w:hint="eastAsia"/>
+          <w:color w:val="404040" w:themeColor="text1" w:themeTint="BF"/>
+          <w:szCs w:val="21"/>
+        </w:rPr>
+        <w:t>方案设计</w:t>
+      </w:r>
+      <w:r>
+        <w:rPr>
+          <w:rFonts w:ascii="Calibri" w:eastAsia="华文细黑" w:hAnsi="Calibri" w:cs="Calibri" w:hint="eastAsia"/>
+          <w:color w:val="404040" w:themeColor="text1" w:themeTint="BF"/>
+          <w:szCs w:val="21"/>
+        </w:rPr>
+        <w:t>，</w:t>
+      </w:r>
+      <w:r>
+        <w:rPr>
+          <w:rFonts w:ascii="Calibri" w:eastAsia="华文细黑" w:hAnsi="Calibri" w:cs="Calibri"/>
+          <w:color w:val="404040" w:themeColor="text1" w:themeTint="BF"/>
+          <w:szCs w:val="21"/>
+        </w:rPr>
+        <w:t>基于</w:t>
+      </w:r>
+      <w:r>
+        <w:rPr>
+          <w:rFonts w:ascii="Calibri" w:eastAsia="华文细黑" w:hAnsi="Calibri" w:cs="Calibri"/>
+          <w:color w:val="404040" w:themeColor="text1" w:themeTint="BF"/>
+          <w:szCs w:val="21"/>
+        </w:rPr>
+        <w:t xml:space="preserve"> SpringCloud </w:t>
+      </w:r>
+      <w:r>
+        <w:rPr>
+          <w:rFonts w:ascii="Calibri" w:eastAsia="华文细黑" w:hAnsi="Calibri" w:cs="Calibri"/>
+          <w:color w:val="404040" w:themeColor="text1" w:themeTint="BF"/>
+          <w:szCs w:val="21"/>
+        </w:rPr>
+        <w:t>体系完成微服务拆分、部署架构规划、</w:t>
+      </w:r>
+      <w:r>
+        <w:rPr>
+          <w:rFonts w:ascii="Calibri" w:eastAsia="华文细黑" w:hAnsi="Calibri" w:cs="Calibri" w:hint="eastAsia"/>
+          <w:color w:val="404040" w:themeColor="text1" w:themeTint="BF"/>
+          <w:szCs w:val="21"/>
+        </w:rPr>
+        <w:t>概要设计</w:t>
+      </w:r>
+      <w:r>
+        <w:rPr>
+          <w:rFonts w:ascii="Calibri" w:eastAsia="华文细黑" w:hAnsi="Calibri" w:cs="Calibri" w:hint="eastAsia"/>
+          <w:color w:val="404040" w:themeColor="text1" w:themeTint="BF"/>
+          <w:szCs w:val="21"/>
+        </w:rPr>
+        <w:t>以及</w:t>
+      </w:r>
+      <w:r>
+        <w:rPr>
+          <w:rFonts w:ascii="Calibri" w:eastAsia="华文细黑" w:hAnsi="Calibri" w:cs="Calibri" w:hint="eastAsia"/>
+          <w:color w:val="404040" w:themeColor="text1" w:themeTint="BF"/>
+          <w:szCs w:val="21"/>
+        </w:rPr>
+        <w:t>DFX</w:t>
+      </w:r>
+      <w:r>
+        <w:rPr>
+          <w:rFonts w:ascii="Calibri" w:eastAsia="华文细黑" w:hAnsi="Calibri" w:cs="Calibri" w:hint="eastAsia"/>
+          <w:color w:val="404040" w:themeColor="text1" w:themeTint="BF"/>
+          <w:szCs w:val="21"/>
+        </w:rPr>
+        <w:t>相关设计</w:t>
+      </w:r>
+      <w:r>
+        <w:rPr>
+          <w:rFonts w:ascii="Calibri" w:eastAsia="华文细黑" w:hAnsi="Calibri" w:cs="Calibri" w:hint="eastAsia"/>
+          <w:color w:val="404040" w:themeColor="text1" w:themeTint="BF"/>
+          <w:szCs w:val="21"/>
+        </w:rPr>
+        <w:t>（</w:t>
+      </w:r>
+      <w:r>
+        <w:rPr>
+          <w:rFonts w:ascii="Calibri" w:eastAsia="华文细黑" w:hAnsi="Calibri" w:cs="Calibri"/>
+          <w:color w:val="404040" w:themeColor="text1" w:themeTint="BF"/>
+          <w:szCs w:val="21"/>
+        </w:rPr>
+        <w:t>可靠性、可用性、可扩展性、可观测性、安全性等</w:t>
+      </w:r>
+      <w:r>
+        <w:rPr>
+          <w:rFonts w:ascii="Calibri" w:eastAsia="华文细黑" w:hAnsi="Calibri" w:cs="Calibri" w:hint="eastAsia"/>
+          <w:color w:val="404040" w:themeColor="text1" w:themeTint="BF"/>
+          <w:szCs w:val="21"/>
+        </w:rPr>
+        <w:t>）</w:t>
+      </w:r>
+      <w:r>
+        <w:rPr>
+          <w:rFonts w:ascii="Calibri" w:eastAsia="华文细黑" w:hAnsi="Calibri" w:cs="Calibri" w:hint="eastAsia"/>
+          <w:color w:val="404040" w:themeColor="text1" w:themeTint="BF"/>
+          <w:szCs w:val="21"/>
+        </w:rPr>
+        <w:t>，</w:t>
+      </w:r>
+      <w:r>
+        <w:rPr>
+          <w:rFonts w:ascii="Calibri" w:eastAsia="华文细黑" w:hAnsi="Calibri" w:cs="Calibri" w:hint="eastAsia"/>
+          <w:color w:val="404040" w:themeColor="text1" w:themeTint="BF"/>
+          <w:szCs w:val="21"/>
+        </w:rPr>
+        <w:t>保障</w:t>
+      </w:r>
+      <w:r>
+        <w:rPr>
+          <w:rFonts w:ascii="Calibri" w:eastAsia="华文细黑" w:hAnsi="Calibri" w:cs="Calibri" w:hint="eastAsia"/>
+          <w:color w:val="404040" w:themeColor="text1" w:themeTint="BF"/>
+          <w:szCs w:val="21"/>
+        </w:rPr>
+        <w:t>应用</w:t>
+      </w:r>
+      <w:r>
+        <w:rPr>
+          <w:rFonts w:ascii="Calibri" w:eastAsia="华文细黑" w:hAnsi="Calibri" w:cs="Calibri" w:hint="eastAsia"/>
+          <w:color w:val="404040" w:themeColor="text1" w:themeTint="BF"/>
+          <w:szCs w:val="21"/>
+        </w:rPr>
+        <w:t>高可用、高性能、高并发</w:t>
       </w:r>
       <w:r>
         <w:rPr>
@@ -3172,100 +3983,1075 @@
           <w:color w:val="404040" w:themeColor="text1" w:themeTint="BF"/>
           <w:szCs w:val="21"/>
         </w:rPr>
-        <w:t>预警</w:t>
-      </w:r>
-      <w:r>
-        <w:rPr>
-          <w:rFonts w:ascii="Calibri" w:eastAsia="华文细黑" w:hAnsi="Calibri" w:cs="Calibri" w:hint="eastAsia"/>
-          <w:color w:val="404040" w:themeColor="text1" w:themeTint="BF"/>
-          <w:szCs w:val="21"/>
-        </w:rPr>
-        <w:t>及处理，保障</w:t>
-      </w:r>
-      <w:r>
-        <w:rPr>
-          <w:rFonts w:ascii="Calibri" w:eastAsia="华文细黑" w:hAnsi="Calibri" w:cs="Calibri" w:hint="eastAsia"/>
-          <w:color w:val="404040" w:themeColor="text1" w:themeTint="BF"/>
-          <w:szCs w:val="21"/>
-        </w:rPr>
-        <w:t>版本按时高质量交付</w:t>
-      </w:r>
-      <w:r>
-        <w:rPr>
-          <w:rFonts w:ascii="Calibri" w:eastAsia="华文细黑" w:hAnsi="Calibri" w:cs="Calibri" w:hint="eastAsia"/>
-          <w:color w:val="404040" w:themeColor="text1" w:themeTint="BF"/>
-          <w:szCs w:val="21"/>
-        </w:rPr>
-        <w:t>，</w:t>
-      </w:r>
-      <w:r>
-        <w:rPr>
-          <w:rFonts w:ascii="Calibri" w:eastAsia="华文细黑" w:hAnsi="Calibri" w:cs="Calibri" w:hint="eastAsia"/>
-          <w:color w:val="404040" w:themeColor="text1" w:themeTint="BF"/>
-          <w:szCs w:val="21"/>
-        </w:rPr>
-        <w:t>代码质量不高于</w:t>
-      </w:r>
-      <w:r>
-        <w:rPr>
-          <w:rFonts w:ascii="Calibri" w:eastAsia="华文细黑" w:hAnsi="Calibri" w:cs="Calibri" w:hint="eastAsia"/>
-          <w:color w:val="404040" w:themeColor="text1" w:themeTint="BF"/>
-          <w:szCs w:val="21"/>
-        </w:rPr>
-        <w:t>L2</w:t>
-      </w:r>
-      <w:r>
-        <w:rPr>
-          <w:rFonts w:ascii="Calibri" w:eastAsia="华文细黑" w:hAnsi="Calibri" w:cs="Calibri" w:hint="eastAsia"/>
-          <w:color w:val="404040" w:themeColor="text1" w:themeTint="BF"/>
-          <w:szCs w:val="21"/>
-        </w:rPr>
-        <w:t>，</w:t>
-      </w:r>
-      <w:r>
-        <w:rPr>
-          <w:rFonts w:ascii="Calibri" w:eastAsia="华文细黑" w:hAnsi="Calibri" w:cs="Calibri" w:hint="eastAsia"/>
-          <w:color w:val="404040" w:themeColor="text1" w:themeTint="BF"/>
-          <w:szCs w:val="21"/>
-        </w:rPr>
-        <w:t>研发缺陷密度不高于</w:t>
-      </w:r>
-      <w:r>
-        <w:rPr>
-          <w:rFonts w:ascii="Calibri" w:eastAsia="华文细黑" w:hAnsi="Calibri" w:cs="Calibri" w:hint="eastAsia"/>
-          <w:color w:val="404040" w:themeColor="text1" w:themeTint="BF"/>
-          <w:szCs w:val="21"/>
-        </w:rPr>
-        <w:t>3</w:t>
-      </w:r>
-      <w:r>
-        <w:rPr>
-          <w:rFonts w:ascii="Calibri" w:eastAsia="华文细黑" w:hAnsi="Calibri" w:cs="Calibri" w:hint="eastAsia"/>
-          <w:color w:val="404040" w:themeColor="text1" w:themeTint="BF"/>
-          <w:szCs w:val="21"/>
-        </w:rPr>
-        <w:t>，</w:t>
-      </w:r>
-      <w:r>
-        <w:rPr>
-          <w:rFonts w:ascii="Calibri" w:eastAsia="华文细黑" w:hAnsi="Calibri" w:cs="Calibri" w:hint="eastAsia"/>
-          <w:color w:val="404040" w:themeColor="text1" w:themeTint="BF"/>
-          <w:szCs w:val="21"/>
-        </w:rPr>
-        <w:t>多次上月度红榜。</w:t>
-      </w:r>
-      <w:r>
-        <w:rPr>
-          <w:rFonts w:ascii="Calibri" w:eastAsia="华文细黑" w:hAnsi="Calibri" w:cs="Calibri" w:hint="eastAsia"/>
-          <w:color w:val="404040" w:themeColor="text1" w:themeTint="BF"/>
-          <w:szCs w:val="21"/>
-        </w:rPr>
-        <w:t>个人多次被评选为月度之星</w:t>
+        <w:t>可扩展</w:t>
+      </w:r>
+      <w:r>
+        <w:rPr>
+          <w:rFonts w:ascii="Calibri" w:eastAsia="华文细黑" w:hAnsi="Calibri" w:cs="Calibri" w:hint="eastAsia"/>
+          <w:color w:val="404040" w:themeColor="text1" w:themeTint="BF"/>
+          <w:szCs w:val="21"/>
+        </w:rPr>
+        <w:t>以及</w:t>
+      </w:r>
+      <w:r>
+        <w:rPr>
+          <w:rFonts w:ascii="Calibri" w:eastAsia="华文细黑" w:hAnsi="Calibri" w:cs="Calibri" w:hint="eastAsia"/>
+          <w:color w:val="404040" w:themeColor="text1" w:themeTint="BF"/>
+          <w:szCs w:val="21"/>
+        </w:rPr>
+        <w:t>安全性</w:t>
       </w:r>
     </w:p>
     <w:p>
       <w:pPr>
+        <w:pStyle w:val="a3"/>
+        <w:numPr>
+          <w:ilvl w:val="0"/>
+          <w:numId w:val="21"/>
+        </w:numPr>
+        <w:ind w:firstLineChars="0"/>
+        <w:rPr>
+          <w:rFonts w:ascii="Calibri" w:eastAsia="华文细黑" w:hAnsi="Calibri" w:cs="Calibri"/>
+          <w:color w:val="404040" w:themeColor="text1" w:themeTint="BF"/>
+          <w:szCs w:val="21"/>
+        </w:rPr>
+      </w:pPr>
+      <w:r>
+        <w:rPr>
+          <w:rFonts w:ascii="Calibri" w:eastAsia="华文细黑" w:hAnsi="Calibri" w:cs="Calibri" w:hint="eastAsia"/>
+          <w:color w:val="404040" w:themeColor="text1" w:themeTint="BF"/>
+          <w:szCs w:val="21"/>
+        </w:rPr>
+        <w:t>承担项目核心模块代码</w:t>
+      </w:r>
+      <w:r>
+        <w:rPr>
+          <w:rFonts w:ascii="Calibri" w:eastAsia="华文细黑" w:hAnsi="Calibri" w:cs="Calibri" w:hint="eastAsia"/>
+          <w:color w:val="404040" w:themeColor="text1" w:themeTint="BF"/>
+          <w:szCs w:val="21"/>
+        </w:rPr>
+        <w:t>（如中控服务、</w:t>
+      </w:r>
+      <w:r>
+        <w:rPr>
+          <w:rFonts w:ascii="Calibri" w:eastAsia="华文细黑" w:hAnsi="Calibri" w:cs="Calibri"/>
+          <w:color w:val="404040" w:themeColor="text1" w:themeTint="BF"/>
+          <w:szCs w:val="21"/>
+        </w:rPr>
+        <w:t>网关路由、规则引擎联动</w:t>
+      </w:r>
+      <w:r>
+        <w:rPr>
+          <w:rFonts w:ascii="Calibri" w:eastAsia="华文细黑" w:hAnsi="Calibri" w:cs="Calibri" w:hint="eastAsia"/>
+          <w:color w:val="404040" w:themeColor="text1" w:themeTint="BF"/>
+          <w:szCs w:val="21"/>
+        </w:rPr>
+        <w:t>、抽样人审</w:t>
+      </w:r>
+      <w:r>
+        <w:rPr>
+          <w:rFonts w:ascii="Calibri" w:eastAsia="华文细黑" w:hAnsi="Calibri" w:cs="Calibri"/>
+          <w:color w:val="404040" w:themeColor="text1" w:themeTint="BF"/>
+          <w:szCs w:val="21"/>
+        </w:rPr>
+        <w:t>等</w:t>
+      </w:r>
+      <w:r>
+        <w:rPr>
+          <w:rFonts w:ascii="Calibri" w:eastAsia="华文细黑" w:hAnsi="Calibri" w:cs="Calibri" w:hint="eastAsia"/>
+          <w:color w:val="404040" w:themeColor="text1" w:themeTint="BF"/>
+          <w:szCs w:val="21"/>
+        </w:rPr>
+        <w:t>）</w:t>
+      </w:r>
+      <w:r>
+        <w:rPr>
+          <w:rFonts w:ascii="Calibri" w:eastAsia="华文细黑" w:hAnsi="Calibri" w:cs="Calibri" w:hint="eastAsia"/>
+          <w:color w:val="404040" w:themeColor="text1" w:themeTint="BF"/>
+          <w:szCs w:val="21"/>
+        </w:rPr>
+        <w:t>开发工作，</w:t>
+      </w:r>
+      <w:r>
+        <w:rPr>
+          <w:rFonts w:ascii="Calibri" w:eastAsia="华文细黑" w:hAnsi="Calibri" w:cs="Calibri" w:hint="eastAsia"/>
+          <w:color w:val="404040" w:themeColor="text1" w:themeTint="BF"/>
+          <w:szCs w:val="21"/>
+        </w:rPr>
+        <w:t>包括</w:t>
+      </w:r>
+      <w:r>
+        <w:rPr>
+          <w:rFonts w:ascii="Calibri" w:eastAsia="华文细黑" w:hAnsi="Calibri" w:cs="Calibri" w:hint="eastAsia"/>
+          <w:color w:val="404040" w:themeColor="text1" w:themeTint="BF"/>
+          <w:szCs w:val="21"/>
+        </w:rPr>
+        <w:t>关键功能的编码、</w:t>
+      </w:r>
+      <w:r>
+        <w:rPr>
+          <w:rFonts w:ascii="Calibri" w:eastAsia="华文细黑" w:hAnsi="Calibri" w:cs="Calibri" w:hint="eastAsia"/>
+          <w:color w:val="404040" w:themeColor="text1" w:themeTint="BF"/>
+          <w:szCs w:val="21"/>
+        </w:rPr>
+        <w:t>联调</w:t>
+      </w:r>
+      <w:r>
+        <w:rPr>
+          <w:rFonts w:ascii="Calibri" w:eastAsia="华文细黑" w:hAnsi="Calibri" w:cs="Calibri" w:hint="eastAsia"/>
+          <w:color w:val="404040" w:themeColor="text1" w:themeTint="BF"/>
+          <w:szCs w:val="21"/>
+        </w:rPr>
+        <w:t>与优化，解决开发过程中的技术难点与瓶颈，确保核心服务稳定运行</w:t>
+      </w:r>
+    </w:p>
+    <w:p>
+      <w:pPr>
+        <w:pStyle w:val="a3"/>
+        <w:numPr>
+          <w:ilvl w:val="0"/>
+          <w:numId w:val="21"/>
+        </w:numPr>
+        <w:spacing w:line="320" w:lineRule="exact"/>
+        <w:ind w:left="357" w:firstLineChars="0" w:hanging="357"/>
+        <w:rPr>
+          <w:rFonts w:ascii="Calibri" w:eastAsia="华文细黑" w:hAnsi="Calibri" w:cs="Calibri"/>
+          <w:color w:val="404040" w:themeColor="text1" w:themeTint="BF"/>
+          <w:szCs w:val="21"/>
+        </w:rPr>
+      </w:pPr>
+      <w:r>
+        <w:rPr>
+          <w:rFonts w:ascii="Calibri" w:eastAsia="华文细黑" w:hAnsi="Calibri" w:cs="Calibri" w:hint="eastAsia"/>
+          <w:color w:val="404040" w:themeColor="text1" w:themeTint="BF"/>
+          <w:szCs w:val="21"/>
+        </w:rPr>
+        <w:t>负责版本的</w:t>
+      </w:r>
+      <w:r>
+        <w:rPr>
+          <w:rFonts w:ascii="Calibri" w:eastAsia="华文细黑" w:hAnsi="Calibri" w:cs="Calibri" w:hint="eastAsia"/>
+          <w:color w:val="404040" w:themeColor="text1" w:themeTint="BF"/>
+          <w:szCs w:val="21"/>
+        </w:rPr>
+        <w:t>需求评估、版本</w:t>
+      </w:r>
+      <w:r>
+        <w:rPr>
+          <w:rFonts w:ascii="Calibri" w:eastAsia="华文细黑" w:hAnsi="Calibri" w:cs="Calibri" w:hint="eastAsia"/>
+          <w:color w:val="404040" w:themeColor="text1" w:themeTint="BF"/>
+          <w:szCs w:val="21"/>
+        </w:rPr>
+        <w:t>交付</w:t>
+      </w:r>
+      <w:r>
+        <w:rPr>
+          <w:rFonts w:ascii="Calibri" w:eastAsia="华文细黑" w:hAnsi="Calibri" w:cs="Calibri" w:hint="eastAsia"/>
+          <w:color w:val="404040" w:themeColor="text1" w:themeTint="BF"/>
+          <w:szCs w:val="21"/>
+        </w:rPr>
+        <w:t>，组织团队成员</w:t>
+      </w:r>
+      <w:r>
+        <w:rPr>
+          <w:rFonts w:ascii="Calibri" w:eastAsia="华文细黑" w:hAnsi="Calibri" w:cs="Calibri" w:hint="eastAsia"/>
+          <w:color w:val="404040" w:themeColor="text1" w:themeTint="BF"/>
+          <w:szCs w:val="21"/>
+        </w:rPr>
+        <w:t>开展</w:t>
+      </w:r>
+      <w:r>
+        <w:rPr>
+          <w:rFonts w:ascii="Calibri" w:eastAsia="华文细黑" w:hAnsi="Calibri" w:cs="Calibri" w:hint="eastAsia"/>
+          <w:color w:val="404040" w:themeColor="text1" w:themeTint="BF"/>
+          <w:szCs w:val="21"/>
+        </w:rPr>
+        <w:t>设计方案反</w:t>
+      </w:r>
+      <w:r>
+        <w:rPr>
+          <w:rFonts w:ascii="Calibri" w:eastAsia="华文细黑" w:hAnsi="Calibri" w:cs="Calibri" w:hint="eastAsia"/>
+          <w:color w:val="404040" w:themeColor="text1" w:themeTint="BF"/>
+          <w:szCs w:val="21"/>
+        </w:rPr>
+        <w:t>串讲、代码评审、转测归档评审</w:t>
+      </w:r>
+      <w:r>
+        <w:rPr>
+          <w:rFonts w:ascii="Calibri" w:eastAsia="华文细黑" w:hAnsi="Calibri" w:cs="Calibri" w:hint="eastAsia"/>
+          <w:color w:val="404040" w:themeColor="text1" w:themeTint="BF"/>
+          <w:szCs w:val="21"/>
+        </w:rPr>
+        <w:t>以及</w:t>
+      </w:r>
+      <w:r>
+        <w:rPr>
+          <w:rFonts w:ascii="Calibri" w:eastAsia="华文细黑" w:hAnsi="Calibri" w:cs="Calibri" w:hint="eastAsia"/>
+          <w:color w:val="404040" w:themeColor="text1" w:themeTint="BF"/>
+          <w:szCs w:val="21"/>
+        </w:rPr>
+        <w:t>版本问题回溯，</w:t>
+      </w:r>
+      <w:r>
+        <w:rPr>
+          <w:rFonts w:ascii="Calibri" w:eastAsia="华文细黑" w:hAnsi="Calibri" w:cs="Calibri" w:hint="eastAsia"/>
+          <w:color w:val="404040" w:themeColor="text1" w:themeTint="BF"/>
+          <w:szCs w:val="21"/>
+        </w:rPr>
+        <w:t>对版本过程中的风险及时识别、预警以及处理</w:t>
+      </w:r>
+      <w:r>
+        <w:rPr>
+          <w:rFonts w:ascii="Calibri" w:eastAsia="华文细黑" w:hAnsi="Calibri" w:cs="Calibri" w:hint="eastAsia"/>
+          <w:color w:val="404040" w:themeColor="text1" w:themeTint="BF"/>
+          <w:szCs w:val="21"/>
+        </w:rPr>
+        <w:t>，保障版本高质量交付</w:t>
+      </w:r>
+    </w:p>
+    <w:p>
+      <w:pPr>
+        <w:pStyle w:val="a3"/>
+        <w:numPr>
+          <w:ilvl w:val="0"/>
+          <w:numId w:val="21"/>
+        </w:numPr>
+        <w:spacing w:line="320" w:lineRule="exact"/>
+        <w:ind w:left="357" w:firstLineChars="0" w:hanging="357"/>
+        <w:rPr>
+          <w:rFonts w:ascii="Calibri" w:eastAsia="华文细黑" w:hAnsi="Calibri" w:cs="Calibri"/>
+          <w:color w:val="404040" w:themeColor="text1" w:themeTint="BF"/>
+          <w:szCs w:val="21"/>
+        </w:rPr>
+      </w:pPr>
+      <w:r>
+        <w:rPr>
+          <w:rFonts w:ascii="Calibri" w:eastAsia="华文细黑" w:hAnsi="Calibri" w:cs="Calibri" w:hint="eastAsia"/>
+          <w:color w:val="404040" w:themeColor="text1" w:themeTint="BF"/>
+          <w:szCs w:val="21"/>
+        </w:rPr>
+        <w:t>编写业务接入手册、运营使用文档及接口规范文档，规范接入流程与操作标准，支撑业务快速接入与日常运营</w:t>
+      </w:r>
+    </w:p>
+    <w:p>
+      <w:pPr>
+        <w:spacing w:line="320" w:lineRule="exact"/>
+        <w:rPr>
+          <w:rFonts w:ascii="Calibri" w:eastAsia="华文细黑" w:hAnsi="Calibri" w:cs="Calibri"/>
+          <w:b/>
+          <w:bCs/>
+          <w:color w:val="404040" w:themeColor="text1" w:themeTint="BF"/>
+          <w:szCs w:val="21"/>
+        </w:rPr>
+      </w:pPr>
+    </w:p>
+    <w:p>
+      <w:pPr>
+        <w:spacing w:line="320" w:lineRule="exact"/>
+        <w:rPr>
+          <w:rFonts w:ascii="Calibri" w:eastAsia="华文细黑" w:hAnsi="Calibri" w:cs="Calibri"/>
+          <w:b/>
+          <w:bCs/>
+          <w:color w:val="404040" w:themeColor="text1" w:themeTint="BF"/>
+          <w:szCs w:val="21"/>
+        </w:rPr>
+      </w:pPr>
+      <w:r>
+        <w:rPr>
+          <w:rFonts w:ascii="Calibri" w:eastAsia="华文细黑" w:hAnsi="Calibri" w:cs="Calibri" w:hint="eastAsia"/>
+          <w:b/>
+          <w:bCs/>
+          <w:color w:val="404040" w:themeColor="text1" w:themeTint="BF"/>
+          <w:szCs w:val="21"/>
+        </w:rPr>
+        <w:t>项目</w:t>
+      </w:r>
+      <w:r>
+        <w:rPr>
+          <w:rFonts w:ascii="Calibri" w:eastAsia="华文细黑" w:hAnsi="Calibri" w:cs="Calibri" w:hint="eastAsia"/>
+          <w:b/>
+          <w:bCs/>
+          <w:color w:val="404040" w:themeColor="text1" w:themeTint="BF"/>
+          <w:szCs w:val="21"/>
+        </w:rPr>
+        <w:t>二：</w:t>
+      </w:r>
+      <w:r>
+        <w:rPr>
+          <w:rFonts w:ascii="Calibri" w:eastAsia="华文细黑" w:hAnsi="Calibri" w:cs="Calibri" w:hint="eastAsia"/>
+          <w:b/>
+          <w:bCs/>
+          <w:color w:val="404040" w:themeColor="text1" w:themeTint="BF"/>
+          <w:szCs w:val="21"/>
+        </w:rPr>
+        <w:t>交易风控能力建设</w:t>
+      </w:r>
+    </w:p>
+    <w:p>
+      <w:pPr>
+        <w:spacing w:line="320" w:lineRule="exact"/>
+        <w:rPr>
+          <w:rFonts w:ascii="Calibri" w:eastAsia="华文细黑" w:hAnsi="Calibri" w:cs="Calibri"/>
+          <w:b/>
+          <w:bCs/>
+          <w:color w:val="404040" w:themeColor="text1" w:themeTint="BF"/>
+          <w:szCs w:val="21"/>
+        </w:rPr>
+      </w:pPr>
+      <w:r>
+        <w:rPr>
+          <w:rFonts w:ascii="Calibri" w:eastAsia="华文细黑" w:hAnsi="Calibri" w:cs="Calibri" w:hint="eastAsia"/>
+          <w:b/>
+          <w:bCs/>
+          <w:color w:val="404040" w:themeColor="text1" w:themeTint="BF"/>
+          <w:szCs w:val="21"/>
+        </w:rPr>
+        <w:t>项目介绍：</w:t>
+      </w:r>
+    </w:p>
+    <w:p>
+      <w:pPr>
+        <w:spacing w:line="320" w:lineRule="exact"/>
+        <w:rPr>
+          <w:rFonts w:ascii="Calibri" w:eastAsia="华文细黑" w:hAnsi="Calibri" w:cs="Calibri"/>
+          <w:color w:val="404040" w:themeColor="text1" w:themeTint="BF"/>
+          <w:szCs w:val="21"/>
+        </w:rPr>
+      </w:pPr>
+      <w:r>
+        <w:rPr>
+          <w:rFonts w:ascii="Calibri" w:eastAsia="华文细黑" w:hAnsi="Calibri" w:cs="Calibri"/>
+          <w:b/>
+          <w:bCs/>
+          <w:color w:val="404040" w:themeColor="text1" w:themeTint="BF"/>
+          <w:szCs w:val="21"/>
+        </w:rPr>
+        <w:tab/>
+      </w:r>
+      <w:r>
+        <w:rPr>
+          <w:rFonts w:ascii="Calibri" w:eastAsia="华文细黑" w:hAnsi="Calibri" w:cs="Calibri" w:hint="eastAsia"/>
+          <w:color w:val="404040" w:themeColor="text1" w:themeTint="BF"/>
+          <w:szCs w:val="21"/>
+        </w:rPr>
+        <w:t>交易风控是电商系统中用于识别、拦截和处置异常交易与恶意行为的系统，</w:t>
+      </w:r>
+      <w:r>
+        <w:rPr>
+          <w:rFonts w:ascii="Calibri" w:eastAsia="华文细黑" w:hAnsi="Calibri" w:cs="Calibri" w:hint="eastAsia"/>
+          <w:color w:val="404040" w:themeColor="text1" w:themeTint="BF"/>
+          <w:szCs w:val="21"/>
+        </w:rPr>
+        <w:t>在商城订单和运营活动时，比如下单、抢购、领券、参与活动等，识别用户行为是否有风险及风险等级和类型，执行防控策略，比如图像验证、短信验证或者拒绝用户请求</w:t>
+      </w:r>
+      <w:r>
+        <w:rPr>
+          <w:rFonts w:ascii="Calibri" w:eastAsia="华文细黑" w:hAnsi="Calibri" w:cs="Calibri" w:hint="eastAsia"/>
+          <w:color w:val="404040" w:themeColor="text1" w:themeTint="BF"/>
+          <w:szCs w:val="21"/>
+        </w:rPr>
+        <w:t>。</w:t>
+      </w:r>
+    </w:p>
+    <w:p>
+      <w:pPr>
+        <w:spacing w:line="320" w:lineRule="exact"/>
+        <w:rPr>
+          <w:rFonts w:ascii="Calibri" w:eastAsia="华文细黑" w:hAnsi="Calibri" w:cs="Calibri"/>
+          <w:color w:val="404040" w:themeColor="text1" w:themeTint="BF"/>
+          <w:szCs w:val="21"/>
+        </w:rPr>
+      </w:pPr>
+      <w:r>
+        <w:rPr>
+          <w:rFonts w:ascii="Calibri" w:eastAsia="华文细黑" w:hAnsi="Calibri" w:cs="Calibri" w:hint="eastAsia"/>
+          <w:b/>
+          <w:bCs/>
+          <w:color w:val="404040" w:themeColor="text1" w:themeTint="BF"/>
+          <w:szCs w:val="21"/>
+        </w:rPr>
+        <w:t>技术栈：</w:t>
+      </w:r>
+      <w:r>
+        <w:rPr>
+          <w:rFonts w:ascii="Calibri" w:eastAsia="华文细黑" w:hAnsi="Calibri" w:cs="Calibri" w:hint="eastAsia"/>
+          <w:color w:val="404040" w:themeColor="text1" w:themeTint="BF"/>
+          <w:szCs w:val="21"/>
+        </w:rPr>
+        <w:t>spring</w:t>
+      </w:r>
+      <w:r>
+        <w:rPr>
+          <w:rFonts w:ascii="Calibri" w:eastAsia="华文细黑" w:hAnsi="Calibri" w:cs="Calibri" w:hint="eastAsia"/>
+          <w:color w:val="404040" w:themeColor="text1" w:themeTint="BF"/>
+          <w:szCs w:val="21"/>
+        </w:rPr>
+        <w:t>boot</w:t>
+      </w:r>
+      <w:r>
+        <w:rPr>
+          <w:rFonts w:ascii="Calibri" w:eastAsia="华文细黑" w:hAnsi="Calibri" w:cs="Calibri" w:hint="eastAsia"/>
+          <w:color w:val="404040" w:themeColor="text1" w:themeTint="BF"/>
+          <w:szCs w:val="21"/>
+        </w:rPr>
+        <w:t>、</w:t>
+      </w:r>
+      <w:r>
+        <w:rPr>
+          <w:rFonts w:ascii="Calibri" w:eastAsia="华文细黑" w:hAnsi="Calibri" w:cs="Calibri" w:hint="eastAsia"/>
+          <w:color w:val="404040" w:themeColor="text1" w:themeTint="BF"/>
+          <w:szCs w:val="21"/>
+        </w:rPr>
+        <w:t>dubbo</w:t>
+      </w:r>
+      <w:r>
+        <w:rPr>
+          <w:rFonts w:ascii="Calibri" w:eastAsia="华文细黑" w:hAnsi="Calibri" w:cs="Calibri" w:hint="eastAsia"/>
+          <w:color w:val="404040" w:themeColor="text1" w:themeTint="BF"/>
+          <w:szCs w:val="21"/>
+        </w:rPr>
+        <w:t>、</w:t>
+      </w:r>
+      <w:r>
+        <w:rPr>
+          <w:rFonts w:ascii="Calibri" w:eastAsia="华文细黑" w:hAnsi="Calibri" w:cs="Calibri" w:hint="eastAsia"/>
+          <w:color w:val="404040" w:themeColor="text1" w:themeTint="BF"/>
+          <w:szCs w:val="21"/>
+        </w:rPr>
+        <w:t>nacos</w:t>
+      </w:r>
+      <w:r>
+        <w:rPr>
+          <w:rFonts w:ascii="Calibri" w:eastAsia="华文细黑" w:hAnsi="Calibri" w:cs="Calibri" w:hint="eastAsia"/>
+          <w:color w:val="404040" w:themeColor="text1" w:themeTint="BF"/>
+          <w:szCs w:val="21"/>
+        </w:rPr>
+        <w:t>、</w:t>
+      </w:r>
+      <w:r>
+        <w:rPr>
+          <w:rFonts w:ascii="Calibri" w:eastAsia="华文细黑" w:hAnsi="Calibri" w:cs="Calibri" w:hint="eastAsia"/>
+          <w:color w:val="404040" w:themeColor="text1" w:themeTint="BF"/>
+          <w:szCs w:val="21"/>
+        </w:rPr>
+        <w:t>apollo</w:t>
+      </w:r>
+      <w:r>
+        <w:rPr>
+          <w:rFonts w:ascii="Calibri" w:eastAsia="华文细黑" w:hAnsi="Calibri" w:cs="Calibri" w:hint="eastAsia"/>
+          <w:color w:val="404040" w:themeColor="text1" w:themeTint="BF"/>
+          <w:szCs w:val="21"/>
+        </w:rPr>
+        <w:t>、</w:t>
+      </w:r>
+      <w:r>
+        <w:rPr>
+          <w:rFonts w:ascii="Calibri" w:eastAsia="华文细黑" w:hAnsi="Calibri" w:cs="Calibri" w:hint="eastAsia"/>
+          <w:color w:val="404040" w:themeColor="text1" w:themeTint="BF"/>
+          <w:szCs w:val="21"/>
+        </w:rPr>
+        <w:t>mysql</w:t>
+      </w:r>
+      <w:r>
+        <w:rPr>
+          <w:rFonts w:ascii="Calibri" w:eastAsia="华文细黑" w:hAnsi="Calibri" w:cs="Calibri" w:hint="eastAsia"/>
+          <w:color w:val="404040" w:themeColor="text1" w:themeTint="BF"/>
+          <w:szCs w:val="21"/>
+        </w:rPr>
+        <w:t>、</w:t>
+      </w:r>
+      <w:r>
+        <w:rPr>
+          <w:rFonts w:ascii="Calibri" w:eastAsia="华文细黑" w:hAnsi="Calibri" w:cs="Calibri" w:hint="eastAsia"/>
+          <w:color w:val="404040" w:themeColor="text1" w:themeTint="BF"/>
+          <w:szCs w:val="21"/>
+        </w:rPr>
+        <w:t>elasticsearch</w:t>
+      </w:r>
+      <w:r>
+        <w:rPr>
+          <w:rFonts w:ascii="Calibri" w:eastAsia="华文细黑" w:hAnsi="Calibri" w:cs="Calibri" w:hint="eastAsia"/>
+          <w:color w:val="404040" w:themeColor="text1" w:themeTint="BF"/>
+          <w:szCs w:val="21"/>
+        </w:rPr>
+        <w:t>、</w:t>
+      </w:r>
+      <w:r>
+        <w:rPr>
+          <w:rFonts w:ascii="Calibri" w:eastAsia="华文细黑" w:hAnsi="Calibri" w:cs="Calibri" w:hint="eastAsia"/>
+          <w:color w:val="404040" w:themeColor="text1" w:themeTint="BF"/>
+          <w:szCs w:val="21"/>
+        </w:rPr>
+        <w:t>redis</w:t>
+      </w:r>
+      <w:r>
+        <w:rPr>
+          <w:rFonts w:ascii="Calibri" w:eastAsia="华文细黑" w:hAnsi="Calibri" w:cs="Calibri" w:hint="eastAsia"/>
+          <w:color w:val="404040" w:themeColor="text1" w:themeTint="BF"/>
+          <w:szCs w:val="21"/>
+        </w:rPr>
+        <w:t>、</w:t>
+      </w:r>
+      <w:r>
+        <w:rPr>
+          <w:rFonts w:ascii="Calibri" w:eastAsia="华文细黑" w:hAnsi="Calibri" w:cs="Calibri" w:hint="eastAsia"/>
+          <w:color w:val="404040" w:themeColor="text1" w:themeTint="BF"/>
+          <w:szCs w:val="21"/>
+        </w:rPr>
+        <w:t>kafka</w:t>
+      </w:r>
+      <w:r>
+        <w:rPr>
+          <w:rFonts w:ascii="Calibri" w:eastAsia="华文细黑" w:hAnsi="Calibri" w:cs="Calibri" w:hint="eastAsia"/>
+          <w:color w:val="404040" w:themeColor="text1" w:themeTint="BF"/>
+          <w:szCs w:val="21"/>
+        </w:rPr>
+        <w:t>、</w:t>
+      </w:r>
+      <w:r>
+        <w:rPr>
+          <w:rFonts w:ascii="Calibri" w:eastAsia="华文细黑" w:hAnsi="Calibri" w:cs="Calibri" w:hint="eastAsia"/>
+          <w:color w:val="404040" w:themeColor="text1" w:themeTint="BF"/>
+          <w:szCs w:val="21"/>
+        </w:rPr>
+        <w:t>dws</w:t>
+      </w:r>
+      <w:r>
+        <w:rPr>
+          <w:rFonts w:ascii="Calibri" w:eastAsia="华文细黑" w:hAnsi="Calibri" w:cs="Calibri" w:hint="eastAsia"/>
+          <w:color w:val="404040" w:themeColor="text1" w:themeTint="BF"/>
+          <w:szCs w:val="21"/>
+        </w:rPr>
+        <w:t>、</w:t>
+      </w:r>
+      <w:r>
+        <w:rPr>
+          <w:rFonts w:ascii="Calibri" w:eastAsia="华文细黑" w:hAnsi="Calibri" w:cs="Calibri" w:hint="eastAsia"/>
+          <w:color w:val="404040" w:themeColor="text1" w:themeTint="BF"/>
+          <w:szCs w:val="21"/>
+        </w:rPr>
+        <w:t>EDI</w:t>
+      </w:r>
+    </w:p>
+    <w:p>
+      <w:pPr>
         <w:spacing w:line="400" w:lineRule="exact"/>
+        <w:rPr>
+          <w:rFonts w:ascii="Calibri" w:eastAsia="华文细黑" w:hAnsi="Calibri" w:cs="Calibri"/>
+          <w:b/>
+          <w:bCs/>
+          <w:color w:val="404040" w:themeColor="text1" w:themeTint="BF"/>
+          <w:szCs w:val="21"/>
+        </w:rPr>
+      </w:pPr>
+      <w:r>
+        <w:rPr>
+          <w:rFonts w:ascii="Calibri" w:eastAsia="华文细黑" w:hAnsi="Calibri" w:cs="Calibri" w:hint="eastAsia"/>
+          <w:b/>
+          <w:bCs/>
+          <w:color w:val="404040" w:themeColor="text1" w:themeTint="BF"/>
+          <w:szCs w:val="21"/>
+        </w:rPr>
+        <w:t>工作职责</w:t>
+      </w:r>
+      <w:r>
+        <w:rPr>
+          <w:rFonts w:ascii="Calibri" w:eastAsia="华文细黑" w:hAnsi="Calibri" w:cs="Calibri" w:hint="eastAsia"/>
+          <w:b/>
+          <w:bCs/>
+          <w:color w:val="404040" w:themeColor="text1" w:themeTint="BF"/>
+          <w:szCs w:val="21"/>
+        </w:rPr>
+        <w:t>：</w:t>
+      </w:r>
+    </w:p>
+    <w:p>
+      <w:pPr>
+        <w:pStyle w:val="a3"/>
+        <w:numPr>
+          <w:ilvl w:val="0"/>
+          <w:numId w:val="31"/>
+        </w:numPr>
+        <w:spacing w:line="320" w:lineRule="exact"/>
+        <w:ind w:firstLineChars="0"/>
+        <w:rPr>
+          <w:rFonts w:ascii="Calibri" w:eastAsia="华文细黑" w:hAnsi="Calibri" w:cs="Calibri"/>
+          <w:b/>
+          <w:bCs/>
+          <w:color w:val="404040" w:themeColor="text1" w:themeTint="BF"/>
+          <w:szCs w:val="21"/>
+        </w:rPr>
+      </w:pPr>
+      <w:r>
+        <w:rPr>
+          <w:rFonts w:ascii="Calibri" w:eastAsia="华文细黑" w:hAnsi="Calibri" w:cs="Calibri" w:hint="eastAsia"/>
+          <w:color w:val="404040" w:themeColor="text1" w:themeTint="BF"/>
+          <w:szCs w:val="21"/>
+        </w:rPr>
+        <w:t>负责</w:t>
+      </w:r>
+      <w:r>
+        <w:rPr>
+          <w:rFonts w:ascii="Calibri" w:eastAsia="华文细黑" w:hAnsi="Calibri" w:cs="Calibri" w:hint="eastAsia"/>
+          <w:color w:val="404040" w:themeColor="text1" w:themeTint="BF"/>
+          <w:szCs w:val="21"/>
+        </w:rPr>
+        <w:t>交易</w:t>
+      </w:r>
+      <w:r>
+        <w:rPr>
+          <w:rFonts w:ascii="Calibri" w:eastAsia="华文细黑" w:hAnsi="Calibri" w:cs="Calibri" w:hint="eastAsia"/>
+          <w:color w:val="404040" w:themeColor="text1" w:themeTint="BF"/>
+          <w:szCs w:val="21"/>
+        </w:rPr>
+        <w:t>风控引擎</w:t>
+      </w:r>
+      <w:r>
+        <w:rPr>
+          <w:rFonts w:ascii="Calibri" w:eastAsia="华文细黑" w:hAnsi="Calibri" w:cs="Calibri" w:hint="eastAsia"/>
+          <w:color w:val="404040" w:themeColor="text1" w:themeTint="BF"/>
+          <w:szCs w:val="21"/>
+        </w:rPr>
+        <w:t>应用</w:t>
+      </w:r>
+      <w:r>
+        <w:rPr>
+          <w:rFonts w:ascii="Calibri" w:eastAsia="华文细黑" w:hAnsi="Calibri" w:cs="Calibri" w:hint="eastAsia"/>
+          <w:color w:val="404040" w:themeColor="text1" w:themeTint="BF"/>
+          <w:szCs w:val="21"/>
+        </w:rPr>
+        <w:t>的</w:t>
+      </w:r>
+      <w:r>
+        <w:rPr>
+          <w:rFonts w:ascii="Calibri" w:eastAsia="华文细黑" w:hAnsi="Calibri" w:cs="Calibri" w:hint="eastAsia"/>
+          <w:color w:val="404040" w:themeColor="text1" w:themeTint="BF"/>
+          <w:szCs w:val="21"/>
+        </w:rPr>
+        <w:t>方案</w:t>
+      </w:r>
+      <w:r>
+        <w:rPr>
+          <w:rFonts w:ascii="Calibri" w:eastAsia="华文细黑" w:hAnsi="Calibri" w:cs="Calibri" w:hint="eastAsia"/>
+          <w:color w:val="404040" w:themeColor="text1" w:themeTint="BF"/>
+          <w:szCs w:val="21"/>
+        </w:rPr>
+        <w:t>设计</w:t>
+      </w:r>
+      <w:r>
+        <w:rPr>
+          <w:rFonts w:ascii="Calibri" w:eastAsia="华文细黑" w:hAnsi="Calibri" w:cs="Calibri" w:hint="eastAsia"/>
+          <w:color w:val="404040" w:themeColor="text1" w:themeTint="BF"/>
+          <w:szCs w:val="21"/>
+        </w:rPr>
+        <w:t>，</w:t>
+      </w:r>
+      <w:r>
+        <w:rPr>
+          <w:rFonts w:ascii="Calibri" w:eastAsia="华文细黑" w:hAnsi="Calibri" w:cs="Calibri" w:hint="eastAsia"/>
+          <w:color w:val="404040" w:themeColor="text1" w:themeTint="BF"/>
+          <w:szCs w:val="21"/>
+        </w:rPr>
+        <w:t>基于</w:t>
+      </w:r>
+      <w:r>
+        <w:rPr>
+          <w:rFonts w:ascii="Calibri" w:eastAsia="华文细黑" w:hAnsi="Calibri" w:cs="Calibri" w:hint="eastAsia"/>
+          <w:color w:val="404040" w:themeColor="text1" w:themeTint="BF"/>
+          <w:szCs w:val="21"/>
+        </w:rPr>
+        <w:t>springboot</w:t>
+      </w:r>
+      <w:r>
+        <w:rPr>
+          <w:rFonts w:ascii="Calibri" w:eastAsia="华文细黑" w:hAnsi="Calibri" w:cs="Calibri" w:hint="eastAsia"/>
+          <w:color w:val="404040" w:themeColor="text1" w:themeTint="BF"/>
+          <w:szCs w:val="21"/>
+        </w:rPr>
+        <w:t>、</w:t>
+      </w:r>
+      <w:r>
+        <w:rPr>
+          <w:rFonts w:ascii="Calibri" w:eastAsia="华文细黑" w:hAnsi="Calibri" w:cs="Calibri" w:hint="eastAsia"/>
+          <w:color w:val="404040" w:themeColor="text1" w:themeTint="BF"/>
+          <w:szCs w:val="21"/>
+        </w:rPr>
+        <w:t>dubbo</w:t>
+      </w:r>
+      <w:r>
+        <w:rPr>
+          <w:rFonts w:ascii="Calibri" w:eastAsia="华文细黑" w:hAnsi="Calibri" w:cs="Calibri" w:hint="eastAsia"/>
+          <w:color w:val="404040" w:themeColor="text1" w:themeTint="BF"/>
+          <w:szCs w:val="21"/>
+        </w:rPr>
+        <w:t>体系</w:t>
+      </w:r>
+      <w:r>
+        <w:rPr>
+          <w:rFonts w:ascii="Calibri" w:eastAsia="华文细黑" w:hAnsi="Calibri" w:cs="Calibri" w:hint="eastAsia"/>
+          <w:color w:val="404040" w:themeColor="text1" w:themeTint="BF"/>
+          <w:szCs w:val="21"/>
+        </w:rPr>
+        <w:t>完成</w:t>
+      </w:r>
+      <w:r>
+        <w:rPr>
+          <w:rFonts w:ascii="Calibri" w:eastAsia="华文细黑" w:hAnsi="Calibri" w:cs="Calibri" w:hint="eastAsia"/>
+          <w:color w:val="404040" w:themeColor="text1" w:themeTint="BF"/>
+          <w:szCs w:val="21"/>
+        </w:rPr>
+        <w:t>引擎配置管理、引擎执行核心、执行数据处理的服务拆分、概要设计和</w:t>
+      </w:r>
+      <w:r>
+        <w:rPr>
+          <w:rFonts w:ascii="Calibri" w:eastAsia="华文细黑" w:hAnsi="Calibri" w:cs="Calibri" w:hint="eastAsia"/>
+          <w:color w:val="404040" w:themeColor="text1" w:themeTint="BF"/>
+          <w:szCs w:val="21"/>
+        </w:rPr>
+        <w:t>DFX</w:t>
+      </w:r>
+      <w:r>
+        <w:rPr>
+          <w:rFonts w:ascii="Calibri" w:eastAsia="华文细黑" w:hAnsi="Calibri" w:cs="Calibri" w:hint="eastAsia"/>
+          <w:color w:val="404040" w:themeColor="text1" w:themeTint="BF"/>
+          <w:szCs w:val="21"/>
+        </w:rPr>
+        <w:t>相关设计</w:t>
+      </w:r>
+      <w:r>
+        <w:rPr>
+          <w:rFonts w:ascii="Calibri" w:eastAsia="华文细黑" w:hAnsi="Calibri" w:cs="Calibri" w:hint="eastAsia"/>
+          <w:color w:val="404040" w:themeColor="text1" w:themeTint="BF"/>
+          <w:szCs w:val="21"/>
+        </w:rPr>
+        <w:t>，</w:t>
+      </w:r>
+      <w:r>
+        <w:rPr>
+          <w:rFonts w:ascii="Calibri" w:eastAsia="华文细黑" w:hAnsi="Calibri" w:cs="Calibri" w:hint="eastAsia"/>
+          <w:color w:val="404040" w:themeColor="text1" w:themeTint="BF"/>
+          <w:szCs w:val="21"/>
+        </w:rPr>
+        <w:t>完成引擎服务</w:t>
+      </w:r>
+      <w:r>
+        <w:rPr>
+          <w:rFonts w:ascii="Calibri" w:eastAsia="华文细黑" w:hAnsi="Calibri" w:cs="Calibri" w:hint="eastAsia"/>
+          <w:color w:val="404040" w:themeColor="text1" w:themeTint="BF"/>
+          <w:szCs w:val="21"/>
+        </w:rPr>
+        <w:t>核心代码</w:t>
+      </w:r>
+      <w:r>
+        <w:rPr>
+          <w:rFonts w:ascii="Calibri" w:eastAsia="华文细黑" w:hAnsi="Calibri" w:cs="Calibri" w:hint="eastAsia"/>
+          <w:color w:val="404040" w:themeColor="text1" w:themeTint="BF"/>
+          <w:szCs w:val="21"/>
+        </w:rPr>
+        <w:t>（如策略、规则、规则加载和执行、引擎元素、引擎参数、</w:t>
+      </w:r>
+      <w:r>
+        <w:rPr>
+          <w:rFonts w:ascii="Calibri" w:eastAsia="华文细黑" w:hAnsi="Calibri" w:cs="Calibri" w:hint="eastAsia"/>
+          <w:color w:val="404040" w:themeColor="text1" w:themeTint="BF"/>
+          <w:szCs w:val="21"/>
+        </w:rPr>
+        <w:t>核心</w:t>
+      </w:r>
+      <w:r>
+        <w:rPr>
+          <w:rFonts w:ascii="Calibri" w:eastAsia="华文细黑" w:hAnsi="Calibri" w:cs="Calibri" w:hint="eastAsia"/>
+          <w:color w:val="404040" w:themeColor="text1" w:themeTint="BF"/>
+          <w:szCs w:val="21"/>
+        </w:rPr>
+        <w:t>计算</w:t>
+      </w:r>
+      <w:r>
+        <w:rPr>
+          <w:rFonts w:ascii="Calibri" w:eastAsia="华文细黑" w:hAnsi="Calibri" w:cs="Calibri" w:hint="eastAsia"/>
+          <w:color w:val="404040" w:themeColor="text1" w:themeTint="BF"/>
+          <w:szCs w:val="21"/>
+        </w:rPr>
+        <w:t>算子</w:t>
+      </w:r>
+      <w:r>
+        <w:rPr>
+          <w:rFonts w:ascii="Calibri" w:eastAsia="华文细黑" w:hAnsi="Calibri" w:cs="Calibri" w:hint="eastAsia"/>
+          <w:color w:val="404040" w:themeColor="text1" w:themeTint="BF"/>
+          <w:szCs w:val="21"/>
+        </w:rPr>
+        <w:t>等）</w:t>
+      </w:r>
+      <w:r>
+        <w:rPr>
+          <w:rFonts w:ascii="Calibri" w:eastAsia="华文细黑" w:hAnsi="Calibri" w:cs="Calibri" w:hint="eastAsia"/>
+          <w:color w:val="404040" w:themeColor="text1" w:themeTint="BF"/>
+          <w:szCs w:val="21"/>
+        </w:rPr>
+        <w:t>开发</w:t>
+      </w:r>
+      <w:r>
+        <w:rPr>
+          <w:rFonts w:ascii="Calibri" w:eastAsia="华文细黑" w:hAnsi="Calibri" w:cs="Calibri" w:hint="eastAsia"/>
+          <w:color w:val="404040" w:themeColor="text1" w:themeTint="BF"/>
+          <w:szCs w:val="21"/>
+        </w:rPr>
+        <w:t>，</w:t>
+      </w:r>
+      <w:r>
+        <w:rPr>
+          <w:rFonts w:ascii="Calibri" w:eastAsia="华文细黑" w:hAnsi="Calibri" w:cs="Calibri" w:hint="eastAsia"/>
+          <w:color w:val="404040" w:themeColor="text1" w:themeTint="BF"/>
+          <w:szCs w:val="21"/>
+        </w:rPr>
+        <w:t>支撑运营人员灵活配置风控策略，适配不同业务场景需求</w:t>
+      </w:r>
+    </w:p>
+    <w:p>
+      <w:pPr>
+        <w:pStyle w:val="a3"/>
+        <w:numPr>
+          <w:ilvl w:val="0"/>
+          <w:numId w:val="31"/>
+        </w:numPr>
+        <w:spacing w:line="320" w:lineRule="exact"/>
+        <w:ind w:firstLineChars="0"/>
+        <w:rPr>
+          <w:rFonts w:ascii="Calibri" w:eastAsia="华文细黑" w:hAnsi="Calibri" w:cs="Calibri"/>
+          <w:color w:val="404040" w:themeColor="text1" w:themeTint="BF"/>
+          <w:szCs w:val="21"/>
+        </w:rPr>
+      </w:pPr>
+      <w:r>
+        <w:rPr>
+          <w:rFonts w:ascii="Calibri" w:eastAsia="华文细黑" w:hAnsi="Calibri" w:cs="Calibri" w:hint="eastAsia"/>
+          <w:color w:val="404040" w:themeColor="text1" w:themeTint="BF"/>
+          <w:szCs w:val="21"/>
+        </w:rPr>
+        <w:t>负责</w:t>
+      </w:r>
+      <w:r>
+        <w:rPr>
+          <w:rFonts w:ascii="Calibri" w:eastAsia="华文细黑" w:hAnsi="Calibri" w:cs="Calibri" w:hint="eastAsia"/>
+          <w:color w:val="404040" w:themeColor="text1" w:themeTint="BF"/>
+          <w:szCs w:val="21"/>
+        </w:rPr>
+        <w:t>人机识别</w:t>
+      </w:r>
+      <w:r>
+        <w:rPr>
+          <w:rFonts w:ascii="Calibri" w:eastAsia="华文细黑" w:hAnsi="Calibri" w:cs="Calibri" w:hint="eastAsia"/>
+          <w:color w:val="404040" w:themeColor="text1" w:themeTint="BF"/>
+          <w:szCs w:val="21"/>
+        </w:rPr>
+        <w:t>服务的方案设计，包含设备指纹采集参数</w:t>
+      </w:r>
+      <w:r>
+        <w:rPr>
+          <w:rFonts w:ascii="Calibri" w:eastAsia="华文细黑" w:hAnsi="Calibri" w:cs="Calibri" w:hint="eastAsia"/>
+          <w:color w:val="404040" w:themeColor="text1" w:themeTint="BF"/>
+          <w:szCs w:val="21"/>
+        </w:rPr>
+        <w:t>、</w:t>
+      </w:r>
+      <w:r>
+        <w:rPr>
+          <w:rFonts w:ascii="Calibri" w:eastAsia="华文细黑" w:hAnsi="Calibri" w:cs="Calibri" w:hint="eastAsia"/>
+          <w:color w:val="404040" w:themeColor="text1" w:themeTint="BF"/>
+          <w:szCs w:val="21"/>
+        </w:rPr>
+        <w:t>生成策略</w:t>
+      </w:r>
+      <w:r>
+        <w:rPr>
+          <w:rFonts w:ascii="Calibri" w:eastAsia="华文细黑" w:hAnsi="Calibri" w:cs="Calibri" w:hint="eastAsia"/>
+          <w:color w:val="404040" w:themeColor="text1" w:themeTint="BF"/>
+          <w:szCs w:val="21"/>
+        </w:rPr>
+        <w:t>、以及人机规则执行流程</w:t>
+      </w:r>
+      <w:r>
+        <w:rPr>
+          <w:rFonts w:ascii="Calibri" w:eastAsia="华文细黑" w:hAnsi="Calibri" w:cs="Calibri" w:hint="eastAsia"/>
+          <w:color w:val="404040" w:themeColor="text1" w:themeTint="BF"/>
+          <w:szCs w:val="21"/>
+        </w:rPr>
+        <w:t>等以及</w:t>
+      </w:r>
+      <w:r>
+        <w:rPr>
+          <w:rFonts w:ascii="Calibri" w:eastAsia="华文细黑" w:hAnsi="Calibri" w:cs="Calibri" w:hint="eastAsia"/>
+          <w:color w:val="404040" w:themeColor="text1" w:themeTint="BF"/>
+          <w:szCs w:val="21"/>
+        </w:rPr>
+        <w:t>DFX</w:t>
+      </w:r>
+      <w:r>
+        <w:rPr>
+          <w:rFonts w:ascii="Calibri" w:eastAsia="华文细黑" w:hAnsi="Calibri" w:cs="Calibri" w:hint="eastAsia"/>
+          <w:color w:val="404040" w:themeColor="text1" w:themeTint="BF"/>
+          <w:szCs w:val="21"/>
+        </w:rPr>
+        <w:t>设计</w:t>
+      </w:r>
+      <w:r>
+        <w:rPr>
+          <w:rFonts w:ascii="Calibri" w:eastAsia="华文细黑" w:hAnsi="Calibri" w:cs="Calibri" w:hint="eastAsia"/>
+          <w:color w:val="404040" w:themeColor="text1" w:themeTint="BF"/>
+          <w:szCs w:val="21"/>
+        </w:rPr>
+        <w:t>，</w:t>
+      </w:r>
+      <w:r>
+        <w:rPr>
+          <w:rFonts w:ascii="Calibri" w:eastAsia="华文细黑" w:hAnsi="Calibri" w:cs="Calibri" w:hint="eastAsia"/>
+          <w:color w:val="404040" w:themeColor="text1" w:themeTint="BF"/>
+          <w:szCs w:val="21"/>
+        </w:rPr>
+        <w:t>完成</w:t>
+      </w:r>
+      <w:r>
+        <w:rPr>
+          <w:rFonts w:ascii="Calibri" w:eastAsia="华文细黑" w:hAnsi="Calibri" w:cs="Calibri" w:hint="eastAsia"/>
+          <w:color w:val="404040" w:themeColor="text1" w:themeTint="BF"/>
+          <w:szCs w:val="21"/>
+        </w:rPr>
+        <w:t>人机规则实现及规则执行逻辑开发</w:t>
+      </w:r>
+      <w:r>
+        <w:rPr>
+          <w:rFonts w:ascii="Calibri" w:eastAsia="华文细黑" w:hAnsi="Calibri" w:cs="Calibri" w:hint="eastAsia"/>
+          <w:color w:val="404040" w:themeColor="text1" w:themeTint="BF"/>
+          <w:szCs w:val="21"/>
+        </w:rPr>
+        <w:t>，</w:t>
+      </w:r>
+      <w:r>
+        <w:rPr>
+          <w:rFonts w:ascii="Calibri" w:eastAsia="华文细黑" w:hAnsi="Calibri" w:cs="Calibri" w:hint="eastAsia"/>
+          <w:color w:val="404040" w:themeColor="text1" w:themeTint="BF"/>
+          <w:szCs w:val="21"/>
+        </w:rPr>
+        <w:t>为交易风控提供人机请求识别</w:t>
+      </w:r>
+      <w:r>
+        <w:rPr>
+          <w:rFonts w:ascii="Calibri" w:eastAsia="华文细黑" w:hAnsi="Calibri" w:cs="Calibri" w:hint="eastAsia"/>
+          <w:color w:val="404040" w:themeColor="text1" w:themeTint="BF"/>
+          <w:szCs w:val="21"/>
+        </w:rPr>
+        <w:t>和防御</w:t>
+      </w:r>
+      <w:r>
+        <w:rPr>
+          <w:rFonts w:ascii="Calibri" w:eastAsia="华文细黑" w:hAnsi="Calibri" w:cs="Calibri" w:hint="eastAsia"/>
+          <w:color w:val="404040" w:themeColor="text1" w:themeTint="BF"/>
+          <w:szCs w:val="21"/>
+        </w:rPr>
+        <w:t>能力</w:t>
+      </w:r>
+    </w:p>
+    <w:p>
+      <w:pPr>
+        <w:pStyle w:val="a3"/>
+        <w:numPr>
+          <w:ilvl w:val="0"/>
+          <w:numId w:val="31"/>
+        </w:numPr>
+        <w:spacing w:line="320" w:lineRule="exact"/>
+        <w:ind w:firstLineChars="0"/>
+        <w:rPr>
+          <w:rFonts w:ascii="Calibri" w:eastAsia="华文细黑" w:hAnsi="Calibri" w:cs="Calibri"/>
+          <w:color w:val="404040" w:themeColor="text1" w:themeTint="BF"/>
+          <w:szCs w:val="21"/>
+        </w:rPr>
+      </w:pPr>
+      <w:r>
+        <w:rPr>
+          <w:rFonts w:ascii="Calibri" w:eastAsia="华文细黑" w:hAnsi="Calibri" w:cs="Calibri" w:hint="eastAsia"/>
+          <w:color w:val="404040" w:themeColor="text1" w:themeTint="BF"/>
+          <w:szCs w:val="21"/>
+        </w:rPr>
+        <w:t>负责</w:t>
+      </w:r>
+      <w:r>
+        <w:rPr>
+          <w:rFonts w:ascii="Calibri" w:eastAsia="华文细黑" w:hAnsi="Calibri" w:cs="Calibri" w:hint="eastAsia"/>
+          <w:color w:val="404040" w:themeColor="text1" w:themeTint="BF"/>
+          <w:szCs w:val="21"/>
+        </w:rPr>
+        <w:t>交易风控</w:t>
+      </w:r>
+      <w:r>
+        <w:rPr>
+          <w:rFonts w:ascii="Calibri" w:eastAsia="华文细黑" w:hAnsi="Calibri" w:cs="Calibri" w:hint="eastAsia"/>
+          <w:color w:val="404040" w:themeColor="text1" w:themeTint="BF"/>
+          <w:szCs w:val="21"/>
+        </w:rPr>
+        <w:t>业务运营支撑，</w:t>
+      </w:r>
+      <w:r>
+        <w:rPr>
+          <w:rFonts w:ascii="Calibri" w:eastAsia="华文细黑" w:hAnsi="Calibri" w:cs="Calibri" w:hint="eastAsia"/>
+          <w:color w:val="404040" w:themeColor="text1" w:themeTint="BF"/>
+          <w:szCs w:val="21"/>
+        </w:rPr>
+        <w:t>包括业务接入风控、</w:t>
+      </w:r>
+      <w:r>
+        <w:rPr>
+          <w:rFonts w:ascii="Calibri" w:eastAsia="华文细黑" w:hAnsi="Calibri" w:cs="Calibri" w:hint="eastAsia"/>
+          <w:color w:val="404040" w:themeColor="text1" w:themeTint="BF"/>
+          <w:szCs w:val="21"/>
+        </w:rPr>
+        <w:t>运营风控策略调整、</w:t>
+      </w:r>
+      <w:r>
+        <w:rPr>
+          <w:rFonts w:ascii="Calibri" w:eastAsia="华文细黑" w:hAnsi="Calibri" w:cs="Calibri" w:hint="eastAsia"/>
+          <w:color w:val="404040" w:themeColor="text1" w:themeTint="BF"/>
+          <w:szCs w:val="21"/>
+        </w:rPr>
+        <w:t>客服反馈问题排查</w:t>
+      </w:r>
+      <w:r>
+        <w:rPr>
+          <w:rFonts w:ascii="Calibri" w:eastAsia="华文细黑" w:hAnsi="Calibri" w:cs="Calibri" w:hint="eastAsia"/>
+          <w:color w:val="404040" w:themeColor="text1" w:themeTint="BF"/>
+          <w:szCs w:val="21"/>
+        </w:rPr>
+        <w:t>等</w:t>
+      </w:r>
+      <w:r>
+        <w:rPr>
+          <w:rFonts w:ascii="Calibri" w:eastAsia="华文细黑" w:hAnsi="Calibri" w:cs="Calibri" w:hint="eastAsia"/>
+          <w:color w:val="404040" w:themeColor="text1" w:themeTint="BF"/>
+          <w:szCs w:val="21"/>
+        </w:rPr>
+        <w:t>工作</w:t>
+      </w:r>
+      <w:r>
+        <w:rPr>
+          <w:rFonts w:ascii="Calibri" w:eastAsia="华文细黑" w:hAnsi="Calibri" w:cs="Calibri" w:hint="eastAsia"/>
+          <w:color w:val="404040" w:themeColor="text1" w:themeTint="BF"/>
+          <w:szCs w:val="21"/>
+        </w:rPr>
+        <w:t>，及时响应和处理，助力业务目标达成</w:t>
+      </w:r>
+    </w:p>
+    <w:p>
+      <w:pPr>
+        <w:spacing w:line="320" w:lineRule="exact"/>
+        <w:rPr>
+          <w:rFonts w:ascii="Calibri" w:eastAsia="华文细黑" w:hAnsi="Calibri" w:cs="Calibri"/>
+          <w:color w:val="404040" w:themeColor="text1" w:themeTint="BF"/>
+          <w:szCs w:val="21"/>
+        </w:rPr>
+      </w:pPr>
+    </w:p>
+    <w:p>
+      <w:pPr>
+        <w:spacing w:beforeLines="50" w:before="156" w:line="400" w:lineRule="exact"/>
         <w:rPr>
           <w:rFonts w:ascii="Calibri" w:eastAsia="华文细黑" w:hAnsi="Calibri" w:cs="Calibri"/>
           <w:b/>
@@ -3277,138 +5063,14 @@
       </w:pPr>
       <w:r>
         <w:rPr>
-          <w:rFonts w:ascii="Calibri" w:eastAsia="华文细黑" w:hAnsi="Calibri" w:cs="Calibri" w:hint="eastAsia"/>
+          <w:rFonts w:ascii="Calibri" w:eastAsia="华文细黑" w:hAnsi="Calibri" w:cs="Calibri"/>
           <w:b/>
           <w:bCs/>
           <w:color w:val="404040" w:themeColor="text1" w:themeTint="BF"/>
           <w:sz w:val="24"/>
           <w:szCs w:val="24"/>
         </w:rPr>
-        <w:t>项目经历</w:t>
-      </w:r>
-      <w:r>
-        <w:rPr>
-          <w:rFonts w:ascii="Calibri" w:eastAsia="华文细黑" w:hAnsi="Calibri" w:cs="Calibri" w:hint="eastAsia"/>
-          <w:b/>
-          <w:bCs/>
-          <w:color w:val="404040" w:themeColor="text1" w:themeTint="BF"/>
-          <w:sz w:val="24"/>
-          <w:szCs w:val="24"/>
-        </w:rPr>
-        <w:t>：</w:t>
-      </w:r>
-    </w:p>
-    <w:p>
-      <w:pPr>
-        <w:spacing w:line="320" w:lineRule="exact"/>
-        <w:rPr>
-          <w:rFonts w:ascii="Calibri" w:eastAsia="华文细黑" w:hAnsi="Calibri" w:cs="Calibri"/>
-          <w:b/>
-          <w:bCs/>
-          <w:color w:val="404040" w:themeColor="text1" w:themeTint="BF"/>
-          <w:szCs w:val="21"/>
-        </w:rPr>
-      </w:pPr>
-      <w:r>
-        <w:rPr>
-          <w:rFonts w:ascii="Calibri" w:eastAsia="华文细黑" w:hAnsi="Calibri" w:cs="Calibri" w:hint="eastAsia"/>
-          <w:b/>
-          <w:bCs/>
-          <w:color w:val="404040" w:themeColor="text1" w:themeTint="BF"/>
-          <w:szCs w:val="21"/>
-        </w:rPr>
-        <w:t>项目</w:t>
-      </w:r>
-      <w:r>
-        <w:rPr>
-          <w:rFonts w:ascii="Calibri" w:eastAsia="华文细黑" w:hAnsi="Calibri" w:cs="Calibri" w:hint="eastAsia"/>
-          <w:b/>
-          <w:bCs/>
-          <w:color w:val="404040" w:themeColor="text1" w:themeTint="BF"/>
-          <w:szCs w:val="21"/>
-        </w:rPr>
-        <w:t>一：</w:t>
-      </w:r>
-      <w:r>
-        <w:rPr>
-          <w:rFonts w:ascii="Calibri" w:eastAsia="华文细黑" w:hAnsi="Calibri" w:cs="Calibri" w:hint="eastAsia"/>
-          <w:b/>
-          <w:bCs/>
-          <w:color w:val="404040" w:themeColor="text1" w:themeTint="BF"/>
-          <w:szCs w:val="21"/>
-        </w:rPr>
-        <w:t>内容风控中心化建设</w:t>
-      </w:r>
-    </w:p>
-    <w:p>
-      <w:pPr>
-        <w:spacing w:line="320" w:lineRule="exact"/>
-        <w:rPr>
-          <w:rFonts w:ascii="Calibri" w:eastAsia="华文细黑" w:hAnsi="Calibri" w:cs="Calibri" w:hint="eastAsia"/>
-          <w:b/>
-          <w:bCs/>
-          <w:color w:val="404040" w:themeColor="text1" w:themeTint="BF"/>
-          <w:szCs w:val="21"/>
-        </w:rPr>
-      </w:pPr>
-    </w:p>
-    <w:p>
-      <w:pPr>
-        <w:spacing w:line="320" w:lineRule="exact"/>
-        <w:rPr>
-          <w:rFonts w:ascii="Calibri" w:eastAsia="华文细黑" w:hAnsi="Calibri" w:cs="Calibri"/>
-          <w:color w:val="404040" w:themeColor="text1" w:themeTint="BF"/>
-          <w:szCs w:val="21"/>
-        </w:rPr>
-      </w:pPr>
-      <w:r>
-        <w:rPr>
-          <w:rFonts w:ascii="Calibri" w:eastAsia="华文细黑" w:hAnsi="Calibri" w:cs="Calibri" w:hint="eastAsia"/>
-          <w:color w:val="404040" w:themeColor="text1" w:themeTint="BF"/>
-          <w:szCs w:val="21"/>
-        </w:rPr>
-        <w:t>项目</w:t>
-      </w:r>
-      <w:r>
-        <w:rPr>
-          <w:rFonts w:ascii="Calibri" w:eastAsia="华文细黑" w:hAnsi="Calibri" w:cs="Calibri" w:hint="eastAsia"/>
-          <w:color w:val="404040" w:themeColor="text1" w:themeTint="BF"/>
-          <w:szCs w:val="21"/>
-        </w:rPr>
-        <w:t>二：</w:t>
-      </w:r>
-    </w:p>
-    <w:p>
-      <w:pPr>
-        <w:spacing w:line="320" w:lineRule="exact"/>
-        <w:rPr>
-          <w:rFonts w:ascii="Calibri" w:eastAsia="华文细黑" w:hAnsi="Calibri" w:cs="Calibri" w:hint="eastAsia"/>
-          <w:color w:val="404040" w:themeColor="text1" w:themeTint="BF"/>
-          <w:szCs w:val="21"/>
-        </w:rPr>
-      </w:pPr>
-    </w:p>
-    <w:p>
-      <w:pPr>
-        <w:spacing w:beforeLines="50" w:before="156" w:line="400" w:lineRule="exact"/>
-        <w:rPr>
-          <w:rFonts w:ascii="Calibri" w:eastAsia="华文细黑" w:hAnsi="Calibri" w:cs="Calibri"/>
-          <w:b/>
-          <w:bCs/>
-          <w:color w:val="404040" w:themeColor="text1" w:themeTint="BF"/>
-          <w:sz w:val="24"/>
-          <w:szCs w:val="24"/>
-        </w:rPr>
-      </w:pPr>
-      <w:r>
-        <w:rPr>
-          <w:rFonts w:ascii="Calibri" w:eastAsia="华文细黑" w:hAnsi="Calibri" w:cs="Calibri"/>
-          <w:b/>
-          <w:bCs/>
-          <w:color w:val="404040" w:themeColor="text1" w:themeTint="BF"/>
-          <w:sz w:val="24"/>
-          <w:szCs w:val="24"/>
-        </w:rPr>
+        <w:lastRenderedPageBreak/>
         <w:t>58</w:t>
       </w:r>
       <w:r>
@@ -3943,7 +5605,7 @@
         <w:spacing w:line="320" w:lineRule="exact"/>
         <w:ind w:left="357" w:firstLineChars="0" w:hanging="357"/>
         <w:rPr>
-          <w:rFonts w:ascii="Calibri" w:eastAsia="华文细黑" w:hAnsi="Calibri" w:cs="Calibri" w:hint="eastAsia"/>
+          <w:rFonts w:ascii="Calibri" w:eastAsia="华文细黑" w:hAnsi="Calibri" w:cs="Calibri"/>
           <w:color w:val="404040" w:themeColor="text1" w:themeTint="BF"/>
           <w:szCs w:val="21"/>
         </w:rPr>
@@ -4215,31 +5877,7 @@
           <w:color w:val="404040" w:themeColor="text1" w:themeTint="BF"/>
           <w:szCs w:val="21"/>
         </w:rPr>
-        <w:t>同城蓝领用工招聘平台，相比</w:t>
-      </w:r>
-      <w:r>
-        <w:rPr>
-          <w:rFonts w:ascii="Calibri" w:eastAsia="华文细黑" w:hAnsi="Calibri" w:cs="Calibri" w:hint="eastAsia"/>
-          <w:color w:val="404040" w:themeColor="text1" w:themeTint="BF"/>
-          <w:szCs w:val="21"/>
-        </w:rPr>
-        <w:t>5</w:t>
-      </w:r>
-      <w:r>
-        <w:rPr>
-          <w:rFonts w:ascii="Calibri" w:eastAsia="华文细黑" w:hAnsi="Calibri" w:cs="Calibri"/>
-          <w:color w:val="404040" w:themeColor="text1" w:themeTint="BF"/>
-          <w:szCs w:val="21"/>
-        </w:rPr>
-        <w:t>8</w:t>
-      </w:r>
-      <w:r>
-        <w:rPr>
-          <w:rFonts w:ascii="Calibri" w:eastAsia="华文细黑" w:hAnsi="Calibri" w:cs="Calibri" w:hint="eastAsia"/>
-          <w:color w:val="404040" w:themeColor="text1" w:themeTint="BF"/>
-          <w:szCs w:val="21"/>
-        </w:rPr>
-        <w:t>以往只做招聘信息发布平台，靠出售简历和企业职位发布排名盈利，魔聘招聘平台实现企业职位发布、求职者匹配、邀约面试、企业审核入职，打通了整个招聘流程，靠招聘的增值服务盈利。</w:t>
+        <w:t>同城蓝领用工招聘平台，实现企业职位发布、求职者匹配、邀约面试、企业审核入职，打通整个招聘流程，靠招聘的增值服务盈利。</w:t>
       </w:r>
     </w:p>
     <w:p>
@@ -4535,7 +6173,7 @@
         <w:pStyle w:val="a3"/>
         <w:numPr>
           <w:ilvl w:val="0"/>
-          <w:numId w:val="21"/>
+          <w:numId w:val="31"/>
         </w:numPr>
         <w:spacing w:line="320" w:lineRule="exact"/>
         <w:ind w:left="357" w:firstLineChars="0" w:hanging="357"/>
@@ -4569,7 +6207,7 @@
         <w:pStyle w:val="a3"/>
         <w:numPr>
           <w:ilvl w:val="0"/>
-          <w:numId w:val="21"/>
+          <w:numId w:val="31"/>
         </w:numPr>
         <w:spacing w:line="320" w:lineRule="exact"/>
         <w:ind w:left="357" w:firstLineChars="0" w:hanging="357"/>
@@ -4601,7 +6239,7 @@
         <w:pStyle w:val="a3"/>
         <w:numPr>
           <w:ilvl w:val="0"/>
-          <w:numId w:val="21"/>
+          <w:numId w:val="31"/>
         </w:numPr>
         <w:spacing w:line="320" w:lineRule="exact"/>
         <w:ind w:left="357" w:firstLineChars="0" w:hanging="357"/>
@@ -4649,7 +6287,7 @@
           <w:color w:val="404040" w:themeColor="text1" w:themeTint="BF"/>
           <w:szCs w:val="21"/>
         </w:rPr>
-        <w:t>案例</w:t>
+        <w:t>项目</w:t>
       </w:r>
       <w:r>
         <w:rPr>
@@ -5140,18 +6778,17 @@
         <w:spacing w:line="320" w:lineRule="exact"/>
         <w:ind w:left="357" w:firstLineChars="0" w:hanging="357"/>
         <w:rPr>
-          <w:rFonts w:ascii="Calibri" w:eastAsia="华文细黑" w:hAnsi="Calibri" w:cs="Calibri" w:hint="eastAsia"/>
-          <w:color w:val="404040" w:themeColor="text1" w:themeTint="BF"/>
-          <w:szCs w:val="21"/>
-        </w:rPr>
-      </w:pPr>
-      <w:r>
-        <w:rPr>
-          <w:rFonts w:ascii="Calibri" w:eastAsia="华文细黑" w:hAnsi="Calibri" w:cs="Calibri" w:hint="eastAsia"/>
-          <w:color w:val="404040" w:themeColor="text1" w:themeTint="BF"/>
-          <w:szCs w:val="21"/>
-        </w:rPr>
-        <w:lastRenderedPageBreak/>
+          <w:rFonts w:ascii="Calibri" w:eastAsia="华文细黑" w:hAnsi="Calibri" w:cs="Calibri"/>
+          <w:color w:val="404040" w:themeColor="text1" w:themeTint="BF"/>
+          <w:szCs w:val="21"/>
+        </w:rPr>
+      </w:pPr>
+      <w:r>
+        <w:rPr>
+          <w:rFonts w:ascii="Calibri" w:eastAsia="华文细黑" w:hAnsi="Calibri" w:cs="Calibri" w:hint="eastAsia"/>
+          <w:color w:val="404040" w:themeColor="text1" w:themeTint="BF"/>
+          <w:szCs w:val="21"/>
+        </w:rPr>
         <w:t>开发标签服务，从</w:t>
       </w:r>
       <w:r>
@@ -5868,7 +7505,16 @@
           <w:color w:val="404040" w:themeColor="text1" w:themeTint="BF"/>
           <w:szCs w:val="21"/>
         </w:rPr>
-        <w:t>异常时，实现秒级主备切换</w:t>
+        <w:t>异常时，</w:t>
+      </w:r>
+      <w:r>
+        <w:rPr>
+          <w:rFonts w:ascii="Calibri" w:eastAsia="华文细黑" w:hAnsi="Calibri" w:cs="Calibri" w:hint="eastAsia"/>
+          <w:color w:val="404040" w:themeColor="text1" w:themeTint="BF"/>
+          <w:szCs w:val="21"/>
+        </w:rPr>
+        <w:lastRenderedPageBreak/>
+        <w:t>实现秒级主备切换</w:t>
       </w:r>
     </w:p>
     <w:p>
@@ -7063,7 +8709,7 @@
       <w:pPr>
         <w:spacing w:line="320" w:lineRule="exact"/>
         <w:rPr>
-          <w:rFonts w:ascii="Calibri" w:eastAsia="华文细黑" w:hAnsi="Calibri" w:cs="Calibri" w:hint="eastAsia"/>
+          <w:rFonts w:ascii="Calibri" w:eastAsia="华文细黑" w:hAnsi="Calibri" w:cs="Calibri"/>
           <w:color w:val="404040" w:themeColor="text1" w:themeTint="BF"/>
           <w:szCs w:val="21"/>
         </w:rPr>
@@ -7468,7 +9114,6 @@
           <w:sz w:val="24"/>
           <w:szCs w:val="24"/>
         </w:rPr>
-        <w:lastRenderedPageBreak/>
         <w:t>自我评价</w:t>
       </w:r>
     </w:p>
@@ -7656,7 +9301,77 @@
           <w:color w:val="404040" w:themeColor="text1" w:themeTint="BF"/>
           <w:szCs w:val="21"/>
         </w:rPr>
-        <w:t>为人乐观诚恳，对工作认证负责，工作中领导多次对我工作进行表扬，被评为骨干员工</w:t>
+        <w:t>具备良好的系统设计能力与业务理解能力</w:t>
+      </w:r>
+      <w:r>
+        <w:rPr>
+          <w:rFonts w:ascii="Calibri" w:eastAsia="华文细黑" w:hAnsi="Calibri" w:cs="Calibri" w:hint="eastAsia"/>
+          <w:color w:val="404040" w:themeColor="text1" w:themeTint="BF"/>
+          <w:szCs w:val="21"/>
+        </w:rPr>
+        <w:t>,</w:t>
+      </w:r>
+      <w:r>
+        <w:rPr>
+          <w:rFonts w:hint="eastAsia"/>
+        </w:rPr>
+        <w:t xml:space="preserve"> </w:t>
+      </w:r>
+      <w:r>
+        <w:rPr>
+          <w:rFonts w:ascii="Calibri" w:eastAsia="华文细黑" w:hAnsi="Calibri" w:cs="Calibri" w:hint="eastAsia"/>
+          <w:color w:val="404040" w:themeColor="text1" w:themeTint="BF"/>
+          <w:szCs w:val="21"/>
+        </w:rPr>
+        <w:t>结合业务场景进行微服务架构拆分、技术选型、</w:t>
+      </w:r>
+      <w:r>
+        <w:rPr>
+          <w:rFonts w:ascii="Calibri" w:eastAsia="华文细黑" w:hAnsi="Calibri" w:cs="Calibri" w:hint="eastAsia"/>
+          <w:color w:val="404040" w:themeColor="text1" w:themeTint="BF"/>
+          <w:szCs w:val="21"/>
+        </w:rPr>
+        <w:t>DFX</w:t>
+      </w:r>
+      <w:r>
+        <w:rPr>
+          <w:rFonts w:ascii="Calibri" w:eastAsia="华文细黑" w:hAnsi="Calibri" w:cs="Calibri" w:hint="eastAsia"/>
+          <w:color w:val="404040" w:themeColor="text1" w:themeTint="BF"/>
+          <w:szCs w:val="21"/>
+        </w:rPr>
+        <w:t>设计，能独立主导核心项目的架构落地与解决方案设计，具备从</w:t>
+      </w:r>
+      <w:r>
+        <w:rPr>
+          <w:rFonts w:ascii="Calibri" w:eastAsia="华文细黑" w:hAnsi="Calibri" w:cs="Calibri" w:hint="eastAsia"/>
+          <w:color w:val="404040" w:themeColor="text1" w:themeTint="BF"/>
+          <w:szCs w:val="21"/>
+        </w:rPr>
+        <w:t>0</w:t>
+      </w:r>
+      <w:r>
+        <w:rPr>
+          <w:rFonts w:ascii="Calibri" w:eastAsia="华文细黑" w:hAnsi="Calibri" w:cs="Calibri" w:hint="eastAsia"/>
+          <w:color w:val="404040" w:themeColor="text1" w:themeTint="BF"/>
+          <w:szCs w:val="21"/>
+        </w:rPr>
+        <w:t>到</w:t>
+      </w:r>
+      <w:r>
+        <w:rPr>
+          <w:rFonts w:ascii="Calibri" w:eastAsia="华文细黑" w:hAnsi="Calibri" w:cs="Calibri" w:hint="eastAsia"/>
+          <w:color w:val="404040" w:themeColor="text1" w:themeTint="BF"/>
+          <w:szCs w:val="21"/>
+        </w:rPr>
+        <w:t>1</w:t>
+      </w:r>
+      <w:r>
+        <w:rPr>
+          <w:rFonts w:ascii="Calibri" w:eastAsia="华文细黑" w:hAnsi="Calibri" w:cs="Calibri" w:hint="eastAsia"/>
+          <w:color w:val="404040" w:themeColor="text1" w:themeTint="BF"/>
+          <w:szCs w:val="21"/>
+        </w:rPr>
+        <w:t>搭建大型系统的能力</w:t>
       </w:r>
     </w:p>
     <w:p>
@@ -7680,7 +9395,47 @@
           <w:color w:val="404040" w:themeColor="text1" w:themeTint="BF"/>
           <w:szCs w:val="21"/>
         </w:rPr>
-        <w:t>具备良好的沟通协调能力和团队意识，能快速融入团队</w:t>
+        <w:t>具备</w:t>
+      </w:r>
+      <w:r>
+        <w:rPr>
+          <w:rFonts w:ascii="Calibri" w:eastAsia="华文细黑" w:hAnsi="Calibri" w:cs="Calibri" w:hint="eastAsia"/>
+          <w:color w:val="404040" w:themeColor="text1" w:themeTint="BF"/>
+          <w:szCs w:val="21"/>
+        </w:rPr>
+        <w:t>良好</w:t>
+      </w:r>
+      <w:r>
+        <w:rPr>
+          <w:rFonts w:ascii="Calibri" w:eastAsia="华文细黑" w:hAnsi="Calibri" w:cs="Calibri" w:hint="eastAsia"/>
+          <w:color w:val="404040" w:themeColor="text1" w:themeTint="BF"/>
+          <w:szCs w:val="21"/>
+        </w:rPr>
+        <w:t>的业务理解与问题解决能力，</w:t>
+      </w:r>
+      <w:r>
+        <w:rPr>
+          <w:rFonts w:ascii="Calibri" w:eastAsia="华文细黑" w:hAnsi="Calibri" w:cs="Calibri" w:hint="eastAsia"/>
+          <w:color w:val="404040" w:themeColor="text1" w:themeTint="BF"/>
+          <w:szCs w:val="21"/>
+        </w:rPr>
+        <w:t>能</w:t>
+      </w:r>
+      <w:r>
+        <w:rPr>
+          <w:rFonts w:ascii="Calibri" w:eastAsia="华文细黑" w:hAnsi="Calibri" w:cs="Calibri" w:hint="eastAsia"/>
+          <w:color w:val="404040" w:themeColor="text1" w:themeTint="BF"/>
+          <w:szCs w:val="21"/>
+        </w:rPr>
+        <w:t>利用各种工具</w:t>
+      </w:r>
+      <w:r>
+        <w:rPr>
+          <w:rFonts w:ascii="Calibri" w:eastAsia="华文细黑" w:hAnsi="Calibri" w:cs="Calibri" w:hint="eastAsia"/>
+          <w:color w:val="404040" w:themeColor="text1" w:themeTint="BF"/>
+          <w:szCs w:val="21"/>
+        </w:rPr>
+        <w:t>排查线上故障、优化系统性能，推动系统在高可用、高扩展、高性能方面持续演进；</w:t>
       </w:r>
     </w:p>
     <w:p>
@@ -7693,52 +9448,27 @@
         <w:spacing w:line="320" w:lineRule="atLeast"/>
         <w:ind w:left="357" w:firstLineChars="0" w:hanging="357"/>
         <w:rPr>
-          <w:rFonts w:ascii="Calibri" w:eastAsia="华文细黑" w:hAnsi="Calibri" w:cs="Calibri"/>
-          <w:color w:val="404040" w:themeColor="text1" w:themeTint="BF"/>
-          <w:szCs w:val="21"/>
-        </w:rPr>
-      </w:pPr>
-      <w:r>
-        <w:rPr>
-          <w:rFonts w:ascii="Calibri" w:eastAsia="华文细黑" w:hAnsi="Calibri" w:cs="Calibri" w:hint="eastAsia"/>
-          <w:color w:val="404040" w:themeColor="text1" w:themeTint="BF"/>
-          <w:szCs w:val="21"/>
-        </w:rPr>
-        <w:t>善于学习总结，有较好的业务理解能力，并能依据业务和实际场景选择适合的解决方案，</w:t>
-      </w:r>
-    </w:p>
-    <w:p>
-      <w:pPr>
-        <w:pStyle w:val="a3"/>
-        <w:numPr>
-          <w:ilvl w:val="0"/>
-          <w:numId w:val="28"/>
-        </w:numPr>
-        <w:spacing w:line="320" w:lineRule="atLeast"/>
-        <w:ind w:left="357" w:firstLineChars="0" w:hanging="357"/>
-        <w:rPr>
-          <w:rFonts w:ascii="Calibri" w:eastAsia="华文细黑" w:hAnsi="Calibri" w:cs="Calibri"/>
-          <w:color w:val="404040" w:themeColor="text1" w:themeTint="BF"/>
-          <w:szCs w:val="21"/>
-        </w:rPr>
-      </w:pPr>
-      <w:r>
-        <w:rPr>
-          <w:rFonts w:ascii="Calibri" w:eastAsia="华文细黑" w:hAnsi="Calibri" w:cs="Calibri" w:hint="eastAsia"/>
-          <w:color w:val="404040" w:themeColor="text1" w:themeTint="BF"/>
-          <w:szCs w:val="21"/>
-        </w:rPr>
-        <w:t>能对当前业务的需求进行合理评估，并做出改善建议</w:t>
-      </w:r>
-    </w:p>
-    <w:p>
-      <w:pPr>
-        <w:spacing w:line="360" w:lineRule="exact"/>
-        <w:rPr>
-          <w:rFonts w:ascii="Calibri" w:eastAsia="微软雅黑" w:hAnsi="Calibri" w:cs="Calibri"/>
-          <w:color w:val="404040" w:themeColor="text1" w:themeTint="BF"/>
-        </w:rPr>
-      </w:pPr>
+          <w:rFonts w:ascii="Calibri" w:eastAsia="华文细黑" w:hAnsi="Calibri" w:cs="Calibri" w:hint="eastAsia"/>
+          <w:color w:val="404040" w:themeColor="text1" w:themeTint="BF"/>
+          <w:szCs w:val="21"/>
+        </w:rPr>
+      </w:pPr>
+      <w:r>
+        <w:rPr>
+          <w:rFonts w:ascii="Calibri" w:eastAsia="华文细黑" w:hAnsi="Calibri" w:cs="Calibri" w:hint="eastAsia"/>
+          <w:color w:val="404040" w:themeColor="text1" w:themeTint="BF"/>
+          <w:szCs w:val="21"/>
+        </w:rPr>
+        <w:t>具备良好的项目统筹与团队管理能力，能牵头版本交付、质量管控及技术培训</w:t>
+      </w:r>
+      <w:r>
+        <w:rPr>
+          <w:rFonts w:ascii="Calibri" w:eastAsia="华文细黑" w:hAnsi="Calibri" w:cs="Calibri" w:hint="eastAsia"/>
+          <w:color w:val="404040" w:themeColor="text1" w:themeTint="BF"/>
+          <w:szCs w:val="21"/>
+        </w:rPr>
+        <w:t>，推动项目高质量落地</w:t>
+      </w:r>
     </w:p>
     <w:sectPr>
       <w:headerReference w:type="even" r:id="rId8"/>
@@ -10619,6 +12349,96 @@
       </w:pPr>
     </w:lvl>
     <w:lvl w:ilvl="8" w:tplc="0409001B" w:tentative="1">
+      <w:start w:val="1"/>
+      <w:numFmt w:val="lowerRoman"/>
+      <w:lvlText w:val="%9."/>
+      <w:lvlJc w:val="right"/>
+      <w:pPr>
+        <w:ind w:left="3780" w:hanging="420"/>
+      </w:pPr>
+    </w:lvl>
+  </w:abstractNum>
+  <w:abstractNum w:abstractNumId="30" w15:restartNumberingAfterBreak="0">
+    <w:nsid w:val="7E653CAF"/>
+    <w:multiLevelType w:val="hybridMultilevel"/>
+    <w:tmpl w:val="0DE09A92"/>
+    <w:lvl w:ilvl="0" w:tplc="FFFFFFFF">
+      <w:start w:val="1"/>
+      <w:numFmt w:val="decimal"/>
+      <w:lvlText w:val="%1．"/>
+      <w:lvlJc w:val="left"/>
+      <w:pPr>
+        <w:ind w:left="360" w:hanging="360"/>
+      </w:pPr>
+      <w:rPr>
+        <w:rFonts w:hint="default"/>
+        <w:b w:val="0"/>
+      </w:rPr>
+    </w:lvl>
+    <w:lvl w:ilvl="1" w:tplc="FFFFFFFF" w:tentative="1">
+      <w:start w:val="1"/>
+      <w:numFmt w:val="lowerLetter"/>
+      <w:lvlText w:val="%2)"/>
+      <w:lvlJc w:val="left"/>
+      <w:pPr>
+        <w:ind w:left="840" w:hanging="420"/>
+      </w:pPr>
+    </w:lvl>
+    <w:lvl w:ilvl="2" w:tplc="FFFFFFFF" w:tentative="1">
+      <w:start w:val="1"/>
+      <w:numFmt w:val="lowerRoman"/>
+      <w:lvlText w:val="%3."/>
+      <w:lvlJc w:val="right"/>
+      <w:pPr>
+        <w:ind w:left="1260" w:hanging="420"/>
+      </w:pPr>
+    </w:lvl>
+    <w:lvl w:ilvl="3" w:tplc="FFFFFFFF" w:tentative="1">
+      <w:start w:val="1"/>
+      <w:numFmt w:val="decimal"/>
+      <w:lvlText w:val="%4."/>
+      <w:lvlJc w:val="left"/>
+      <w:pPr>
+        <w:ind w:left="1680" w:hanging="420"/>
+      </w:pPr>
+    </w:lvl>
+    <w:lvl w:ilvl="4" w:tplc="FFFFFFFF" w:tentative="1">
+      <w:start w:val="1"/>
+      <w:numFmt w:val="lowerLetter"/>
+      <w:lvlText w:val="%5)"/>
+      <w:lvlJc w:val="left"/>
+      <w:pPr>
+        <w:ind w:left="2100" w:hanging="420"/>
+      </w:pPr>
+    </w:lvl>
+    <w:lvl w:ilvl="5" w:tplc="FFFFFFFF" w:tentative="1">
+      <w:start w:val="1"/>
+      <w:numFmt w:val="lowerRoman"/>
+      <w:lvlText w:val="%6."/>
+      <w:lvlJc w:val="right"/>
+      <w:pPr>
+        <w:ind w:left="2520" w:hanging="420"/>
+      </w:pPr>
+    </w:lvl>
+    <w:lvl w:ilvl="6" w:tplc="FFFFFFFF" w:tentative="1">
+      <w:start w:val="1"/>
+      <w:numFmt w:val="decimal"/>
+      <w:lvlText w:val="%7."/>
+      <w:lvlJc w:val="left"/>
+      <w:pPr>
+        <w:ind w:left="2940" w:hanging="420"/>
+      </w:pPr>
+    </w:lvl>
+    <w:lvl w:ilvl="7" w:tplc="FFFFFFFF" w:tentative="1">
+      <w:start w:val="1"/>
+      <w:numFmt w:val="lowerLetter"/>
+      <w:lvlText w:val="%8)"/>
+      <w:lvlJc w:val="left"/>
+      <w:pPr>
+        <w:ind w:left="3360" w:hanging="420"/>
+      </w:pPr>
+    </w:lvl>
+    <w:lvl w:ilvl="8" w:tplc="FFFFFFFF" w:tentative="1">
       <w:start w:val="1"/>
       <w:numFmt w:val="lowerRoman"/>
       <w:lvlText w:val="%9."/>
@@ -10717,6 +12537,9 @@
   </w:num>
   <w:num w:numId="30" w16cid:durableId="1746684947">
     <w:abstractNumId w:val="7"/>
+  </w:num>
+  <w:num w:numId="31" w16cid:durableId="928276895">
+    <w:abstractNumId w:val="30"/>
   </w:num>
 </w:numbering>
 </file>
@@ -11116,7 +12939,7 @@
   <w:style w:type="paragraph" w:default="1" w:styleId="a">
     <w:name w:val="Normal"/>
     <w:qFormat/>
-    <w:rsid w:val="008E6C1F"/>
+    <w:rsid w:val="00746187"/>
     <w:pPr>
       <w:widowControl w:val="0"/>
       <w:jc w:val="both"/>
@@ -11125,7 +12948,6 @@
   <w:style w:type="character" w:default="1" w:styleId="a0">
     <w:name w:val="Default Paragraph Font"/>
     <w:uiPriority w:val="1"/>
-    <w:semiHidden/>
     <w:unhideWhenUsed/>
   </w:style>
   <w:style w:type="table" w:default="1" w:styleId="a1">

--- a/src/main/resources/于飞-简历-Java-5年 - 副本.docx
+++ b/src/main/resources/于飞-简历-Java-5年 - 副本.docx
@@ -1327,23 +1327,7 @@
           <w:color w:val="404040" w:themeColor="text1" w:themeTint="BF"/>
           <w:szCs w:val="21"/>
         </w:rPr>
-        <w:t>等常用数据库</w:t>
-      </w:r>
-      <w:r>
-        <w:rPr>
-          <w:rFonts w:ascii="Calibri" w:eastAsia="华文细黑" w:hAnsi="Calibri" w:cs="Calibri" w:hint="eastAsia"/>
-          <w:color w:val="404040" w:themeColor="text1" w:themeTint="BF"/>
-          <w:szCs w:val="21"/>
-        </w:rPr>
-        <w:t>，</w:t>
-      </w:r>
-      <w:r>
-        <w:rPr>
-          <w:rFonts w:ascii="Calibri" w:eastAsia="华文细黑" w:hAnsi="Calibri" w:cs="Calibri" w:hint="eastAsia"/>
-          <w:color w:val="404040" w:themeColor="text1" w:themeTint="BF"/>
-          <w:szCs w:val="21"/>
-        </w:rPr>
-        <w:t>对</w:t>
+        <w:t>等常用数据库，对</w:t>
       </w:r>
       <w:r>
         <w:rPr>
@@ -1372,7 +1356,7 @@
         <w:spacing w:line="320" w:lineRule="exact"/>
         <w:ind w:left="357" w:firstLineChars="0" w:hanging="357"/>
         <w:rPr>
-          <w:rFonts w:ascii="Calibri" w:eastAsia="华文细黑" w:hAnsi="Calibri" w:cs="Calibri" w:hint="eastAsia"/>
+          <w:rFonts w:ascii="Calibri" w:eastAsia="华文细黑" w:hAnsi="Calibri" w:cs="Calibri"/>
           <w:color w:val="404040" w:themeColor="text1" w:themeTint="BF"/>
           <w:szCs w:val="21"/>
         </w:rPr>
@@ -1436,7 +1420,7 @@
         <w:spacing w:line="320" w:lineRule="exact"/>
         <w:ind w:left="357" w:firstLineChars="0" w:hanging="357"/>
         <w:rPr>
-          <w:rFonts w:ascii="Calibri" w:eastAsia="华文细黑" w:hAnsi="Calibri" w:cs="Calibri" w:hint="eastAsia"/>
+          <w:rFonts w:ascii="Calibri" w:eastAsia="华文细黑" w:hAnsi="Calibri" w:cs="Calibri"/>
           <w:color w:val="404040" w:themeColor="text1" w:themeTint="BF"/>
           <w:szCs w:val="21"/>
         </w:rPr>
@@ -5897,7 +5881,7 @@
           <w:color w:val="404040" w:themeColor="text1" w:themeTint="BF"/>
           <w:szCs w:val="21"/>
         </w:rPr>
-        <w:t>技术选型</w:t>
+        <w:t>技术栈</w:t>
       </w:r>
       <w:r>
         <w:rPr>
@@ -6425,7 +6409,7 @@
           <w:color w:val="404040" w:themeColor="text1" w:themeTint="BF"/>
           <w:szCs w:val="21"/>
         </w:rPr>
-        <w:t>技术选型</w:t>
+        <w:t>技术栈</w:t>
       </w:r>
       <w:r>
         <w:rPr>
@@ -7856,7 +7840,7 @@
           <w:color w:val="404040" w:themeColor="text1" w:themeTint="BF"/>
           <w:szCs w:val="21"/>
         </w:rPr>
-        <w:t>技术选型</w:t>
+        <w:t>技术栈</w:t>
       </w:r>
       <w:r>
         <w:rPr>
@@ -8426,7 +8410,7 @@
           <w:color w:val="404040" w:themeColor="text1" w:themeTint="BF"/>
           <w:szCs w:val="21"/>
         </w:rPr>
-        <w:t>技术选型</w:t>
+        <w:t>技术栈</w:t>
       </w:r>
       <w:r>
         <w:rPr>
@@ -9448,7 +9432,7 @@
         <w:spacing w:line="320" w:lineRule="atLeast"/>
         <w:ind w:left="357" w:firstLineChars="0" w:hanging="357"/>
         <w:rPr>
-          <w:rFonts w:ascii="Calibri" w:eastAsia="华文细黑" w:hAnsi="Calibri" w:cs="Calibri" w:hint="eastAsia"/>
+          <w:rFonts w:ascii="Calibri" w:eastAsia="华文细黑" w:hAnsi="Calibri" w:cs="Calibri"/>
           <w:color w:val="404040" w:themeColor="text1" w:themeTint="BF"/>
           <w:szCs w:val="21"/>
         </w:rPr>
@@ -12948,6 +12932,7 @@
   <w:style w:type="character" w:default="1" w:styleId="a0">
     <w:name w:val="Default Paragraph Font"/>
     <w:uiPriority w:val="1"/>
+    <w:semiHidden/>
     <w:unhideWhenUsed/>
   </w:style>
   <w:style w:type="table" w:default="1" w:styleId="a1">
